--- a/Informe_Final/Act_Epe1 M3_Hugo Ramirez Desarrollo Web_2.docx
+++ b/Informe_Final/Act_Epe1 M3_Hugo Ramirez Desarrollo Web_2.docx
@@ -810,7 +810,7 @@
           <w:bCs/>
           <w:lang w:val="es-CL"/>
         </w:rPr>
-        <w:t>sábado, 12 de septiembre de 2026</w:t>
+        <w:t>domingo, 20 de septiembre de 2026</w:t>
       </w:r>
     </w:p>
     <w:p>
@@ -818,7 +818,7 @@
         <w:tabs>
           <w:tab w:val="left" w:pos="312"/>
         </w:tabs>
-        <w:jc w:val="both"/>
+        <w:jc w:val="right"/>
         <w:rPr>
           <w:b/>
           <w:lang w:val="es-CL"/>
@@ -1346,14 +1346,28 @@
       </w:pPr>
       <w:r>
         <w:rPr>
+          <w:noProof/>
+        </w:rPr>
+        <w:t xml:space="preserve">  </w:t>
+      </w:r>
+      <w:r>
+        <w:rPr>
           <w:u w:val="single"/>
           <w:lang w:val="es-CL"/>
         </w:rPr>
+        <w:br w:type="page"/>
+      </w:r>
+      <w:r>
+        <w:rPr>
+          <w:u w:val="single"/>
+          <w:lang w:val="es-CL"/>
+        </w:rPr>
+        <w:lastRenderedPageBreak/>
         <w:drawing>
-          <wp:inline distT="0" distB="0" distL="0" distR="0" wp14:anchorId="2FE9B6C3" wp14:editId="6943E535">
-            <wp:extent cx="5612130" cy="2800985"/>
+          <wp:inline distT="0" distB="0" distL="0" distR="0" wp14:anchorId="64320D09" wp14:editId="2B022989">
+            <wp:extent cx="5612130" cy="2597150"/>
             <wp:effectExtent l="0" t="0" r="7620" b="0"/>
-            <wp:docPr id="420683982" name="Imagen 1"/>
+            <wp:docPr id="1163983329" name="Imagen 1"/>
             <wp:cNvGraphicFramePr>
               <a:graphicFrameLocks xmlns:a="http://schemas.openxmlformats.org/drawingml/2006/main" noChangeAspect="1"/>
             </wp:cNvGraphicFramePr>
@@ -1361,7 +1375,7 @@
               <a:graphicData uri="http://schemas.openxmlformats.org/drawingml/2006/picture">
                 <pic:pic xmlns:pic="http://schemas.openxmlformats.org/drawingml/2006/picture">
                   <pic:nvPicPr>
-                    <pic:cNvPr id="420683982" name=""/>
+                    <pic:cNvPr id="1163983329" name=""/>
                     <pic:cNvPicPr/>
                   </pic:nvPicPr>
                   <pic:blipFill>
@@ -1373,7 +1387,7 @@
                   <pic:spPr>
                     <a:xfrm>
                       <a:off x="0" y="0"/>
-                      <a:ext cx="5612130" cy="2800985"/>
+                      <a:ext cx="5612130" cy="2597150"/>
                     </a:xfrm>
                     <a:prstGeom prst="rect">
                       <a:avLst/>
@@ -1387,20 +1401,14 @@
       </w:r>
       <w:r>
         <w:rPr>
-          <w:noProof/>
-        </w:rPr>
-        <w:t xml:space="preserve"> </w:t>
-      </w:r>
-      <w:r>
-        <w:rPr>
           <w:u w:val="single"/>
           <w:lang w:val="es-CL"/>
         </w:rPr>
         <w:drawing>
-          <wp:inline distT="0" distB="0" distL="0" distR="0" wp14:anchorId="53487945" wp14:editId="0E0EEA0F">
-            <wp:extent cx="5612130" cy="2060575"/>
-            <wp:effectExtent l="0" t="0" r="7620" b="0"/>
-            <wp:docPr id="1876974786" name="Imagen 1"/>
+          <wp:inline distT="0" distB="0" distL="0" distR="0" wp14:anchorId="1428A625" wp14:editId="539B6751">
+            <wp:extent cx="5612130" cy="2322195"/>
+            <wp:effectExtent l="0" t="0" r="7620" b="1905"/>
+            <wp:docPr id="481512160" name="Imagen 1"/>
             <wp:cNvGraphicFramePr>
               <a:graphicFrameLocks xmlns:a="http://schemas.openxmlformats.org/drawingml/2006/main" noChangeAspect="1"/>
             </wp:cNvGraphicFramePr>
@@ -1408,7 +1416,7 @@
               <a:graphicData uri="http://schemas.openxmlformats.org/drawingml/2006/picture">
                 <pic:pic xmlns:pic="http://schemas.openxmlformats.org/drawingml/2006/picture">
                   <pic:nvPicPr>
-                    <pic:cNvPr id="1876974786" name=""/>
+                    <pic:cNvPr id="481512160" name=""/>
                     <pic:cNvPicPr/>
                   </pic:nvPicPr>
                   <pic:blipFill>
@@ -1420,7 +1428,7 @@
                   <pic:spPr>
                     <a:xfrm>
                       <a:off x="0" y="0"/>
-                      <a:ext cx="5612130" cy="2060575"/>
+                      <a:ext cx="5612130" cy="2322195"/>
                     </a:xfrm>
                     <a:prstGeom prst="rect">
                       <a:avLst/>
@@ -1434,19 +1442,15 @@
       </w:r>
       <w:r>
         <w:rPr>
-          <w:noProof/>
-        </w:rPr>
-        <w:t xml:space="preserve"> </w:t>
-      </w:r>
-      <w:r>
-        <w:rPr>
-          <w:noProof/>
-        </w:rPr>
+          <w:u w:val="single"/>
+          <w:lang w:val="es-CL"/>
+        </w:rPr>
+        <w:lastRenderedPageBreak/>
         <w:drawing>
-          <wp:inline distT="0" distB="0" distL="0" distR="0" wp14:anchorId="053F6002" wp14:editId="19A3714C">
-            <wp:extent cx="5612130" cy="1971675"/>
-            <wp:effectExtent l="0" t="0" r="7620" b="9525"/>
-            <wp:docPr id="126093257" name="Imagen 1"/>
+          <wp:inline distT="0" distB="0" distL="0" distR="0" wp14:anchorId="446917FE" wp14:editId="40F04548">
+            <wp:extent cx="5612130" cy="2464435"/>
+            <wp:effectExtent l="0" t="0" r="7620" b="0"/>
+            <wp:docPr id="196066926" name="Imagen 1"/>
             <wp:cNvGraphicFramePr>
               <a:graphicFrameLocks xmlns:a="http://schemas.openxmlformats.org/drawingml/2006/main" noChangeAspect="1"/>
             </wp:cNvGraphicFramePr>
@@ -1454,7 +1458,7 @@
               <a:graphicData uri="http://schemas.openxmlformats.org/drawingml/2006/picture">
                 <pic:pic xmlns:pic="http://schemas.openxmlformats.org/drawingml/2006/picture">
                   <pic:nvPicPr>
-                    <pic:cNvPr id="126093257" name=""/>
+                    <pic:cNvPr id="196066926" name=""/>
                     <pic:cNvPicPr/>
                   </pic:nvPicPr>
                   <pic:blipFill>
@@ -1466,7 +1470,7 @@
                   <pic:spPr>
                     <a:xfrm>
                       <a:off x="0" y="0"/>
-                      <a:ext cx="5612130" cy="1971675"/>
+                      <a:ext cx="5612130" cy="2464435"/>
                     </a:xfrm>
                     <a:prstGeom prst="rect">
                       <a:avLst/>
@@ -1483,65 +1487,11 @@
           <w:u w:val="single"/>
           <w:lang w:val="es-CL"/>
         </w:rPr>
-        <w:br w:type="page"/>
-      </w:r>
-    </w:p>
-    <w:p>
-      <w:pPr>
-        <w:pStyle w:val="Subttulo"/>
-        <w:numPr>
-          <w:ilvl w:val="0"/>
-          <w:numId w:val="31"/>
-        </w:numPr>
-        <w:rPr>
-          <w:lang w:val="es-CL"/>
-        </w:rPr>
-      </w:pPr>
-      <w:r>
-        <w:rPr>
-          <w:lang w:val="es-CL"/>
-        </w:rPr>
-        <w:lastRenderedPageBreak/>
-        <w:t>Curso</w:t>
-      </w:r>
-      <w:r>
-        <w:rPr>
-          <w:lang w:val="es-CL"/>
-        </w:rPr>
-        <w:t>Dao.java</w:t>
-      </w:r>
-      <w:r>
-        <w:rPr>
-          <w:lang w:val="es-CL"/>
-        </w:rPr>
-        <w:t>)</w:t>
-      </w:r>
-    </w:p>
-    <w:p>
-      <w:pPr>
-        <w:rPr>
-          <w:u w:val="single"/>
-          <w:lang w:val="es-CL"/>
-        </w:rPr>
-      </w:pPr>
-    </w:p>
-    <w:p>
-      <w:pPr>
-        <w:rPr>
-          <w:u w:val="single"/>
-          <w:lang w:val="es-CL"/>
-        </w:rPr>
-      </w:pPr>
-      <w:r>
-        <w:rPr>
-          <w:u w:val="single"/>
-          <w:lang w:val="es-CL"/>
-        </w:rPr>
         <w:drawing>
-          <wp:inline distT="0" distB="0" distL="0" distR="0" wp14:anchorId="37733629" wp14:editId="359E4D25">
-            <wp:extent cx="5612130" cy="2620010"/>
-            <wp:effectExtent l="0" t="0" r="7620" b="8890"/>
-            <wp:docPr id="1937363583" name="Imagen 1"/>
+          <wp:inline distT="0" distB="0" distL="0" distR="0" wp14:anchorId="698F130A" wp14:editId="74E5335F">
+            <wp:extent cx="5612130" cy="1145540"/>
+            <wp:effectExtent l="0" t="0" r="7620" b="0"/>
+            <wp:docPr id="693444865" name="Imagen 1"/>
             <wp:cNvGraphicFramePr>
               <a:graphicFrameLocks xmlns:a="http://schemas.openxmlformats.org/drawingml/2006/main" noChangeAspect="1"/>
             </wp:cNvGraphicFramePr>
@@ -1549,7 +1499,7 @@
               <a:graphicData uri="http://schemas.openxmlformats.org/drawingml/2006/picture">
                 <pic:pic xmlns:pic="http://schemas.openxmlformats.org/drawingml/2006/picture">
                   <pic:nvPicPr>
-                    <pic:cNvPr id="1937363583" name=""/>
+                    <pic:cNvPr id="693444865" name=""/>
                     <pic:cNvPicPr/>
                   </pic:nvPicPr>
                   <pic:blipFill>
@@ -1561,7 +1511,7 @@
                   <pic:spPr>
                     <a:xfrm>
                       <a:off x="0" y="0"/>
-                      <a:ext cx="5612130" cy="2620010"/>
+                      <a:ext cx="5612130" cy="1145540"/>
                     </a:xfrm>
                     <a:prstGeom prst="rect">
                       <a:avLst/>
@@ -1573,22 +1523,52 @@
           </wp:inline>
         </w:drawing>
       </w:r>
-      <w:r>
-        <w:rPr>
-          <w:noProof/>
-        </w:rPr>
-        <w:t xml:space="preserve"> </w:t>
-      </w:r>
-      <w:r>
-        <w:rPr>
-          <w:u w:val="single"/>
+    </w:p>
+    <w:p>
+      <w:pPr>
+        <w:pStyle w:val="Subttulo"/>
+        <w:numPr>
+          <w:ilvl w:val="0"/>
+          <w:numId w:val="31"/>
+        </w:numPr>
+        <w:rPr>
+          <w:lang w:val="es-CL"/>
+        </w:rPr>
+      </w:pPr>
+      <w:r>
+        <w:rPr>
+          <w:lang w:val="es-CL"/>
+        </w:rPr>
+        <w:t>Curso</w:t>
+      </w:r>
+      <w:r>
+        <w:rPr>
+          <w:lang w:val="es-CL"/>
+        </w:rPr>
+        <w:t>Dao.java</w:t>
+      </w:r>
+      <w:r>
+        <w:rPr>
+          <w:lang w:val="es-CL"/>
+        </w:rPr>
+        <w:t>)</w:t>
+      </w:r>
+    </w:p>
+    <w:p>
+      <w:pPr>
+        <w:rPr>
+          <w:lang w:val="es-CL"/>
+        </w:rPr>
+      </w:pPr>
+      <w:r>
+        <w:rPr>
           <w:lang w:val="es-CL"/>
         </w:rPr>
         <w:drawing>
-          <wp:inline distT="0" distB="0" distL="0" distR="0" wp14:anchorId="3E08CAAB" wp14:editId="5287C5A2">
-            <wp:extent cx="5612130" cy="2604135"/>
-            <wp:effectExtent l="0" t="0" r="7620" b="5715"/>
-            <wp:docPr id="391398196" name="Imagen 1"/>
+          <wp:inline distT="0" distB="0" distL="0" distR="0" wp14:anchorId="678F0D20" wp14:editId="163316F6">
+            <wp:extent cx="5612130" cy="1680210"/>
+            <wp:effectExtent l="0" t="0" r="7620" b="0"/>
+            <wp:docPr id="2110812126" name="Imagen 1"/>
             <wp:cNvGraphicFramePr>
               <a:graphicFrameLocks xmlns:a="http://schemas.openxmlformats.org/drawingml/2006/main" noChangeAspect="1"/>
             </wp:cNvGraphicFramePr>
@@ -1596,7 +1576,7 @@
               <a:graphicData uri="http://schemas.openxmlformats.org/drawingml/2006/picture">
                 <pic:pic xmlns:pic="http://schemas.openxmlformats.org/drawingml/2006/picture">
                   <pic:nvPicPr>
-                    <pic:cNvPr id="391398196" name=""/>
+                    <pic:cNvPr id="2110812126" name=""/>
                     <pic:cNvPicPr/>
                   </pic:nvPicPr>
                   <pic:blipFill>
@@ -1608,7 +1588,7 @@
                   <pic:spPr>
                     <a:xfrm>
                       <a:off x="0" y="0"/>
-                      <a:ext cx="5612130" cy="2604135"/>
+                      <a:ext cx="5612130" cy="1680210"/>
                     </a:xfrm>
                     <a:prstGeom prst="rect">
                       <a:avLst/>
@@ -1620,22 +1600,23 @@
           </wp:inline>
         </w:drawing>
       </w:r>
-      <w:r>
-        <w:rPr>
-          <w:noProof/>
-        </w:rPr>
-        <w:t xml:space="preserve"> </w:t>
-      </w:r>
-      <w:r>
-        <w:rPr>
-          <w:noProof/>
+    </w:p>
+    <w:p>
+      <w:pPr>
+        <w:rPr>
+          <w:lang w:val="es-CL"/>
+        </w:rPr>
+      </w:pPr>
+      <w:r>
+        <w:rPr>
+          <w:lang w:val="es-CL"/>
         </w:rPr>
         <w:lastRenderedPageBreak/>
         <w:drawing>
-          <wp:inline distT="0" distB="0" distL="0" distR="0" wp14:anchorId="1A2F2F3B" wp14:editId="615FE9EF">
-            <wp:extent cx="5612130" cy="2129155"/>
-            <wp:effectExtent l="0" t="0" r="7620" b="4445"/>
-            <wp:docPr id="452878266" name="Imagen 1"/>
+          <wp:inline distT="0" distB="0" distL="0" distR="0" wp14:anchorId="4AF10759" wp14:editId="29FD2ED1">
+            <wp:extent cx="5612130" cy="2500630"/>
+            <wp:effectExtent l="0" t="0" r="7620" b="0"/>
+            <wp:docPr id="1875254071" name="Imagen 1"/>
             <wp:cNvGraphicFramePr>
               <a:graphicFrameLocks xmlns:a="http://schemas.openxmlformats.org/drawingml/2006/main" noChangeAspect="1"/>
             </wp:cNvGraphicFramePr>
@@ -1643,7 +1624,7 @@
               <a:graphicData uri="http://schemas.openxmlformats.org/drawingml/2006/picture">
                 <pic:pic xmlns:pic="http://schemas.openxmlformats.org/drawingml/2006/picture">
                   <pic:nvPicPr>
-                    <pic:cNvPr id="452878266" name=""/>
+                    <pic:cNvPr id="1875254071" name=""/>
                     <pic:cNvPicPr/>
                   </pic:nvPicPr>
                   <pic:blipFill>
@@ -1655,7 +1636,7 @@
                   <pic:spPr>
                     <a:xfrm>
                       <a:off x="0" y="0"/>
-                      <a:ext cx="5612130" cy="2129155"/>
+                      <a:ext cx="5612130" cy="2500630"/>
                     </a:xfrm>
                     <a:prstGeom prst="rect">
                       <a:avLst/>
@@ -1669,19 +1650,13 @@
       </w:r>
       <w:r>
         <w:rPr>
-          <w:noProof/>
-        </w:rPr>
-        <w:t xml:space="preserve"> </w:t>
-      </w:r>
-      <w:r>
-        <w:rPr>
-          <w:noProof/>
+          <w:lang w:val="es-CL"/>
         </w:rPr>
         <w:drawing>
-          <wp:inline distT="0" distB="0" distL="0" distR="0" wp14:anchorId="6A26AAE1" wp14:editId="1D29DBC0">
-            <wp:extent cx="5612130" cy="1564640"/>
-            <wp:effectExtent l="0" t="0" r="7620" b="0"/>
-            <wp:docPr id="410662103" name="Imagen 1"/>
+          <wp:inline distT="0" distB="0" distL="0" distR="0" wp14:anchorId="619F2DEC" wp14:editId="5923A1D5">
+            <wp:extent cx="5612130" cy="1556385"/>
+            <wp:effectExtent l="0" t="0" r="7620" b="5715"/>
+            <wp:docPr id="2017404952" name="Imagen 1"/>
             <wp:cNvGraphicFramePr>
               <a:graphicFrameLocks xmlns:a="http://schemas.openxmlformats.org/drawingml/2006/main" noChangeAspect="1"/>
             </wp:cNvGraphicFramePr>
@@ -1689,7 +1664,7 @@
               <a:graphicData uri="http://schemas.openxmlformats.org/drawingml/2006/picture">
                 <pic:pic xmlns:pic="http://schemas.openxmlformats.org/drawingml/2006/picture">
                   <pic:nvPicPr>
-                    <pic:cNvPr id="410662103" name=""/>
+                    <pic:cNvPr id="2017404952" name=""/>
                     <pic:cNvPicPr/>
                   </pic:nvPicPr>
                   <pic:blipFill>
@@ -1701,7 +1676,7 @@
                   <pic:spPr>
                     <a:xfrm>
                       <a:off x="0" y="0"/>
-                      <a:ext cx="5612130" cy="1564640"/>
+                      <a:ext cx="5612130" cy="1556385"/>
                     </a:xfrm>
                     <a:prstGeom prst="rect">
                       <a:avLst/>
@@ -1715,19 +1690,13 @@
       </w:r>
       <w:r>
         <w:rPr>
-          <w:noProof/>
-        </w:rPr>
-        <w:t xml:space="preserve"> </w:t>
-      </w:r>
-      <w:r>
-        <w:rPr>
-          <w:noProof/>
+          <w:lang w:val="es-CL"/>
         </w:rPr>
         <w:drawing>
-          <wp:inline distT="0" distB="0" distL="0" distR="0" wp14:anchorId="3A72746E" wp14:editId="0C0C3605">
-            <wp:extent cx="5612130" cy="1683385"/>
+          <wp:inline distT="0" distB="0" distL="0" distR="0" wp14:anchorId="4D05C03B" wp14:editId="29C620E7">
+            <wp:extent cx="5612130" cy="1510665"/>
             <wp:effectExtent l="0" t="0" r="7620" b="0"/>
-            <wp:docPr id="1814560420" name="Imagen 1"/>
+            <wp:docPr id="657845049" name="Imagen 1"/>
             <wp:cNvGraphicFramePr>
               <a:graphicFrameLocks xmlns:a="http://schemas.openxmlformats.org/drawingml/2006/main" noChangeAspect="1"/>
             </wp:cNvGraphicFramePr>
@@ -1735,7 +1704,7 @@
               <a:graphicData uri="http://schemas.openxmlformats.org/drawingml/2006/picture">
                 <pic:pic xmlns:pic="http://schemas.openxmlformats.org/drawingml/2006/picture">
                   <pic:nvPicPr>
-                    <pic:cNvPr id="1814560420" name=""/>
+                    <pic:cNvPr id="657845049" name=""/>
                     <pic:cNvPicPr/>
                   </pic:nvPicPr>
                   <pic:blipFill>
@@ -1747,7 +1716,7 @@
                   <pic:spPr>
                     <a:xfrm>
                       <a:off x="0" y="0"/>
-                      <a:ext cx="5612130" cy="1683385"/>
+                      <a:ext cx="5612130" cy="1510665"/>
                     </a:xfrm>
                     <a:prstGeom prst="rect">
                       <a:avLst/>
@@ -1763,67 +1732,19 @@
     <w:p>
       <w:pPr>
         <w:rPr>
-          <w:u w:val="single"/>
-          <w:lang w:val="es-CL"/>
-        </w:rPr>
-      </w:pPr>
-      <w:r>
-        <w:rPr>
-          <w:u w:val="single"/>
-          <w:lang w:val="es-CL"/>
-        </w:rPr>
-        <w:br w:type="page"/>
-      </w:r>
-    </w:p>
-    <w:p>
-      <w:pPr>
-        <w:rPr>
-          <w:u w:val="single"/>
-          <w:lang w:val="es-CL"/>
-        </w:rPr>
-      </w:pPr>
-    </w:p>
-    <w:p>
-      <w:pPr>
-        <w:rPr>
-          <w:rFonts w:asciiTheme="majorHAnsi" w:eastAsiaTheme="majorEastAsia" w:hAnsiTheme="majorHAnsi" w:cstheme="majorBidi"/>
-          <w:sz w:val="30"/>
-          <w:szCs w:val="30"/>
-          <w:lang w:val="es-CL"/>
-        </w:rPr>
-      </w:pPr>
-      <w:r>
-        <w:rPr>
-          <w:rFonts w:asciiTheme="majorHAnsi" w:eastAsiaTheme="majorEastAsia" w:hAnsiTheme="majorHAnsi" w:cstheme="majorBidi"/>
-          <w:sz w:val="30"/>
-          <w:szCs w:val="30"/>
-        </w:rPr>
-        <w:t>Entidad Usuario.java</w:t>
-      </w:r>
-    </w:p>
-    <w:p>
-      <w:pPr>
-        <w:rPr>
-          <w:rFonts w:asciiTheme="majorHAnsi" w:eastAsiaTheme="majorEastAsia" w:hAnsiTheme="majorHAnsi" w:cstheme="majorBidi"/>
-          <w:sz w:val="30"/>
-          <w:szCs w:val="30"/>
-          <w:u w:val="single"/>
-          <w:lang w:val="es-CL"/>
-        </w:rPr>
-      </w:pPr>
-      <w:r>
-        <w:rPr>
-          <w:rFonts w:asciiTheme="majorHAnsi" w:eastAsiaTheme="majorEastAsia" w:hAnsiTheme="majorHAnsi" w:cstheme="majorBidi"/>
-          <w:sz w:val="30"/>
-          <w:szCs w:val="30"/>
-          <w:u w:val="single"/>
-          <w:lang w:val="es-CL"/>
-        </w:rPr>
+          <w:lang w:val="es-CL"/>
+        </w:rPr>
+      </w:pPr>
+      <w:r>
+        <w:rPr>
+          <w:lang w:val="es-CL"/>
+        </w:rPr>
+        <w:lastRenderedPageBreak/>
         <w:drawing>
-          <wp:inline distT="0" distB="0" distL="0" distR="0" wp14:anchorId="1F2BF5A7" wp14:editId="006B7AAC">
-            <wp:extent cx="5612130" cy="1455420"/>
+          <wp:inline distT="0" distB="0" distL="0" distR="0" wp14:anchorId="3EF9F168" wp14:editId="7E868A04">
+            <wp:extent cx="5612130" cy="2803525"/>
             <wp:effectExtent l="0" t="0" r="7620" b="0"/>
-            <wp:docPr id="896983498" name="Imagen 1"/>
+            <wp:docPr id="1255487255" name="Imagen 1"/>
             <wp:cNvGraphicFramePr>
               <a:graphicFrameLocks xmlns:a="http://schemas.openxmlformats.org/drawingml/2006/main" noChangeAspect="1"/>
             </wp:cNvGraphicFramePr>
@@ -1831,7 +1752,7 @@
               <a:graphicData uri="http://schemas.openxmlformats.org/drawingml/2006/picture">
                 <pic:pic xmlns:pic="http://schemas.openxmlformats.org/drawingml/2006/picture">
                   <pic:nvPicPr>
-                    <pic:cNvPr id="896983498" name=""/>
+                    <pic:cNvPr id="1255487255" name=""/>
                     <pic:cNvPicPr/>
                   </pic:nvPicPr>
                   <pic:blipFill>
@@ -1843,7 +1764,7 @@
                   <pic:spPr>
                     <a:xfrm>
                       <a:off x="0" y="0"/>
-                      <a:ext cx="5612130" cy="1455420"/>
+                      <a:ext cx="5612130" cy="2803525"/>
                     </a:xfrm>
                     <a:prstGeom prst="rect">
                       <a:avLst/>
@@ -1855,19 +1776,22 @@
           </wp:inline>
         </w:drawing>
       </w:r>
-      <w:r>
-        <w:rPr>
-          <w:rFonts w:asciiTheme="majorHAnsi" w:eastAsiaTheme="majorEastAsia" w:hAnsiTheme="majorHAnsi" w:cstheme="majorBidi"/>
-          <w:sz w:val="30"/>
-          <w:szCs w:val="30"/>
-          <w:u w:val="single"/>
+    </w:p>
+    <w:p>
+      <w:pPr>
+        <w:rPr>
+          <w:lang w:val="es-CL"/>
+        </w:rPr>
+      </w:pPr>
+      <w:r>
+        <w:rPr>
           <w:lang w:val="es-CL"/>
         </w:rPr>
         <w:drawing>
-          <wp:inline distT="0" distB="0" distL="0" distR="0" wp14:anchorId="57EDCF24" wp14:editId="64F1987D">
-            <wp:extent cx="5612130" cy="1677035"/>
-            <wp:effectExtent l="0" t="0" r="7620" b="0"/>
-            <wp:docPr id="1530683413" name="Imagen 1"/>
+          <wp:inline distT="0" distB="0" distL="0" distR="0" wp14:anchorId="6B63876D" wp14:editId="57D56213">
+            <wp:extent cx="5612130" cy="3419475"/>
+            <wp:effectExtent l="0" t="0" r="7620" b="9525"/>
+            <wp:docPr id="343022428" name="Imagen 1"/>
             <wp:cNvGraphicFramePr>
               <a:graphicFrameLocks xmlns:a="http://schemas.openxmlformats.org/drawingml/2006/main" noChangeAspect="1"/>
             </wp:cNvGraphicFramePr>
@@ -1875,7 +1799,7 @@
               <a:graphicData uri="http://schemas.openxmlformats.org/drawingml/2006/picture">
                 <pic:pic xmlns:pic="http://schemas.openxmlformats.org/drawingml/2006/picture">
                   <pic:nvPicPr>
-                    <pic:cNvPr id="1530683413" name=""/>
+                    <pic:cNvPr id="343022428" name=""/>
                     <pic:cNvPicPr/>
                   </pic:nvPicPr>
                   <pic:blipFill>
@@ -1887,7 +1811,7 @@
                   <pic:spPr>
                     <a:xfrm>
                       <a:off x="0" y="0"/>
-                      <a:ext cx="5612130" cy="1677035"/>
+                      <a:ext cx="5612130" cy="3419475"/>
                     </a:xfrm>
                     <a:prstGeom prst="rect">
                       <a:avLst/>
@@ -1899,7 +1823,72 @@
           </wp:inline>
         </w:drawing>
       </w:r>
-      <w:r>
+    </w:p>
+    <w:p>
+      <w:pPr>
+        <w:rPr>
+          <w:u w:val="single"/>
+          <w:lang w:val="es-CL"/>
+        </w:rPr>
+      </w:pPr>
+    </w:p>
+    <w:p>
+      <w:pPr>
+        <w:rPr>
+          <w:u w:val="single"/>
+          <w:lang w:val="es-CL"/>
+        </w:rPr>
+      </w:pPr>
+      <w:r>
+        <w:rPr>
+          <w:noProof/>
+        </w:rPr>
+        <w:t xml:space="preserve">    </w:t>
+      </w:r>
+    </w:p>
+    <w:p>
+      <w:pPr>
+        <w:rPr>
+          <w:u w:val="single"/>
+          <w:lang w:val="es-CL"/>
+        </w:rPr>
+      </w:pPr>
+      <w:r>
+        <w:rPr>
+          <w:u w:val="single"/>
+          <w:lang w:val="es-CL"/>
+        </w:rPr>
+        <w:br w:type="page"/>
+      </w:r>
+    </w:p>
+    <w:p>
+      <w:pPr>
+        <w:rPr>
+          <w:u w:val="single"/>
+          <w:lang w:val="es-CL"/>
+        </w:rPr>
+      </w:pPr>
+    </w:p>
+    <w:p>
+      <w:pPr>
+        <w:rPr>
+          <w:rFonts w:asciiTheme="majorHAnsi" w:eastAsiaTheme="majorEastAsia" w:hAnsiTheme="majorHAnsi" w:cstheme="majorBidi"/>
+          <w:sz w:val="30"/>
+          <w:szCs w:val="30"/>
+          <w:lang w:val="es-CL"/>
+        </w:rPr>
+      </w:pPr>
+      <w:r>
+        <w:rPr>
+          <w:rFonts w:asciiTheme="majorHAnsi" w:eastAsiaTheme="majorEastAsia" w:hAnsiTheme="majorHAnsi" w:cstheme="majorBidi"/>
+          <w:sz w:val="30"/>
+          <w:szCs w:val="30"/>
+        </w:rPr>
+        <w:t>Entidad Usuario.java</w:t>
+      </w:r>
+    </w:p>
+    <w:p>
+      <w:pPr>
         <w:rPr>
           <w:rFonts w:asciiTheme="majorHAnsi" w:eastAsiaTheme="majorEastAsia" w:hAnsiTheme="majorHAnsi" w:cstheme="majorBidi"/>
           <w:sz w:val="30"/>
@@ -1907,11 +1896,20 @@
           <w:u w:val="single"/>
           <w:lang w:val="es-CL"/>
         </w:rPr>
+      </w:pPr>
+      <w:r>
+        <w:rPr>
+          <w:rFonts w:asciiTheme="majorHAnsi" w:eastAsiaTheme="majorEastAsia" w:hAnsiTheme="majorHAnsi" w:cstheme="majorBidi"/>
+          <w:sz w:val="30"/>
+          <w:szCs w:val="30"/>
+          <w:u w:val="single"/>
+          <w:lang w:val="es-CL"/>
+        </w:rPr>
         <w:drawing>
-          <wp:inline distT="0" distB="0" distL="0" distR="0" wp14:anchorId="0DFBC4DE" wp14:editId="6F585A73">
-            <wp:extent cx="5612130" cy="1737360"/>
-            <wp:effectExtent l="0" t="0" r="7620" b="0"/>
-            <wp:docPr id="1370354358" name="Imagen 1"/>
+          <wp:inline distT="0" distB="0" distL="0" distR="0" wp14:anchorId="60694FA6" wp14:editId="6116DC01">
+            <wp:extent cx="5612130" cy="3858260"/>
+            <wp:effectExtent l="0" t="0" r="7620" b="8890"/>
+            <wp:docPr id="966299578" name="Imagen 1"/>
             <wp:cNvGraphicFramePr>
               <a:graphicFrameLocks xmlns:a="http://schemas.openxmlformats.org/drawingml/2006/main" noChangeAspect="1"/>
             </wp:cNvGraphicFramePr>
@@ -1919,7 +1917,7 @@
               <a:graphicData uri="http://schemas.openxmlformats.org/drawingml/2006/picture">
                 <pic:pic xmlns:pic="http://schemas.openxmlformats.org/drawingml/2006/picture">
                   <pic:nvPicPr>
-                    <pic:cNvPr id="1370354358" name=""/>
+                    <pic:cNvPr id="966299578" name=""/>
                     <pic:cNvPicPr/>
                   </pic:nvPicPr>
                   <pic:blipFill>
@@ -1931,7 +1929,7 @@
                   <pic:spPr>
                     <a:xfrm>
                       <a:off x="0" y="0"/>
-                      <a:ext cx="5612130" cy="1737360"/>
+                      <a:ext cx="5612130" cy="3858260"/>
                     </a:xfrm>
                     <a:prstGeom prst="rect">
                       <a:avLst/>
@@ -1943,7 +1941,9 @@
           </wp:inline>
         </w:drawing>
       </w:r>
-      <w:r>
+    </w:p>
+    <w:p>
+      <w:pPr>
         <w:rPr>
           <w:rFonts w:asciiTheme="majorHAnsi" w:eastAsiaTheme="majorEastAsia" w:hAnsiTheme="majorHAnsi" w:cstheme="majorBidi"/>
           <w:sz w:val="30"/>
@@ -1951,12 +1951,21 @@
           <w:u w:val="single"/>
           <w:lang w:val="es-CL"/>
         </w:rPr>
+      </w:pPr>
+      <w:r>
+        <w:rPr>
+          <w:rFonts w:asciiTheme="majorHAnsi" w:eastAsiaTheme="majorEastAsia" w:hAnsiTheme="majorHAnsi" w:cstheme="majorBidi"/>
+          <w:sz w:val="30"/>
+          <w:szCs w:val="30"/>
+          <w:u w:val="single"/>
+          <w:lang w:val="es-CL"/>
+        </w:rPr>
         <w:lastRenderedPageBreak/>
         <w:drawing>
-          <wp:inline distT="0" distB="0" distL="0" distR="0" wp14:anchorId="370161AD" wp14:editId="651A819D">
-            <wp:extent cx="5612130" cy="1659890"/>
+          <wp:inline distT="0" distB="0" distL="0" distR="0" wp14:anchorId="31A903A8" wp14:editId="56FA8285">
+            <wp:extent cx="5612130" cy="3413760"/>
             <wp:effectExtent l="0" t="0" r="7620" b="0"/>
-            <wp:docPr id="269448884" name="Imagen 1"/>
+            <wp:docPr id="737045786" name="Imagen 1"/>
             <wp:cNvGraphicFramePr>
               <a:graphicFrameLocks xmlns:a="http://schemas.openxmlformats.org/drawingml/2006/main" noChangeAspect="1"/>
             </wp:cNvGraphicFramePr>
@@ -1964,7 +1973,7 @@
               <a:graphicData uri="http://schemas.openxmlformats.org/drawingml/2006/picture">
                 <pic:pic xmlns:pic="http://schemas.openxmlformats.org/drawingml/2006/picture">
                   <pic:nvPicPr>
-                    <pic:cNvPr id="269448884" name=""/>
+                    <pic:cNvPr id="737045786" name=""/>
                     <pic:cNvPicPr/>
                   </pic:nvPicPr>
                   <pic:blipFill>
@@ -1976,7 +1985,7 @@
                   <pic:spPr>
                     <a:xfrm>
                       <a:off x="0" y="0"/>
-                      <a:ext cx="5612130" cy="1659890"/>
+                      <a:ext cx="5612130" cy="3413760"/>
                     </a:xfrm>
                     <a:prstGeom prst="rect">
                       <a:avLst/>
@@ -1997,10 +2006,10 @@
           <w:lang w:val="es-CL"/>
         </w:rPr>
         <w:drawing>
-          <wp:inline distT="0" distB="0" distL="0" distR="0" wp14:anchorId="1DB0F259" wp14:editId="64C9C0D9">
-            <wp:extent cx="5612130" cy="1064895"/>
+          <wp:inline distT="0" distB="0" distL="0" distR="0" wp14:anchorId="764ADE03" wp14:editId="597D3D1D">
+            <wp:extent cx="5612130" cy="1026795"/>
             <wp:effectExtent l="0" t="0" r="7620" b="1905"/>
-            <wp:docPr id="1667953149" name="Imagen 1"/>
+            <wp:docPr id="1716370478" name="Imagen 1"/>
             <wp:cNvGraphicFramePr>
               <a:graphicFrameLocks xmlns:a="http://schemas.openxmlformats.org/drawingml/2006/main" noChangeAspect="1"/>
             </wp:cNvGraphicFramePr>
@@ -2008,7 +2017,7 @@
               <a:graphicData uri="http://schemas.openxmlformats.org/drawingml/2006/picture">
                 <pic:pic xmlns:pic="http://schemas.openxmlformats.org/drawingml/2006/picture">
                   <pic:nvPicPr>
-                    <pic:cNvPr id="1667953149" name=""/>
+                    <pic:cNvPr id="1716370478" name=""/>
                     <pic:cNvPicPr/>
                   </pic:nvPicPr>
                   <pic:blipFill>
@@ -2020,7 +2029,7 @@
                   <pic:spPr>
                     <a:xfrm>
                       <a:off x="0" y="0"/>
-                      <a:ext cx="5612130" cy="1064895"/>
+                      <a:ext cx="5612130" cy="1026795"/>
                     </a:xfrm>
                     <a:prstGeom prst="rect">
                       <a:avLst/>
@@ -2086,13 +2095,7 @@
         <w:rPr>
           <w:lang w:val="es-CL"/>
         </w:rPr>
-        <w:t>Usuario</w:t>
-      </w:r>
-      <w:r>
-        <w:rPr>
-          <w:lang w:val="es-CL"/>
-        </w:rPr>
-        <w:t>Dao.java</w:t>
+        <w:t>UsuarioDao.java</w:t>
       </w:r>
       <w:r>
         <w:rPr>
@@ -2112,10 +2115,10 @@
           <w:lang w:val="es-CL"/>
         </w:rPr>
         <w:drawing>
-          <wp:inline distT="0" distB="0" distL="0" distR="0" wp14:anchorId="1324E4FB" wp14:editId="48AB797B">
-            <wp:extent cx="5612130" cy="2717165"/>
-            <wp:effectExtent l="0" t="0" r="7620" b="6985"/>
-            <wp:docPr id="63165598" name="Imagen 1"/>
+          <wp:inline distT="0" distB="0" distL="0" distR="0" wp14:anchorId="60551C76" wp14:editId="4C610EEC">
+            <wp:extent cx="5612130" cy="2865755"/>
+            <wp:effectExtent l="0" t="0" r="7620" b="0"/>
+            <wp:docPr id="1915269091" name="Imagen 1"/>
             <wp:cNvGraphicFramePr>
               <a:graphicFrameLocks xmlns:a="http://schemas.openxmlformats.org/drawingml/2006/main" noChangeAspect="1"/>
             </wp:cNvGraphicFramePr>
@@ -2123,7 +2126,7 @@
               <a:graphicData uri="http://schemas.openxmlformats.org/drawingml/2006/picture">
                 <pic:pic xmlns:pic="http://schemas.openxmlformats.org/drawingml/2006/picture">
                   <pic:nvPicPr>
-                    <pic:cNvPr id="63165598" name=""/>
+                    <pic:cNvPr id="1915269091" name=""/>
                     <pic:cNvPicPr/>
                   </pic:nvPicPr>
                   <pic:blipFill>
@@ -2135,7 +2138,7 @@
                   <pic:spPr>
                     <a:xfrm>
                       <a:off x="0" y="0"/>
-                      <a:ext cx="5612130" cy="2717165"/>
+                      <a:ext cx="5612130" cy="2865755"/>
                     </a:xfrm>
                     <a:prstGeom prst="rect">
                       <a:avLst/>
@@ -2147,15 +2150,22 @@
           </wp:inline>
         </w:drawing>
       </w:r>
+    </w:p>
+    <w:p>
+      <w:pPr>
+        <w:rPr>
+          <w:lang w:val="es-CL"/>
+        </w:rPr>
+      </w:pPr>
       <w:r>
         <w:rPr>
           <w:lang w:val="es-CL"/>
         </w:rPr>
         <w:drawing>
-          <wp:inline distT="0" distB="0" distL="0" distR="0" wp14:anchorId="191279B4" wp14:editId="64471080">
-            <wp:extent cx="5612130" cy="1646555"/>
-            <wp:effectExtent l="0" t="0" r="7620" b="0"/>
-            <wp:docPr id="1675500494" name="Imagen 1"/>
+          <wp:inline distT="0" distB="0" distL="0" distR="0" wp14:anchorId="0F9413D3" wp14:editId="7D026205">
+            <wp:extent cx="5612130" cy="2352675"/>
+            <wp:effectExtent l="0" t="0" r="7620" b="9525"/>
+            <wp:docPr id="309522245" name="Imagen 1"/>
             <wp:cNvGraphicFramePr>
               <a:graphicFrameLocks xmlns:a="http://schemas.openxmlformats.org/drawingml/2006/main" noChangeAspect="1"/>
             </wp:cNvGraphicFramePr>
@@ -2163,7 +2173,7 @@
               <a:graphicData uri="http://schemas.openxmlformats.org/drawingml/2006/picture">
                 <pic:pic xmlns:pic="http://schemas.openxmlformats.org/drawingml/2006/picture">
                   <pic:nvPicPr>
-                    <pic:cNvPr id="1675500494" name=""/>
+                    <pic:cNvPr id="309522245" name=""/>
                     <pic:cNvPicPr/>
                   </pic:nvPicPr>
                   <pic:blipFill>
@@ -2175,7 +2185,7 @@
                   <pic:spPr>
                     <a:xfrm>
                       <a:off x="0" y="0"/>
-                      <a:ext cx="5612130" cy="1646555"/>
+                      <a:ext cx="5612130" cy="2352675"/>
                     </a:xfrm>
                     <a:prstGeom prst="rect">
                       <a:avLst/>
@@ -2187,15 +2197,23 @@
           </wp:inline>
         </w:drawing>
       </w:r>
-      <w:r>
-        <w:rPr>
-          <w:lang w:val="es-CL"/>
-        </w:rPr>
+    </w:p>
+    <w:p>
+      <w:pPr>
+        <w:rPr>
+          <w:lang w:val="es-CL"/>
+        </w:rPr>
+      </w:pPr>
+      <w:r>
+        <w:rPr>
+          <w:lang w:val="es-CL"/>
+        </w:rPr>
+        <w:lastRenderedPageBreak/>
         <w:drawing>
-          <wp:inline distT="0" distB="0" distL="0" distR="0" wp14:anchorId="7F701E23" wp14:editId="42BCE9CF">
-            <wp:extent cx="5612130" cy="1560195"/>
-            <wp:effectExtent l="0" t="0" r="7620" b="1905"/>
-            <wp:docPr id="2122123086" name="Imagen 1"/>
+          <wp:inline distT="0" distB="0" distL="0" distR="0" wp14:anchorId="24145FED" wp14:editId="68ABAF41">
+            <wp:extent cx="5612130" cy="2498090"/>
+            <wp:effectExtent l="0" t="0" r="7620" b="0"/>
+            <wp:docPr id="1933061335" name="Imagen 1"/>
             <wp:cNvGraphicFramePr>
               <a:graphicFrameLocks xmlns:a="http://schemas.openxmlformats.org/drawingml/2006/main" noChangeAspect="1"/>
             </wp:cNvGraphicFramePr>
@@ -2203,7 +2221,7 @@
               <a:graphicData uri="http://schemas.openxmlformats.org/drawingml/2006/picture">
                 <pic:pic xmlns:pic="http://schemas.openxmlformats.org/drawingml/2006/picture">
                   <pic:nvPicPr>
-                    <pic:cNvPr id="2122123086" name=""/>
+                    <pic:cNvPr id="1933061335" name=""/>
                     <pic:cNvPicPr/>
                   </pic:nvPicPr>
                   <pic:blipFill>
@@ -2215,7 +2233,7 @@
                   <pic:spPr>
                     <a:xfrm>
                       <a:off x="0" y="0"/>
-                      <a:ext cx="5612130" cy="1560195"/>
+                      <a:ext cx="5612130" cy="2498090"/>
                     </a:xfrm>
                     <a:prstGeom prst="rect">
                       <a:avLst/>
@@ -2227,16 +2245,23 @@
           </wp:inline>
         </w:drawing>
       </w:r>
-      <w:r>
-        <w:rPr>
-          <w:lang w:val="es-CL"/>
-        </w:rPr>
-        <w:lastRenderedPageBreak/>
+    </w:p>
+    <w:p>
+      <w:pPr>
+        <w:rPr>
+          <w:u w:val="single"/>
+          <w:lang w:val="es-CL"/>
+        </w:rPr>
+      </w:pPr>
+      <w:r>
+        <w:rPr>
+          <w:lang w:val="es-CL"/>
+        </w:rPr>
         <w:drawing>
-          <wp:inline distT="0" distB="0" distL="0" distR="0" wp14:anchorId="5160C40D" wp14:editId="58D2A3CF">
-            <wp:extent cx="5612130" cy="1591945"/>
-            <wp:effectExtent l="0" t="0" r="7620" b="8255"/>
-            <wp:docPr id="2021873822" name="Imagen 1"/>
+          <wp:inline distT="0" distB="0" distL="0" distR="0" wp14:anchorId="5288AFE8" wp14:editId="1976B9A0">
+            <wp:extent cx="5612130" cy="2194560"/>
+            <wp:effectExtent l="0" t="0" r="7620" b="0"/>
+            <wp:docPr id="320610842" name="Imagen 1"/>
             <wp:cNvGraphicFramePr>
               <a:graphicFrameLocks xmlns:a="http://schemas.openxmlformats.org/drawingml/2006/main" noChangeAspect="1"/>
             </wp:cNvGraphicFramePr>
@@ -2244,7 +2269,7 @@
               <a:graphicData uri="http://schemas.openxmlformats.org/drawingml/2006/picture">
                 <pic:pic xmlns:pic="http://schemas.openxmlformats.org/drawingml/2006/picture">
                   <pic:nvPicPr>
-                    <pic:cNvPr id="2021873822" name=""/>
+                    <pic:cNvPr id="320610842" name=""/>
                     <pic:cNvPicPr/>
                   </pic:nvPicPr>
                   <pic:blipFill>
@@ -2256,7 +2281,7 @@
                   <pic:spPr>
                     <a:xfrm>
                       <a:off x="0" y="0"/>
-                      <a:ext cx="5612130" cy="1591945"/>
+                      <a:ext cx="5612130" cy="2194560"/>
                     </a:xfrm>
                     <a:prstGeom prst="rect">
                       <a:avLst/>
@@ -2273,10 +2298,10 @@
           <w:lang w:val="es-CL"/>
         </w:rPr>
         <w:drawing>
-          <wp:inline distT="0" distB="0" distL="0" distR="0" wp14:anchorId="2315AC35" wp14:editId="4F67CF34">
-            <wp:extent cx="5612130" cy="1478915"/>
-            <wp:effectExtent l="0" t="0" r="7620" b="6985"/>
-            <wp:docPr id="229394812" name="Imagen 1"/>
+          <wp:inline distT="0" distB="0" distL="0" distR="0" wp14:anchorId="4769645F" wp14:editId="7A15AEEF">
+            <wp:extent cx="5612130" cy="2056765"/>
+            <wp:effectExtent l="0" t="0" r="7620" b="635"/>
+            <wp:docPr id="1150256461" name="Imagen 1"/>
             <wp:cNvGraphicFramePr>
               <a:graphicFrameLocks xmlns:a="http://schemas.openxmlformats.org/drawingml/2006/main" noChangeAspect="1"/>
             </wp:cNvGraphicFramePr>
@@ -2284,7 +2309,7 @@
               <a:graphicData uri="http://schemas.openxmlformats.org/drawingml/2006/picture">
                 <pic:pic xmlns:pic="http://schemas.openxmlformats.org/drawingml/2006/picture">
                   <pic:nvPicPr>
-                    <pic:cNvPr id="229394812" name=""/>
+                    <pic:cNvPr id="1150256461" name=""/>
                     <pic:cNvPicPr/>
                   </pic:nvPicPr>
                   <pic:blipFill>
@@ -2296,7 +2321,7 @@
                   <pic:spPr>
                     <a:xfrm>
                       <a:off x="0" y="0"/>
-                      <a:ext cx="5612130" cy="1478915"/>
+                      <a:ext cx="5612130" cy="2056765"/>
                     </a:xfrm>
                     <a:prstGeom prst="rect">
                       <a:avLst/>
@@ -2311,6 +2336,29 @@
     </w:p>
     <w:p>
       <w:pPr>
+        <w:rPr>
+          <w:u w:val="single"/>
+          <w:lang w:val="es-CL"/>
+        </w:rPr>
+      </w:pPr>
+    </w:p>
+    <w:p>
+      <w:pPr>
+        <w:rPr>
+          <w:u w:val="single"/>
+          <w:lang w:val="es-CL"/>
+        </w:rPr>
+      </w:pPr>
+    </w:p>
+    <w:p>
+      <w:pPr>
+        <w:rPr>
+          <w:lang w:val="es-CL"/>
+        </w:rPr>
+      </w:pPr>
+    </w:p>
+    <w:p>
+      <w:pPr>
         <w:jc w:val="both"/>
         <w:rPr>
           <w:rFonts w:asciiTheme="majorHAnsi" w:eastAsiaTheme="majorEastAsia" w:hAnsiTheme="majorHAnsi" w:cstheme="majorBidi"/>
@@ -2326,6 +2374,7 @@
           <w:szCs w:val="30"/>
           <w:lang w:val="es-CL"/>
         </w:rPr>
+        <w:lastRenderedPageBreak/>
         <w:t>Explicación técnica del Mapeo Relacional (@ManyToOne y @OneToMany)</w:t>
       </w:r>
     </w:p>
@@ -2401,7 +2450,6 @@
         </w:rPr>
         <w:t xml:space="preserve"> Un curso puede contener múltiples lecciones, pero cada lección pertenece a un único curso. Esto lo </w:t>
       </w:r>
-      <w:proofErr w:type="spellStart"/>
       <w:r>
         <w:rPr>
           <w:rFonts w:eastAsiaTheme="majorEastAsia" w:cstheme="minorHAnsi"/>
@@ -2411,7 +2459,6 @@
         </w:rPr>
         <w:t>resolvi</w:t>
       </w:r>
-      <w:proofErr w:type="spellEnd"/>
       <w:r>
         <w:rPr>
           <w:rFonts w:eastAsiaTheme="majorEastAsia" w:cstheme="minorHAnsi"/>
@@ -2481,27 +2528,7 @@
           <w:szCs w:val="24"/>
           <w:lang w:val="es-CL"/>
         </w:rPr>
-        <w:t xml:space="preserve"> una lista con @</w:t>
-      </w:r>
-      <w:proofErr w:type="gramStart"/>
-      <w:r>
-        <w:rPr>
-          <w:rFonts w:eastAsiaTheme="majorEastAsia" w:cstheme="minorHAnsi"/>
-          <w:sz w:val="24"/>
-          <w:szCs w:val="24"/>
-          <w:lang w:val="es-CL"/>
-        </w:rPr>
-        <w:t>OneToMany(</w:t>
-      </w:r>
-      <w:proofErr w:type="gramEnd"/>
-      <w:r>
-        <w:rPr>
-          <w:rFonts w:eastAsiaTheme="majorEastAsia" w:cstheme="minorHAnsi"/>
-          <w:sz w:val="24"/>
-          <w:szCs w:val="24"/>
-          <w:lang w:val="es-CL"/>
-        </w:rPr>
-        <w:t>mappedBy = "curso"), lo que indica que el curso es el "padre" y tiene muchos contenidos asociados.</w:t>
+        <w:t xml:space="preserve"> una lista con @OneToMany(mappedBy = "curso"), lo que indica que el curso es el "padre" y tiene muchos contenidos asociados.</w:t>
       </w:r>
     </w:p>
     <w:p>
@@ -2512,32 +2539,41 @@
         </w:numPr>
         <w:jc w:val="both"/>
         <w:rPr>
+          <w:b/>
+          <w:bCs/>
+          <w:lang w:val="es-CL"/>
+        </w:rPr>
+      </w:pPr>
+      <w:r>
+        <w:rPr>
           <w:rFonts w:eastAsiaTheme="majorEastAsia" w:cstheme="minorHAnsi"/>
           <w:sz w:val="24"/>
           <w:szCs w:val="24"/>
           <w:lang w:val="es-CL"/>
         </w:rPr>
-      </w:pPr>
+        <w:t xml:space="preserve">En la entidad </w:t>
+      </w:r>
       <w:r>
         <w:rPr>
           <w:rFonts w:eastAsiaTheme="majorEastAsia" w:cstheme="minorHAnsi"/>
-          <w:sz w:val="24"/>
-          <w:szCs w:val="24"/>
-          <w:lang w:val="es-CL"/>
-        </w:rPr>
-        <w:t xml:space="preserve">En la entidad </w:t>
+          <w:b/>
+          <w:bCs/>
+          <w:sz w:val="24"/>
+          <w:szCs w:val="24"/>
+          <w:lang w:val="es-CL"/>
+        </w:rPr>
+        <w:t>Leccion</w:t>
       </w:r>
       <w:r>
         <w:rPr>
           <w:rFonts w:eastAsiaTheme="majorEastAsia" w:cstheme="minorHAnsi"/>
-          <w:b/>
-          <w:bCs/>
-          <w:sz w:val="24"/>
-          <w:szCs w:val="24"/>
-          <w:lang w:val="es-CL"/>
-        </w:rPr>
-        <w:t>Leccion</w:t>
-      </w:r>
+          <w:sz w:val="24"/>
+          <w:szCs w:val="24"/>
+          <w:lang w:val="es-CL"/>
+        </w:rPr>
+        <w:t xml:space="preserve"> </w:t>
+      </w:r>
+      <w:proofErr w:type="spellStart"/>
       <w:r>
         <w:rPr>
           <w:rFonts w:eastAsiaTheme="majorEastAsia" w:cstheme="minorHAnsi"/>
@@ -2545,9 +2581,8 @@
           <w:szCs w:val="24"/>
           <w:lang w:val="es-CL"/>
         </w:rPr>
-        <w:t xml:space="preserve"> </w:t>
-      </w:r>
-      <w:proofErr w:type="spellStart"/>
+        <w:t>utiliz</w:t>
+      </w:r>
       <w:r>
         <w:rPr>
           <w:rFonts w:eastAsiaTheme="majorEastAsia" w:cstheme="minorHAnsi"/>
@@ -2555,8 +2590,9 @@
           <w:szCs w:val="24"/>
           <w:lang w:val="es-CL"/>
         </w:rPr>
-        <w:t>utiliz</w:t>
-      </w:r>
+        <w:t>e</w:t>
+      </w:r>
+      <w:proofErr w:type="spellEnd"/>
       <w:r>
         <w:rPr>
           <w:rFonts w:eastAsiaTheme="majorEastAsia" w:cstheme="minorHAnsi"/>
@@ -2564,42 +2600,11 @@
           <w:szCs w:val="24"/>
           <w:lang w:val="es-CL"/>
         </w:rPr>
-        <w:t>e</w:t>
-      </w:r>
-      <w:proofErr w:type="spellEnd"/>
-      <w:r>
-        <w:rPr>
-          <w:rFonts w:eastAsiaTheme="majorEastAsia" w:cstheme="minorHAnsi"/>
-          <w:sz w:val="24"/>
-          <w:szCs w:val="24"/>
-          <w:lang w:val="es-CL"/>
-        </w:rPr>
-        <w:t xml:space="preserve"> @ManyToOne junto a @</w:t>
-      </w:r>
-      <w:proofErr w:type="gramStart"/>
-      <w:r>
-        <w:rPr>
-          <w:rFonts w:eastAsiaTheme="majorEastAsia" w:cstheme="minorHAnsi"/>
-          <w:sz w:val="24"/>
-          <w:szCs w:val="24"/>
-          <w:lang w:val="es-CL"/>
-        </w:rPr>
-        <w:t>JoinColumn(</w:t>
-      </w:r>
-      <w:proofErr w:type="gramEnd"/>
-      <w:r>
-        <w:rPr>
-          <w:rFonts w:eastAsiaTheme="majorEastAsia" w:cstheme="minorHAnsi"/>
-          <w:sz w:val="24"/>
-          <w:szCs w:val="24"/>
-          <w:lang w:val="es-CL"/>
-        </w:rPr>
-        <w:t>name = "id_curso"), creando la llave foránea en la base de datos que apunta directamente al curso correspondiente.</w:t>
-      </w:r>
-    </w:p>
-    <w:p>
-      <w:pPr>
-        <w:jc w:val="both"/>
+        <w:t xml:space="preserve"> @ManyToOne junto a @JoinColumn(name = "id_curso"), creando la llave foránea en la base de datos que apunta directamente al curso correspondiente.</w:t>
+      </w:r>
+    </w:p>
+    <w:p>
+      <w:pPr>
         <w:rPr>
           <w:rFonts w:asciiTheme="majorHAnsi" w:eastAsiaTheme="majorEastAsia" w:hAnsiTheme="majorHAnsi" w:cstheme="majorBidi"/>
           <w:sz w:val="30"/>
@@ -2607,26 +2612,32 @@
           <w:lang w:val="es-CL"/>
         </w:rPr>
       </w:pPr>
-    </w:p>
-    <w:p>
-      <w:pPr>
+      <w:r>
         <w:rPr>
           <w:rFonts w:asciiTheme="majorHAnsi" w:eastAsiaTheme="majorEastAsia" w:hAnsiTheme="majorHAnsi" w:cstheme="majorBidi"/>
           <w:sz w:val="30"/>
           <w:szCs w:val="30"/>
           <w:lang w:val="es-CL"/>
         </w:rPr>
-      </w:pPr>
-    </w:p>
-    <w:p>
-      <w:pPr>
-        <w:rPr>
-          <w:rFonts w:asciiTheme="majorHAnsi" w:eastAsiaTheme="majorEastAsia" w:hAnsiTheme="majorHAnsi" w:cstheme="majorBidi"/>
-          <w:sz w:val="30"/>
-          <w:szCs w:val="30"/>
-          <w:lang w:val="es-CL"/>
-        </w:rPr>
-      </w:pPr>
+        <w:t>3. Controladores y Gestión de Peticiones (Servlets)</w:t>
+      </w:r>
+    </w:p>
+    <w:p>
+      <w:pPr>
+        <w:rPr>
+          <w:sz w:val="24"/>
+          <w:szCs w:val="24"/>
+          <w:lang w:val="es-CL"/>
+        </w:rPr>
+      </w:pPr>
+      <w:r>
+        <w:rPr>
+          <w:sz w:val="24"/>
+          <w:szCs w:val="24"/>
+          <w:lang w:val="es-CL"/>
+        </w:rPr>
+        <w:t>Para conectar la interfaz web con la capa de persistencia y los DAOs, se implementaron controladores basados en Servlets de Jakarta EE. Estos componentes se encargan de recibir las peticiones HTTP (GET y POST), procesar la lógica de negocio y direccionar los flujos hacia las vistas correspondientes.</w:t>
+      </w:r>
     </w:p>
     <w:p>
       <w:pPr>
@@ -2636,97 +2647,69 @@
           <w:lang w:val="es-CL"/>
         </w:rPr>
       </w:pPr>
-    </w:p>
-    <w:p>
-      <w:pPr>
-        <w:rPr>
-          <w:rFonts w:asciiTheme="majorHAnsi" w:eastAsiaTheme="majorEastAsia" w:hAnsiTheme="majorHAnsi" w:cstheme="majorBidi"/>
-          <w:sz w:val="30"/>
-          <w:szCs w:val="30"/>
-          <w:lang w:val="es-CL"/>
-        </w:rPr>
-      </w:pPr>
-      <w:r>
-        <w:rPr>
-          <w:rFonts w:asciiTheme="majorHAnsi" w:eastAsiaTheme="majorEastAsia" w:hAnsiTheme="majorHAnsi" w:cstheme="majorBidi"/>
-          <w:sz w:val="30"/>
-          <w:szCs w:val="30"/>
+      <w:r>
+        <w:rPr>
+          <w:b/>
+          <w:bCs/>
+          <w:lang w:val="es-CL"/>
+        </w:rPr>
+        <w:t>3.1. Código del Controlador CursoServlet.java</w:t>
+      </w:r>
+    </w:p>
+    <w:p>
+      <w:pPr>
+        <w:rPr>
+          <w:sz w:val="24"/>
+          <w:szCs w:val="24"/>
+          <w:lang w:val="es-CL"/>
+        </w:rPr>
+      </w:pPr>
+      <w:r>
+        <w:rPr>
+          <w:sz w:val="24"/>
+          <w:szCs w:val="24"/>
+          <w:lang w:val="es-CL"/>
+        </w:rPr>
+        <w:t>Este controlador gestiona tanto el CRUD tradicional (crear, listar, filtrar) como la ejecución de las operaciones masivas (UPDATE y DELETE) definidas previamente en el DAO.</w:t>
+      </w:r>
+    </w:p>
+    <w:p>
+      <w:pPr>
+        <w:rPr>
+          <w:sz w:val="24"/>
+          <w:szCs w:val="24"/>
+          <w:lang w:val="es-CL"/>
+        </w:rPr>
+      </w:pPr>
+      <w:r>
+        <w:rPr>
+          <w:sz w:val="24"/>
+          <w:szCs w:val="24"/>
+          <w:lang w:val="es-CL"/>
+        </w:rPr>
+        <w:t>Explicación de la implementación:</w:t>
+      </w:r>
+    </w:p>
+    <w:p>
+      <w:pPr>
+        <w:rPr>
+          <w:sz w:val="24"/>
+          <w:szCs w:val="24"/>
+          <w:lang w:val="es-CL"/>
+        </w:rPr>
+      </w:pPr>
+      <w:r>
+        <w:rPr>
+          <w:sz w:val="24"/>
+          <w:szCs w:val="24"/>
           <w:lang w:val="es-CL"/>
         </w:rPr>
         <w:lastRenderedPageBreak/>
-        <w:t>3. Controladores y Gestión de Peticiones (Servlets)</w:t>
-      </w:r>
-    </w:p>
-    <w:p>
-      <w:pPr>
-        <w:rPr>
-          <w:sz w:val="24"/>
-          <w:szCs w:val="24"/>
-          <w:lang w:val="es-CL"/>
-        </w:rPr>
-      </w:pPr>
-      <w:r>
-        <w:rPr>
-          <w:sz w:val="24"/>
-          <w:szCs w:val="24"/>
-          <w:lang w:val="es-CL"/>
-        </w:rPr>
-        <w:t>Para conectar la interfaz web con la capa de persistencia y los DAOs, se implementaron controladores basados en Servlets de Jakarta EE. Estos componentes se encargan de recibir las peticiones HTTP (GET y POST), procesar la lógica de negocio y direccionar los flujos hacia las vistas correspondientes.</w:t>
-      </w:r>
-    </w:p>
-    <w:p>
-      <w:pPr>
-        <w:rPr>
-          <w:b/>
-          <w:bCs/>
-          <w:lang w:val="es-CL"/>
-        </w:rPr>
-      </w:pPr>
-      <w:r>
-        <w:rPr>
-          <w:b/>
-          <w:bCs/>
-          <w:lang w:val="es-CL"/>
-        </w:rPr>
-        <w:t>3.1. Código del Controlador CursoServlet.java</w:t>
-      </w:r>
-    </w:p>
-    <w:p>
-      <w:pPr>
-        <w:rPr>
-          <w:sz w:val="24"/>
-          <w:szCs w:val="24"/>
-          <w:lang w:val="es-CL"/>
-        </w:rPr>
-      </w:pPr>
-      <w:r>
-        <w:rPr>
-          <w:sz w:val="24"/>
-          <w:szCs w:val="24"/>
-          <w:lang w:val="es-CL"/>
-        </w:rPr>
-        <w:t>Este controlador gestiona tanto el CRUD tradicional (crear, listar, filtrar) como la ejecución de las operaciones masivas (UPDATE y DELETE) definidas previamente en el DAO.</w:t>
-      </w:r>
-    </w:p>
-    <w:p>
-      <w:pPr>
-        <w:rPr>
-          <w:sz w:val="24"/>
-          <w:szCs w:val="24"/>
-          <w:lang w:val="es-CL"/>
-        </w:rPr>
-      </w:pPr>
-      <w:r>
-        <w:rPr>
-          <w:sz w:val="24"/>
-          <w:szCs w:val="24"/>
-          <w:lang w:val="es-CL"/>
-        </w:rPr>
         <w:drawing>
-          <wp:inline distT="0" distB="0" distL="0" distR="0" wp14:anchorId="53F1D2E5" wp14:editId="5D5DDA88">
-            <wp:extent cx="5612130" cy="1691640"/>
-            <wp:effectExtent l="0" t="0" r="7620" b="3810"/>
-            <wp:docPr id="1439132909" name="Imagen 1"/>
+          <wp:inline distT="0" distB="0" distL="0" distR="0" wp14:anchorId="63B6308C" wp14:editId="16FA9AF1">
+            <wp:extent cx="5612130" cy="2350135"/>
+            <wp:effectExtent l="0" t="0" r="7620" b="0"/>
+            <wp:docPr id="415429312" name="Imagen 1"/>
             <wp:cNvGraphicFramePr>
               <a:graphicFrameLocks xmlns:a="http://schemas.openxmlformats.org/drawingml/2006/main" noChangeAspect="1"/>
             </wp:cNvGraphicFramePr>
@@ -2734,7 +2717,7 @@
               <a:graphicData uri="http://schemas.openxmlformats.org/drawingml/2006/picture">
                 <pic:pic xmlns:pic="http://schemas.openxmlformats.org/drawingml/2006/picture">
                   <pic:nvPicPr>
-                    <pic:cNvPr id="1439132909" name=""/>
+                    <pic:cNvPr id="415429312" name=""/>
                     <pic:cNvPicPr/>
                   </pic:nvPicPr>
                   <pic:blipFill>
@@ -2746,7 +2729,7 @@
                   <pic:spPr>
                     <a:xfrm>
                       <a:off x="0" y="0"/>
-                      <a:ext cx="5612130" cy="1691640"/>
+                      <a:ext cx="5612130" cy="2350135"/>
                     </a:xfrm>
                     <a:prstGeom prst="rect">
                       <a:avLst/>
@@ -2758,6 +2741,15 @@
           </wp:inline>
         </w:drawing>
       </w:r>
+    </w:p>
+    <w:p>
+      <w:pPr>
+        <w:rPr>
+          <w:sz w:val="24"/>
+          <w:szCs w:val="24"/>
+          <w:lang w:val="es-CL"/>
+        </w:rPr>
+      </w:pPr>
       <w:r>
         <w:rPr>
           <w:sz w:val="24"/>
@@ -2765,10 +2757,10 @@
           <w:lang w:val="es-CL"/>
         </w:rPr>
         <w:drawing>
-          <wp:inline distT="0" distB="0" distL="0" distR="0" wp14:anchorId="297D4537" wp14:editId="4008FEC0">
-            <wp:extent cx="5612130" cy="1605280"/>
+          <wp:inline distT="0" distB="0" distL="0" distR="0" wp14:anchorId="1F1BFBC5" wp14:editId="28A7342C">
+            <wp:extent cx="5612130" cy="1734185"/>
             <wp:effectExtent l="0" t="0" r="7620" b="0"/>
-            <wp:docPr id="110829168" name="Imagen 1"/>
+            <wp:docPr id="1903229577" name="Imagen 1"/>
             <wp:cNvGraphicFramePr>
               <a:graphicFrameLocks xmlns:a="http://schemas.openxmlformats.org/drawingml/2006/main" noChangeAspect="1"/>
             </wp:cNvGraphicFramePr>
@@ -2776,7 +2768,7 @@
               <a:graphicData uri="http://schemas.openxmlformats.org/drawingml/2006/picture">
                 <pic:pic xmlns:pic="http://schemas.openxmlformats.org/drawingml/2006/picture">
                   <pic:nvPicPr>
-                    <pic:cNvPr id="110829168" name=""/>
+                    <pic:cNvPr id="1903229577" name=""/>
                     <pic:cNvPicPr/>
                   </pic:nvPicPr>
                   <pic:blipFill>
@@ -2788,7 +2780,7 @@
                   <pic:spPr>
                     <a:xfrm>
                       <a:off x="0" y="0"/>
-                      <a:ext cx="5612130" cy="1605280"/>
+                      <a:ext cx="5612130" cy="1734185"/>
                     </a:xfrm>
                     <a:prstGeom prst="rect">
                       <a:avLst/>
@@ -2800,18 +2792,143 @@
           </wp:inline>
         </w:drawing>
       </w:r>
-      <w:r>
-        <w:rPr>
+    </w:p>
+    <w:p>
+      <w:pPr>
+        <w:rPr>
+          <w:sz w:val="24"/>
+          <w:szCs w:val="24"/>
+          <w:lang w:val="es-CL"/>
+        </w:rPr>
+      </w:pPr>
+      <w:r>
+        <w:rPr>
+          <w:b/>
+          <w:bCs/>
+          <w:sz w:val="24"/>
+          <w:szCs w:val="24"/>
+          <w:lang w:val="es-CL"/>
+        </w:rPr>
+        <w:t>Manejo del CRUD:</w:t>
+      </w:r>
+      <w:r>
+        <w:rPr>
+          <w:sz w:val="24"/>
+          <w:szCs w:val="24"/>
+          <w:lang w:val="es-CL"/>
+        </w:rPr>
+        <w:t xml:space="preserve"> A través de los métodos doGet (para listar y buscar con filtros) y doPost (para guardar o actualizar registros), el servlet cubre de punta a punta el ciclo de vida de los cursos.</w:t>
+      </w:r>
+    </w:p>
+    <w:p>
+      <w:pPr>
+        <w:rPr>
+          <w:sz w:val="24"/>
+          <w:szCs w:val="24"/>
+          <w:lang w:val="es-CL"/>
+        </w:rPr>
+      </w:pPr>
+      <w:r>
+        <w:rPr>
+          <w:b/>
+          <w:bCs/>
+          <w:sz w:val="24"/>
+          <w:szCs w:val="24"/>
+          <w:lang w:val="es-CL"/>
+        </w:rPr>
+        <w:t>Integración de Operaciones Masivas:</w:t>
+      </w:r>
+      <w:r>
+        <w:rPr>
+          <w:sz w:val="24"/>
+          <w:szCs w:val="24"/>
+          <w:lang w:val="es-CL"/>
+        </w:rPr>
+        <w:t xml:space="preserve"> Se añadieron condiciones específicas (masivoActualizar y masivoEliminar) que invocan directamente los métodos del CursoDAO, permitiendo aplicar cambios o borrados en lote a nivel de base de datos desde la capa de control de la aplicación web</w:t>
+      </w:r>
+    </w:p>
+    <w:p>
+      <w:pPr>
+        <w:rPr>
+          <w:sz w:val="24"/>
+          <w:szCs w:val="24"/>
+          <w:lang w:val="es-CL"/>
+        </w:rPr>
+      </w:pPr>
+      <w:r>
+        <w:rPr>
+          <w:sz w:val="24"/>
+          <w:szCs w:val="24"/>
+          <w:lang w:val="es-CL"/>
+        </w:rPr>
+        <w:br w:type="page"/>
+      </w:r>
+    </w:p>
+    <w:p>
+      <w:pPr>
+        <w:rPr>
+          <w:rFonts w:asciiTheme="majorHAnsi" w:eastAsiaTheme="majorEastAsia" w:hAnsiTheme="majorHAnsi" w:cstheme="majorBidi"/>
+          <w:sz w:val="24"/>
+          <w:szCs w:val="24"/>
+          <w:lang w:val="es-CL"/>
+        </w:rPr>
+      </w:pPr>
+      <w:r>
+        <w:rPr>
+          <w:rFonts w:asciiTheme="majorHAnsi" w:eastAsiaTheme="majorEastAsia" w:hAnsiTheme="majorHAnsi" w:cstheme="majorBidi"/>
           <w:sz w:val="24"/>
           <w:szCs w:val="24"/>
           <w:lang w:val="es-CL"/>
         </w:rPr>
         <w:lastRenderedPageBreak/>
+        <w:t xml:space="preserve">3.2 </w:t>
+      </w:r>
+      <w:r>
+        <w:rPr>
+          <w:rFonts w:asciiTheme="majorHAnsi" w:eastAsiaTheme="majorEastAsia" w:hAnsiTheme="majorHAnsi" w:cstheme="majorBidi"/>
+          <w:sz w:val="24"/>
+          <w:szCs w:val="24"/>
+          <w:lang w:val="es-CL"/>
+        </w:rPr>
+        <w:t xml:space="preserve">Configuración y Conexión de Persistencia (persistence.xml) </w:t>
+      </w:r>
+    </w:p>
+    <w:p>
+      <w:pPr>
+        <w:rPr>
+          <w:sz w:val="24"/>
+          <w:szCs w:val="24"/>
+          <w:lang w:val="es-CL"/>
+        </w:rPr>
+      </w:pPr>
+      <w:r>
+        <w:rPr>
+          <w:sz w:val="24"/>
+          <w:szCs w:val="24"/>
+          <w:lang w:val="es-CL"/>
+        </w:rPr>
+        <w:t>Este archivo de configuración (persistence.xml), ubicado típicamente en la ruta src/main/resources/META-INF/persistence.xml, es el encargado de configurar la conexión con la base de datos y administrar el ciclo de vida de las entidades mediante la unidad de persistencia.</w:t>
+      </w:r>
+    </w:p>
+    <w:p>
+      <w:pPr>
+        <w:rPr>
+          <w:sz w:val="24"/>
+          <w:szCs w:val="24"/>
+          <w:lang w:val="es-CL"/>
+        </w:rPr>
+      </w:pPr>
+      <w:r>
+        <w:rPr>
+          <w:sz w:val="24"/>
+          <w:szCs w:val="24"/>
+          <w:lang w:val="es-CL"/>
+        </w:rPr>
         <w:drawing>
-          <wp:inline distT="0" distB="0" distL="0" distR="0" wp14:anchorId="42E37996" wp14:editId="24569132">
-            <wp:extent cx="5612130" cy="1362710"/>
-            <wp:effectExtent l="0" t="0" r="7620" b="8890"/>
-            <wp:docPr id="1838363191" name="Imagen 1"/>
+          <wp:inline distT="0" distB="0" distL="0" distR="0" wp14:anchorId="7F5376BD" wp14:editId="0F073950">
+            <wp:extent cx="5612130" cy="2894965"/>
+            <wp:effectExtent l="0" t="0" r="7620" b="635"/>
+            <wp:docPr id="371969670" name="Imagen 1"/>
             <wp:cNvGraphicFramePr>
               <a:graphicFrameLocks xmlns:a="http://schemas.openxmlformats.org/drawingml/2006/main" noChangeAspect="1"/>
             </wp:cNvGraphicFramePr>
@@ -2819,7 +2936,7 @@
               <a:graphicData uri="http://schemas.openxmlformats.org/drawingml/2006/picture">
                 <pic:pic xmlns:pic="http://schemas.openxmlformats.org/drawingml/2006/picture">
                   <pic:nvPicPr>
-                    <pic:cNvPr id="1838363191" name=""/>
+                    <pic:cNvPr id="371969670" name=""/>
                     <pic:cNvPicPr/>
                   </pic:nvPicPr>
                   <pic:blipFill>
@@ -2831,7 +2948,7 @@
                   <pic:spPr>
                     <a:xfrm>
                       <a:off x="0" y="0"/>
-                      <a:ext cx="5612130" cy="1362710"/>
+                      <a:ext cx="5612130" cy="2894965"/>
                     </a:xfrm>
                     <a:prstGeom prst="rect">
                       <a:avLst/>
@@ -2843,17 +2960,380 @@
           </wp:inline>
         </w:drawing>
       </w:r>
-      <w:r>
-        <w:rPr>
+    </w:p>
+    <w:p>
+      <w:pPr>
+        <w:rPr>
+          <w:sz w:val="24"/>
+          <w:szCs w:val="24"/>
+          <w:lang w:val="es-CL"/>
+        </w:rPr>
+      </w:pPr>
+    </w:p>
+    <w:p>
+      <w:pPr>
+        <w:rPr>
+          <w:sz w:val="24"/>
+          <w:szCs w:val="24"/>
+          <w:lang w:val="es-CL"/>
+        </w:rPr>
+      </w:pPr>
+      <w:r>
+        <w:rPr>
+          <w:sz w:val="24"/>
+          <w:szCs w:val="24"/>
+          <w:lang w:val="es-CL"/>
+        </w:rPr>
+        <w:t>Explicacion:</w:t>
+      </w:r>
+    </w:p>
+    <w:p>
+      <w:pPr>
+        <w:pStyle w:val="Prrafodelista"/>
+        <w:numPr>
+          <w:ilvl w:val="0"/>
+          <w:numId w:val="31"/>
+        </w:numPr>
+        <w:rPr>
+          <w:sz w:val="24"/>
+          <w:szCs w:val="24"/>
+          <w:lang w:val="es-CL"/>
+        </w:rPr>
+      </w:pPr>
+      <w:r>
+        <w:rPr>
+          <w:b/>
+          <w:bCs/>
+          <w:sz w:val="24"/>
+          <w:szCs w:val="24"/>
+          <w:lang w:val="es-CL"/>
+        </w:rPr>
+        <w:t>Migración a Jakarta (jakarta.ee):</w:t>
+      </w:r>
+      <w:r>
+        <w:rPr>
+          <w:sz w:val="24"/>
+          <w:szCs w:val="24"/>
+          <w:lang w:val="es-CL"/>
+        </w:rPr>
+        <w:t xml:space="preserve"> Se implementa el esquema oficial de la versión 3.0/3.1 de Jakarta Persistence, garantizando total compatibilidad con los espacios de nombres actualizados (jakarta.persistence.*), evitando los conflictos heredados de las antiguas librerías javax.</w:t>
+      </w:r>
+    </w:p>
+    <w:p>
+      <w:pPr>
+        <w:pStyle w:val="Prrafodelista"/>
+        <w:ind w:left="1440"/>
+        <w:rPr>
+          <w:sz w:val="24"/>
+          <w:szCs w:val="24"/>
+          <w:lang w:val="es-CL"/>
+        </w:rPr>
+      </w:pPr>
+    </w:p>
+    <w:p>
+      <w:pPr>
+        <w:pStyle w:val="Prrafodelista"/>
+        <w:numPr>
+          <w:ilvl w:val="0"/>
+          <w:numId w:val="31"/>
+        </w:numPr>
+        <w:rPr>
+          <w:sz w:val="24"/>
+          <w:szCs w:val="24"/>
+          <w:lang w:val="es-CL"/>
+        </w:rPr>
+      </w:pPr>
+      <w:r>
+        <w:rPr>
+          <w:b/>
+          <w:bCs/>
+          <w:sz w:val="24"/>
+          <w:szCs w:val="24"/>
+          <w:lang w:val="es-CL"/>
+        </w:rPr>
+        <w:t>Unidad de Persistencia (EducaParaTodosPU):</w:t>
+      </w:r>
+      <w:r>
+        <w:rPr>
+          <w:sz w:val="24"/>
+          <w:szCs w:val="24"/>
+          <w:lang w:val="es-CL"/>
+        </w:rPr>
+        <w:t xml:space="preserve"> Define el identificador único utilizado por la clase utilitaria JPAUtil para instanciar el EntityManagerFactory</w:t>
+      </w:r>
+    </w:p>
+    <w:p>
+      <w:pPr>
+        <w:pStyle w:val="Prrafodelista"/>
+        <w:rPr>
+          <w:sz w:val="24"/>
+          <w:szCs w:val="24"/>
+          <w:lang w:val="es-CL"/>
+        </w:rPr>
+      </w:pPr>
+    </w:p>
+    <w:p>
+      <w:pPr>
+        <w:pStyle w:val="Prrafodelista"/>
+        <w:numPr>
+          <w:ilvl w:val="0"/>
+          <w:numId w:val="31"/>
+        </w:numPr>
+        <w:rPr>
+          <w:sz w:val="24"/>
+          <w:szCs w:val="24"/>
+          <w:lang w:val="es-CL"/>
+        </w:rPr>
+      </w:pPr>
+      <w:r>
+        <w:rPr>
+          <w:b/>
+          <w:bCs/>
+          <w:sz w:val="24"/>
+          <w:szCs w:val="24"/>
+          <w:lang w:val="es-CL"/>
+        </w:rPr>
+        <w:t>Proveedor ORM:</w:t>
+      </w:r>
+      <w:r>
+        <w:rPr>
+          <w:sz w:val="24"/>
+          <w:szCs w:val="24"/>
+          <w:lang w:val="es-CL"/>
+        </w:rPr>
+        <w:t xml:space="preserve"> Se declara explícitamente a Hibernate (HibernatePersistenceProvider) como el motor de persistencia encargado de traducir los objetos Java a consultas SQL relacionales.</w:t>
+      </w:r>
+    </w:p>
+    <w:p>
+      <w:pPr>
+        <w:pStyle w:val="Prrafodelista"/>
+        <w:rPr>
+          <w:sz w:val="24"/>
+          <w:szCs w:val="24"/>
+          <w:lang w:val="es-CL"/>
+        </w:rPr>
+      </w:pPr>
+    </w:p>
+    <w:p>
+      <w:pPr>
+        <w:spacing w:before="100" w:beforeAutospacing="1" w:after="100" w:afterAutospacing="1" w:line="240" w:lineRule="auto"/>
+        <w:rPr>
+          <w:rFonts w:ascii="Times New Roman" w:eastAsia="Times New Roman" w:hAnsi="Times New Roman" w:cs="Times New Roman"/>
+          <w:sz w:val="24"/>
+          <w:szCs w:val="24"/>
+          <w:lang w:val="es-CL" w:eastAsia="es-CL"/>
+        </w:rPr>
+      </w:pPr>
+      <w:r>
+        <w:rPr>
+          <w:rFonts w:ascii="Times New Roman" w:eastAsia="Times New Roman" w:hAnsi="Times New Roman" w:cs="Times New Roman"/>
+          <w:b/>
+          <w:bCs/>
+          <w:sz w:val="24"/>
+          <w:szCs w:val="24"/>
+          <w:lang w:val="es-CL" w:eastAsia="es-CL"/>
+        </w:rPr>
+        <w:lastRenderedPageBreak/>
+        <w:t>Propiedades de Entorno y DDL:</w:t>
+      </w:r>
+    </w:p>
+    <w:p>
+      <w:pPr>
+        <w:numPr>
+          <w:ilvl w:val="0"/>
+          <w:numId w:val="31"/>
+        </w:numPr>
+        <w:spacing w:before="100" w:beforeAutospacing="1" w:after="100" w:afterAutospacing="1" w:line="240" w:lineRule="auto"/>
+        <w:rPr>
+          <w:rFonts w:ascii="Times New Roman" w:eastAsia="Times New Roman" w:hAnsi="Times New Roman" w:cs="Times New Roman"/>
+          <w:sz w:val="24"/>
+          <w:szCs w:val="24"/>
+          <w:lang w:val="es-CL" w:eastAsia="es-CL"/>
+        </w:rPr>
+      </w:pPr>
+      <w:r>
+        <w:rPr>
+          <w:rFonts w:ascii="Courier New" w:eastAsia="Times New Roman" w:hAnsi="Courier New" w:cs="Courier New"/>
+          <w:sz w:val="20"/>
+          <w:szCs w:val="20"/>
+          <w:lang w:val="es-CL" w:eastAsia="es-CL"/>
+        </w:rPr>
+        <w:t>hibernate.hbm2ddl.auto = update</w:t>
+      </w:r>
+      <w:r>
+        <w:rPr>
+          <w:rFonts w:ascii="Times New Roman" w:eastAsia="Times New Roman" w:hAnsi="Times New Roman" w:cs="Times New Roman"/>
+          <w:sz w:val="24"/>
+          <w:szCs w:val="24"/>
+          <w:lang w:val="es-CL" w:eastAsia="es-CL"/>
+        </w:rPr>
+        <w:t>: Permite que Hibernate actualice o cree automáticamente las tablas en la base de datos a partir de las anotaciones de las entidades (</w:t>
+      </w:r>
+      <w:r>
+        <w:rPr>
+          <w:rFonts w:ascii="Courier New" w:eastAsia="Times New Roman" w:hAnsi="Courier New" w:cs="Courier New"/>
+          <w:sz w:val="20"/>
+          <w:szCs w:val="20"/>
+          <w:lang w:val="es-CL" w:eastAsia="es-CL"/>
+        </w:rPr>
+        <w:t>@Entity</w:t>
+      </w:r>
+      <w:r>
+        <w:rPr>
+          <w:rFonts w:ascii="Times New Roman" w:eastAsia="Times New Roman" w:hAnsi="Times New Roman" w:cs="Times New Roman"/>
+          <w:sz w:val="24"/>
+          <w:szCs w:val="24"/>
+          <w:lang w:val="es-CL" w:eastAsia="es-CL"/>
+        </w:rPr>
+        <w:t>).</w:t>
+      </w:r>
+    </w:p>
+    <w:p>
+      <w:pPr>
+        <w:numPr>
+          <w:ilvl w:val="0"/>
+          <w:numId w:val="31"/>
+        </w:numPr>
+        <w:spacing w:before="100" w:beforeAutospacing="1" w:after="100" w:afterAutospacing="1" w:line="240" w:lineRule="auto"/>
+        <w:rPr>
+          <w:rFonts w:ascii="Times New Roman" w:eastAsia="Times New Roman" w:hAnsi="Times New Roman" w:cs="Times New Roman"/>
+          <w:sz w:val="24"/>
+          <w:szCs w:val="24"/>
+          <w:lang w:val="es-CL" w:eastAsia="es-CL"/>
+        </w:rPr>
+      </w:pPr>
+      <w:r>
+        <w:rPr>
+          <w:rFonts w:ascii="Courier New" w:eastAsia="Times New Roman" w:hAnsi="Courier New" w:cs="Courier New"/>
+          <w:sz w:val="20"/>
+          <w:szCs w:val="20"/>
+          <w:lang w:val="es-CL" w:eastAsia="es-CL"/>
+        </w:rPr>
+        <w:t>show_sql</w:t>
+      </w:r>
+      <w:r>
+        <w:rPr>
+          <w:rFonts w:ascii="Times New Roman" w:eastAsia="Times New Roman" w:hAnsi="Times New Roman" w:cs="Times New Roman"/>
+          <w:sz w:val="24"/>
+          <w:szCs w:val="24"/>
+          <w:lang w:val="es-CL" w:eastAsia="es-CL"/>
+        </w:rPr>
+        <w:t xml:space="preserve">: Configurado en </w:t>
+      </w:r>
+      <w:r>
+        <w:rPr>
+          <w:rFonts w:ascii="Courier New" w:eastAsia="Times New Roman" w:hAnsi="Courier New" w:cs="Courier New"/>
+          <w:sz w:val="20"/>
+          <w:szCs w:val="20"/>
+          <w:lang w:val="es-CL" w:eastAsia="es-CL"/>
+        </w:rPr>
+        <w:t>true</w:t>
+      </w:r>
+      <w:r>
+        <w:rPr>
+          <w:rFonts w:ascii="Times New Roman" w:eastAsia="Times New Roman" w:hAnsi="Times New Roman" w:cs="Times New Roman"/>
+          <w:sz w:val="24"/>
+          <w:szCs w:val="24"/>
+          <w:lang w:val="es-CL" w:eastAsia="es-CL"/>
+        </w:rPr>
+        <w:t xml:space="preserve"> para facilitar la depuración y traza de las consultas SQL y JPQL ejecutadas durante la ejecución del sistema.</w:t>
+      </w:r>
+    </w:p>
+    <w:p>
+      <w:pPr>
+        <w:rPr>
+          <w:rFonts w:asciiTheme="majorHAnsi" w:eastAsiaTheme="majorEastAsia" w:hAnsiTheme="majorHAnsi" w:cstheme="majorBidi"/>
+          <w:sz w:val="24"/>
+          <w:szCs w:val="24"/>
+          <w:lang w:val="es-CL"/>
+        </w:rPr>
+      </w:pPr>
+    </w:p>
+    <w:p>
+      <w:pPr>
+        <w:rPr>
+          <w:rFonts w:asciiTheme="majorHAnsi" w:eastAsiaTheme="majorEastAsia" w:hAnsiTheme="majorHAnsi" w:cstheme="majorBidi"/>
+          <w:sz w:val="24"/>
+          <w:szCs w:val="24"/>
+          <w:lang w:val="es-CL"/>
+        </w:rPr>
+      </w:pPr>
+      <w:r>
+        <w:rPr>
+          <w:rFonts w:asciiTheme="majorHAnsi" w:eastAsiaTheme="majorEastAsia" w:hAnsiTheme="majorHAnsi" w:cstheme="majorBidi"/>
+          <w:sz w:val="24"/>
+          <w:szCs w:val="24"/>
+          <w:lang w:val="es-CL"/>
+        </w:rPr>
+        <w:t>4</w:t>
+      </w:r>
+      <w:r>
+        <w:rPr>
+          <w:rFonts w:asciiTheme="majorHAnsi" w:eastAsiaTheme="majorEastAsia" w:hAnsiTheme="majorHAnsi" w:cstheme="majorBidi"/>
+          <w:sz w:val="30"/>
+          <w:szCs w:val="30"/>
+          <w:lang w:val="es-CL"/>
+        </w:rPr>
+        <w:t>. Vistas y Diseño de Interfaz (JSP y Responsividad)</w:t>
+      </w:r>
+      <w:r>
+        <w:rPr>
+          <w:rFonts w:asciiTheme="majorHAnsi" w:eastAsiaTheme="majorEastAsia" w:hAnsiTheme="majorHAnsi" w:cstheme="majorBidi"/>
+          <w:sz w:val="30"/>
+          <w:szCs w:val="30"/>
+          <w:lang w:val="es-CL"/>
+        </w:rPr>
+        <w:t>.</w:t>
+      </w:r>
+    </w:p>
+    <w:p>
+      <w:pPr>
+        <w:rPr>
+          <w:rFonts w:asciiTheme="majorHAnsi" w:eastAsiaTheme="majorEastAsia" w:hAnsiTheme="majorHAnsi" w:cstheme="majorBidi"/>
+          <w:sz w:val="24"/>
+          <w:szCs w:val="24"/>
+          <w:lang w:val="es-CL"/>
+        </w:rPr>
+      </w:pPr>
+      <w:r>
+        <w:rPr>
+          <w:rFonts w:asciiTheme="majorHAnsi" w:eastAsiaTheme="majorEastAsia" w:hAnsiTheme="majorHAnsi" w:cstheme="majorBidi"/>
+          <w:sz w:val="24"/>
+          <w:szCs w:val="24"/>
+          <w:lang w:val="es-CL"/>
+        </w:rPr>
+        <w:t>4.1. Estructura de la Vista de Cursos y Búsqueda</w:t>
+      </w:r>
+      <w:r>
+        <w:rPr>
+          <w:rFonts w:asciiTheme="majorHAnsi" w:eastAsiaTheme="majorEastAsia" w:hAnsiTheme="majorHAnsi" w:cstheme="majorBidi"/>
+          <w:sz w:val="24"/>
+          <w:szCs w:val="24"/>
+          <w:lang w:val="es-CL"/>
+        </w:rPr>
+        <w:t xml:space="preserve"> </w:t>
+      </w:r>
+      <w:r>
+        <w:rPr>
+          <w:rFonts w:asciiTheme="majorHAnsi" w:eastAsiaTheme="majorEastAsia" w:hAnsiTheme="majorHAnsi" w:cstheme="majorBidi"/>
+          <w:sz w:val="24"/>
+          <w:szCs w:val="24"/>
+          <w:lang w:val="es-CL"/>
+        </w:rPr>
+        <w:t>}</w:t>
+      </w:r>
+      <w:r>
+        <w:rPr>
+          <w:rFonts w:asciiTheme="majorHAnsi" w:eastAsiaTheme="majorEastAsia" w:hAnsiTheme="majorHAnsi" w:cstheme="majorBidi"/>
           <w:sz w:val="24"/>
           <w:szCs w:val="24"/>
           <w:lang w:val="es-CL"/>
         </w:rPr>
         <w:drawing>
-          <wp:inline distT="0" distB="0" distL="0" distR="0" wp14:anchorId="24D81535" wp14:editId="38E7360C">
-            <wp:extent cx="5612130" cy="1077595"/>
+          <wp:inline distT="0" distB="0" distL="0" distR="0" wp14:anchorId="09C7DC74" wp14:editId="3173CDBB">
+            <wp:extent cx="5612130" cy="2087245"/>
             <wp:effectExtent l="0" t="0" r="7620" b="8255"/>
-            <wp:docPr id="1415018076" name="Imagen 1"/>
+            <wp:docPr id="779174722" name="Imagen 1"/>
             <wp:cNvGraphicFramePr>
               <a:graphicFrameLocks xmlns:a="http://schemas.openxmlformats.org/drawingml/2006/main" noChangeAspect="1"/>
             </wp:cNvGraphicFramePr>
@@ -2861,7 +3341,7 @@
               <a:graphicData uri="http://schemas.openxmlformats.org/drawingml/2006/picture">
                 <pic:pic xmlns:pic="http://schemas.openxmlformats.org/drawingml/2006/picture">
                   <pic:nvPicPr>
-                    <pic:cNvPr id="1415018076" name=""/>
+                    <pic:cNvPr id="779174722" name=""/>
                     <pic:cNvPicPr/>
                   </pic:nvPicPr>
                   <pic:blipFill>
@@ -2873,7 +3353,7 @@
                   <pic:spPr>
                     <a:xfrm>
                       <a:off x="0" y="0"/>
-                      <a:ext cx="5612130" cy="1077595"/>
+                      <a:ext cx="5612130" cy="2087245"/>
                     </a:xfrm>
                     <a:prstGeom prst="rect">
                       <a:avLst/>
@@ -2889,84 +3369,414 @@
     <w:p>
       <w:pPr>
         <w:rPr>
-          <w:sz w:val="24"/>
-          <w:szCs w:val="24"/>
-          <w:lang w:val="es-CL"/>
-        </w:rPr>
-      </w:pPr>
-      <w:r>
-        <w:rPr>
-          <w:sz w:val="24"/>
-          <w:szCs w:val="24"/>
-          <w:lang w:val="es-CL"/>
-        </w:rPr>
-        <w:t>Explicación de la implementación:</w:t>
-      </w:r>
-    </w:p>
-    <w:p>
-      <w:pPr>
-        <w:rPr>
-          <w:sz w:val="24"/>
-          <w:szCs w:val="24"/>
-          <w:lang w:val="es-CL"/>
-        </w:rPr>
-      </w:pPr>
-      <w:r>
-        <w:rPr>
+          <w:rFonts w:asciiTheme="majorHAnsi" w:eastAsiaTheme="majorEastAsia" w:hAnsiTheme="majorHAnsi" w:cstheme="majorBidi"/>
+          <w:sz w:val="24"/>
+          <w:szCs w:val="24"/>
+          <w:lang w:val="es-CL"/>
+        </w:rPr>
+      </w:pPr>
+    </w:p>
+    <w:p>
+      <w:pPr>
+        <w:rPr>
+          <w:rFonts w:asciiTheme="majorHAnsi" w:eastAsiaTheme="majorEastAsia" w:hAnsiTheme="majorHAnsi" w:cstheme="majorBidi"/>
+          <w:sz w:val="24"/>
+          <w:szCs w:val="24"/>
+          <w:lang w:val="es-CL"/>
+        </w:rPr>
+      </w:pPr>
+      <w:r>
+        <w:rPr>
+          <w:rFonts w:asciiTheme="majorHAnsi" w:eastAsiaTheme="majorEastAsia" w:hAnsiTheme="majorHAnsi" w:cstheme="majorBidi"/>
+          <w:sz w:val="24"/>
+          <w:szCs w:val="24"/>
+          <w:lang w:val="es-CL"/>
+        </w:rPr>
+        <w:t>4.2. Justificación Técnica de la Interfaz y Responsividad:</w:t>
+      </w:r>
+    </w:p>
+    <w:p>
+      <w:pPr>
+        <w:pStyle w:val="Prrafodelista"/>
+        <w:numPr>
+          <w:ilvl w:val="0"/>
+          <w:numId w:val="31"/>
+        </w:numPr>
+        <w:rPr>
+          <w:rFonts w:asciiTheme="majorHAnsi" w:eastAsiaTheme="majorEastAsia" w:hAnsiTheme="majorHAnsi" w:cstheme="majorBidi"/>
+          <w:sz w:val="24"/>
+          <w:szCs w:val="24"/>
+          <w:lang w:val="es-CL"/>
+        </w:rPr>
+      </w:pPr>
+      <w:r>
+        <w:rPr>
+          <w:rFonts w:asciiTheme="majorHAnsi" w:eastAsiaTheme="majorEastAsia" w:hAnsiTheme="majorHAnsi" w:cstheme="majorBidi"/>
           <w:b/>
           <w:bCs/>
           <w:sz w:val="24"/>
           <w:szCs w:val="24"/>
           <w:lang w:val="es-CL"/>
         </w:rPr>
-        <w:t>Manejo del CRUD:</w:t>
-      </w:r>
-      <w:r>
-        <w:rPr>
-          <w:sz w:val="24"/>
-          <w:szCs w:val="24"/>
-          <w:lang w:val="es-CL"/>
-        </w:rPr>
-        <w:t xml:space="preserve"> A través de los métodos doGet (para listar y buscar con filtros) y doPost (para guardar o actualizar registros), el servlet cubre de punta a punta el ciclo de vida de los cursos.</w:t>
-      </w:r>
-    </w:p>
-    <w:p>
-      <w:pPr>
-        <w:rPr>
-          <w:sz w:val="24"/>
-          <w:szCs w:val="24"/>
-          <w:lang w:val="es-CL"/>
-        </w:rPr>
-      </w:pPr>
-      <w:r>
-        <w:rPr>
+        <w:t>Vistas Dinámicas y Páginas Individuales:</w:t>
+      </w:r>
+      <w:r>
+        <w:rPr>
+          <w:rFonts w:asciiTheme="majorHAnsi" w:eastAsiaTheme="majorEastAsia" w:hAnsiTheme="majorHAnsi" w:cstheme="majorBidi"/>
+          <w:sz w:val="24"/>
+          <w:szCs w:val="24"/>
+          <w:lang w:val="es-CL"/>
+        </w:rPr>
+        <w:t xml:space="preserve"> Mediante el uso de etiquetas JSTL </w:t>
+      </w:r>
+      <w:r>
+        <w:rPr>
+          <w:rFonts w:asciiTheme="majorHAnsi" w:eastAsiaTheme="majorEastAsia" w:hAnsiTheme="majorHAnsi" w:cstheme="majorBidi"/>
+          <w:sz w:val="24"/>
+          <w:szCs w:val="24"/>
+          <w:lang w:val="es-CL"/>
+        </w:rPr>
+        <w:t>(&lt;c:forEach&gt;), las vistas se renderizan dinámicamente según</w:t>
+      </w:r>
+      <w:r>
+        <w:rPr>
+          <w:rFonts w:asciiTheme="majorHAnsi" w:eastAsiaTheme="majorEastAsia" w:hAnsiTheme="majorHAnsi" w:cstheme="majorBidi"/>
+          <w:sz w:val="30"/>
+          <w:szCs w:val="30"/>
+          <w:lang w:val="es-CL"/>
+        </w:rPr>
+        <w:t xml:space="preserve"> los datos</w:t>
+      </w:r>
+      <w:r>
+        <w:rPr>
+          <w:rFonts w:asciiTheme="majorHAnsi" w:eastAsiaTheme="majorEastAsia" w:hAnsiTheme="majorHAnsi" w:cstheme="majorBidi"/>
+          <w:sz w:val="24"/>
+          <w:szCs w:val="24"/>
+          <w:lang w:val="es-CL"/>
+        </w:rPr>
+        <w:t xml:space="preserve"> entregados por los servlets, abarcando desde las páginas principales de listado hasta perfiles y cursos individuales.</w:t>
+      </w:r>
+    </w:p>
+    <w:p>
+      <w:pPr>
+        <w:pStyle w:val="Prrafodelista"/>
+        <w:ind w:left="1440"/>
+        <w:rPr>
+          <w:rFonts w:asciiTheme="majorHAnsi" w:eastAsiaTheme="majorEastAsia" w:hAnsiTheme="majorHAnsi" w:cstheme="majorBidi"/>
+          <w:sz w:val="24"/>
+          <w:szCs w:val="24"/>
+          <w:lang w:val="es-CL"/>
+        </w:rPr>
+      </w:pPr>
+    </w:p>
+    <w:p>
+      <w:pPr>
+        <w:pStyle w:val="Prrafodelista"/>
+        <w:numPr>
+          <w:ilvl w:val="0"/>
+          <w:numId w:val="31"/>
+        </w:numPr>
+        <w:rPr>
+          <w:rFonts w:asciiTheme="majorHAnsi" w:eastAsiaTheme="majorEastAsia" w:hAnsiTheme="majorHAnsi" w:cstheme="majorBidi"/>
+          <w:sz w:val="24"/>
+          <w:szCs w:val="24"/>
+          <w:lang w:val="es-CL"/>
+        </w:rPr>
+      </w:pPr>
+      <w:r>
+        <w:rPr>
+          <w:rFonts w:asciiTheme="majorHAnsi" w:eastAsiaTheme="majorEastAsia" w:hAnsiTheme="majorHAnsi" w:cstheme="majorBidi"/>
           <w:b/>
           <w:bCs/>
           <w:sz w:val="24"/>
           <w:szCs w:val="24"/>
           <w:lang w:val="es-CL"/>
         </w:rPr>
-        <w:t>Integración de Operaciones Masivas:</w:t>
-      </w:r>
-      <w:r>
-        <w:rPr>
-          <w:sz w:val="24"/>
-          <w:szCs w:val="24"/>
-          <w:lang w:val="es-CL"/>
-        </w:rPr>
-        <w:t xml:space="preserve"> Se añadieron condiciones específicas (masivoActualizar y masivoEliminar) que invocan directamente los métodos del CursoDAO, permitiendo aplicar cambios o borrados en lote a nivel de base de datos desde la capa de control de la aplicación web</w:t>
-      </w:r>
-    </w:p>
-    <w:p>
-      <w:pPr>
-        <w:rPr>
-          <w:sz w:val="24"/>
-          <w:szCs w:val="24"/>
-          <w:lang w:val="es-CL"/>
-        </w:rPr>
-      </w:pPr>
-      <w:r>
-        <w:rPr>
+        <w:t>Diseño Responsivo (</w:t>
+      </w:r>
+      <w:r>
+        <w:rPr>
+          <w:rFonts w:asciiTheme="majorHAnsi" w:eastAsiaTheme="majorEastAsia" w:hAnsiTheme="majorHAnsi" w:cstheme="majorBidi"/>
+          <w:b/>
+          <w:bCs/>
+          <w:i/>
+          <w:iCs/>
+          <w:sz w:val="24"/>
+          <w:szCs w:val="24"/>
+          <w:lang w:val="es-CL"/>
+        </w:rPr>
+        <w:t>Responsive Design</w:t>
+      </w:r>
+      <w:r>
+        <w:rPr>
+          <w:rFonts w:asciiTheme="majorHAnsi" w:eastAsiaTheme="majorEastAsia" w:hAnsiTheme="majorHAnsi" w:cstheme="majorBidi"/>
+          <w:b/>
+          <w:bCs/>
+          <w:sz w:val="24"/>
+          <w:szCs w:val="24"/>
+          <w:lang w:val="es-CL"/>
+        </w:rPr>
+        <w:t>):</w:t>
+      </w:r>
+      <w:r>
+        <w:rPr>
+          <w:rFonts w:asciiTheme="majorHAnsi" w:eastAsiaTheme="majorEastAsia" w:hAnsiTheme="majorHAnsi" w:cstheme="majorBidi"/>
+          <w:sz w:val="24"/>
+          <w:szCs w:val="24"/>
+          <w:lang w:val="es-CL"/>
+        </w:rPr>
+        <w:t xml:space="preserve"> Se integró el sistema de rejillas (</w:t>
+      </w:r>
+      <w:r>
+        <w:rPr>
+          <w:rFonts w:asciiTheme="majorHAnsi" w:eastAsiaTheme="majorEastAsia" w:hAnsiTheme="majorHAnsi" w:cstheme="majorBidi"/>
+          <w:i/>
+          <w:iCs/>
+          <w:sz w:val="24"/>
+          <w:szCs w:val="24"/>
+          <w:lang w:val="es-CL"/>
+        </w:rPr>
+        <w:t>Grid System</w:t>
+      </w:r>
+      <w:r>
+        <w:rPr>
+          <w:rFonts w:asciiTheme="majorHAnsi" w:eastAsiaTheme="majorEastAsia" w:hAnsiTheme="majorHAnsi" w:cstheme="majorBidi"/>
+          <w:sz w:val="24"/>
+          <w:szCs w:val="24"/>
+          <w:lang w:val="es-CL"/>
+        </w:rPr>
+        <w:t xml:space="preserve">) de </w:t>
+      </w:r>
+      <w:r>
+        <w:rPr>
+          <w:rFonts w:asciiTheme="majorHAnsi" w:eastAsiaTheme="majorEastAsia" w:hAnsiTheme="majorHAnsi" w:cstheme="majorBidi"/>
+          <w:b/>
+          <w:bCs/>
+          <w:sz w:val="24"/>
+          <w:szCs w:val="24"/>
+          <w:lang w:val="es-CL"/>
+        </w:rPr>
+        <w:t>Bootstrap 5</w:t>
+      </w:r>
+      <w:r>
+        <w:rPr>
+          <w:rFonts w:asciiTheme="majorHAnsi" w:eastAsiaTheme="majorEastAsia" w:hAnsiTheme="majorHAnsi" w:cstheme="majorBidi"/>
+          <w:sz w:val="24"/>
+          <w:szCs w:val="24"/>
+          <w:lang w:val="es-CL"/>
+        </w:rPr>
+        <w:t xml:space="preserve"> (row-cols-1 row-cols-md-3), lo que permite que los elementos de la interfaz se adapten automáticamente a pantallas pequeñas de dispositivos móviles (mostrando una tarjeta por fila) o escritorios (distribuyéndose en tres columnas), asegurando una experiencia de usuario fluida y moderna.</w:t>
+      </w:r>
+    </w:p>
+    <w:p>
+      <w:pPr>
+        <w:pStyle w:val="Prrafodelista"/>
+        <w:rPr>
+          <w:rFonts w:asciiTheme="majorHAnsi" w:eastAsiaTheme="majorEastAsia" w:hAnsiTheme="majorHAnsi" w:cstheme="majorBidi"/>
+          <w:sz w:val="24"/>
+          <w:szCs w:val="24"/>
+          <w:lang w:val="es-CL"/>
+        </w:rPr>
+      </w:pPr>
+    </w:p>
+    <w:p>
+      <w:pPr>
+        <w:pStyle w:val="Prrafodelista"/>
+        <w:rPr>
+          <w:rFonts w:asciiTheme="majorHAnsi" w:eastAsiaTheme="majorEastAsia" w:hAnsiTheme="majorHAnsi" w:cstheme="majorBidi"/>
+          <w:sz w:val="24"/>
+          <w:szCs w:val="24"/>
+          <w:lang w:val="es-CL"/>
+        </w:rPr>
+      </w:pPr>
+    </w:p>
+    <w:p>
+      <w:pPr>
+        <w:pStyle w:val="Prrafodelista"/>
+        <w:rPr>
+          <w:rFonts w:asciiTheme="majorHAnsi" w:eastAsiaTheme="majorEastAsia" w:hAnsiTheme="majorHAnsi" w:cstheme="majorBidi"/>
+          <w:sz w:val="24"/>
+          <w:szCs w:val="24"/>
+          <w:lang w:val="es-CL"/>
+        </w:rPr>
+      </w:pPr>
+    </w:p>
+    <w:p>
+      <w:pPr>
+        <w:pStyle w:val="Prrafodelista"/>
+        <w:rPr>
+          <w:rFonts w:asciiTheme="majorHAnsi" w:eastAsiaTheme="majorEastAsia" w:hAnsiTheme="majorHAnsi" w:cstheme="majorBidi"/>
+          <w:sz w:val="24"/>
+          <w:szCs w:val="24"/>
+          <w:lang w:val="es-CL"/>
+        </w:rPr>
+      </w:pPr>
+    </w:p>
+    <w:p>
+      <w:pPr>
+        <w:rPr>
+          <w:rFonts w:asciiTheme="majorHAnsi" w:eastAsiaTheme="majorEastAsia" w:hAnsiTheme="majorHAnsi" w:cstheme="majorBidi"/>
+          <w:sz w:val="30"/>
+          <w:szCs w:val="30"/>
+          <w:lang w:val="es-CL"/>
+        </w:rPr>
+      </w:pPr>
+      <w:r>
+        <w:rPr>
+          <w:rFonts w:asciiTheme="majorHAnsi" w:eastAsiaTheme="majorEastAsia" w:hAnsiTheme="majorHAnsi" w:cstheme="majorBidi"/>
+          <w:sz w:val="24"/>
+          <w:szCs w:val="24"/>
+          <w:lang w:val="es-CL"/>
+        </w:rPr>
+        <w:t xml:space="preserve">5. </w:t>
+      </w:r>
+      <w:r>
+        <w:rPr>
+          <w:rFonts w:asciiTheme="majorHAnsi" w:eastAsiaTheme="majorEastAsia" w:hAnsiTheme="majorHAnsi" w:cstheme="majorBidi"/>
+          <w:sz w:val="30"/>
+          <w:szCs w:val="30"/>
+          <w:lang w:val="es-CL"/>
+        </w:rPr>
+        <w:t>Modelos de Datos y Mapeo Objeto-Relacional (ORM)</w:t>
+      </w:r>
+    </w:p>
+    <w:p>
+      <w:pPr>
+        <w:ind w:firstLine="720"/>
+        <w:rPr>
+          <w:rFonts w:asciiTheme="majorHAnsi" w:eastAsiaTheme="majorEastAsia" w:hAnsiTheme="majorHAnsi" w:cstheme="majorBidi"/>
+          <w:sz w:val="24"/>
+          <w:szCs w:val="24"/>
+          <w:lang w:val="es-CL"/>
+        </w:rPr>
+      </w:pPr>
+      <w:r>
+        <w:rPr>
+          <w:rFonts w:asciiTheme="majorHAnsi" w:eastAsiaTheme="majorEastAsia" w:hAnsiTheme="majorHAnsi" w:cstheme="majorBidi"/>
+          <w:sz w:val="24"/>
+          <w:szCs w:val="24"/>
+          <w:lang w:val="es-CL"/>
+        </w:rPr>
+        <w:t>5.1. Resumen de Modelos y Atributos Principales</w:t>
+      </w:r>
+    </w:p>
+    <w:p>
+      <w:pPr>
+        <w:pStyle w:val="Prrafodelista"/>
+        <w:numPr>
+          <w:ilvl w:val="0"/>
+          <w:numId w:val="33"/>
+        </w:numPr>
+        <w:rPr>
+          <w:rFonts w:asciiTheme="majorHAnsi" w:eastAsiaTheme="majorEastAsia" w:hAnsiTheme="majorHAnsi" w:cstheme="majorBidi"/>
+          <w:sz w:val="24"/>
+          <w:szCs w:val="24"/>
+          <w:lang w:val="es-CL"/>
+        </w:rPr>
+      </w:pPr>
+      <w:r>
+        <w:rPr>
+          <w:rFonts w:asciiTheme="majorHAnsi" w:eastAsiaTheme="majorEastAsia" w:hAnsiTheme="majorHAnsi" w:cstheme="majorBidi"/>
+          <w:b/>
+          <w:bCs/>
+          <w:sz w:val="24"/>
+          <w:szCs w:val="24"/>
+          <w:lang w:val="es-CL"/>
+        </w:rPr>
+        <w:t>Entidad Usuario:</w:t>
+      </w:r>
+      <w:r>
+        <w:rPr>
+          <w:rFonts w:asciiTheme="majorHAnsi" w:eastAsiaTheme="majorEastAsia" w:hAnsiTheme="majorHAnsi" w:cstheme="majorBidi"/>
+          <w:sz w:val="24"/>
+          <w:szCs w:val="24"/>
+          <w:lang w:val="es-CL"/>
+        </w:rPr>
+        <w:t xml:space="preserve"> Modela a los participantes y administradores del sistema. Contiene atributos como idUsuario, nombre, email, password, rol, estado y fechaRegistro.</w:t>
+      </w:r>
+    </w:p>
+    <w:p>
+      <w:pPr>
+        <w:pStyle w:val="Prrafodelista"/>
+        <w:numPr>
+          <w:ilvl w:val="0"/>
+          <w:numId w:val="33"/>
+        </w:numPr>
+        <w:rPr>
+          <w:rFonts w:asciiTheme="majorHAnsi" w:eastAsiaTheme="majorEastAsia" w:hAnsiTheme="majorHAnsi" w:cstheme="majorBidi"/>
+          <w:sz w:val="24"/>
+          <w:szCs w:val="24"/>
+          <w:lang w:val="es-CL"/>
+        </w:rPr>
+      </w:pPr>
+      <w:r>
+        <w:rPr>
+          <w:rFonts w:asciiTheme="majorHAnsi" w:eastAsiaTheme="majorEastAsia" w:hAnsiTheme="majorHAnsi" w:cstheme="majorBidi"/>
+          <w:b/>
+          <w:bCs/>
+          <w:sz w:val="24"/>
+          <w:szCs w:val="24"/>
+          <w:lang w:val="es-CL"/>
+        </w:rPr>
+        <w:t>Entidad Curso:</w:t>
+      </w:r>
+      <w:r>
+        <w:rPr>
+          <w:rFonts w:asciiTheme="majorHAnsi" w:eastAsiaTheme="majorEastAsia" w:hAnsiTheme="majorHAnsi" w:cstheme="majorBidi"/>
+          <w:sz w:val="24"/>
+          <w:szCs w:val="24"/>
+          <w:lang w:val="es-CL"/>
+        </w:rPr>
+        <w:t xml:space="preserve"> Representa las capacitaciones ofrecidas. Sus atributos principales son idCurso, titulo, tema, nivelDificultad, popularidad y fechaCreacion.</w:t>
+      </w:r>
+    </w:p>
+    <w:p>
+      <w:pPr>
+        <w:pStyle w:val="Prrafodelista"/>
+        <w:numPr>
+          <w:ilvl w:val="0"/>
+          <w:numId w:val="33"/>
+        </w:numPr>
+        <w:rPr>
+          <w:rFonts w:asciiTheme="majorHAnsi" w:eastAsiaTheme="majorEastAsia" w:hAnsiTheme="majorHAnsi" w:cstheme="majorBidi"/>
+          <w:sz w:val="24"/>
+          <w:szCs w:val="24"/>
+          <w:lang w:val="es-CL"/>
+        </w:rPr>
+      </w:pPr>
+      <w:r>
+        <w:rPr>
+          <w:rFonts w:asciiTheme="majorHAnsi" w:eastAsiaTheme="majorEastAsia" w:hAnsiTheme="majorHAnsi" w:cstheme="majorBidi"/>
+          <w:b/>
+          <w:bCs/>
+          <w:sz w:val="24"/>
+          <w:szCs w:val="24"/>
+          <w:lang w:val="es-CL"/>
+        </w:rPr>
+        <w:t>Entidad Lección:</w:t>
+      </w:r>
+      <w:r>
+        <w:rPr>
+          <w:rFonts w:asciiTheme="majorHAnsi" w:eastAsiaTheme="majorEastAsia" w:hAnsiTheme="majorHAnsi" w:cstheme="majorBidi"/>
+          <w:sz w:val="24"/>
+          <w:szCs w:val="24"/>
+          <w:lang w:val="es-CL"/>
+        </w:rPr>
+        <w:t xml:space="preserve"> Corresponde a los contenidos específicos que componen un curso, estructurados mediante idLeccion, titulo y un enlace directo al curso contenedor.</w:t>
+      </w:r>
+    </w:p>
+    <w:p>
+      <w:pPr>
+        <w:rPr>
+          <w:rFonts w:asciiTheme="majorHAnsi" w:eastAsiaTheme="majorEastAsia" w:hAnsiTheme="majorHAnsi" w:cstheme="majorBidi"/>
+          <w:sz w:val="24"/>
+          <w:szCs w:val="24"/>
+          <w:lang w:val="es-CL"/>
+        </w:rPr>
+      </w:pPr>
+      <w:r>
+        <w:rPr>
+          <w:rFonts w:asciiTheme="majorHAnsi" w:eastAsiaTheme="majorEastAsia" w:hAnsiTheme="majorHAnsi" w:cstheme="majorBidi"/>
           <w:sz w:val="24"/>
           <w:szCs w:val="24"/>
           <w:lang w:val="es-CL"/>
@@ -2976,6 +3786,7 @@
     </w:p>
     <w:p>
       <w:pPr>
+        <w:ind w:firstLine="720"/>
         <w:rPr>
           <w:rFonts w:asciiTheme="majorHAnsi" w:eastAsiaTheme="majorEastAsia" w:hAnsiTheme="majorHAnsi" w:cstheme="majorBidi"/>
           <w:sz w:val="24"/>
@@ -2991,72 +3802,616 @@
           <w:lang w:val="es-CL"/>
         </w:rPr>
         <w:lastRenderedPageBreak/>
-        <w:t xml:space="preserve">3.2 </w:t>
-      </w:r>
-      <w:r>
-        <w:rPr>
-          <w:rFonts w:asciiTheme="majorHAnsi" w:eastAsiaTheme="majorEastAsia" w:hAnsiTheme="majorHAnsi" w:cstheme="majorBidi"/>
-          <w:sz w:val="24"/>
-          <w:szCs w:val="24"/>
-          <w:lang w:val="es-CL"/>
-        </w:rPr>
-        <w:t>Configuración y Conexión de Persistencia (persistence.xml)</w:t>
-      </w:r>
-      <w:r>
-        <w:rPr>
-          <w:rFonts w:asciiTheme="majorHAnsi" w:eastAsiaTheme="majorEastAsia" w:hAnsiTheme="majorHAnsi" w:cstheme="majorBidi"/>
-          <w:sz w:val="24"/>
-          <w:szCs w:val="24"/>
+        <w:t>5.2. Anotaciones y Mapeo de Relaciones</w:t>
+      </w:r>
+    </w:p>
+    <w:p>
+      <w:pPr>
+        <w:ind w:left="720"/>
+        <w:rPr>
+          <w:rFonts w:asciiTheme="majorHAnsi" w:eastAsiaTheme="majorEastAsia" w:hAnsiTheme="majorHAnsi" w:cstheme="majorBidi"/>
+          <w:sz w:val="24"/>
+          <w:szCs w:val="24"/>
+          <w:lang w:val="es-CL"/>
+        </w:rPr>
+      </w:pPr>
+      <w:r>
+        <w:rPr>
+          <w:rFonts w:asciiTheme="majorHAnsi" w:eastAsiaTheme="majorEastAsia" w:hAnsiTheme="majorHAnsi" w:cstheme="majorBidi"/>
+          <w:sz w:val="24"/>
+          <w:szCs w:val="24"/>
+          <w:lang w:val="es-CL"/>
+        </w:rPr>
+        <w:t>Para vincular las tablas de la base de datos relacional con las clases de Java, se utilizaron las siguientes anotaciones de mapeo:</w:t>
+      </w:r>
+    </w:p>
+    <w:p>
+      <w:pPr>
+        <w:pStyle w:val="Prrafodelista"/>
+        <w:numPr>
+          <w:ilvl w:val="0"/>
+          <w:numId w:val="34"/>
+        </w:numPr>
+        <w:rPr>
+          <w:rFonts w:asciiTheme="majorHAnsi" w:eastAsiaTheme="majorEastAsia" w:hAnsiTheme="majorHAnsi" w:cstheme="majorBidi"/>
+          <w:sz w:val="24"/>
+          <w:szCs w:val="24"/>
+          <w:lang w:val="es-CL"/>
+        </w:rPr>
+      </w:pPr>
+      <w:r>
+        <w:rPr>
+          <w:rFonts w:asciiTheme="majorHAnsi" w:eastAsiaTheme="majorEastAsia" w:hAnsiTheme="majorHAnsi" w:cstheme="majorBidi"/>
+          <w:b/>
+          <w:bCs/>
+          <w:sz w:val="24"/>
+          <w:szCs w:val="24"/>
+          <w:lang w:val="es-CL"/>
+        </w:rPr>
+        <w:t>Mapeo Básico:</w:t>
+      </w:r>
+      <w:r>
+        <w:rPr>
+          <w:rFonts w:asciiTheme="majorHAnsi" w:eastAsiaTheme="majorEastAsia" w:hAnsiTheme="majorHAnsi" w:cstheme="majorBidi"/>
+          <w:sz w:val="24"/>
+          <w:szCs w:val="24"/>
+          <w:lang w:val="es-CL"/>
+        </w:rPr>
+        <w:t xml:space="preserve"> Se emplearon @Entity, @Table, @Id y @GeneratedValue(strategy = GenerationType.IDENTITY) para la identificación única de cada registro.</w:t>
+      </w:r>
+    </w:p>
+    <w:p>
+      <w:pPr>
+        <w:pStyle w:val="Prrafodelista"/>
+        <w:numPr>
+          <w:ilvl w:val="0"/>
+          <w:numId w:val="34"/>
+        </w:numPr>
+        <w:rPr>
+          <w:rFonts w:asciiTheme="majorHAnsi" w:eastAsiaTheme="majorEastAsia" w:hAnsiTheme="majorHAnsi" w:cstheme="majorBidi"/>
+          <w:sz w:val="24"/>
+          <w:szCs w:val="24"/>
+          <w:lang w:val="es-CL"/>
+        </w:rPr>
+      </w:pPr>
+      <w:r>
+        <w:rPr>
+          <w:rFonts w:asciiTheme="majorHAnsi" w:eastAsiaTheme="majorEastAsia" w:hAnsiTheme="majorHAnsi" w:cstheme="majorBidi"/>
+          <w:b/>
+          <w:bCs/>
+          <w:sz w:val="24"/>
+          <w:szCs w:val="24"/>
+          <w:lang w:val="es-CL"/>
+        </w:rPr>
+        <w:t>Relación Curso a Lección (@OneToMany / @ManyToOne):</w:t>
+      </w:r>
+      <w:r>
+        <w:rPr>
+          <w:rFonts w:asciiTheme="majorHAnsi" w:eastAsiaTheme="majorEastAsia" w:hAnsiTheme="majorHAnsi" w:cstheme="majorBidi"/>
+          <w:sz w:val="24"/>
+          <w:szCs w:val="24"/>
+          <w:lang w:val="es-CL"/>
+        </w:rPr>
+        <w:t xml:space="preserve"> Un curso posee un conjunto de lecciones asociadas, configuradas mediante @OneToMany(mappedBy = "curso", cascade = CascadeType.ALL) en la clase Curso, y la contraparte @ManyToOne con su respectivo @JoinColumn(name = "id_curso") en la entidad Lección.</w:t>
+      </w:r>
+    </w:p>
+    <w:p>
+      <w:pPr>
+        <w:pStyle w:val="Prrafodelista"/>
+        <w:numPr>
+          <w:ilvl w:val="0"/>
+          <w:numId w:val="34"/>
+        </w:numPr>
+        <w:rPr>
+          <w:rFonts w:asciiTheme="majorHAnsi" w:eastAsiaTheme="majorEastAsia" w:hAnsiTheme="majorHAnsi" w:cstheme="majorBidi"/>
+          <w:sz w:val="24"/>
+          <w:szCs w:val="24"/>
+          <w:lang w:val="es-CL"/>
+        </w:rPr>
+      </w:pPr>
+      <w:r>
+        <w:rPr>
+          <w:rFonts w:asciiTheme="majorHAnsi" w:eastAsiaTheme="majorEastAsia" w:hAnsiTheme="majorHAnsi" w:cstheme="majorBidi"/>
+          <w:b/>
+          <w:bCs/>
+          <w:sz w:val="24"/>
+          <w:szCs w:val="24"/>
+          <w:lang w:val="es-CL"/>
+        </w:rPr>
+        <w:t>Relación Usuario a Curso (@ManyToMany):</w:t>
+      </w:r>
+      <w:r>
+        <w:rPr>
+          <w:rFonts w:asciiTheme="majorHAnsi" w:eastAsiaTheme="majorEastAsia" w:hAnsiTheme="majorHAnsi" w:cstheme="majorBidi"/>
+          <w:sz w:val="24"/>
+          <w:szCs w:val="24"/>
+          <w:lang w:val="es-CL"/>
+        </w:rPr>
+        <w:t xml:space="preserve"> Se estableció una relación de muchos a muchos para gestionar las inscripciones de los usuarios en los diferentes cursos a través de una tabla intermedia denominada inscripciones, haciendo uso de las anotaciones @ManyToMany y @JoinTable.</w:t>
+      </w:r>
+    </w:p>
+    <w:p>
+      <w:pPr>
+        <w:rPr>
+          <w:rFonts w:asciiTheme="majorHAnsi" w:eastAsiaTheme="majorEastAsia" w:hAnsiTheme="majorHAnsi" w:cstheme="majorBidi"/>
+          <w:sz w:val="24"/>
+          <w:szCs w:val="24"/>
+          <w:lang w:val="es-CL"/>
+        </w:rPr>
+      </w:pPr>
+      <w:r>
+        <w:rPr>
+          <w:rFonts w:asciiTheme="majorHAnsi" w:eastAsiaTheme="majorEastAsia" w:hAnsiTheme="majorHAnsi" w:cstheme="majorBidi"/>
+          <w:sz w:val="24"/>
+          <w:szCs w:val="24"/>
+          <w:lang w:val="es-CL"/>
+        </w:rPr>
+        <w:br w:type="page"/>
+      </w:r>
+    </w:p>
+    <w:p>
+      <w:pPr>
+        <w:ind w:firstLine="720"/>
+        <w:rPr>
+          <w:rFonts w:asciiTheme="majorHAnsi" w:eastAsiaTheme="majorEastAsia" w:hAnsiTheme="majorHAnsi" w:cstheme="majorBidi"/>
+          <w:sz w:val="24"/>
+          <w:szCs w:val="24"/>
+          <w:lang w:val="es-CL"/>
+        </w:rPr>
+      </w:pPr>
+      <w:r>
+        <w:rPr>
+          <w:rFonts w:asciiTheme="majorHAnsi" w:eastAsiaTheme="majorEastAsia" w:hAnsiTheme="majorHAnsi" w:cstheme="majorBidi"/>
+          <w:sz w:val="24"/>
+          <w:szCs w:val="24"/>
+          <w:lang w:val="es-CL"/>
+        </w:rPr>
+        <w:lastRenderedPageBreak/>
+        <w:t xml:space="preserve">5.3 </w:t>
+      </w:r>
+      <w:r>
+        <w:rPr>
+          <w:rFonts w:asciiTheme="majorHAnsi" w:eastAsiaTheme="majorEastAsia" w:hAnsiTheme="majorHAnsi" w:cstheme="majorBidi"/>
+          <w:sz w:val="24"/>
+          <w:szCs w:val="24"/>
+          <w:lang w:val="es-CL"/>
+        </w:rPr>
+        <w:t>Evidencias y Capturas de Pantalla de la Interfaz</w:t>
+      </w:r>
+    </w:p>
+    <w:p>
+      <w:pPr>
+        <w:ind w:left="720"/>
+        <w:rPr>
+          <w:rFonts w:asciiTheme="majorHAnsi" w:eastAsiaTheme="majorEastAsia" w:hAnsiTheme="majorHAnsi" w:cstheme="majorBidi"/>
+          <w:b/>
+          <w:bCs/>
+          <w:sz w:val="24"/>
+          <w:szCs w:val="24"/>
+          <w:lang w:val="es-CL"/>
+        </w:rPr>
+      </w:pPr>
+      <w:r>
+        <w:rPr>
+          <w:rFonts w:asciiTheme="majorHAnsi" w:eastAsiaTheme="majorEastAsia" w:hAnsiTheme="majorHAnsi" w:cstheme="majorBidi"/>
+          <w:b/>
+          <w:bCs/>
+          <w:sz w:val="24"/>
+          <w:szCs w:val="24"/>
+          <w:lang w:val="es-CL"/>
+        </w:rPr>
+        <w:t>Ejemplos de Consultas JPQL Implementadas</w:t>
+      </w:r>
+    </w:p>
+    <w:p>
+      <w:pPr>
+        <w:ind w:left="720"/>
+        <w:rPr>
+          <w:rFonts w:asciiTheme="majorHAnsi" w:eastAsiaTheme="majorEastAsia" w:hAnsiTheme="majorHAnsi" w:cstheme="majorBidi"/>
+          <w:sz w:val="24"/>
+          <w:szCs w:val="24"/>
+          <w:lang w:val="es-CL"/>
+        </w:rPr>
+      </w:pPr>
+      <w:r>
+        <w:rPr>
+          <w:rFonts w:asciiTheme="majorHAnsi" w:eastAsiaTheme="majorEastAsia" w:hAnsiTheme="majorHAnsi" w:cstheme="majorBidi"/>
+          <w:sz w:val="24"/>
+          <w:szCs w:val="24"/>
+          <w:lang w:val="es-CL"/>
+        </w:rPr>
+        <w:t>Para cumplir con los requerimientos de búsqueda avanzada, filtrado y operaciones masivas de la plataforma, se diseñaron y ejecutaron las siguientes consultas JPQL en la capa de datos (CursoDAO):</w:t>
+      </w:r>
+    </w:p>
+    <w:p>
+      <w:pPr>
+        <w:ind w:left="720"/>
+        <w:rPr>
+          <w:rFonts w:asciiTheme="majorHAnsi" w:eastAsiaTheme="majorEastAsia" w:hAnsiTheme="majorHAnsi" w:cstheme="majorBidi"/>
+          <w:sz w:val="24"/>
+          <w:szCs w:val="24"/>
+          <w:lang w:val="es-CL"/>
+        </w:rPr>
+      </w:pPr>
+      <w:r>
+        <w:rPr>
+          <w:rFonts w:asciiTheme="majorHAnsi" w:eastAsiaTheme="majorEastAsia" w:hAnsiTheme="majorHAnsi" w:cstheme="majorBidi"/>
+          <w:b/>
+          <w:bCs/>
+          <w:sz w:val="24"/>
+          <w:szCs w:val="24"/>
+          <w:lang w:val="es-CL"/>
+        </w:rPr>
+        <w:t>Consulta con Filtros Dinámicos (Búsqueda por Tema y Nivel):</w:t>
+      </w:r>
+    </w:p>
+    <w:p>
+      <w:pPr>
+        <w:numPr>
+          <w:ilvl w:val="0"/>
+          <w:numId w:val="35"/>
+        </w:numPr>
+        <w:rPr>
+          <w:rFonts w:asciiTheme="majorHAnsi" w:eastAsiaTheme="majorEastAsia" w:hAnsiTheme="majorHAnsi" w:cstheme="majorBidi"/>
+          <w:sz w:val="24"/>
+          <w:szCs w:val="24"/>
+          <w:lang w:val="es-CL"/>
+        </w:rPr>
+      </w:pPr>
+      <w:r>
+        <w:rPr>
+          <w:rFonts w:asciiTheme="majorHAnsi" w:eastAsiaTheme="majorEastAsia" w:hAnsiTheme="majorHAnsi" w:cstheme="majorBidi"/>
+          <w:b/>
+          <w:bCs/>
+          <w:sz w:val="24"/>
+          <w:szCs w:val="24"/>
+          <w:lang w:val="es-CL"/>
+        </w:rPr>
+        <w:t>Descripción:</w:t>
+      </w:r>
+      <w:r>
+        <w:rPr>
+          <w:rFonts w:asciiTheme="majorHAnsi" w:eastAsiaTheme="majorEastAsia" w:hAnsiTheme="majorHAnsi" w:cstheme="majorBidi"/>
+          <w:sz w:val="24"/>
+          <w:szCs w:val="24"/>
+          <w:lang w:val="es-CL"/>
+        </w:rPr>
+        <w:t xml:space="preserve"> Permite buscar cursos aplicando condiciones opcionales según lo que el usuario requiera en la interfaz web.</w:t>
+      </w:r>
+    </w:p>
+    <w:p>
+      <w:pPr>
+        <w:numPr>
+          <w:ilvl w:val="0"/>
+          <w:numId w:val="35"/>
+        </w:numPr>
+        <w:rPr>
+          <w:rFonts w:asciiTheme="majorHAnsi" w:eastAsiaTheme="majorEastAsia" w:hAnsiTheme="majorHAnsi" w:cstheme="majorBidi"/>
+          <w:sz w:val="24"/>
+          <w:szCs w:val="24"/>
+          <w:lang w:val="es-CL"/>
+        </w:rPr>
+      </w:pPr>
+      <w:r>
+        <w:rPr>
+          <w:rFonts w:asciiTheme="majorHAnsi" w:eastAsiaTheme="majorEastAsia" w:hAnsiTheme="majorHAnsi" w:cstheme="majorBidi"/>
+          <w:b/>
+          <w:bCs/>
+          <w:sz w:val="24"/>
+          <w:szCs w:val="24"/>
+          <w:lang w:val="es-CL"/>
+        </w:rPr>
+        <w:t>Código JPQL:</w:t>
+      </w:r>
+    </w:p>
+    <w:p>
+      <w:pPr>
+        <w:ind w:left="720"/>
+        <w:rPr>
+          <w:rFonts w:asciiTheme="majorHAnsi" w:eastAsiaTheme="majorEastAsia" w:hAnsiTheme="majorHAnsi" w:cstheme="majorBidi"/>
+          <w:sz w:val="24"/>
+          <w:szCs w:val="24"/>
+        </w:rPr>
+      </w:pPr>
+      <w:r>
+        <w:rPr>
+          <w:rFonts w:asciiTheme="majorHAnsi" w:eastAsiaTheme="majorEastAsia" w:hAnsiTheme="majorHAnsi" w:cstheme="majorBidi"/>
+          <w:sz w:val="24"/>
+          <w:szCs w:val="24"/>
+        </w:rPr>
+        <w:t xml:space="preserve">String </w:t>
+      </w:r>
+      <w:proofErr w:type="spellStart"/>
+      <w:r>
+        <w:rPr>
+          <w:rFonts w:asciiTheme="majorHAnsi" w:eastAsiaTheme="majorEastAsia" w:hAnsiTheme="majorHAnsi" w:cstheme="majorBidi"/>
+          <w:sz w:val="24"/>
+          <w:szCs w:val="24"/>
+        </w:rPr>
+        <w:t>jpql</w:t>
+      </w:r>
+      <w:proofErr w:type="spellEnd"/>
+      <w:r>
+        <w:rPr>
+          <w:rFonts w:asciiTheme="majorHAnsi" w:eastAsiaTheme="majorEastAsia" w:hAnsiTheme="majorHAnsi" w:cstheme="majorBidi"/>
+          <w:sz w:val="24"/>
+          <w:szCs w:val="24"/>
+        </w:rPr>
+        <w:t xml:space="preserve"> = "SELECT c FROM Curso c WHERE </w:t>
+      </w:r>
+      <w:proofErr w:type="spellStart"/>
+      <w:r>
+        <w:rPr>
+          <w:rFonts w:asciiTheme="majorHAnsi" w:eastAsiaTheme="majorEastAsia" w:hAnsiTheme="majorHAnsi" w:cstheme="majorBidi"/>
+          <w:sz w:val="24"/>
+          <w:szCs w:val="24"/>
+        </w:rPr>
+        <w:t>c.tema</w:t>
+      </w:r>
+      <w:proofErr w:type="spellEnd"/>
+      <w:r>
+        <w:rPr>
+          <w:rFonts w:asciiTheme="majorHAnsi" w:eastAsiaTheme="majorEastAsia" w:hAnsiTheme="majorHAnsi" w:cstheme="majorBidi"/>
+          <w:sz w:val="24"/>
+          <w:szCs w:val="24"/>
+        </w:rPr>
+        <w:t xml:space="preserve"> LIKE :tema AND </w:t>
+      </w:r>
+      <w:proofErr w:type="spellStart"/>
+      <w:r>
+        <w:rPr>
+          <w:rFonts w:asciiTheme="majorHAnsi" w:eastAsiaTheme="majorEastAsia" w:hAnsiTheme="majorHAnsi" w:cstheme="majorBidi"/>
+          <w:sz w:val="24"/>
+          <w:szCs w:val="24"/>
+        </w:rPr>
+        <w:t>c.nivelDificultad</w:t>
+      </w:r>
+      <w:proofErr w:type="spellEnd"/>
+      <w:r>
+        <w:rPr>
+          <w:rFonts w:asciiTheme="majorHAnsi" w:eastAsiaTheme="majorEastAsia" w:hAnsiTheme="majorHAnsi" w:cstheme="majorBidi"/>
+          <w:sz w:val="24"/>
+          <w:szCs w:val="24"/>
+        </w:rPr>
+        <w:t xml:space="preserve"> = :nivel";</w:t>
+      </w:r>
+    </w:p>
+    <w:p>
+      <w:pPr>
+        <w:ind w:left="720"/>
+        <w:rPr>
+          <w:rFonts w:asciiTheme="majorHAnsi" w:eastAsiaTheme="majorEastAsia" w:hAnsiTheme="majorHAnsi" w:cstheme="majorBidi"/>
+          <w:sz w:val="24"/>
+          <w:szCs w:val="24"/>
+        </w:rPr>
+      </w:pPr>
+    </w:p>
+    <w:p>
+      <w:pPr>
+        <w:ind w:left="720"/>
+        <w:rPr>
+          <w:rFonts w:asciiTheme="majorHAnsi" w:eastAsiaTheme="majorEastAsia" w:hAnsiTheme="majorHAnsi" w:cstheme="majorBidi"/>
+          <w:sz w:val="24"/>
+          <w:szCs w:val="24"/>
+          <w:lang w:val="es-CL"/>
+        </w:rPr>
+      </w:pPr>
+      <w:r>
+        <w:rPr>
+          <w:rFonts w:asciiTheme="majorHAnsi" w:eastAsiaTheme="majorEastAsia" w:hAnsiTheme="majorHAnsi" w:cstheme="majorBidi"/>
+          <w:b/>
+          <w:bCs/>
+          <w:sz w:val="24"/>
+          <w:szCs w:val="24"/>
+          <w:lang w:val="es-CL"/>
+        </w:rPr>
+        <w:t>Operación Masiva de Actualización (UPDATE):</w:t>
+      </w:r>
+    </w:p>
+    <w:p>
+      <w:pPr>
+        <w:numPr>
+          <w:ilvl w:val="0"/>
+          <w:numId w:val="36"/>
+        </w:numPr>
+        <w:rPr>
+          <w:rFonts w:asciiTheme="majorHAnsi" w:eastAsiaTheme="majorEastAsia" w:hAnsiTheme="majorHAnsi" w:cstheme="majorBidi"/>
+          <w:sz w:val="24"/>
+          <w:szCs w:val="24"/>
+          <w:lang w:val="es-CL"/>
+        </w:rPr>
+      </w:pPr>
+      <w:r>
+        <w:rPr>
+          <w:rFonts w:asciiTheme="majorHAnsi" w:eastAsiaTheme="majorEastAsia" w:hAnsiTheme="majorHAnsi" w:cstheme="majorBidi"/>
+          <w:b/>
+          <w:bCs/>
+          <w:sz w:val="24"/>
+          <w:szCs w:val="24"/>
+          <w:lang w:val="es-CL"/>
+        </w:rPr>
+        <w:t>Descripción:</w:t>
+      </w:r>
+      <w:r>
+        <w:rPr>
+          <w:rFonts w:asciiTheme="majorHAnsi" w:eastAsiaTheme="majorEastAsia" w:hAnsiTheme="majorHAnsi" w:cstheme="majorBidi"/>
+          <w:sz w:val="24"/>
+          <w:szCs w:val="24"/>
+          <w:lang w:val="es-CL"/>
+        </w:rPr>
+        <w:t xml:space="preserve"> Modifica de forma masiva el nivel de popularidad de aquellos cursos que se encuentren por debajo de un umbral determinado.</w:t>
+      </w:r>
+    </w:p>
+    <w:p>
+      <w:pPr>
+        <w:numPr>
+          <w:ilvl w:val="0"/>
+          <w:numId w:val="36"/>
+        </w:numPr>
+        <w:rPr>
+          <w:rFonts w:asciiTheme="majorHAnsi" w:eastAsiaTheme="majorEastAsia" w:hAnsiTheme="majorHAnsi" w:cstheme="majorBidi"/>
+          <w:sz w:val="24"/>
+          <w:szCs w:val="24"/>
+          <w:lang w:val="es-CL"/>
+        </w:rPr>
+      </w:pPr>
+      <w:r>
+        <w:rPr>
+          <w:rFonts w:asciiTheme="majorHAnsi" w:eastAsiaTheme="majorEastAsia" w:hAnsiTheme="majorHAnsi" w:cstheme="majorBidi"/>
+          <w:b/>
+          <w:bCs/>
+          <w:sz w:val="24"/>
+          <w:szCs w:val="24"/>
+          <w:lang w:val="es-CL"/>
+        </w:rPr>
+        <w:t>Código JPQL:</w:t>
+      </w:r>
+    </w:p>
+    <w:p>
+      <w:pPr>
+        <w:ind w:left="720"/>
+        <w:rPr>
+          <w:rFonts w:asciiTheme="majorHAnsi" w:eastAsiaTheme="majorEastAsia" w:hAnsiTheme="majorHAnsi" w:cstheme="majorBidi"/>
+          <w:sz w:val="24"/>
+          <w:szCs w:val="24"/>
+          <w:lang w:val="es-CL"/>
+        </w:rPr>
+      </w:pPr>
+      <w:r>
+        <w:rPr>
+          <w:rFonts w:asciiTheme="majorHAnsi" w:eastAsiaTheme="majorEastAsia" w:hAnsiTheme="majorHAnsi" w:cstheme="majorBidi"/>
+          <w:sz w:val="24"/>
+          <w:szCs w:val="24"/>
+          <w:lang w:val="es-CL"/>
+        </w:rPr>
+        <w:t xml:space="preserve">String </w:t>
+      </w:r>
+      <w:proofErr w:type="spellStart"/>
+      <w:r>
+        <w:rPr>
+          <w:rFonts w:asciiTheme="majorHAnsi" w:eastAsiaTheme="majorEastAsia" w:hAnsiTheme="majorHAnsi" w:cstheme="majorBidi"/>
+          <w:sz w:val="24"/>
+          <w:szCs w:val="24"/>
+          <w:lang w:val="es-CL"/>
+        </w:rPr>
+        <w:t>jpql</w:t>
+      </w:r>
+      <w:proofErr w:type="spellEnd"/>
+      <w:r>
+        <w:rPr>
+          <w:rFonts w:asciiTheme="majorHAnsi" w:eastAsiaTheme="majorEastAsia" w:hAnsiTheme="majorHAnsi" w:cstheme="majorBidi"/>
+          <w:sz w:val="24"/>
+          <w:szCs w:val="24"/>
+          <w:lang w:val="es-CL"/>
+        </w:rPr>
+        <w:t xml:space="preserve"> = "UPDATE Curso c SET c.popularidad = :nuevaPop WHERE c.popularidad &lt; :umbral";</w:t>
+      </w:r>
+    </w:p>
+    <w:p>
+      <w:pPr>
+        <w:ind w:left="720"/>
+        <w:rPr>
+          <w:rFonts w:asciiTheme="majorHAnsi" w:eastAsiaTheme="majorEastAsia" w:hAnsiTheme="majorHAnsi" w:cstheme="majorBidi"/>
+          <w:sz w:val="24"/>
+          <w:szCs w:val="24"/>
+          <w:lang w:val="es-CL"/>
+        </w:rPr>
+      </w:pPr>
+      <w:r>
+        <w:rPr>
+          <w:b/>
+          <w:bCs/>
           <w:lang w:val="es-CL"/>
         </w:rPr>
         <w:t xml:space="preserve"> </w:t>
       </w:r>
-    </w:p>
-    <w:p>
-      <w:pPr>
-        <w:rPr>
-          <w:sz w:val="24"/>
-          <w:szCs w:val="24"/>
-          <w:lang w:val="es-CL"/>
-        </w:rPr>
-      </w:pPr>
-      <w:r>
-        <w:rPr>
-          <w:sz w:val="24"/>
-          <w:szCs w:val="24"/>
-          <w:lang w:val="es-CL"/>
-        </w:rPr>
-        <w:t>Este archivo de configuración (persistence.xml), ubicado típicamente en la ruta src/main/resources/META-INF/persistence.xml, es el encargado de configurar la conexión con la base de datos y administrar el ciclo de vida de las entidades mediante la unidad de persistencia.</w:t>
-      </w:r>
-    </w:p>
-    <w:p>
-      <w:pPr>
-        <w:rPr>
-          <w:sz w:val="24"/>
-          <w:szCs w:val="24"/>
-          <w:lang w:val="es-CL"/>
-        </w:rPr>
-      </w:pPr>
-    </w:p>
-    <w:p>
-      <w:pPr>
-        <w:rPr>
-          <w:sz w:val="24"/>
-          <w:szCs w:val="24"/>
-          <w:lang w:val="es-CL"/>
-        </w:rPr>
-      </w:pPr>
-      <w:r>
-        <w:rPr>
+      <w:r>
+        <w:rPr>
+          <w:rFonts w:asciiTheme="majorHAnsi" w:eastAsiaTheme="majorEastAsia" w:hAnsiTheme="majorHAnsi" w:cstheme="majorBidi"/>
+          <w:b/>
+          <w:bCs/>
+          <w:sz w:val="24"/>
+          <w:szCs w:val="24"/>
+          <w:lang w:val="es-CL"/>
+        </w:rPr>
+        <w:t>Resultado esperado:</w:t>
+      </w:r>
+      <w:r>
+        <w:rPr>
+          <w:rFonts w:asciiTheme="majorHAnsi" w:eastAsiaTheme="majorEastAsia" w:hAnsiTheme="majorHAnsi" w:cstheme="majorBidi"/>
+          <w:sz w:val="24"/>
+          <w:szCs w:val="24"/>
+          <w:lang w:val="es-CL"/>
+        </w:rPr>
+        <w:t xml:space="preserve"> Actualiza directamente en la base de datos el valor de popularidad para optimizar o recalificar lotes de cursos sin necesidad de recorrerlos uno por uno en memoria.</w:t>
+      </w:r>
+    </w:p>
+    <w:p>
+      <w:pPr>
+        <w:rPr>
+          <w:rFonts w:asciiTheme="majorHAnsi" w:eastAsiaTheme="majorEastAsia" w:hAnsiTheme="majorHAnsi" w:cstheme="majorBidi"/>
+          <w:b/>
+          <w:bCs/>
+          <w:sz w:val="24"/>
+          <w:szCs w:val="24"/>
+          <w:lang w:val="es-CL"/>
+        </w:rPr>
+      </w:pPr>
+      <w:r>
+        <w:rPr>
+          <w:rFonts w:asciiTheme="majorHAnsi" w:eastAsiaTheme="majorEastAsia" w:hAnsiTheme="majorHAnsi" w:cstheme="majorBidi"/>
+          <w:b/>
+          <w:bCs/>
+          <w:sz w:val="24"/>
+          <w:szCs w:val="24"/>
+          <w:lang w:val="es-CL"/>
+        </w:rPr>
+        <w:br w:type="page"/>
+      </w:r>
+    </w:p>
+    <w:p>
+      <w:pPr>
+        <w:ind w:left="720"/>
+        <w:rPr>
+          <w:rFonts w:asciiTheme="majorHAnsi" w:eastAsiaTheme="majorEastAsia" w:hAnsiTheme="majorHAnsi" w:cstheme="majorBidi"/>
+          <w:sz w:val="24"/>
+          <w:szCs w:val="24"/>
+          <w:lang w:val="es-CL"/>
+        </w:rPr>
+      </w:pPr>
+      <w:r>
+        <w:rPr>
+          <w:rFonts w:asciiTheme="majorHAnsi" w:eastAsiaTheme="majorEastAsia" w:hAnsiTheme="majorHAnsi" w:cstheme="majorBidi"/>
+          <w:sz w:val="24"/>
+          <w:szCs w:val="24"/>
+          <w:lang w:val="es-CL"/>
+        </w:rPr>
+        <w:lastRenderedPageBreak/>
+        <w:t>Capturas de Pantallas:</w:t>
+      </w:r>
+    </w:p>
+    <w:p>
+      <w:pPr>
+        <w:ind w:left="720"/>
+        <w:rPr>
+          <w:rFonts w:asciiTheme="majorHAnsi" w:eastAsiaTheme="majorEastAsia" w:hAnsiTheme="majorHAnsi" w:cstheme="majorBidi"/>
+          <w:sz w:val="24"/>
+          <w:szCs w:val="24"/>
+          <w:lang w:val="es-CL"/>
+        </w:rPr>
+      </w:pPr>
+      <w:r>
+        <w:rPr>
+          <w:rFonts w:asciiTheme="majorHAnsi" w:eastAsiaTheme="majorEastAsia" w:hAnsiTheme="majorHAnsi" w:cstheme="majorBidi"/>
           <w:sz w:val="24"/>
           <w:szCs w:val="24"/>
           <w:lang w:val="es-CL"/>
         </w:rPr>
         <w:drawing>
-          <wp:inline distT="0" distB="0" distL="0" distR="0" wp14:anchorId="47BCA44C" wp14:editId="0AEAB6BA">
-            <wp:extent cx="5612130" cy="2632075"/>
-            <wp:effectExtent l="0" t="0" r="7620" b="0"/>
-            <wp:docPr id="1177732842" name="Imagen 1"/>
+          <wp:inline distT="0" distB="0" distL="0" distR="0" wp14:anchorId="6000CBCB" wp14:editId="4F655A77">
+            <wp:extent cx="5612130" cy="3138805"/>
+            <wp:effectExtent l="0" t="0" r="7620" b="4445"/>
+            <wp:docPr id="1223559911" name="Imagen 1"/>
             <wp:cNvGraphicFramePr>
               <a:graphicFrameLocks xmlns:a="http://schemas.openxmlformats.org/drawingml/2006/main" noChangeAspect="1"/>
             </wp:cNvGraphicFramePr>
@@ -3064,7 +4419,7 @@
               <a:graphicData uri="http://schemas.openxmlformats.org/drawingml/2006/picture">
                 <pic:pic xmlns:pic="http://schemas.openxmlformats.org/drawingml/2006/picture">
                   <pic:nvPicPr>
-                    <pic:cNvPr id="1177732842" name=""/>
+                    <pic:cNvPr id="1223559911" name=""/>
                     <pic:cNvPicPr/>
                   </pic:nvPicPr>
                   <pic:blipFill>
@@ -3076,7 +4431,7 @@
                   <pic:spPr>
                     <a:xfrm>
                       <a:off x="0" y="0"/>
-                      <a:ext cx="5612130" cy="2632075"/>
+                      <a:ext cx="5612130" cy="3138805"/>
                     </a:xfrm>
                     <a:prstGeom prst="rect">
                       <a:avLst/>
@@ -3091,377 +4446,200 @@
     </w:p>
     <w:p>
       <w:pPr>
-        <w:rPr>
-          <w:sz w:val="24"/>
-          <w:szCs w:val="24"/>
-          <w:lang w:val="es-CL"/>
-        </w:rPr>
-      </w:pPr>
-      <w:r>
-        <w:rPr>
-          <w:sz w:val="24"/>
-          <w:szCs w:val="24"/>
-          <w:lang w:val="es-CL"/>
-        </w:rPr>
-        <w:t>Explicacion:</w:t>
-      </w:r>
-    </w:p>
-    <w:p>
-      <w:pPr>
-        <w:pStyle w:val="Prrafodelista"/>
-        <w:numPr>
-          <w:ilvl w:val="0"/>
-          <w:numId w:val="31"/>
-        </w:numPr>
-        <w:rPr>
-          <w:sz w:val="24"/>
-          <w:szCs w:val="24"/>
-          <w:lang w:val="es-CL"/>
-        </w:rPr>
-      </w:pPr>
-      <w:r>
-        <w:rPr>
+        <w:ind w:left="720"/>
+        <w:rPr>
+          <w:rFonts w:asciiTheme="majorHAnsi" w:eastAsiaTheme="majorEastAsia" w:hAnsiTheme="majorHAnsi" w:cstheme="majorBidi"/>
+          <w:sz w:val="24"/>
+          <w:szCs w:val="24"/>
+          <w:lang w:val="es-CL"/>
+        </w:rPr>
+      </w:pPr>
+      <w:r>
+        <w:rPr>
+          <w:rFonts w:asciiTheme="majorHAnsi" w:eastAsiaTheme="majorEastAsia" w:hAnsiTheme="majorHAnsi" w:cstheme="majorBidi"/>
+          <w:sz w:val="24"/>
+          <w:szCs w:val="24"/>
+          <w:lang w:val="es-CL"/>
+        </w:rPr>
+        <w:t>Descripción de Pantalla: Panel de Control Principal (Dashboard)</w:t>
+      </w:r>
+    </w:p>
+    <w:p>
+      <w:pPr>
+        <w:ind w:left="720"/>
+        <w:rPr>
+          <w:rFonts w:asciiTheme="majorHAnsi" w:eastAsiaTheme="majorEastAsia" w:hAnsiTheme="majorHAnsi" w:cstheme="majorBidi"/>
+          <w:sz w:val="24"/>
+          <w:szCs w:val="24"/>
+          <w:lang w:val="es-CL"/>
+        </w:rPr>
+      </w:pPr>
+      <w:r>
+        <w:rPr>
+          <w:rFonts w:asciiTheme="majorHAnsi" w:eastAsiaTheme="majorEastAsia" w:hAnsiTheme="majorHAnsi" w:cstheme="majorBidi"/>
           <w:b/>
           <w:bCs/>
           <w:sz w:val="24"/>
           <w:szCs w:val="24"/>
           <w:lang w:val="es-CL"/>
         </w:rPr>
-        <w:t>Migración a Jakarta (jakarta.ee):</w:t>
-      </w:r>
-      <w:r>
-        <w:rPr>
-          <w:sz w:val="24"/>
-          <w:szCs w:val="24"/>
-          <w:lang w:val="es-CL"/>
-        </w:rPr>
-        <w:t xml:space="preserve"> Se implementa el esquema oficial de la versión 3.0/3.1 de Jakarta Persistence, garantizando total compatibilidad con los espacios de nombres actualizados (jakarta.persistence.*), evitando los conflictos heredados de las antiguas librerías javax.</w:t>
-      </w:r>
-    </w:p>
-    <w:p>
-      <w:pPr>
-        <w:pStyle w:val="Prrafodelista"/>
-        <w:ind w:left="1440"/>
-        <w:rPr>
-          <w:sz w:val="24"/>
-          <w:szCs w:val="24"/>
-          <w:lang w:val="es-CL"/>
-        </w:rPr>
-      </w:pPr>
-    </w:p>
-    <w:p>
-      <w:pPr>
-        <w:pStyle w:val="Prrafodelista"/>
-        <w:numPr>
-          <w:ilvl w:val="0"/>
-          <w:numId w:val="31"/>
-        </w:numPr>
-        <w:rPr>
-          <w:sz w:val="24"/>
-          <w:szCs w:val="24"/>
-          <w:lang w:val="es-CL"/>
-        </w:rPr>
-      </w:pPr>
-      <w:r>
-        <w:rPr>
+        <w:t>Objetivo de la interfaz</w:t>
+      </w:r>
+      <w:r>
+        <w:rPr>
+          <w:rFonts w:asciiTheme="majorHAnsi" w:eastAsiaTheme="majorEastAsia" w:hAnsiTheme="majorHAnsi" w:cstheme="majorBidi"/>
+          <w:sz w:val="24"/>
+          <w:szCs w:val="24"/>
+          <w:lang w:val="es-CL"/>
+        </w:rPr>
+        <w:t xml:space="preserve">: Servir como la ventana de bienvenida y centro neurálgico de la </w:t>
+      </w:r>
+      <w:r>
+        <w:rPr>
+          <w:rFonts w:asciiTheme="majorHAnsi" w:eastAsiaTheme="majorEastAsia" w:hAnsiTheme="majorHAnsi" w:cstheme="majorBidi"/>
           <w:b/>
           <w:bCs/>
           <w:sz w:val="24"/>
           <w:szCs w:val="24"/>
           <w:lang w:val="es-CL"/>
         </w:rPr>
-        <w:t>Unidad de Persistencia (EducaParaTodosPU):</w:t>
-      </w:r>
-      <w:r>
-        <w:rPr>
-          <w:sz w:val="24"/>
-          <w:szCs w:val="24"/>
-          <w:lang w:val="es-CL"/>
-        </w:rPr>
-        <w:t xml:space="preserve"> Define el identificador único utilizado por la clase utilitaria JPAUtil para instanciar el EntityManagerFactory</w:t>
-      </w:r>
-    </w:p>
-    <w:p>
-      <w:pPr>
-        <w:pStyle w:val="Prrafodelista"/>
-        <w:rPr>
-          <w:sz w:val="24"/>
-          <w:szCs w:val="24"/>
-          <w:lang w:val="es-CL"/>
-        </w:rPr>
-      </w:pPr>
-    </w:p>
-    <w:p>
-      <w:pPr>
-        <w:pStyle w:val="Prrafodelista"/>
-        <w:numPr>
-          <w:ilvl w:val="0"/>
-          <w:numId w:val="31"/>
-        </w:numPr>
-        <w:rPr>
-          <w:sz w:val="24"/>
-          <w:szCs w:val="24"/>
-          <w:lang w:val="es-CL"/>
-        </w:rPr>
-      </w:pPr>
-      <w:r>
-        <w:rPr>
+        <w:t>Plataforma Académica - Educa para Todos</w:t>
+      </w:r>
+      <w:r>
+        <w:rPr>
+          <w:rFonts w:asciiTheme="majorHAnsi" w:eastAsiaTheme="majorEastAsia" w:hAnsiTheme="majorHAnsi" w:cstheme="majorBidi"/>
+          <w:sz w:val="24"/>
+          <w:szCs w:val="24"/>
+          <w:lang w:val="es-CL"/>
+        </w:rPr>
+        <w:t>, permitiendo al administrador visualizar métricas clave en tiempo real y acceder de forma centralizada a todas las funciones de gestión del sistema</w:t>
+      </w:r>
+    </w:p>
+    <w:p>
+      <w:pPr>
+        <w:ind w:left="720"/>
+        <w:rPr>
+          <w:rFonts w:asciiTheme="majorHAnsi" w:eastAsiaTheme="majorEastAsia" w:hAnsiTheme="majorHAnsi" w:cstheme="majorBidi"/>
+          <w:sz w:val="24"/>
+          <w:szCs w:val="24"/>
+          <w:lang w:val="es-CL"/>
+        </w:rPr>
+      </w:pPr>
+      <w:r>
+        <w:rPr>
+          <w:rFonts w:asciiTheme="majorHAnsi" w:eastAsiaTheme="majorEastAsia" w:hAnsiTheme="majorHAnsi" w:cstheme="majorBidi"/>
           <w:b/>
           <w:bCs/>
           <w:sz w:val="24"/>
           <w:szCs w:val="24"/>
           <w:lang w:val="es-CL"/>
         </w:rPr>
-        <w:t>Proveedor ORM:</w:t>
-      </w:r>
-      <w:r>
-        <w:rPr>
-          <w:sz w:val="24"/>
-          <w:szCs w:val="24"/>
-          <w:lang w:val="es-CL"/>
-        </w:rPr>
-        <w:t xml:space="preserve"> Se declara explícitamente a Hibernate (</w:t>
-      </w:r>
-      <w:proofErr w:type="spellStart"/>
-      <w:r>
-        <w:rPr>
-          <w:sz w:val="24"/>
-          <w:szCs w:val="24"/>
-          <w:lang w:val="es-CL"/>
-        </w:rPr>
-        <w:t>HibernatePersistenceProvider</w:t>
-      </w:r>
-      <w:proofErr w:type="spellEnd"/>
-      <w:r>
-        <w:rPr>
-          <w:sz w:val="24"/>
-          <w:szCs w:val="24"/>
-          <w:lang w:val="es-CL"/>
-        </w:rPr>
-        <w:t>) como el motor de persistencia encargado de traducir los objetos Java a consultas SQL relacionales.</w:t>
-      </w:r>
-    </w:p>
-    <w:p>
-      <w:pPr>
-        <w:pStyle w:val="Prrafodelista"/>
-        <w:rPr>
-          <w:sz w:val="24"/>
-          <w:szCs w:val="24"/>
-          <w:lang w:val="es-CL"/>
-        </w:rPr>
-      </w:pPr>
-    </w:p>
-    <w:p>
-      <w:pPr>
-        <w:spacing w:before="100" w:beforeAutospacing="1" w:after="100" w:afterAutospacing="1" w:line="240" w:lineRule="auto"/>
-        <w:rPr>
-          <w:rFonts w:ascii="Times New Roman" w:eastAsia="Times New Roman" w:hAnsi="Times New Roman" w:cs="Times New Roman"/>
-          <w:sz w:val="24"/>
-          <w:szCs w:val="24"/>
-          <w:lang w:val="es-CL" w:eastAsia="es-CL"/>
-        </w:rPr>
-      </w:pPr>
-      <w:r>
-        <w:rPr>
-          <w:rFonts w:ascii="Times New Roman" w:eastAsia="Times New Roman" w:hAnsi="Times New Roman" w:cs="Times New Roman"/>
+        <w:t>Métricas y Resumen General</w:t>
+      </w:r>
+      <w:r>
+        <w:rPr>
+          <w:rFonts w:asciiTheme="majorHAnsi" w:eastAsiaTheme="majorEastAsia" w:hAnsiTheme="majorHAnsi" w:cstheme="majorBidi"/>
+          <w:sz w:val="24"/>
+          <w:szCs w:val="24"/>
+          <w:lang w:val="es-CL"/>
+        </w:rPr>
+        <w:t xml:space="preserve">: La interfaz cuenta con tarjetas de indicadores cuantitativos que muestran de manera inmediata el estado actual de la plataforma, destacando el total de </w:t>
+      </w:r>
+      <w:r>
+        <w:rPr>
+          <w:rFonts w:asciiTheme="majorHAnsi" w:eastAsiaTheme="majorEastAsia" w:hAnsiTheme="majorHAnsi" w:cstheme="majorBidi"/>
           <w:b/>
           <w:bCs/>
           <w:sz w:val="24"/>
           <w:szCs w:val="24"/>
-          <w:lang w:val="es-CL" w:eastAsia="es-CL"/>
+          <w:lang w:val="es-CL"/>
+        </w:rPr>
+        <w:t>Cursos Activos</w:t>
+      </w:r>
+      <w:r>
+        <w:rPr>
+          <w:rFonts w:asciiTheme="majorHAnsi" w:eastAsiaTheme="majorEastAsia" w:hAnsiTheme="majorHAnsi" w:cstheme="majorBidi"/>
+          <w:sz w:val="24"/>
+          <w:szCs w:val="24"/>
+          <w:lang w:val="es-CL"/>
+        </w:rPr>
+        <w:t xml:space="preserve"> y </w:t>
+      </w:r>
+      <w:r>
+        <w:rPr>
+          <w:rFonts w:asciiTheme="majorHAnsi" w:eastAsiaTheme="majorEastAsia" w:hAnsiTheme="majorHAnsi" w:cstheme="majorBidi"/>
+          <w:b/>
+          <w:bCs/>
+          <w:sz w:val="24"/>
+          <w:szCs w:val="24"/>
+          <w:lang w:val="es-CL"/>
+        </w:rPr>
+        <w:t>Usuarios Registrados</w:t>
+      </w:r>
+      <w:r>
+        <w:rPr>
+          <w:rFonts w:asciiTheme="majorHAnsi" w:eastAsiaTheme="majorEastAsia" w:hAnsiTheme="majorHAnsi" w:cstheme="majorBidi"/>
+          <w:sz w:val="24"/>
+          <w:szCs w:val="24"/>
+          <w:lang w:val="es-CL"/>
+        </w:rPr>
+        <w:t>.</w:t>
+      </w:r>
+    </w:p>
+    <w:p>
+      <w:pPr>
+        <w:ind w:left="720"/>
+        <w:rPr>
+          <w:rFonts w:asciiTheme="majorHAnsi" w:eastAsiaTheme="majorEastAsia" w:hAnsiTheme="majorHAnsi" w:cstheme="majorBidi"/>
+          <w:sz w:val="24"/>
+          <w:szCs w:val="24"/>
+          <w:lang w:val="es-CL"/>
+        </w:rPr>
+      </w:pPr>
+      <w:r>
+        <w:rPr>
+          <w:rFonts w:asciiTheme="majorHAnsi" w:eastAsiaTheme="majorEastAsia" w:hAnsiTheme="majorHAnsi" w:cstheme="majorBidi"/>
+          <w:b/>
+          <w:bCs/>
+          <w:sz w:val="24"/>
+          <w:szCs w:val="24"/>
+          <w:lang w:val="es-CL"/>
+        </w:rPr>
+        <w:t>Navegación Integral</w:t>
+      </w:r>
+      <w:r>
+        <w:rPr>
+          <w:rFonts w:asciiTheme="majorHAnsi" w:eastAsiaTheme="majorEastAsia" w:hAnsiTheme="majorHAnsi" w:cstheme="majorBidi"/>
+          <w:sz w:val="24"/>
+          <w:szCs w:val="24"/>
+          <w:lang w:val="es-CL"/>
+        </w:rPr>
+        <w:t>: Incorpora una barra de botones de control superior que facilita el acceso rápido a los módulos operativos, tales como el registro, modificación, eliminación y búsqueda de cursos y usuarios, así como la administración de inscripciones y filtros avanzados.</w:t>
+      </w:r>
+    </w:p>
+    <w:p>
+      <w:pPr>
+        <w:ind w:left="720"/>
+        <w:rPr>
+          <w:rFonts w:asciiTheme="majorHAnsi" w:eastAsiaTheme="majorEastAsia" w:hAnsiTheme="majorHAnsi" w:cstheme="majorBidi"/>
+          <w:sz w:val="24"/>
+          <w:szCs w:val="24"/>
+          <w:lang w:val="es-CL"/>
+        </w:rPr>
+      </w:pPr>
+      <w:r>
+        <w:rPr>
+          <w:rFonts w:asciiTheme="majorHAnsi" w:eastAsiaTheme="majorEastAsia" w:hAnsiTheme="majorHAnsi" w:cstheme="majorBidi"/>
+          <w:sz w:val="24"/>
+          <w:szCs w:val="24"/>
+          <w:lang w:val="es-CL"/>
         </w:rPr>
         <w:lastRenderedPageBreak/>
-        <w:t>Propiedades de Entorno y DDL:</w:t>
-      </w:r>
-    </w:p>
-    <w:p>
-      <w:pPr>
-        <w:numPr>
-          <w:ilvl w:val="0"/>
-          <w:numId w:val="31"/>
-        </w:numPr>
-        <w:spacing w:before="100" w:beforeAutospacing="1" w:after="100" w:afterAutospacing="1" w:line="240" w:lineRule="auto"/>
-        <w:rPr>
-          <w:rFonts w:ascii="Times New Roman" w:eastAsia="Times New Roman" w:hAnsi="Times New Roman" w:cs="Times New Roman"/>
-          <w:sz w:val="24"/>
-          <w:szCs w:val="24"/>
-          <w:lang w:val="es-CL" w:eastAsia="es-CL"/>
-        </w:rPr>
-      </w:pPr>
-      <w:r>
-        <w:rPr>
-          <w:rFonts w:ascii="Courier New" w:eastAsia="Times New Roman" w:hAnsi="Courier New" w:cs="Courier New"/>
-          <w:sz w:val="20"/>
-          <w:szCs w:val="20"/>
-          <w:lang w:val="es-CL" w:eastAsia="es-CL"/>
-        </w:rPr>
-        <w:t>hibernate.hbm2ddl.auto = update</w:t>
-      </w:r>
-      <w:r>
-        <w:rPr>
-          <w:rFonts w:ascii="Times New Roman" w:eastAsia="Times New Roman" w:hAnsi="Times New Roman" w:cs="Times New Roman"/>
-          <w:sz w:val="24"/>
-          <w:szCs w:val="24"/>
-          <w:lang w:val="es-CL" w:eastAsia="es-CL"/>
-        </w:rPr>
-        <w:t>: Permite que Hibernate actualice o cree automáticamente las tablas en la base de datos a partir de las anotaciones de las entidades (</w:t>
-      </w:r>
-      <w:r>
-        <w:rPr>
-          <w:rFonts w:ascii="Courier New" w:eastAsia="Times New Roman" w:hAnsi="Courier New" w:cs="Courier New"/>
-          <w:sz w:val="20"/>
-          <w:szCs w:val="20"/>
-          <w:lang w:val="es-CL" w:eastAsia="es-CL"/>
-        </w:rPr>
-        <w:t>@Entity</w:t>
-      </w:r>
-      <w:r>
-        <w:rPr>
-          <w:rFonts w:ascii="Times New Roman" w:eastAsia="Times New Roman" w:hAnsi="Times New Roman" w:cs="Times New Roman"/>
-          <w:sz w:val="24"/>
-          <w:szCs w:val="24"/>
-          <w:lang w:val="es-CL" w:eastAsia="es-CL"/>
-        </w:rPr>
-        <w:t>).</w:t>
-      </w:r>
-    </w:p>
-    <w:p>
-      <w:pPr>
-        <w:numPr>
-          <w:ilvl w:val="0"/>
-          <w:numId w:val="31"/>
-        </w:numPr>
-        <w:spacing w:before="100" w:beforeAutospacing="1" w:after="100" w:afterAutospacing="1" w:line="240" w:lineRule="auto"/>
-        <w:rPr>
-          <w:rFonts w:ascii="Times New Roman" w:eastAsia="Times New Roman" w:hAnsi="Times New Roman" w:cs="Times New Roman"/>
-          <w:sz w:val="24"/>
-          <w:szCs w:val="24"/>
-          <w:lang w:val="es-CL" w:eastAsia="es-CL"/>
-        </w:rPr>
-      </w:pPr>
-      <w:r>
-        <w:rPr>
-          <w:rFonts w:ascii="Courier New" w:eastAsia="Times New Roman" w:hAnsi="Courier New" w:cs="Courier New"/>
-          <w:sz w:val="20"/>
-          <w:szCs w:val="20"/>
-          <w:lang w:val="es-CL" w:eastAsia="es-CL"/>
-        </w:rPr>
-        <w:t>show_sql</w:t>
-      </w:r>
-      <w:r>
-        <w:rPr>
-          <w:rFonts w:ascii="Times New Roman" w:eastAsia="Times New Roman" w:hAnsi="Times New Roman" w:cs="Times New Roman"/>
-          <w:sz w:val="24"/>
-          <w:szCs w:val="24"/>
-          <w:lang w:val="es-CL" w:eastAsia="es-CL"/>
-        </w:rPr>
-        <w:t xml:space="preserve">: Configurado en </w:t>
-      </w:r>
-      <w:r>
-        <w:rPr>
-          <w:rFonts w:ascii="Courier New" w:eastAsia="Times New Roman" w:hAnsi="Courier New" w:cs="Courier New"/>
-          <w:sz w:val="20"/>
-          <w:szCs w:val="20"/>
-          <w:lang w:val="es-CL" w:eastAsia="es-CL"/>
-        </w:rPr>
-        <w:t>true</w:t>
-      </w:r>
-      <w:r>
-        <w:rPr>
-          <w:rFonts w:ascii="Times New Roman" w:eastAsia="Times New Roman" w:hAnsi="Times New Roman" w:cs="Times New Roman"/>
-          <w:sz w:val="24"/>
-          <w:szCs w:val="24"/>
-          <w:lang w:val="es-CL" w:eastAsia="es-CL"/>
-        </w:rPr>
-        <w:t xml:space="preserve"> para facilitar la depuración y traza de las consultas SQL y JPQL ejecutadas durante la ejecución del sistema.</w:t>
-      </w:r>
-    </w:p>
-    <w:p>
-      <w:pPr>
-        <w:rPr>
-          <w:rFonts w:asciiTheme="majorHAnsi" w:eastAsiaTheme="majorEastAsia" w:hAnsiTheme="majorHAnsi" w:cstheme="majorBidi"/>
-          <w:sz w:val="24"/>
-          <w:szCs w:val="24"/>
-          <w:lang w:val="es-CL"/>
-        </w:rPr>
-      </w:pPr>
-    </w:p>
-    <w:p>
-      <w:pPr>
-        <w:rPr>
-          <w:rFonts w:asciiTheme="majorHAnsi" w:eastAsiaTheme="majorEastAsia" w:hAnsiTheme="majorHAnsi" w:cstheme="majorBidi"/>
-          <w:sz w:val="24"/>
-          <w:szCs w:val="24"/>
-          <w:lang w:val="es-CL"/>
-        </w:rPr>
-      </w:pPr>
-      <w:r>
-        <w:rPr>
-          <w:rFonts w:asciiTheme="majorHAnsi" w:eastAsiaTheme="majorEastAsia" w:hAnsiTheme="majorHAnsi" w:cstheme="majorBidi"/>
-          <w:sz w:val="24"/>
-          <w:szCs w:val="24"/>
-          <w:lang w:val="es-CL"/>
-        </w:rPr>
-        <w:t>4</w:t>
-      </w:r>
-      <w:r>
-        <w:rPr>
-          <w:rFonts w:asciiTheme="majorHAnsi" w:eastAsiaTheme="majorEastAsia" w:hAnsiTheme="majorHAnsi" w:cstheme="majorBidi"/>
-          <w:sz w:val="30"/>
-          <w:szCs w:val="30"/>
-          <w:lang w:val="es-CL"/>
-        </w:rPr>
-        <w:t>. Vistas y Diseño de Interfaz (JSP y Responsividad)</w:t>
-      </w:r>
-      <w:r>
-        <w:rPr>
-          <w:rFonts w:asciiTheme="majorHAnsi" w:eastAsiaTheme="majorEastAsia" w:hAnsiTheme="majorHAnsi" w:cstheme="majorBidi"/>
-          <w:sz w:val="30"/>
-          <w:szCs w:val="30"/>
-          <w:lang w:val="es-CL"/>
-        </w:rPr>
-        <w:t>.</w:t>
-      </w:r>
-    </w:p>
-    <w:p>
-      <w:pPr>
-        <w:rPr>
-          <w:rFonts w:asciiTheme="majorHAnsi" w:eastAsiaTheme="majorEastAsia" w:hAnsiTheme="majorHAnsi" w:cstheme="majorBidi"/>
-          <w:sz w:val="24"/>
-          <w:szCs w:val="24"/>
-          <w:lang w:val="es-CL"/>
-        </w:rPr>
-      </w:pPr>
-      <w:r>
-        <w:rPr>
-          <w:rFonts w:asciiTheme="majorHAnsi" w:eastAsiaTheme="majorEastAsia" w:hAnsiTheme="majorHAnsi" w:cstheme="majorBidi"/>
-          <w:sz w:val="24"/>
-          <w:szCs w:val="24"/>
-          <w:lang w:val="es-CL"/>
-        </w:rPr>
-        <w:t>4.1. Estructura de la Vista de Cursos y Búsqueda</w:t>
-      </w:r>
-      <w:r>
-        <w:rPr>
-          <w:rFonts w:asciiTheme="majorHAnsi" w:eastAsiaTheme="majorEastAsia" w:hAnsiTheme="majorHAnsi" w:cstheme="majorBidi"/>
-          <w:sz w:val="24"/>
-          <w:szCs w:val="24"/>
-          <w:lang w:val="es-CL"/>
-        </w:rPr>
-        <w:t xml:space="preserve"> Curso.jsp}</w:t>
-      </w:r>
-      <w:r>
-        <w:rPr>
-          <w:rFonts w:asciiTheme="majorHAnsi" w:eastAsiaTheme="majorEastAsia" w:hAnsiTheme="majorHAnsi" w:cstheme="majorBidi"/>
-          <w:sz w:val="24"/>
-          <w:szCs w:val="24"/>
-          <w:lang w:val="es-CL"/>
-        </w:rPr>
         <w:drawing>
-          <wp:inline distT="0" distB="0" distL="0" distR="0" wp14:anchorId="231F55EF" wp14:editId="0B3DB9FF">
-            <wp:extent cx="5612130" cy="1477010"/>
-            <wp:effectExtent l="0" t="0" r="7620" b="8890"/>
-            <wp:docPr id="1084082317" name="Imagen 1"/>
+          <wp:inline distT="0" distB="0" distL="0" distR="0" wp14:anchorId="05632800" wp14:editId="582596CF">
+            <wp:extent cx="5612130" cy="3223260"/>
+            <wp:effectExtent l="0" t="0" r="7620" b="0"/>
+            <wp:docPr id="1672738267" name="Imagen 1"/>
             <wp:cNvGraphicFramePr>
               <a:graphicFrameLocks xmlns:a="http://schemas.openxmlformats.org/drawingml/2006/main" noChangeAspect="1"/>
             </wp:cNvGraphicFramePr>
@@ -3469,7 +4647,7 @@
               <a:graphicData uri="http://schemas.openxmlformats.org/drawingml/2006/picture">
                 <pic:pic xmlns:pic="http://schemas.openxmlformats.org/drawingml/2006/picture">
                   <pic:nvPicPr>
-                    <pic:cNvPr id="1084082317" name=""/>
+                    <pic:cNvPr id="1672738267" name=""/>
                     <pic:cNvPicPr/>
                   </pic:nvPicPr>
                   <pic:blipFill>
@@ -3481,7 +4659,7 @@
                   <pic:spPr>
                     <a:xfrm>
                       <a:off x="0" y="0"/>
-                      <a:ext cx="5612130" cy="1477010"/>
+                      <a:ext cx="5612130" cy="3223260"/>
                     </a:xfrm>
                     <a:prstGeom prst="rect">
                       <a:avLst/>
@@ -3493,18 +4671,183 @@
           </wp:inline>
         </w:drawing>
       </w:r>
-      <w:r>
-        <w:rPr>
-          <w:rFonts w:asciiTheme="majorHAnsi" w:eastAsiaTheme="majorEastAsia" w:hAnsiTheme="majorHAnsi" w:cstheme="majorBidi"/>
-          <w:sz w:val="24"/>
-          <w:szCs w:val="24"/>
-          <w:lang w:val="es-CL"/>
-        </w:rPr>
+    </w:p>
+    <w:p>
+      <w:pPr>
+        <w:ind w:left="720"/>
+        <w:rPr>
+          <w:rFonts w:asciiTheme="majorHAnsi" w:eastAsiaTheme="majorEastAsia" w:hAnsiTheme="majorHAnsi" w:cstheme="majorBidi"/>
+          <w:sz w:val="24"/>
+          <w:szCs w:val="24"/>
+          <w:lang w:val="es-CL"/>
+        </w:rPr>
+      </w:pPr>
+    </w:p>
+    <w:p>
+      <w:pPr>
+        <w:ind w:left="720"/>
+        <w:rPr>
+          <w:rFonts w:asciiTheme="majorHAnsi" w:eastAsiaTheme="majorEastAsia" w:hAnsiTheme="majorHAnsi" w:cstheme="majorBidi"/>
+          <w:sz w:val="24"/>
+          <w:szCs w:val="24"/>
+          <w:lang w:val="es-CL"/>
+        </w:rPr>
+      </w:pPr>
+      <w:r>
+        <w:rPr>
+          <w:rFonts w:asciiTheme="majorHAnsi" w:eastAsiaTheme="majorEastAsia" w:hAnsiTheme="majorHAnsi" w:cstheme="majorBidi"/>
+          <w:sz w:val="24"/>
+          <w:szCs w:val="24"/>
+          <w:lang w:val="es-CL"/>
+        </w:rPr>
+        <w:t>Descripción de Pantalla: Módulo de Registro de Cursos</w:t>
+      </w:r>
+    </w:p>
+    <w:p>
+      <w:pPr>
+        <w:ind w:left="720"/>
+        <w:rPr>
+          <w:rFonts w:asciiTheme="majorHAnsi" w:eastAsiaTheme="majorEastAsia" w:hAnsiTheme="majorHAnsi" w:cstheme="majorBidi"/>
+          <w:sz w:val="24"/>
+          <w:szCs w:val="24"/>
+          <w:lang w:val="es-CL"/>
+        </w:rPr>
+      </w:pPr>
+      <w:r>
+        <w:rPr>
+          <w:rFonts w:asciiTheme="majorHAnsi" w:eastAsiaTheme="majorEastAsia" w:hAnsiTheme="majorHAnsi" w:cstheme="majorBidi"/>
+          <w:b/>
+          <w:bCs/>
+          <w:sz w:val="24"/>
+          <w:szCs w:val="24"/>
+          <w:lang w:val="es-CL"/>
+        </w:rPr>
+        <w:t>Objetivo de la interfaz</w:t>
+      </w:r>
+      <w:r>
+        <w:rPr>
+          <w:rFonts w:asciiTheme="majorHAnsi" w:eastAsiaTheme="majorEastAsia" w:hAnsiTheme="majorHAnsi" w:cstheme="majorBidi"/>
+          <w:sz w:val="24"/>
+          <w:szCs w:val="24"/>
+          <w:lang w:val="es-CL"/>
+        </w:rPr>
+        <w:t>: Proveer un formulario estructurado e intuitivo para que el administrador pueda dar de alta nuevos programas de formación dentro de la plataforma.</w:t>
+      </w:r>
+    </w:p>
+    <w:p>
+      <w:pPr>
+        <w:ind w:left="720"/>
+        <w:rPr>
+          <w:rFonts w:asciiTheme="majorHAnsi" w:eastAsiaTheme="majorEastAsia" w:hAnsiTheme="majorHAnsi" w:cstheme="majorBidi"/>
+          <w:sz w:val="24"/>
+          <w:szCs w:val="24"/>
+          <w:lang w:val="es-CL"/>
+        </w:rPr>
+      </w:pPr>
+      <w:r>
+        <w:rPr>
+          <w:rFonts w:asciiTheme="majorHAnsi" w:eastAsiaTheme="majorEastAsia" w:hAnsiTheme="majorHAnsi" w:cstheme="majorBidi"/>
+          <w:sz w:val="24"/>
+          <w:szCs w:val="24"/>
+          <w:lang w:val="es-CL"/>
+        </w:rPr>
+        <w:t>Campos del Formulario: La interfaz cuenta con campos de entrada de texto optimizados para capturar información clave, tales como el Título del Curso (con un marcador de posición de ejemplo) y el Tema correspondiente.</w:t>
+      </w:r>
+    </w:p>
+    <w:p>
+      <w:pPr>
+        <w:ind w:left="720"/>
+        <w:rPr>
+          <w:rFonts w:asciiTheme="majorHAnsi" w:eastAsiaTheme="majorEastAsia" w:hAnsiTheme="majorHAnsi" w:cstheme="majorBidi"/>
+          <w:sz w:val="24"/>
+          <w:szCs w:val="24"/>
+          <w:lang w:val="es-CL"/>
+        </w:rPr>
+      </w:pPr>
+      <w:r>
+        <w:rPr>
+          <w:rFonts w:asciiTheme="majorHAnsi" w:eastAsiaTheme="majorEastAsia" w:hAnsiTheme="majorHAnsi" w:cstheme="majorBidi"/>
+          <w:b/>
+          <w:bCs/>
+          <w:sz w:val="24"/>
+          <w:szCs w:val="24"/>
+          <w:lang w:val="es-CL"/>
+        </w:rPr>
+        <w:t>Clasificación y Persistencia</w:t>
+      </w:r>
+      <w:r>
+        <w:rPr>
+          <w:rFonts w:asciiTheme="majorHAnsi" w:eastAsiaTheme="majorEastAsia" w:hAnsiTheme="majorHAnsi" w:cstheme="majorBidi"/>
+          <w:sz w:val="24"/>
+          <w:szCs w:val="24"/>
+          <w:lang w:val="es-CL"/>
+        </w:rPr>
+        <w:t xml:space="preserve">: Incorpora un menú desplegable para seleccionar el </w:t>
+      </w:r>
+      <w:r>
+        <w:rPr>
+          <w:rFonts w:asciiTheme="majorHAnsi" w:eastAsiaTheme="majorEastAsia" w:hAnsiTheme="majorHAnsi" w:cstheme="majorBidi"/>
+          <w:b/>
+          <w:bCs/>
+          <w:sz w:val="24"/>
+          <w:szCs w:val="24"/>
+          <w:lang w:val="es-CL"/>
+        </w:rPr>
+        <w:t>Nivel de Dificultad</w:t>
+      </w:r>
+      <w:r>
+        <w:rPr>
+          <w:rFonts w:asciiTheme="majorHAnsi" w:eastAsiaTheme="majorEastAsia" w:hAnsiTheme="majorHAnsi" w:cstheme="majorBidi"/>
+          <w:sz w:val="24"/>
+          <w:szCs w:val="24"/>
+          <w:lang w:val="es-CL"/>
+        </w:rPr>
+        <w:t xml:space="preserve"> (ej. Básico) y un botón de acción principal de color verde denominado </w:t>
+      </w:r>
+      <w:r>
+        <w:rPr>
+          <w:rFonts w:asciiTheme="majorHAnsi" w:eastAsiaTheme="majorEastAsia" w:hAnsiTheme="majorHAnsi" w:cstheme="majorBidi"/>
+          <w:b/>
+          <w:bCs/>
+          <w:sz w:val="24"/>
+          <w:szCs w:val="24"/>
+          <w:lang w:val="es-CL"/>
+        </w:rPr>
+        <w:t>Guardar Curso en BD</w:t>
+      </w:r>
+      <w:r>
+        <w:rPr>
+          <w:rFonts w:asciiTheme="majorHAnsi" w:eastAsiaTheme="majorEastAsia" w:hAnsiTheme="majorHAnsi" w:cstheme="majorBidi"/>
+          <w:sz w:val="24"/>
+          <w:szCs w:val="24"/>
+          <w:lang w:val="es-CL"/>
+        </w:rPr>
+        <w:t>, encargado de enviar los datos para su almacenamiento permanente.</w:t>
+      </w:r>
+    </w:p>
+    <w:p>
+      <w:pPr>
+        <w:ind w:left="720"/>
+        <w:rPr>
+          <w:rFonts w:asciiTheme="majorHAnsi" w:eastAsiaTheme="majorEastAsia" w:hAnsiTheme="majorHAnsi" w:cstheme="majorBidi"/>
+          <w:sz w:val="24"/>
+          <w:szCs w:val="24"/>
+          <w:lang w:val="es-CL"/>
+        </w:rPr>
+      </w:pPr>
+      <w:r>
+        <w:rPr>
+          <w:rFonts w:asciiTheme="majorHAnsi" w:eastAsiaTheme="majorEastAsia" w:hAnsiTheme="majorHAnsi" w:cstheme="majorBidi"/>
+          <w:sz w:val="24"/>
+          <w:szCs w:val="24"/>
+          <w:lang w:val="es-CL"/>
+        </w:rPr>
+        <w:lastRenderedPageBreak/>
         <w:drawing>
-          <wp:inline distT="0" distB="0" distL="0" distR="0" wp14:anchorId="0E1B41B2" wp14:editId="328D927E">
-            <wp:extent cx="5612130" cy="1838960"/>
-            <wp:effectExtent l="0" t="0" r="7620" b="8890"/>
-            <wp:docPr id="2105152383" name="Imagen 1"/>
+          <wp:inline distT="0" distB="0" distL="0" distR="0" wp14:anchorId="4045B3F3" wp14:editId="67B152F8">
+            <wp:extent cx="5612130" cy="2995295"/>
+            <wp:effectExtent l="0" t="0" r="7620" b="0"/>
+            <wp:docPr id="1077084201" name="Imagen 1"/>
             <wp:cNvGraphicFramePr>
               <a:graphicFrameLocks xmlns:a="http://schemas.openxmlformats.org/drawingml/2006/main" noChangeAspect="1"/>
             </wp:cNvGraphicFramePr>
@@ -3512,7 +4855,7 @@
               <a:graphicData uri="http://schemas.openxmlformats.org/drawingml/2006/picture">
                 <pic:pic xmlns:pic="http://schemas.openxmlformats.org/drawingml/2006/picture">
                   <pic:nvPicPr>
-                    <pic:cNvPr id="2105152383" name=""/>
+                    <pic:cNvPr id="1077084201" name=""/>
                     <pic:cNvPicPr/>
                   </pic:nvPicPr>
                   <pic:blipFill>
@@ -3524,7 +4867,7 @@
                   <pic:spPr>
                     <a:xfrm>
                       <a:off x="0" y="0"/>
-                      <a:ext cx="5612130" cy="1838960"/>
+                      <a:ext cx="5612130" cy="2995295"/>
                     </a:xfrm>
                     <a:prstGeom prst="rect">
                       <a:avLst/>
@@ -3536,18 +4879,310 @@
           </wp:inline>
         </w:drawing>
       </w:r>
-      <w:r>
-        <w:rPr>
-          <w:rFonts w:asciiTheme="majorHAnsi" w:eastAsiaTheme="majorEastAsia" w:hAnsiTheme="majorHAnsi" w:cstheme="majorBidi"/>
-          <w:sz w:val="24"/>
-          <w:szCs w:val="24"/>
-          <w:lang w:val="es-CL"/>
-        </w:rPr>
+    </w:p>
+    <w:p>
+      <w:pPr>
+        <w:ind w:left="720"/>
+        <w:rPr>
+          <w:rFonts w:asciiTheme="majorHAnsi" w:eastAsiaTheme="majorEastAsia" w:hAnsiTheme="majorHAnsi" w:cstheme="majorBidi"/>
+          <w:sz w:val="24"/>
+          <w:szCs w:val="24"/>
+          <w:lang w:val="es-CL"/>
+        </w:rPr>
+      </w:pPr>
+      <w:r>
+        <w:rPr>
+          <w:rFonts w:asciiTheme="majorHAnsi" w:eastAsiaTheme="majorEastAsia" w:hAnsiTheme="majorHAnsi" w:cstheme="majorBidi"/>
+          <w:sz w:val="24"/>
+          <w:szCs w:val="24"/>
+          <w:lang w:val="es-CL"/>
+        </w:rPr>
+        <w:t>Descripción de Pantalla: Módulo de Gestión, Listado y Modificación de Cursos</w:t>
+      </w:r>
+    </w:p>
+    <w:p>
+      <w:pPr>
+        <w:ind w:left="720"/>
+        <w:rPr>
+          <w:rFonts w:asciiTheme="majorHAnsi" w:eastAsiaTheme="majorEastAsia" w:hAnsiTheme="majorHAnsi" w:cstheme="majorBidi"/>
+          <w:sz w:val="24"/>
+          <w:szCs w:val="24"/>
+          <w:lang w:val="es-CL"/>
+        </w:rPr>
+      </w:pPr>
+      <w:r>
+        <w:rPr>
+          <w:rFonts w:asciiTheme="majorHAnsi" w:eastAsiaTheme="majorEastAsia" w:hAnsiTheme="majorHAnsi" w:cstheme="majorBidi"/>
+          <w:b/>
+          <w:bCs/>
+          <w:sz w:val="24"/>
+          <w:szCs w:val="24"/>
+          <w:lang w:val="es-CL"/>
+        </w:rPr>
+        <w:t>Objetivo de la interfaz</w:t>
+      </w:r>
+      <w:r>
+        <w:rPr>
+          <w:rFonts w:asciiTheme="majorHAnsi" w:eastAsiaTheme="majorEastAsia" w:hAnsiTheme="majorHAnsi" w:cstheme="majorBidi"/>
+          <w:sz w:val="24"/>
+          <w:szCs w:val="24"/>
+          <w:lang w:val="es-CL"/>
+        </w:rPr>
+        <w:t>: Proporcionar una vista tabular completa del directorio de cursos registrados, permitiendo al administrador auditar la información general y ejecutar acciones directas de mantenimiento.</w:t>
+      </w:r>
+    </w:p>
+    <w:p>
+      <w:pPr>
+        <w:ind w:left="720"/>
+        <w:rPr>
+          <w:rFonts w:asciiTheme="majorHAnsi" w:eastAsiaTheme="majorEastAsia" w:hAnsiTheme="majorHAnsi" w:cstheme="majorBidi"/>
+          <w:sz w:val="24"/>
+          <w:szCs w:val="24"/>
+        </w:rPr>
+      </w:pPr>
+      <w:r>
+        <w:rPr>
+          <w:rFonts w:asciiTheme="majorHAnsi" w:eastAsiaTheme="majorEastAsia" w:hAnsiTheme="majorHAnsi" w:cstheme="majorBidi"/>
+          <w:b/>
+          <w:bCs/>
+          <w:sz w:val="24"/>
+          <w:szCs w:val="24"/>
+          <w:lang w:val="es-CL"/>
+        </w:rPr>
+        <w:t>Estructura de Datos</w:t>
+      </w:r>
+      <w:r>
+        <w:rPr>
+          <w:rFonts w:asciiTheme="majorHAnsi" w:eastAsiaTheme="majorEastAsia" w:hAnsiTheme="majorHAnsi" w:cstheme="majorBidi"/>
+          <w:sz w:val="24"/>
+          <w:szCs w:val="24"/>
+          <w:lang w:val="es-CL"/>
+        </w:rPr>
+        <w:t>: La tabla organizada presenta columnas detalladas que incluyen el identificador único (</w:t>
+      </w:r>
+      <w:r>
+        <w:rPr>
+          <w:rFonts w:asciiTheme="majorHAnsi" w:eastAsiaTheme="majorEastAsia" w:hAnsiTheme="majorHAnsi" w:cstheme="majorBidi"/>
+          <w:b/>
+          <w:bCs/>
+          <w:sz w:val="24"/>
+          <w:szCs w:val="24"/>
+          <w:lang w:val="es-CL"/>
+        </w:rPr>
+        <w:t>ID</w:t>
+      </w:r>
+      <w:r>
+        <w:rPr>
+          <w:rFonts w:asciiTheme="majorHAnsi" w:eastAsiaTheme="majorEastAsia" w:hAnsiTheme="majorHAnsi" w:cstheme="majorBidi"/>
+          <w:sz w:val="24"/>
+          <w:szCs w:val="24"/>
+          <w:lang w:val="es-CL"/>
+        </w:rPr>
+        <w:t xml:space="preserve">), el </w:t>
+      </w:r>
+      <w:r>
+        <w:rPr>
+          <w:rFonts w:asciiTheme="majorHAnsi" w:eastAsiaTheme="majorEastAsia" w:hAnsiTheme="majorHAnsi" w:cstheme="majorBidi"/>
+          <w:b/>
+          <w:bCs/>
+          <w:sz w:val="24"/>
+          <w:szCs w:val="24"/>
+          <w:lang w:val="es-CL"/>
+        </w:rPr>
+        <w:t>Título del Curso</w:t>
+      </w:r>
+      <w:r>
+        <w:rPr>
+          <w:rFonts w:asciiTheme="majorHAnsi" w:eastAsiaTheme="majorEastAsia" w:hAnsiTheme="majorHAnsi" w:cstheme="majorBidi"/>
+          <w:sz w:val="24"/>
+          <w:szCs w:val="24"/>
+          <w:lang w:val="es-CL"/>
+        </w:rPr>
+        <w:t xml:space="preserve">, el </w:t>
+      </w:r>
+      <w:r>
+        <w:rPr>
+          <w:rFonts w:asciiTheme="majorHAnsi" w:eastAsiaTheme="majorEastAsia" w:hAnsiTheme="majorHAnsi" w:cstheme="majorBidi"/>
+          <w:b/>
+          <w:bCs/>
+          <w:sz w:val="24"/>
+          <w:szCs w:val="24"/>
+          <w:lang w:val="es-CL"/>
+        </w:rPr>
+        <w:t>Tema</w:t>
+      </w:r>
+      <w:r>
+        <w:rPr>
+          <w:rFonts w:asciiTheme="majorHAnsi" w:eastAsiaTheme="majorEastAsia" w:hAnsiTheme="majorHAnsi" w:cstheme="majorBidi"/>
+          <w:sz w:val="24"/>
+          <w:szCs w:val="24"/>
+          <w:lang w:val="es-CL"/>
+        </w:rPr>
+        <w:t xml:space="preserve">, el </w:t>
+      </w:r>
+      <w:r>
+        <w:rPr>
+          <w:rFonts w:asciiTheme="majorHAnsi" w:eastAsiaTheme="majorEastAsia" w:hAnsiTheme="majorHAnsi" w:cstheme="majorBidi"/>
+          <w:b/>
+          <w:bCs/>
+          <w:sz w:val="24"/>
+          <w:szCs w:val="24"/>
+          <w:lang w:val="es-CL"/>
+        </w:rPr>
+        <w:t>Nivel de Dificultad</w:t>
+      </w:r>
+      <w:r>
+        <w:rPr>
+          <w:rFonts w:asciiTheme="majorHAnsi" w:eastAsiaTheme="majorEastAsia" w:hAnsiTheme="majorHAnsi" w:cstheme="majorBidi"/>
+          <w:sz w:val="24"/>
+          <w:szCs w:val="24"/>
+          <w:lang w:val="es-CL"/>
+        </w:rPr>
+        <w:t xml:space="preserve">, los puntos de </w:t>
+      </w:r>
+      <w:r>
+        <w:rPr>
+          <w:rFonts w:asciiTheme="majorHAnsi" w:eastAsiaTheme="majorEastAsia" w:hAnsiTheme="majorHAnsi" w:cstheme="majorBidi"/>
+          <w:b/>
+          <w:bCs/>
+          <w:sz w:val="24"/>
+          <w:szCs w:val="24"/>
+          <w:lang w:val="es-CL"/>
+        </w:rPr>
+        <w:t>Popularidad</w:t>
+      </w:r>
+      <w:r>
+        <w:rPr>
+          <w:rFonts w:asciiTheme="majorHAnsi" w:eastAsiaTheme="majorEastAsia" w:hAnsiTheme="majorHAnsi" w:cstheme="majorBidi"/>
+          <w:sz w:val="24"/>
+          <w:szCs w:val="24"/>
+          <w:lang w:val="es-CL"/>
+        </w:rPr>
+        <w:t xml:space="preserve"> y el </w:t>
+      </w:r>
+      <w:r>
+        <w:rPr>
+          <w:rFonts w:asciiTheme="majorHAnsi" w:eastAsiaTheme="majorEastAsia" w:hAnsiTheme="majorHAnsi" w:cstheme="majorBidi"/>
+          <w:b/>
+          <w:bCs/>
+          <w:sz w:val="24"/>
+          <w:szCs w:val="24"/>
+          <w:lang w:val="es-CL"/>
+        </w:rPr>
+        <w:t>Estado</w:t>
+      </w:r>
+      <w:r>
+        <w:rPr>
+          <w:rFonts w:asciiTheme="majorHAnsi" w:eastAsiaTheme="majorEastAsia" w:hAnsiTheme="majorHAnsi" w:cstheme="majorBidi"/>
+          <w:sz w:val="24"/>
+          <w:szCs w:val="24"/>
+          <w:lang w:val="es-CL"/>
+        </w:rPr>
+        <w:t xml:space="preserve"> actual (ej. </w:t>
+      </w:r>
+      <w:r>
+        <w:rPr>
+          <w:rFonts w:asciiTheme="majorHAnsi" w:eastAsiaTheme="majorEastAsia" w:hAnsiTheme="majorHAnsi" w:cstheme="majorBidi"/>
+          <w:sz w:val="24"/>
+          <w:szCs w:val="24"/>
+        </w:rPr>
+        <w:t>ACTIVO).</w:t>
+      </w:r>
+    </w:p>
+    <w:p>
+      <w:pPr>
+        <w:ind w:left="720"/>
+        <w:rPr>
+          <w:rFonts w:asciiTheme="majorHAnsi" w:eastAsiaTheme="majorEastAsia" w:hAnsiTheme="majorHAnsi" w:cstheme="majorBidi"/>
+          <w:sz w:val="24"/>
+          <w:szCs w:val="24"/>
+          <w:lang w:val="es-CL"/>
+        </w:rPr>
+      </w:pPr>
+      <w:r>
+        <w:rPr>
+          <w:rFonts w:asciiTheme="majorHAnsi" w:eastAsiaTheme="majorEastAsia" w:hAnsiTheme="majorHAnsi" w:cstheme="majorBidi"/>
+          <w:b/>
+          <w:bCs/>
+          <w:sz w:val="24"/>
+          <w:szCs w:val="24"/>
+          <w:lang w:val="es-CL"/>
+        </w:rPr>
+        <w:t>Panel de Acciones</w:t>
+      </w:r>
+      <w:r>
+        <w:rPr>
+          <w:rFonts w:asciiTheme="majorHAnsi" w:eastAsiaTheme="majorEastAsia" w:hAnsiTheme="majorHAnsi" w:cstheme="majorBidi"/>
+          <w:sz w:val="24"/>
+          <w:szCs w:val="24"/>
+          <w:lang w:val="es-CL"/>
+        </w:rPr>
+        <w:t xml:space="preserve">: Cada registro cuenta con botones operativos dedicados para </w:t>
+      </w:r>
+      <w:r>
+        <w:rPr>
+          <w:rFonts w:asciiTheme="majorHAnsi" w:eastAsiaTheme="majorEastAsia" w:hAnsiTheme="majorHAnsi" w:cstheme="majorBidi"/>
+          <w:b/>
+          <w:bCs/>
+          <w:sz w:val="24"/>
+          <w:szCs w:val="24"/>
+          <w:lang w:val="es-CL"/>
+        </w:rPr>
+        <w:t>Modificar</w:t>
+      </w:r>
+      <w:r>
+        <w:rPr>
+          <w:rFonts w:asciiTheme="majorHAnsi" w:eastAsiaTheme="majorEastAsia" w:hAnsiTheme="majorHAnsi" w:cstheme="majorBidi"/>
+          <w:sz w:val="24"/>
+          <w:szCs w:val="24"/>
+          <w:lang w:val="es-CL"/>
+        </w:rPr>
+        <w:t xml:space="preserve"> o </w:t>
+      </w:r>
+      <w:r>
+        <w:rPr>
+          <w:rFonts w:asciiTheme="majorHAnsi" w:eastAsiaTheme="majorEastAsia" w:hAnsiTheme="majorHAnsi" w:cstheme="majorBidi"/>
+          <w:b/>
+          <w:bCs/>
+          <w:sz w:val="24"/>
+          <w:szCs w:val="24"/>
+          <w:lang w:val="es-CL"/>
+        </w:rPr>
+        <w:t>Eliminar</w:t>
+      </w:r>
+      <w:r>
+        <w:rPr>
+          <w:rFonts w:asciiTheme="majorHAnsi" w:eastAsiaTheme="majorEastAsia" w:hAnsiTheme="majorHAnsi" w:cstheme="majorBidi"/>
+          <w:sz w:val="24"/>
+          <w:szCs w:val="24"/>
+          <w:lang w:val="es-CL"/>
+        </w:rPr>
+        <w:t xml:space="preserve"> el curso según sea necesario, facilitando la administración dinámica de la plataforma.</w:t>
+      </w:r>
+    </w:p>
+    <w:p>
+      <w:pPr>
+        <w:ind w:left="720"/>
+        <w:rPr>
+          <w:rFonts w:asciiTheme="majorHAnsi" w:eastAsiaTheme="majorEastAsia" w:hAnsiTheme="majorHAnsi" w:cstheme="majorBidi"/>
+          <w:sz w:val="24"/>
+          <w:szCs w:val="24"/>
+          <w:lang w:val="es-CL"/>
+        </w:rPr>
+      </w:pPr>
+      <w:r>
+        <w:rPr>
+          <w:rFonts w:asciiTheme="majorHAnsi" w:eastAsiaTheme="majorEastAsia" w:hAnsiTheme="majorHAnsi" w:cstheme="majorBidi"/>
+          <w:sz w:val="24"/>
+          <w:szCs w:val="24"/>
+          <w:lang w:val="es-CL"/>
+        </w:rPr>
+        <w:lastRenderedPageBreak/>
         <w:drawing>
-          <wp:inline distT="0" distB="0" distL="0" distR="0" wp14:anchorId="48CFB72A" wp14:editId="4F531A16">
-            <wp:extent cx="5612130" cy="1728470"/>
-            <wp:effectExtent l="0" t="0" r="7620" b="5080"/>
-            <wp:docPr id="1179354828" name="Imagen 1"/>
+          <wp:inline distT="0" distB="0" distL="0" distR="0" wp14:anchorId="0E3B8425" wp14:editId="4769750A">
+            <wp:extent cx="5612130" cy="2832100"/>
+            <wp:effectExtent l="0" t="0" r="7620" b="6350"/>
+            <wp:docPr id="1379827428" name="Imagen 1"/>
             <wp:cNvGraphicFramePr>
               <a:graphicFrameLocks xmlns:a="http://schemas.openxmlformats.org/drawingml/2006/main" noChangeAspect="1"/>
             </wp:cNvGraphicFramePr>
@@ -3555,7 +5190,7 @@
               <a:graphicData uri="http://schemas.openxmlformats.org/drawingml/2006/picture">
                 <pic:pic xmlns:pic="http://schemas.openxmlformats.org/drawingml/2006/picture">
                   <pic:nvPicPr>
-                    <pic:cNvPr id="1179354828" name=""/>
+                    <pic:cNvPr id="1379827428" name=""/>
                     <pic:cNvPicPr/>
                   </pic:nvPicPr>
                   <pic:blipFill>
@@ -3567,7 +5202,7 @@
                   <pic:spPr>
                     <a:xfrm>
                       <a:off x="0" y="0"/>
-                      <a:ext cx="5612130" cy="1728470"/>
+                      <a:ext cx="5612130" cy="2832100"/>
                     </a:xfrm>
                     <a:prstGeom prst="rect">
                       <a:avLst/>
@@ -3582,16 +5217,225 @@
     </w:p>
     <w:p>
       <w:pPr>
-        <w:rPr>
-          <w:rFonts w:asciiTheme="majorHAnsi" w:eastAsiaTheme="majorEastAsia" w:hAnsiTheme="majorHAnsi" w:cstheme="majorBidi"/>
-          <w:sz w:val="24"/>
-          <w:szCs w:val="24"/>
-          <w:lang w:val="es-CL"/>
-        </w:rPr>
-      </w:pPr>
-    </w:p>
-    <w:p>
-      <w:pPr>
+        <w:ind w:left="720"/>
+        <w:rPr>
+          <w:rFonts w:asciiTheme="majorHAnsi" w:eastAsiaTheme="majorEastAsia" w:hAnsiTheme="majorHAnsi" w:cstheme="majorBidi"/>
+          <w:sz w:val="24"/>
+          <w:szCs w:val="24"/>
+          <w:lang w:val="es-CL"/>
+        </w:rPr>
+      </w:pPr>
+      <w:r>
+        <w:rPr>
+          <w:rFonts w:asciiTheme="majorHAnsi" w:eastAsiaTheme="majorEastAsia" w:hAnsiTheme="majorHAnsi" w:cstheme="majorBidi"/>
+          <w:sz w:val="24"/>
+          <w:szCs w:val="24"/>
+          <w:lang w:val="es-CL"/>
+        </w:rPr>
+        <w:t>Descripción de Pantalla: Módulo de Registro de Nuevos Usuarios</w:t>
+      </w:r>
+    </w:p>
+    <w:p>
+      <w:pPr>
+        <w:ind w:left="720"/>
+        <w:rPr>
+          <w:rFonts w:asciiTheme="majorHAnsi" w:eastAsiaTheme="majorEastAsia" w:hAnsiTheme="majorHAnsi" w:cstheme="majorBidi"/>
+          <w:sz w:val="24"/>
+          <w:szCs w:val="24"/>
+          <w:lang w:val="es-CL"/>
+        </w:rPr>
+      </w:pPr>
+      <w:r>
+        <w:rPr>
+          <w:rFonts w:asciiTheme="majorHAnsi" w:eastAsiaTheme="majorEastAsia" w:hAnsiTheme="majorHAnsi" w:cstheme="majorBidi"/>
+          <w:b/>
+          <w:bCs/>
+          <w:sz w:val="24"/>
+          <w:szCs w:val="24"/>
+          <w:lang w:val="es-CL"/>
+        </w:rPr>
+        <w:t>Objetivo de la interfaz</w:t>
+      </w:r>
+      <w:r>
+        <w:rPr>
+          <w:rFonts w:asciiTheme="majorHAnsi" w:eastAsiaTheme="majorEastAsia" w:hAnsiTheme="majorHAnsi" w:cstheme="majorBidi"/>
+          <w:sz w:val="24"/>
+          <w:szCs w:val="24"/>
+          <w:lang w:val="es-CL"/>
+        </w:rPr>
+        <w:t>: Brindar un formulario centralizado para que el administrador pueda registrar cuentas de usuarios en la plataforma.</w:t>
+      </w:r>
+    </w:p>
+    <w:p>
+      <w:pPr>
+        <w:ind w:left="720"/>
+        <w:rPr>
+          <w:rFonts w:asciiTheme="majorHAnsi" w:eastAsiaTheme="majorEastAsia" w:hAnsiTheme="majorHAnsi" w:cstheme="majorBidi"/>
+          <w:sz w:val="24"/>
+          <w:szCs w:val="24"/>
+          <w:lang w:val="es-CL"/>
+        </w:rPr>
+      </w:pPr>
+      <w:r>
+        <w:rPr>
+          <w:rFonts w:asciiTheme="majorHAnsi" w:eastAsiaTheme="majorEastAsia" w:hAnsiTheme="majorHAnsi" w:cstheme="majorBidi"/>
+          <w:b/>
+          <w:bCs/>
+          <w:sz w:val="24"/>
+          <w:szCs w:val="24"/>
+          <w:lang w:val="es-CL"/>
+        </w:rPr>
+        <w:t>Campos de Entrada</w:t>
+      </w:r>
+      <w:r>
+        <w:rPr>
+          <w:rFonts w:asciiTheme="majorHAnsi" w:eastAsiaTheme="majorEastAsia" w:hAnsiTheme="majorHAnsi" w:cstheme="majorBidi"/>
+          <w:sz w:val="24"/>
+          <w:szCs w:val="24"/>
+          <w:lang w:val="es-CL"/>
+        </w:rPr>
+        <w:t xml:space="preserve">: El formulario solicita datos esenciales como el </w:t>
+      </w:r>
+      <w:r>
+        <w:rPr>
+          <w:rFonts w:asciiTheme="majorHAnsi" w:eastAsiaTheme="majorEastAsia" w:hAnsiTheme="majorHAnsi" w:cstheme="majorBidi"/>
+          <w:b/>
+          <w:bCs/>
+          <w:sz w:val="24"/>
+          <w:szCs w:val="24"/>
+          <w:lang w:val="es-CL"/>
+        </w:rPr>
+        <w:t>Nombre Completo</w:t>
+      </w:r>
+      <w:r>
+        <w:rPr>
+          <w:rFonts w:asciiTheme="majorHAnsi" w:eastAsiaTheme="majorEastAsia" w:hAnsiTheme="majorHAnsi" w:cstheme="majorBidi"/>
+          <w:sz w:val="24"/>
+          <w:szCs w:val="24"/>
+          <w:lang w:val="es-CL"/>
+        </w:rPr>
+        <w:t xml:space="preserve">, el </w:t>
+      </w:r>
+      <w:r>
+        <w:rPr>
+          <w:rFonts w:asciiTheme="majorHAnsi" w:eastAsiaTheme="majorEastAsia" w:hAnsiTheme="majorHAnsi" w:cstheme="majorBidi"/>
+          <w:b/>
+          <w:bCs/>
+          <w:sz w:val="24"/>
+          <w:szCs w:val="24"/>
+          <w:lang w:val="es-CL"/>
+        </w:rPr>
+        <w:t>Correo Electrónico</w:t>
+      </w:r>
+      <w:r>
+        <w:rPr>
+          <w:rFonts w:asciiTheme="majorHAnsi" w:eastAsiaTheme="majorEastAsia" w:hAnsiTheme="majorHAnsi" w:cstheme="majorBidi"/>
+          <w:sz w:val="24"/>
+          <w:szCs w:val="24"/>
+          <w:lang w:val="es-CL"/>
+        </w:rPr>
+        <w:t xml:space="preserve"> y la </w:t>
+      </w:r>
+      <w:r>
+        <w:rPr>
+          <w:rFonts w:asciiTheme="majorHAnsi" w:eastAsiaTheme="majorEastAsia" w:hAnsiTheme="majorHAnsi" w:cstheme="majorBidi"/>
+          <w:b/>
+          <w:bCs/>
+          <w:sz w:val="24"/>
+          <w:szCs w:val="24"/>
+          <w:lang w:val="es-CL"/>
+        </w:rPr>
+        <w:t>Contraseña</w:t>
+      </w:r>
+      <w:r>
+        <w:rPr>
+          <w:rFonts w:asciiTheme="majorHAnsi" w:eastAsiaTheme="majorEastAsia" w:hAnsiTheme="majorHAnsi" w:cstheme="majorBidi"/>
+          <w:sz w:val="24"/>
+          <w:szCs w:val="24"/>
+          <w:lang w:val="es-CL"/>
+        </w:rPr>
+        <w:t xml:space="preserve"> del usuario mediante campos de texto optimizados.</w:t>
+      </w:r>
+    </w:p>
+    <w:p>
+      <w:pPr>
+        <w:ind w:left="720"/>
+        <w:rPr>
+          <w:noProof/>
+          <w:lang w:val="es-CL"/>
+        </w:rPr>
+      </w:pPr>
+      <w:r>
+        <w:rPr>
+          <w:rFonts w:asciiTheme="majorHAnsi" w:eastAsiaTheme="majorEastAsia" w:hAnsiTheme="majorHAnsi" w:cstheme="majorBidi"/>
+          <w:b/>
+          <w:bCs/>
+          <w:sz w:val="24"/>
+          <w:szCs w:val="24"/>
+          <w:lang w:val="es-CL"/>
+        </w:rPr>
+        <w:t>Asignación de Roles y Persistencia</w:t>
+      </w:r>
+      <w:r>
+        <w:rPr>
+          <w:rFonts w:asciiTheme="majorHAnsi" w:eastAsiaTheme="majorEastAsia" w:hAnsiTheme="majorHAnsi" w:cstheme="majorBidi"/>
+          <w:sz w:val="24"/>
+          <w:szCs w:val="24"/>
+          <w:lang w:val="es-CL"/>
+        </w:rPr>
+        <w:t xml:space="preserve">: Incluye un selector desplegable para definir el </w:t>
+      </w:r>
+      <w:r>
+        <w:rPr>
+          <w:rFonts w:asciiTheme="majorHAnsi" w:eastAsiaTheme="majorEastAsia" w:hAnsiTheme="majorHAnsi" w:cstheme="majorBidi"/>
+          <w:b/>
+          <w:bCs/>
+          <w:sz w:val="24"/>
+          <w:szCs w:val="24"/>
+          <w:lang w:val="es-CL"/>
+        </w:rPr>
+        <w:t>Rol</w:t>
+      </w:r>
+      <w:r>
+        <w:rPr>
+          <w:rFonts w:asciiTheme="majorHAnsi" w:eastAsiaTheme="majorEastAsia" w:hAnsiTheme="majorHAnsi" w:cstheme="majorBidi"/>
+          <w:sz w:val="24"/>
+          <w:szCs w:val="24"/>
+          <w:lang w:val="es-CL"/>
+        </w:rPr>
+        <w:t xml:space="preserve"> del usuario (ej. Estudiante) y un botón de acción verde denominado </w:t>
+      </w:r>
+      <w:r>
+        <w:rPr>
+          <w:rFonts w:asciiTheme="majorHAnsi" w:eastAsiaTheme="majorEastAsia" w:hAnsiTheme="majorHAnsi" w:cstheme="majorBidi"/>
+          <w:b/>
+          <w:bCs/>
+          <w:sz w:val="24"/>
+          <w:szCs w:val="24"/>
+          <w:lang w:val="es-CL"/>
+        </w:rPr>
+        <w:t>Guardar Usuario en BD</w:t>
+      </w:r>
+      <w:r>
+        <w:rPr>
+          <w:rFonts w:asciiTheme="majorHAnsi" w:eastAsiaTheme="majorEastAsia" w:hAnsiTheme="majorHAnsi" w:cstheme="majorBidi"/>
+          <w:sz w:val="24"/>
+          <w:szCs w:val="24"/>
+          <w:lang w:val="es-CL"/>
+        </w:rPr>
+        <w:t xml:space="preserve"> para procesar el almacenamiento.</w:t>
+      </w:r>
+      <w:r>
+        <w:rPr>
+          <w:noProof/>
+          <w:lang w:val="es-CL"/>
+        </w:rPr>
+        <w:t xml:space="preserve"> </w:t>
+      </w:r>
+    </w:p>
+    <w:p>
+      <w:pPr>
+        <w:ind w:left="720"/>
         <w:rPr>
           <w:rFonts w:asciiTheme="majorHAnsi" w:eastAsiaTheme="majorEastAsia" w:hAnsiTheme="majorHAnsi" w:cstheme="majorBidi"/>
           <w:sz w:val="24"/>
@@ -3607,1156 +5451,11 @@
           <w:lang w:val="es-CL"/>
         </w:rPr>
         <w:lastRenderedPageBreak/>
-        <w:t>4.2. Justificación Técnica de la Interfaz y Responsividad:</w:t>
-      </w:r>
-    </w:p>
-    <w:p>
-      <w:pPr>
-        <w:pStyle w:val="Prrafodelista"/>
-        <w:numPr>
-          <w:ilvl w:val="0"/>
-          <w:numId w:val="31"/>
-        </w:numPr>
-        <w:rPr>
-          <w:rFonts w:asciiTheme="majorHAnsi" w:eastAsiaTheme="majorEastAsia" w:hAnsiTheme="majorHAnsi" w:cstheme="majorBidi"/>
-          <w:sz w:val="24"/>
-          <w:szCs w:val="24"/>
-          <w:lang w:val="es-CL"/>
-        </w:rPr>
-      </w:pPr>
-      <w:r>
-        <w:rPr>
-          <w:rFonts w:asciiTheme="majorHAnsi" w:eastAsiaTheme="majorEastAsia" w:hAnsiTheme="majorHAnsi" w:cstheme="majorBidi"/>
-          <w:b/>
-          <w:bCs/>
-          <w:sz w:val="24"/>
-          <w:szCs w:val="24"/>
-          <w:lang w:val="es-CL"/>
-        </w:rPr>
-        <w:t>Vistas Dinámicas y Páginas Individuales:</w:t>
-      </w:r>
-      <w:r>
-        <w:rPr>
-          <w:rFonts w:asciiTheme="majorHAnsi" w:eastAsiaTheme="majorEastAsia" w:hAnsiTheme="majorHAnsi" w:cstheme="majorBidi"/>
-          <w:sz w:val="24"/>
-          <w:szCs w:val="24"/>
-          <w:lang w:val="es-CL"/>
-        </w:rPr>
-        <w:t xml:space="preserve"> Mediante el uso de etiquetas JSTL </w:t>
-      </w:r>
-      <w:r>
-        <w:rPr>
-          <w:rFonts w:asciiTheme="majorHAnsi" w:eastAsiaTheme="majorEastAsia" w:hAnsiTheme="majorHAnsi" w:cstheme="majorBidi"/>
-          <w:sz w:val="24"/>
-          <w:szCs w:val="24"/>
-          <w:lang w:val="es-CL"/>
-        </w:rPr>
-        <w:t>(&lt;</w:t>
-      </w:r>
-      <w:proofErr w:type="gramStart"/>
-      <w:r>
-        <w:rPr>
-          <w:rFonts w:asciiTheme="majorHAnsi" w:eastAsiaTheme="majorEastAsia" w:hAnsiTheme="majorHAnsi" w:cstheme="majorBidi"/>
-          <w:sz w:val="24"/>
-          <w:szCs w:val="24"/>
-          <w:lang w:val="es-CL"/>
-        </w:rPr>
-        <w:t>c:forEach</w:t>
-      </w:r>
-      <w:proofErr w:type="gramEnd"/>
-      <w:r>
-        <w:rPr>
-          <w:rFonts w:asciiTheme="majorHAnsi" w:eastAsiaTheme="majorEastAsia" w:hAnsiTheme="majorHAnsi" w:cstheme="majorBidi"/>
-          <w:sz w:val="24"/>
-          <w:szCs w:val="24"/>
-          <w:lang w:val="es-CL"/>
-        </w:rPr>
-        <w:t>&gt;), las vistas se renderizan dinámicamente según</w:t>
-      </w:r>
-      <w:r>
-        <w:rPr>
-          <w:rFonts w:asciiTheme="majorHAnsi" w:eastAsiaTheme="majorEastAsia" w:hAnsiTheme="majorHAnsi" w:cstheme="majorBidi"/>
-          <w:sz w:val="30"/>
-          <w:szCs w:val="30"/>
-          <w:lang w:val="es-CL"/>
-        </w:rPr>
-        <w:t xml:space="preserve"> los datos</w:t>
-      </w:r>
-      <w:r>
-        <w:rPr>
-          <w:rFonts w:asciiTheme="majorHAnsi" w:eastAsiaTheme="majorEastAsia" w:hAnsiTheme="majorHAnsi" w:cstheme="majorBidi"/>
-          <w:sz w:val="24"/>
-          <w:szCs w:val="24"/>
-          <w:lang w:val="es-CL"/>
-        </w:rPr>
-        <w:t xml:space="preserve"> entregados por los servlets, abarcando desde las páginas principales de listado hasta perfiles y cursos individuales.</w:t>
-      </w:r>
-    </w:p>
-    <w:p>
-      <w:pPr>
-        <w:pStyle w:val="Prrafodelista"/>
-        <w:ind w:left="1440"/>
-        <w:rPr>
-          <w:rFonts w:asciiTheme="majorHAnsi" w:eastAsiaTheme="majorEastAsia" w:hAnsiTheme="majorHAnsi" w:cstheme="majorBidi"/>
-          <w:sz w:val="24"/>
-          <w:szCs w:val="24"/>
-          <w:lang w:val="es-CL"/>
-        </w:rPr>
-      </w:pPr>
-    </w:p>
-    <w:p>
-      <w:pPr>
-        <w:pStyle w:val="Prrafodelista"/>
-        <w:numPr>
-          <w:ilvl w:val="0"/>
-          <w:numId w:val="31"/>
-        </w:numPr>
-        <w:rPr>
-          <w:rFonts w:asciiTheme="majorHAnsi" w:eastAsiaTheme="majorEastAsia" w:hAnsiTheme="majorHAnsi" w:cstheme="majorBidi"/>
-          <w:sz w:val="24"/>
-          <w:szCs w:val="24"/>
-          <w:lang w:val="es-CL"/>
-        </w:rPr>
-      </w:pPr>
-      <w:r>
-        <w:rPr>
-          <w:rFonts w:asciiTheme="majorHAnsi" w:eastAsiaTheme="majorEastAsia" w:hAnsiTheme="majorHAnsi" w:cstheme="majorBidi"/>
-          <w:b/>
-          <w:bCs/>
-          <w:sz w:val="24"/>
-          <w:szCs w:val="24"/>
-          <w:lang w:val="es-CL"/>
-        </w:rPr>
-        <w:t>Diseño Responsivo (</w:t>
-      </w:r>
-      <w:r>
-        <w:rPr>
-          <w:rFonts w:asciiTheme="majorHAnsi" w:eastAsiaTheme="majorEastAsia" w:hAnsiTheme="majorHAnsi" w:cstheme="majorBidi"/>
-          <w:b/>
-          <w:bCs/>
-          <w:i/>
-          <w:iCs/>
-          <w:sz w:val="24"/>
-          <w:szCs w:val="24"/>
-          <w:lang w:val="es-CL"/>
-        </w:rPr>
-        <w:t>Responsive Design</w:t>
-      </w:r>
-      <w:r>
-        <w:rPr>
-          <w:rFonts w:asciiTheme="majorHAnsi" w:eastAsiaTheme="majorEastAsia" w:hAnsiTheme="majorHAnsi" w:cstheme="majorBidi"/>
-          <w:b/>
-          <w:bCs/>
-          <w:sz w:val="24"/>
-          <w:szCs w:val="24"/>
-          <w:lang w:val="es-CL"/>
-        </w:rPr>
-        <w:t>):</w:t>
-      </w:r>
-      <w:r>
-        <w:rPr>
-          <w:rFonts w:asciiTheme="majorHAnsi" w:eastAsiaTheme="majorEastAsia" w:hAnsiTheme="majorHAnsi" w:cstheme="majorBidi"/>
-          <w:sz w:val="24"/>
-          <w:szCs w:val="24"/>
-          <w:lang w:val="es-CL"/>
-        </w:rPr>
-        <w:t xml:space="preserve"> Se integró el sistema de rejillas (</w:t>
-      </w:r>
-      <w:r>
-        <w:rPr>
-          <w:rFonts w:asciiTheme="majorHAnsi" w:eastAsiaTheme="majorEastAsia" w:hAnsiTheme="majorHAnsi" w:cstheme="majorBidi"/>
-          <w:i/>
-          <w:iCs/>
-          <w:sz w:val="24"/>
-          <w:szCs w:val="24"/>
-          <w:lang w:val="es-CL"/>
-        </w:rPr>
-        <w:t>Grid System</w:t>
-      </w:r>
-      <w:r>
-        <w:rPr>
-          <w:rFonts w:asciiTheme="majorHAnsi" w:eastAsiaTheme="majorEastAsia" w:hAnsiTheme="majorHAnsi" w:cstheme="majorBidi"/>
-          <w:sz w:val="24"/>
-          <w:szCs w:val="24"/>
-          <w:lang w:val="es-CL"/>
-        </w:rPr>
-        <w:t xml:space="preserve">) de </w:t>
-      </w:r>
-      <w:r>
-        <w:rPr>
-          <w:rFonts w:asciiTheme="majorHAnsi" w:eastAsiaTheme="majorEastAsia" w:hAnsiTheme="majorHAnsi" w:cstheme="majorBidi"/>
-          <w:b/>
-          <w:bCs/>
-          <w:sz w:val="24"/>
-          <w:szCs w:val="24"/>
-          <w:lang w:val="es-CL"/>
-        </w:rPr>
-        <w:t>Bootstrap 5</w:t>
-      </w:r>
-      <w:r>
-        <w:rPr>
-          <w:rFonts w:asciiTheme="majorHAnsi" w:eastAsiaTheme="majorEastAsia" w:hAnsiTheme="majorHAnsi" w:cstheme="majorBidi"/>
-          <w:sz w:val="24"/>
-          <w:szCs w:val="24"/>
-          <w:lang w:val="es-CL"/>
-        </w:rPr>
-        <w:t xml:space="preserve"> (row-cols-1 row-cols-md-3), lo que permite que los elementos de la interfaz se adapten automáticamente a pantallas pequeñas de dispositivos móviles (mostrando una tarjeta por fila) o escritorios (distribuyéndose en tres columnas), asegurando una experiencia de usuario fluida y moderna.</w:t>
-      </w:r>
-    </w:p>
-    <w:p>
-      <w:pPr>
-        <w:pStyle w:val="Prrafodelista"/>
-        <w:rPr>
-          <w:rFonts w:asciiTheme="majorHAnsi" w:eastAsiaTheme="majorEastAsia" w:hAnsiTheme="majorHAnsi" w:cstheme="majorBidi"/>
-          <w:sz w:val="24"/>
-          <w:szCs w:val="24"/>
-          <w:lang w:val="es-CL"/>
-        </w:rPr>
-      </w:pPr>
-    </w:p>
-    <w:p>
-      <w:pPr>
-        <w:pStyle w:val="Prrafodelista"/>
-        <w:rPr>
-          <w:rFonts w:asciiTheme="majorHAnsi" w:eastAsiaTheme="majorEastAsia" w:hAnsiTheme="majorHAnsi" w:cstheme="majorBidi"/>
-          <w:sz w:val="24"/>
-          <w:szCs w:val="24"/>
-          <w:lang w:val="es-CL"/>
-        </w:rPr>
-      </w:pPr>
-    </w:p>
-    <w:p>
-      <w:pPr>
-        <w:pStyle w:val="Prrafodelista"/>
-        <w:rPr>
-          <w:rFonts w:asciiTheme="majorHAnsi" w:eastAsiaTheme="majorEastAsia" w:hAnsiTheme="majorHAnsi" w:cstheme="majorBidi"/>
-          <w:sz w:val="24"/>
-          <w:szCs w:val="24"/>
-          <w:lang w:val="es-CL"/>
-        </w:rPr>
-      </w:pPr>
-    </w:p>
-    <w:p>
-      <w:pPr>
-        <w:pStyle w:val="Prrafodelista"/>
-        <w:rPr>
-          <w:rFonts w:asciiTheme="majorHAnsi" w:eastAsiaTheme="majorEastAsia" w:hAnsiTheme="majorHAnsi" w:cstheme="majorBidi"/>
-          <w:sz w:val="24"/>
-          <w:szCs w:val="24"/>
-          <w:lang w:val="es-CL"/>
-        </w:rPr>
-      </w:pPr>
-    </w:p>
-    <w:p>
-      <w:pPr>
-        <w:rPr>
-          <w:rFonts w:asciiTheme="majorHAnsi" w:eastAsiaTheme="majorEastAsia" w:hAnsiTheme="majorHAnsi" w:cstheme="majorBidi"/>
-          <w:sz w:val="30"/>
-          <w:szCs w:val="30"/>
-          <w:lang w:val="es-CL"/>
-        </w:rPr>
-      </w:pPr>
-      <w:r>
-        <w:rPr>
-          <w:rFonts w:asciiTheme="majorHAnsi" w:eastAsiaTheme="majorEastAsia" w:hAnsiTheme="majorHAnsi" w:cstheme="majorBidi"/>
-          <w:sz w:val="24"/>
-          <w:szCs w:val="24"/>
-          <w:lang w:val="es-CL"/>
-        </w:rPr>
-        <w:t xml:space="preserve">5. </w:t>
-      </w:r>
-      <w:r>
-        <w:rPr>
-          <w:rFonts w:asciiTheme="majorHAnsi" w:eastAsiaTheme="majorEastAsia" w:hAnsiTheme="majorHAnsi" w:cstheme="majorBidi"/>
-          <w:sz w:val="30"/>
-          <w:szCs w:val="30"/>
-          <w:lang w:val="es-CL"/>
-        </w:rPr>
-        <w:t>Modelos de Datos y Mapeo Objeto-Relacional (ORM)</w:t>
-      </w:r>
-    </w:p>
-    <w:p>
-      <w:pPr>
-        <w:ind w:firstLine="720"/>
-        <w:rPr>
-          <w:rFonts w:asciiTheme="majorHAnsi" w:eastAsiaTheme="majorEastAsia" w:hAnsiTheme="majorHAnsi" w:cstheme="majorBidi"/>
-          <w:sz w:val="24"/>
-          <w:szCs w:val="24"/>
-          <w:lang w:val="es-CL"/>
-        </w:rPr>
-      </w:pPr>
-      <w:r>
-        <w:rPr>
-          <w:rFonts w:asciiTheme="majorHAnsi" w:eastAsiaTheme="majorEastAsia" w:hAnsiTheme="majorHAnsi" w:cstheme="majorBidi"/>
-          <w:sz w:val="24"/>
-          <w:szCs w:val="24"/>
-          <w:lang w:val="es-CL"/>
-        </w:rPr>
-        <w:t>5.1. Resumen de Modelos y Atributos Principales</w:t>
-      </w:r>
-    </w:p>
-    <w:p>
-      <w:pPr>
-        <w:pStyle w:val="Prrafodelista"/>
-        <w:numPr>
-          <w:ilvl w:val="0"/>
-          <w:numId w:val="33"/>
-        </w:numPr>
-        <w:rPr>
-          <w:rFonts w:asciiTheme="majorHAnsi" w:eastAsiaTheme="majorEastAsia" w:hAnsiTheme="majorHAnsi" w:cstheme="majorBidi"/>
-          <w:sz w:val="24"/>
-          <w:szCs w:val="24"/>
-          <w:lang w:val="es-CL"/>
-        </w:rPr>
-      </w:pPr>
-      <w:r>
-        <w:rPr>
-          <w:rFonts w:asciiTheme="majorHAnsi" w:eastAsiaTheme="majorEastAsia" w:hAnsiTheme="majorHAnsi" w:cstheme="majorBidi"/>
-          <w:b/>
-          <w:bCs/>
-          <w:sz w:val="24"/>
-          <w:szCs w:val="24"/>
-          <w:lang w:val="es-CL"/>
-        </w:rPr>
-        <w:t>Entidad Usuario:</w:t>
-      </w:r>
-      <w:r>
-        <w:rPr>
-          <w:rFonts w:asciiTheme="majorHAnsi" w:eastAsiaTheme="majorEastAsia" w:hAnsiTheme="majorHAnsi" w:cstheme="majorBidi"/>
-          <w:sz w:val="24"/>
-          <w:szCs w:val="24"/>
-          <w:lang w:val="es-CL"/>
-        </w:rPr>
-        <w:t xml:space="preserve"> Modela a los participantes y administradores del sistema. Contiene atributos como idUsuario, nombre, email, password, rol, estado y fechaRegistro.</w:t>
-      </w:r>
-    </w:p>
-    <w:p>
-      <w:pPr>
-        <w:pStyle w:val="Prrafodelista"/>
-        <w:numPr>
-          <w:ilvl w:val="0"/>
-          <w:numId w:val="33"/>
-        </w:numPr>
-        <w:rPr>
-          <w:rFonts w:asciiTheme="majorHAnsi" w:eastAsiaTheme="majorEastAsia" w:hAnsiTheme="majorHAnsi" w:cstheme="majorBidi"/>
-          <w:sz w:val="24"/>
-          <w:szCs w:val="24"/>
-          <w:lang w:val="es-CL"/>
-        </w:rPr>
-      </w:pPr>
-      <w:r>
-        <w:rPr>
-          <w:rFonts w:asciiTheme="majorHAnsi" w:eastAsiaTheme="majorEastAsia" w:hAnsiTheme="majorHAnsi" w:cstheme="majorBidi"/>
-          <w:b/>
-          <w:bCs/>
-          <w:sz w:val="24"/>
-          <w:szCs w:val="24"/>
-          <w:lang w:val="es-CL"/>
-        </w:rPr>
-        <w:t>Entidad Curso:</w:t>
-      </w:r>
-      <w:r>
-        <w:rPr>
-          <w:rFonts w:asciiTheme="majorHAnsi" w:eastAsiaTheme="majorEastAsia" w:hAnsiTheme="majorHAnsi" w:cstheme="majorBidi"/>
-          <w:sz w:val="24"/>
-          <w:szCs w:val="24"/>
-          <w:lang w:val="es-CL"/>
-        </w:rPr>
-        <w:t xml:space="preserve"> Representa las capacitaciones ofrecidas. Sus atributos principales son idCurso, titulo, tema, nivelDificultad, popularidad y fechaCreacion.</w:t>
-      </w:r>
-    </w:p>
-    <w:p>
-      <w:pPr>
-        <w:pStyle w:val="Prrafodelista"/>
-        <w:numPr>
-          <w:ilvl w:val="0"/>
-          <w:numId w:val="33"/>
-        </w:numPr>
-        <w:rPr>
-          <w:rFonts w:asciiTheme="majorHAnsi" w:eastAsiaTheme="majorEastAsia" w:hAnsiTheme="majorHAnsi" w:cstheme="majorBidi"/>
-          <w:sz w:val="24"/>
-          <w:szCs w:val="24"/>
-          <w:lang w:val="es-CL"/>
-        </w:rPr>
-      </w:pPr>
-      <w:r>
-        <w:rPr>
-          <w:rFonts w:asciiTheme="majorHAnsi" w:eastAsiaTheme="majorEastAsia" w:hAnsiTheme="majorHAnsi" w:cstheme="majorBidi"/>
-          <w:b/>
-          <w:bCs/>
-          <w:sz w:val="24"/>
-          <w:szCs w:val="24"/>
-          <w:lang w:val="es-CL"/>
-        </w:rPr>
-        <w:t>Entidad Lección:</w:t>
-      </w:r>
-      <w:r>
-        <w:rPr>
-          <w:rFonts w:asciiTheme="majorHAnsi" w:eastAsiaTheme="majorEastAsia" w:hAnsiTheme="majorHAnsi" w:cstheme="majorBidi"/>
-          <w:sz w:val="24"/>
-          <w:szCs w:val="24"/>
-          <w:lang w:val="es-CL"/>
-        </w:rPr>
-        <w:t xml:space="preserve"> Corresponde a los contenidos específicos que componen un curso, estructurados mediante idLeccion, titulo y un enlace directo al curso contenedor.</w:t>
-      </w:r>
-    </w:p>
-    <w:p>
-      <w:pPr>
-        <w:rPr>
-          <w:rFonts w:asciiTheme="majorHAnsi" w:eastAsiaTheme="majorEastAsia" w:hAnsiTheme="majorHAnsi" w:cstheme="majorBidi"/>
-          <w:sz w:val="24"/>
-          <w:szCs w:val="24"/>
-          <w:lang w:val="es-CL"/>
-        </w:rPr>
-      </w:pPr>
-      <w:r>
-        <w:rPr>
-          <w:rFonts w:asciiTheme="majorHAnsi" w:eastAsiaTheme="majorEastAsia" w:hAnsiTheme="majorHAnsi" w:cstheme="majorBidi"/>
-          <w:sz w:val="24"/>
-          <w:szCs w:val="24"/>
-          <w:lang w:val="es-CL"/>
-        </w:rPr>
-        <w:br w:type="page"/>
-      </w:r>
-    </w:p>
-    <w:p>
-      <w:pPr>
-        <w:ind w:firstLine="720"/>
-        <w:rPr>
-          <w:rFonts w:asciiTheme="majorHAnsi" w:eastAsiaTheme="majorEastAsia" w:hAnsiTheme="majorHAnsi" w:cstheme="majorBidi"/>
-          <w:sz w:val="24"/>
-          <w:szCs w:val="24"/>
-          <w:lang w:val="es-CL"/>
-        </w:rPr>
-      </w:pPr>
-      <w:r>
-        <w:rPr>
-          <w:rFonts w:asciiTheme="majorHAnsi" w:eastAsiaTheme="majorEastAsia" w:hAnsiTheme="majorHAnsi" w:cstheme="majorBidi"/>
-          <w:sz w:val="24"/>
-          <w:szCs w:val="24"/>
-          <w:lang w:val="es-CL"/>
-        </w:rPr>
-        <w:lastRenderedPageBreak/>
-        <w:t>5.2. Anotaciones y Mapeo de Relaciones</w:t>
-      </w:r>
-    </w:p>
-    <w:p>
-      <w:pPr>
-        <w:ind w:left="720"/>
-        <w:rPr>
-          <w:rFonts w:asciiTheme="majorHAnsi" w:eastAsiaTheme="majorEastAsia" w:hAnsiTheme="majorHAnsi" w:cstheme="majorBidi"/>
-          <w:sz w:val="24"/>
-          <w:szCs w:val="24"/>
-          <w:lang w:val="es-CL"/>
-        </w:rPr>
-      </w:pPr>
-      <w:r>
-        <w:rPr>
-          <w:rFonts w:asciiTheme="majorHAnsi" w:eastAsiaTheme="majorEastAsia" w:hAnsiTheme="majorHAnsi" w:cstheme="majorBidi"/>
-          <w:sz w:val="24"/>
-          <w:szCs w:val="24"/>
-          <w:lang w:val="es-CL"/>
-        </w:rPr>
-        <w:t>Para vincular las tablas de la base de datos relacional con las clases de Java, se utilizaron las siguientes anotaciones de mapeo:</w:t>
-      </w:r>
-    </w:p>
-    <w:p>
-      <w:pPr>
-        <w:pStyle w:val="Prrafodelista"/>
-        <w:numPr>
-          <w:ilvl w:val="0"/>
-          <w:numId w:val="34"/>
-        </w:numPr>
-        <w:rPr>
-          <w:rFonts w:asciiTheme="majorHAnsi" w:eastAsiaTheme="majorEastAsia" w:hAnsiTheme="majorHAnsi" w:cstheme="majorBidi"/>
-          <w:sz w:val="24"/>
-          <w:szCs w:val="24"/>
-          <w:lang w:val="es-CL"/>
-        </w:rPr>
-      </w:pPr>
-      <w:r>
-        <w:rPr>
-          <w:rFonts w:asciiTheme="majorHAnsi" w:eastAsiaTheme="majorEastAsia" w:hAnsiTheme="majorHAnsi" w:cstheme="majorBidi"/>
-          <w:b/>
-          <w:bCs/>
-          <w:sz w:val="24"/>
-          <w:szCs w:val="24"/>
-          <w:lang w:val="es-CL"/>
-        </w:rPr>
-        <w:t>Mapeo Básico:</w:t>
-      </w:r>
-      <w:r>
-        <w:rPr>
-          <w:rFonts w:asciiTheme="majorHAnsi" w:eastAsiaTheme="majorEastAsia" w:hAnsiTheme="majorHAnsi" w:cstheme="majorBidi"/>
-          <w:sz w:val="24"/>
-          <w:szCs w:val="24"/>
-          <w:lang w:val="es-CL"/>
-        </w:rPr>
-        <w:t xml:space="preserve"> Se emplearon @Entity, @Table, @Id y @GeneratedValue(strategy = GenerationType.IDENTITY) para la identificación única de cada registro.</w:t>
-      </w:r>
-    </w:p>
-    <w:p>
-      <w:pPr>
-        <w:pStyle w:val="Prrafodelista"/>
-        <w:numPr>
-          <w:ilvl w:val="0"/>
-          <w:numId w:val="34"/>
-        </w:numPr>
-        <w:rPr>
-          <w:rFonts w:asciiTheme="majorHAnsi" w:eastAsiaTheme="majorEastAsia" w:hAnsiTheme="majorHAnsi" w:cstheme="majorBidi"/>
-          <w:sz w:val="24"/>
-          <w:szCs w:val="24"/>
-          <w:lang w:val="es-CL"/>
-        </w:rPr>
-      </w:pPr>
-      <w:r>
-        <w:rPr>
-          <w:rFonts w:asciiTheme="majorHAnsi" w:eastAsiaTheme="majorEastAsia" w:hAnsiTheme="majorHAnsi" w:cstheme="majorBidi"/>
-          <w:b/>
-          <w:bCs/>
-          <w:sz w:val="24"/>
-          <w:szCs w:val="24"/>
-          <w:lang w:val="es-CL"/>
-        </w:rPr>
-        <w:t>Relación Curso a Lección (@OneToMany / @ManyToOne):</w:t>
-      </w:r>
-      <w:r>
-        <w:rPr>
-          <w:rFonts w:asciiTheme="majorHAnsi" w:eastAsiaTheme="majorEastAsia" w:hAnsiTheme="majorHAnsi" w:cstheme="majorBidi"/>
-          <w:sz w:val="24"/>
-          <w:szCs w:val="24"/>
-          <w:lang w:val="es-CL"/>
-        </w:rPr>
-        <w:t xml:space="preserve"> Un curso posee un conjunto de lecciones asociadas, configuradas mediante @OneToMany(mappedBy = "curso", cascade = CascadeType.ALL) en la clase Curso, y la contraparte @ManyToOne con su respectivo @JoinColumn(name = "id_curso") en la entidad Lección.</w:t>
-      </w:r>
-    </w:p>
-    <w:p>
-      <w:pPr>
-        <w:pStyle w:val="Prrafodelista"/>
-        <w:numPr>
-          <w:ilvl w:val="0"/>
-          <w:numId w:val="34"/>
-        </w:numPr>
-        <w:rPr>
-          <w:rFonts w:asciiTheme="majorHAnsi" w:eastAsiaTheme="majorEastAsia" w:hAnsiTheme="majorHAnsi" w:cstheme="majorBidi"/>
-          <w:sz w:val="24"/>
-          <w:szCs w:val="24"/>
-          <w:lang w:val="es-CL"/>
-        </w:rPr>
-      </w:pPr>
-      <w:r>
-        <w:rPr>
-          <w:rFonts w:asciiTheme="majorHAnsi" w:eastAsiaTheme="majorEastAsia" w:hAnsiTheme="majorHAnsi" w:cstheme="majorBidi"/>
-          <w:b/>
-          <w:bCs/>
-          <w:sz w:val="24"/>
-          <w:szCs w:val="24"/>
-          <w:lang w:val="es-CL"/>
-        </w:rPr>
-        <w:t>Relación Usuario a Curso (@ManyToMany):</w:t>
-      </w:r>
-      <w:r>
-        <w:rPr>
-          <w:rFonts w:asciiTheme="majorHAnsi" w:eastAsiaTheme="majorEastAsia" w:hAnsiTheme="majorHAnsi" w:cstheme="majorBidi"/>
-          <w:sz w:val="24"/>
-          <w:szCs w:val="24"/>
-          <w:lang w:val="es-CL"/>
-        </w:rPr>
-        <w:t xml:space="preserve"> Se estableció una relación de muchos a muchos para gestionar las inscripciones de los usuarios en los diferentes cursos a través de una tabla intermedia denominada inscripciones, haciendo uso de las anotaciones @ManyToMany y @JoinTable.</w:t>
-      </w:r>
-    </w:p>
-    <w:p>
-      <w:pPr>
-        <w:rPr>
-          <w:rFonts w:asciiTheme="majorHAnsi" w:eastAsiaTheme="majorEastAsia" w:hAnsiTheme="majorHAnsi" w:cstheme="majorBidi"/>
-          <w:sz w:val="24"/>
-          <w:szCs w:val="24"/>
-          <w:lang w:val="es-CL"/>
-        </w:rPr>
-      </w:pPr>
-      <w:r>
-        <w:rPr>
-          <w:rFonts w:asciiTheme="majorHAnsi" w:eastAsiaTheme="majorEastAsia" w:hAnsiTheme="majorHAnsi" w:cstheme="majorBidi"/>
-          <w:sz w:val="24"/>
-          <w:szCs w:val="24"/>
-          <w:lang w:val="es-CL"/>
-        </w:rPr>
-        <w:br w:type="page"/>
-      </w:r>
-    </w:p>
-    <w:p>
-      <w:pPr>
-        <w:ind w:firstLine="720"/>
-        <w:rPr>
-          <w:rFonts w:asciiTheme="majorHAnsi" w:eastAsiaTheme="majorEastAsia" w:hAnsiTheme="majorHAnsi" w:cstheme="majorBidi"/>
-          <w:sz w:val="24"/>
-          <w:szCs w:val="24"/>
-          <w:lang w:val="es-CL"/>
-        </w:rPr>
-      </w:pPr>
-      <w:r>
-        <w:rPr>
-          <w:rFonts w:asciiTheme="majorHAnsi" w:eastAsiaTheme="majorEastAsia" w:hAnsiTheme="majorHAnsi" w:cstheme="majorBidi"/>
-          <w:sz w:val="24"/>
-          <w:szCs w:val="24"/>
-          <w:lang w:val="es-CL"/>
-        </w:rPr>
-        <w:lastRenderedPageBreak/>
-        <w:t xml:space="preserve">5.3 </w:t>
-      </w:r>
-      <w:r>
-        <w:rPr>
-          <w:rFonts w:asciiTheme="majorHAnsi" w:eastAsiaTheme="majorEastAsia" w:hAnsiTheme="majorHAnsi" w:cstheme="majorBidi"/>
-          <w:sz w:val="24"/>
-          <w:szCs w:val="24"/>
-          <w:lang w:val="es-CL"/>
-        </w:rPr>
-        <w:t>Evidencias y Capturas de Pantalla de la Interfaz</w:t>
-      </w:r>
-    </w:p>
-    <w:p>
-      <w:pPr>
-        <w:ind w:left="720"/>
-        <w:rPr>
-          <w:rFonts w:asciiTheme="majorHAnsi" w:eastAsiaTheme="majorEastAsia" w:hAnsiTheme="majorHAnsi" w:cstheme="majorBidi"/>
-          <w:b/>
-          <w:bCs/>
-          <w:sz w:val="24"/>
-          <w:szCs w:val="24"/>
-          <w:lang w:val="es-CL"/>
-        </w:rPr>
-      </w:pPr>
-      <w:r>
-        <w:rPr>
-          <w:rFonts w:asciiTheme="majorHAnsi" w:eastAsiaTheme="majorEastAsia" w:hAnsiTheme="majorHAnsi" w:cstheme="majorBidi"/>
-          <w:b/>
-          <w:bCs/>
-          <w:sz w:val="24"/>
-          <w:szCs w:val="24"/>
-          <w:lang w:val="es-CL"/>
-        </w:rPr>
-        <w:t>Ejemplos de Consultas JPQL Implementadas</w:t>
-      </w:r>
-    </w:p>
-    <w:p>
-      <w:pPr>
-        <w:ind w:left="720"/>
-        <w:rPr>
-          <w:rFonts w:asciiTheme="majorHAnsi" w:eastAsiaTheme="majorEastAsia" w:hAnsiTheme="majorHAnsi" w:cstheme="majorBidi"/>
-          <w:sz w:val="24"/>
-          <w:szCs w:val="24"/>
-          <w:lang w:val="es-CL"/>
-        </w:rPr>
-      </w:pPr>
-      <w:r>
-        <w:rPr>
-          <w:rFonts w:asciiTheme="majorHAnsi" w:eastAsiaTheme="majorEastAsia" w:hAnsiTheme="majorHAnsi" w:cstheme="majorBidi"/>
-          <w:sz w:val="24"/>
-          <w:szCs w:val="24"/>
-          <w:lang w:val="es-CL"/>
-        </w:rPr>
-        <w:t>Para cumplir con los requerimientos de búsqueda avanzada, filtrado y operaciones masivas de la plataforma, se diseñaron y ejecutaron las siguientes consultas JPQL en la capa de datos (CursoDAO):</w:t>
-      </w:r>
-    </w:p>
-    <w:p>
-      <w:pPr>
-        <w:ind w:left="720"/>
-        <w:rPr>
-          <w:rFonts w:asciiTheme="majorHAnsi" w:eastAsiaTheme="majorEastAsia" w:hAnsiTheme="majorHAnsi" w:cstheme="majorBidi"/>
-          <w:sz w:val="24"/>
-          <w:szCs w:val="24"/>
-          <w:lang w:val="es-CL"/>
-        </w:rPr>
-      </w:pPr>
-      <w:r>
-        <w:rPr>
-          <w:rFonts w:asciiTheme="majorHAnsi" w:eastAsiaTheme="majorEastAsia" w:hAnsiTheme="majorHAnsi" w:cstheme="majorBidi"/>
-          <w:b/>
-          <w:bCs/>
-          <w:sz w:val="24"/>
-          <w:szCs w:val="24"/>
-          <w:lang w:val="es-CL"/>
-        </w:rPr>
-        <w:t>Consulta con Filtros Dinámicos (Búsqueda por Tema y Nivel):</w:t>
-      </w:r>
-    </w:p>
-    <w:p>
-      <w:pPr>
-        <w:numPr>
-          <w:ilvl w:val="0"/>
-          <w:numId w:val="35"/>
-        </w:numPr>
-        <w:rPr>
-          <w:rFonts w:asciiTheme="majorHAnsi" w:eastAsiaTheme="majorEastAsia" w:hAnsiTheme="majorHAnsi" w:cstheme="majorBidi"/>
-          <w:sz w:val="24"/>
-          <w:szCs w:val="24"/>
-          <w:lang w:val="es-CL"/>
-        </w:rPr>
-      </w:pPr>
-      <w:r>
-        <w:rPr>
-          <w:rFonts w:asciiTheme="majorHAnsi" w:eastAsiaTheme="majorEastAsia" w:hAnsiTheme="majorHAnsi" w:cstheme="majorBidi"/>
-          <w:b/>
-          <w:bCs/>
-          <w:sz w:val="24"/>
-          <w:szCs w:val="24"/>
-          <w:lang w:val="es-CL"/>
-        </w:rPr>
-        <w:t>Descripción:</w:t>
-      </w:r>
-      <w:r>
-        <w:rPr>
-          <w:rFonts w:asciiTheme="majorHAnsi" w:eastAsiaTheme="majorEastAsia" w:hAnsiTheme="majorHAnsi" w:cstheme="majorBidi"/>
-          <w:sz w:val="24"/>
-          <w:szCs w:val="24"/>
-          <w:lang w:val="es-CL"/>
-        </w:rPr>
-        <w:t xml:space="preserve"> Permite buscar cursos aplicando condiciones opcionales según lo que el usuario requiera en la interfaz web.</w:t>
-      </w:r>
-    </w:p>
-    <w:p>
-      <w:pPr>
-        <w:numPr>
-          <w:ilvl w:val="0"/>
-          <w:numId w:val="35"/>
-        </w:numPr>
-        <w:rPr>
-          <w:rFonts w:asciiTheme="majorHAnsi" w:eastAsiaTheme="majorEastAsia" w:hAnsiTheme="majorHAnsi" w:cstheme="majorBidi"/>
-          <w:sz w:val="24"/>
-          <w:szCs w:val="24"/>
-          <w:lang w:val="es-CL"/>
-        </w:rPr>
-      </w:pPr>
-      <w:r>
-        <w:rPr>
-          <w:rFonts w:asciiTheme="majorHAnsi" w:eastAsiaTheme="majorEastAsia" w:hAnsiTheme="majorHAnsi" w:cstheme="majorBidi"/>
-          <w:b/>
-          <w:bCs/>
-          <w:sz w:val="24"/>
-          <w:szCs w:val="24"/>
-          <w:lang w:val="es-CL"/>
-        </w:rPr>
-        <w:t>Código JPQL:</w:t>
-      </w:r>
-    </w:p>
-    <w:p>
-      <w:pPr>
-        <w:ind w:left="720"/>
-        <w:rPr>
-          <w:rFonts w:asciiTheme="majorHAnsi" w:eastAsiaTheme="majorEastAsia" w:hAnsiTheme="majorHAnsi" w:cstheme="majorBidi"/>
-          <w:sz w:val="24"/>
-          <w:szCs w:val="24"/>
-        </w:rPr>
-      </w:pPr>
-      <w:r>
-        <w:rPr>
-          <w:rFonts w:asciiTheme="majorHAnsi" w:eastAsiaTheme="majorEastAsia" w:hAnsiTheme="majorHAnsi" w:cstheme="majorBidi"/>
-          <w:sz w:val="24"/>
-          <w:szCs w:val="24"/>
-        </w:rPr>
-        <w:t xml:space="preserve">String </w:t>
-      </w:r>
-      <w:proofErr w:type="spellStart"/>
-      <w:r>
-        <w:rPr>
-          <w:rFonts w:asciiTheme="majorHAnsi" w:eastAsiaTheme="majorEastAsia" w:hAnsiTheme="majorHAnsi" w:cstheme="majorBidi"/>
-          <w:sz w:val="24"/>
-          <w:szCs w:val="24"/>
-        </w:rPr>
-        <w:t>jpql</w:t>
-      </w:r>
-      <w:proofErr w:type="spellEnd"/>
-      <w:r>
-        <w:rPr>
-          <w:rFonts w:asciiTheme="majorHAnsi" w:eastAsiaTheme="majorEastAsia" w:hAnsiTheme="majorHAnsi" w:cstheme="majorBidi"/>
-          <w:sz w:val="24"/>
-          <w:szCs w:val="24"/>
-        </w:rPr>
-        <w:t xml:space="preserve"> = "SELECT c FROM Curso c WHERE </w:t>
-      </w:r>
-      <w:proofErr w:type="spellStart"/>
-      <w:proofErr w:type="gramStart"/>
-      <w:r>
-        <w:rPr>
-          <w:rFonts w:asciiTheme="majorHAnsi" w:eastAsiaTheme="majorEastAsia" w:hAnsiTheme="majorHAnsi" w:cstheme="majorBidi"/>
-          <w:sz w:val="24"/>
-          <w:szCs w:val="24"/>
-        </w:rPr>
-        <w:t>c.tema</w:t>
-      </w:r>
-      <w:proofErr w:type="spellEnd"/>
-      <w:proofErr w:type="gramEnd"/>
-      <w:r>
-        <w:rPr>
-          <w:rFonts w:asciiTheme="majorHAnsi" w:eastAsiaTheme="majorEastAsia" w:hAnsiTheme="majorHAnsi" w:cstheme="majorBidi"/>
-          <w:sz w:val="24"/>
-          <w:szCs w:val="24"/>
-        </w:rPr>
-        <w:t xml:space="preserve"> </w:t>
-      </w:r>
-      <w:proofErr w:type="gramStart"/>
-      <w:r>
-        <w:rPr>
-          <w:rFonts w:asciiTheme="majorHAnsi" w:eastAsiaTheme="majorEastAsia" w:hAnsiTheme="majorHAnsi" w:cstheme="majorBidi"/>
-          <w:sz w:val="24"/>
-          <w:szCs w:val="24"/>
-        </w:rPr>
-        <w:t>LIKE :</w:t>
-      </w:r>
-      <w:proofErr w:type="spellStart"/>
-      <w:r>
-        <w:rPr>
-          <w:rFonts w:asciiTheme="majorHAnsi" w:eastAsiaTheme="majorEastAsia" w:hAnsiTheme="majorHAnsi" w:cstheme="majorBidi"/>
-          <w:sz w:val="24"/>
-          <w:szCs w:val="24"/>
-        </w:rPr>
-        <w:t>tema</w:t>
-      </w:r>
-      <w:proofErr w:type="spellEnd"/>
-      <w:proofErr w:type="gramEnd"/>
-      <w:r>
-        <w:rPr>
-          <w:rFonts w:asciiTheme="majorHAnsi" w:eastAsiaTheme="majorEastAsia" w:hAnsiTheme="majorHAnsi" w:cstheme="majorBidi"/>
-          <w:sz w:val="24"/>
-          <w:szCs w:val="24"/>
-        </w:rPr>
-        <w:t xml:space="preserve"> AND </w:t>
-      </w:r>
-      <w:proofErr w:type="spellStart"/>
-      <w:proofErr w:type="gramStart"/>
-      <w:r>
-        <w:rPr>
-          <w:rFonts w:asciiTheme="majorHAnsi" w:eastAsiaTheme="majorEastAsia" w:hAnsiTheme="majorHAnsi" w:cstheme="majorBidi"/>
-          <w:sz w:val="24"/>
-          <w:szCs w:val="24"/>
-        </w:rPr>
-        <w:t>c.nivelDificultad</w:t>
-      </w:r>
-      <w:proofErr w:type="spellEnd"/>
-      <w:proofErr w:type="gramEnd"/>
-      <w:r>
-        <w:rPr>
-          <w:rFonts w:asciiTheme="majorHAnsi" w:eastAsiaTheme="majorEastAsia" w:hAnsiTheme="majorHAnsi" w:cstheme="majorBidi"/>
-          <w:sz w:val="24"/>
-          <w:szCs w:val="24"/>
-        </w:rPr>
-        <w:t xml:space="preserve"> </w:t>
-      </w:r>
-      <w:proofErr w:type="gramStart"/>
-      <w:r>
-        <w:rPr>
-          <w:rFonts w:asciiTheme="majorHAnsi" w:eastAsiaTheme="majorEastAsia" w:hAnsiTheme="majorHAnsi" w:cstheme="majorBidi"/>
-          <w:sz w:val="24"/>
-          <w:szCs w:val="24"/>
-        </w:rPr>
-        <w:t>= :nivel</w:t>
-      </w:r>
-      <w:proofErr w:type="gramEnd"/>
-      <w:r>
-        <w:rPr>
-          <w:rFonts w:asciiTheme="majorHAnsi" w:eastAsiaTheme="majorEastAsia" w:hAnsiTheme="majorHAnsi" w:cstheme="majorBidi"/>
-          <w:sz w:val="24"/>
-          <w:szCs w:val="24"/>
-        </w:rPr>
-        <w:t>";</w:t>
-      </w:r>
-    </w:p>
-    <w:p>
-      <w:pPr>
-        <w:ind w:left="720"/>
-        <w:rPr>
-          <w:rFonts w:asciiTheme="majorHAnsi" w:eastAsiaTheme="majorEastAsia" w:hAnsiTheme="majorHAnsi" w:cstheme="majorBidi"/>
-          <w:sz w:val="24"/>
-          <w:szCs w:val="24"/>
-        </w:rPr>
-      </w:pPr>
-    </w:p>
-    <w:p>
-      <w:pPr>
-        <w:ind w:left="720"/>
-        <w:rPr>
-          <w:rFonts w:asciiTheme="majorHAnsi" w:eastAsiaTheme="majorEastAsia" w:hAnsiTheme="majorHAnsi" w:cstheme="majorBidi"/>
-          <w:sz w:val="24"/>
-          <w:szCs w:val="24"/>
-          <w:lang w:val="es-CL"/>
-        </w:rPr>
-      </w:pPr>
-      <w:r>
-        <w:rPr>
-          <w:rFonts w:asciiTheme="majorHAnsi" w:eastAsiaTheme="majorEastAsia" w:hAnsiTheme="majorHAnsi" w:cstheme="majorBidi"/>
-          <w:b/>
-          <w:bCs/>
-          <w:sz w:val="24"/>
-          <w:szCs w:val="24"/>
-          <w:lang w:val="es-CL"/>
-        </w:rPr>
-        <w:t>Operación Masiva de Actualización (UPDATE):</w:t>
-      </w:r>
-    </w:p>
-    <w:p>
-      <w:pPr>
-        <w:numPr>
-          <w:ilvl w:val="0"/>
-          <w:numId w:val="36"/>
-        </w:numPr>
-        <w:rPr>
-          <w:rFonts w:asciiTheme="majorHAnsi" w:eastAsiaTheme="majorEastAsia" w:hAnsiTheme="majorHAnsi" w:cstheme="majorBidi"/>
-          <w:sz w:val="24"/>
-          <w:szCs w:val="24"/>
-          <w:lang w:val="es-CL"/>
-        </w:rPr>
-      </w:pPr>
-      <w:r>
-        <w:rPr>
-          <w:rFonts w:asciiTheme="majorHAnsi" w:eastAsiaTheme="majorEastAsia" w:hAnsiTheme="majorHAnsi" w:cstheme="majorBidi"/>
-          <w:b/>
-          <w:bCs/>
-          <w:sz w:val="24"/>
-          <w:szCs w:val="24"/>
-          <w:lang w:val="es-CL"/>
-        </w:rPr>
-        <w:t>Descripción:</w:t>
-      </w:r>
-      <w:r>
-        <w:rPr>
-          <w:rFonts w:asciiTheme="majorHAnsi" w:eastAsiaTheme="majorEastAsia" w:hAnsiTheme="majorHAnsi" w:cstheme="majorBidi"/>
-          <w:sz w:val="24"/>
-          <w:szCs w:val="24"/>
-          <w:lang w:val="es-CL"/>
-        </w:rPr>
-        <w:t xml:space="preserve"> Modifica de forma masiva el nivel de popularidad de aquellos cursos que se encuentren por debajo de un umbral determinado.</w:t>
-      </w:r>
-    </w:p>
-    <w:p>
-      <w:pPr>
-        <w:numPr>
-          <w:ilvl w:val="0"/>
-          <w:numId w:val="36"/>
-        </w:numPr>
-        <w:rPr>
-          <w:rFonts w:asciiTheme="majorHAnsi" w:eastAsiaTheme="majorEastAsia" w:hAnsiTheme="majorHAnsi" w:cstheme="majorBidi"/>
-          <w:sz w:val="24"/>
-          <w:szCs w:val="24"/>
-          <w:lang w:val="es-CL"/>
-        </w:rPr>
-      </w:pPr>
-      <w:r>
-        <w:rPr>
-          <w:rFonts w:asciiTheme="majorHAnsi" w:eastAsiaTheme="majorEastAsia" w:hAnsiTheme="majorHAnsi" w:cstheme="majorBidi"/>
-          <w:b/>
-          <w:bCs/>
-          <w:sz w:val="24"/>
-          <w:szCs w:val="24"/>
-          <w:lang w:val="es-CL"/>
-        </w:rPr>
-        <w:t>Código JPQL:</w:t>
-      </w:r>
-    </w:p>
-    <w:p>
-      <w:pPr>
-        <w:ind w:left="720"/>
-        <w:rPr>
-          <w:rFonts w:asciiTheme="majorHAnsi" w:eastAsiaTheme="majorEastAsia" w:hAnsiTheme="majorHAnsi" w:cstheme="majorBidi"/>
-          <w:sz w:val="24"/>
-          <w:szCs w:val="24"/>
-          <w:lang w:val="es-CL"/>
-        </w:rPr>
-      </w:pPr>
-      <w:r>
-        <w:rPr>
-          <w:rFonts w:asciiTheme="majorHAnsi" w:eastAsiaTheme="majorEastAsia" w:hAnsiTheme="majorHAnsi" w:cstheme="majorBidi"/>
-          <w:sz w:val="24"/>
-          <w:szCs w:val="24"/>
-          <w:lang w:val="es-CL"/>
-        </w:rPr>
-        <w:t xml:space="preserve">String </w:t>
-      </w:r>
-      <w:proofErr w:type="spellStart"/>
-      <w:r>
-        <w:rPr>
-          <w:rFonts w:asciiTheme="majorHAnsi" w:eastAsiaTheme="majorEastAsia" w:hAnsiTheme="majorHAnsi" w:cstheme="majorBidi"/>
-          <w:sz w:val="24"/>
-          <w:szCs w:val="24"/>
-          <w:lang w:val="es-CL"/>
-        </w:rPr>
-        <w:t>jpql</w:t>
-      </w:r>
-      <w:proofErr w:type="spellEnd"/>
-      <w:r>
-        <w:rPr>
-          <w:rFonts w:asciiTheme="majorHAnsi" w:eastAsiaTheme="majorEastAsia" w:hAnsiTheme="majorHAnsi" w:cstheme="majorBidi"/>
-          <w:sz w:val="24"/>
-          <w:szCs w:val="24"/>
-          <w:lang w:val="es-CL"/>
-        </w:rPr>
-        <w:t xml:space="preserve"> = "UPDATE Curso c SET </w:t>
-      </w:r>
-      <w:proofErr w:type="gramStart"/>
-      <w:r>
-        <w:rPr>
-          <w:rFonts w:asciiTheme="majorHAnsi" w:eastAsiaTheme="majorEastAsia" w:hAnsiTheme="majorHAnsi" w:cstheme="majorBidi"/>
-          <w:sz w:val="24"/>
-          <w:szCs w:val="24"/>
-          <w:lang w:val="es-CL"/>
-        </w:rPr>
-        <w:t>c.popularidad</w:t>
-      </w:r>
-      <w:proofErr w:type="gramEnd"/>
-      <w:r>
-        <w:rPr>
-          <w:rFonts w:asciiTheme="majorHAnsi" w:eastAsiaTheme="majorEastAsia" w:hAnsiTheme="majorHAnsi" w:cstheme="majorBidi"/>
-          <w:sz w:val="24"/>
-          <w:szCs w:val="24"/>
-          <w:lang w:val="es-CL"/>
-        </w:rPr>
-        <w:t xml:space="preserve"> </w:t>
-      </w:r>
-      <w:proofErr w:type="gramStart"/>
-      <w:r>
-        <w:rPr>
-          <w:rFonts w:asciiTheme="majorHAnsi" w:eastAsiaTheme="majorEastAsia" w:hAnsiTheme="majorHAnsi" w:cstheme="majorBidi"/>
-          <w:sz w:val="24"/>
-          <w:szCs w:val="24"/>
-          <w:lang w:val="es-CL"/>
-        </w:rPr>
-        <w:t>= :nuevaPop</w:t>
-      </w:r>
-      <w:proofErr w:type="gramEnd"/>
-      <w:r>
-        <w:rPr>
-          <w:rFonts w:asciiTheme="majorHAnsi" w:eastAsiaTheme="majorEastAsia" w:hAnsiTheme="majorHAnsi" w:cstheme="majorBidi"/>
-          <w:sz w:val="24"/>
-          <w:szCs w:val="24"/>
-          <w:lang w:val="es-CL"/>
-        </w:rPr>
-        <w:t xml:space="preserve"> WHERE c.popularidad </w:t>
-      </w:r>
-      <w:proofErr w:type="gramStart"/>
-      <w:r>
-        <w:rPr>
-          <w:rFonts w:asciiTheme="majorHAnsi" w:eastAsiaTheme="majorEastAsia" w:hAnsiTheme="majorHAnsi" w:cstheme="majorBidi"/>
-          <w:sz w:val="24"/>
-          <w:szCs w:val="24"/>
-          <w:lang w:val="es-CL"/>
-        </w:rPr>
-        <w:t>&lt; :umbral</w:t>
-      </w:r>
-      <w:proofErr w:type="gramEnd"/>
-      <w:r>
-        <w:rPr>
-          <w:rFonts w:asciiTheme="majorHAnsi" w:eastAsiaTheme="majorEastAsia" w:hAnsiTheme="majorHAnsi" w:cstheme="majorBidi"/>
-          <w:sz w:val="24"/>
-          <w:szCs w:val="24"/>
-          <w:lang w:val="es-CL"/>
-        </w:rPr>
-        <w:t>";</w:t>
-      </w:r>
-    </w:p>
-    <w:p>
-      <w:pPr>
-        <w:ind w:left="720"/>
-        <w:rPr>
-          <w:rFonts w:asciiTheme="majorHAnsi" w:eastAsiaTheme="majorEastAsia" w:hAnsiTheme="majorHAnsi" w:cstheme="majorBidi"/>
-          <w:sz w:val="24"/>
-          <w:szCs w:val="24"/>
-          <w:lang w:val="es-CL"/>
-        </w:rPr>
-      </w:pPr>
-      <w:r>
-        <w:rPr>
-          <w:b/>
-          <w:bCs/>
-          <w:lang w:val="es-CL"/>
-        </w:rPr>
-        <w:t xml:space="preserve"> </w:t>
-      </w:r>
-      <w:r>
-        <w:rPr>
-          <w:rFonts w:asciiTheme="majorHAnsi" w:eastAsiaTheme="majorEastAsia" w:hAnsiTheme="majorHAnsi" w:cstheme="majorBidi"/>
-          <w:b/>
-          <w:bCs/>
-          <w:sz w:val="24"/>
-          <w:szCs w:val="24"/>
-          <w:lang w:val="es-CL"/>
-        </w:rPr>
-        <w:t>Resultado esperado:</w:t>
-      </w:r>
-      <w:r>
-        <w:rPr>
-          <w:rFonts w:asciiTheme="majorHAnsi" w:eastAsiaTheme="majorEastAsia" w:hAnsiTheme="majorHAnsi" w:cstheme="majorBidi"/>
-          <w:sz w:val="24"/>
-          <w:szCs w:val="24"/>
-          <w:lang w:val="es-CL"/>
-        </w:rPr>
-        <w:t xml:space="preserve"> Actualiza directamente en la base de datos el valor de popularidad para optimizar o recalificar lotes de cursos sin necesidad de recorrerlos uno por uno en memoria.</w:t>
-      </w:r>
-    </w:p>
-    <w:p>
-      <w:pPr>
-        <w:rPr>
-          <w:rFonts w:asciiTheme="majorHAnsi" w:eastAsiaTheme="majorEastAsia" w:hAnsiTheme="majorHAnsi" w:cstheme="majorBidi"/>
-          <w:b/>
-          <w:bCs/>
-          <w:sz w:val="24"/>
-          <w:szCs w:val="24"/>
-          <w:lang w:val="es-CL"/>
-        </w:rPr>
-      </w:pPr>
-      <w:r>
-        <w:rPr>
-          <w:rFonts w:asciiTheme="majorHAnsi" w:eastAsiaTheme="majorEastAsia" w:hAnsiTheme="majorHAnsi" w:cstheme="majorBidi"/>
-          <w:b/>
-          <w:bCs/>
-          <w:sz w:val="24"/>
-          <w:szCs w:val="24"/>
-          <w:lang w:val="es-CL"/>
-        </w:rPr>
-        <w:br w:type="page"/>
-      </w:r>
-    </w:p>
-    <w:p>
-      <w:pPr>
-        <w:ind w:left="720"/>
-        <w:rPr>
-          <w:rFonts w:asciiTheme="majorHAnsi" w:eastAsiaTheme="majorEastAsia" w:hAnsiTheme="majorHAnsi" w:cstheme="majorBidi"/>
-          <w:sz w:val="24"/>
-          <w:szCs w:val="24"/>
-          <w:lang w:val="es-CL"/>
-        </w:rPr>
-      </w:pPr>
-      <w:r>
-        <w:rPr>
-          <w:rFonts w:asciiTheme="majorHAnsi" w:eastAsiaTheme="majorEastAsia" w:hAnsiTheme="majorHAnsi" w:cstheme="majorBidi"/>
-          <w:sz w:val="24"/>
-          <w:szCs w:val="24"/>
-          <w:lang w:val="es-CL"/>
-        </w:rPr>
-        <w:lastRenderedPageBreak/>
-        <w:t>Capturas de Pantallas:</w:t>
-      </w:r>
-    </w:p>
-    <w:p>
-      <w:pPr>
-        <w:ind w:left="720"/>
-        <w:rPr>
-          <w:rFonts w:asciiTheme="majorHAnsi" w:eastAsiaTheme="majorEastAsia" w:hAnsiTheme="majorHAnsi" w:cstheme="majorBidi"/>
-          <w:sz w:val="24"/>
-          <w:szCs w:val="24"/>
-          <w:lang w:val="es-CL"/>
-        </w:rPr>
-      </w:pPr>
-      <w:r>
-        <w:rPr>
-          <w:rFonts w:asciiTheme="majorHAnsi" w:eastAsiaTheme="majorEastAsia" w:hAnsiTheme="majorHAnsi" w:cstheme="majorBidi"/>
-          <w:sz w:val="24"/>
-          <w:szCs w:val="24"/>
-          <w:lang w:val="es-CL"/>
-        </w:rPr>
         <w:drawing>
-          <wp:inline distT="0" distB="0" distL="0" distR="0" wp14:anchorId="4E9C8FCE" wp14:editId="77DA1E6C">
-            <wp:extent cx="5612130" cy="3154680"/>
-            <wp:effectExtent l="0" t="0" r="7620" b="7620"/>
-            <wp:docPr id="1190947956" name="Imagen 1"/>
+          <wp:inline distT="0" distB="0" distL="0" distR="0" wp14:anchorId="0E66A1C3" wp14:editId="43443606">
+            <wp:extent cx="5612130" cy="2665730"/>
+            <wp:effectExtent l="0" t="0" r="7620" b="1270"/>
+            <wp:docPr id="1173381222" name="Imagen 1"/>
             <wp:cNvGraphicFramePr>
               <a:graphicFrameLocks xmlns:a="http://schemas.openxmlformats.org/drawingml/2006/main" noChangeAspect="1"/>
             </wp:cNvGraphicFramePr>
@@ -4764,7 +5463,7 @@
               <a:graphicData uri="http://schemas.openxmlformats.org/drawingml/2006/picture">
                 <pic:pic xmlns:pic="http://schemas.openxmlformats.org/drawingml/2006/picture">
                   <pic:nvPicPr>
-                    <pic:cNvPr id="1190947956" name=""/>
+                    <pic:cNvPr id="1173381222" name=""/>
                     <pic:cNvPicPr/>
                   </pic:nvPicPr>
                   <pic:blipFill>
@@ -4776,7 +5475,7 @@
                   <pic:spPr>
                     <a:xfrm>
                       <a:off x="0" y="0"/>
-                      <a:ext cx="5612130" cy="3154680"/>
+                      <a:ext cx="5612130" cy="2665730"/>
                     </a:xfrm>
                     <a:prstGeom prst="rect">
                       <a:avLst/>
@@ -4799,6 +5498,15 @@
           <w:lang w:val="es-CL"/>
         </w:rPr>
       </w:pPr>
+      <w:r>
+        <w:rPr>
+          <w:rFonts w:asciiTheme="majorHAnsi" w:eastAsiaTheme="majorEastAsia" w:hAnsiTheme="majorHAnsi" w:cstheme="majorBidi"/>
+          <w:sz w:val="24"/>
+          <w:szCs w:val="24"/>
+          <w:lang w:val="es-CL"/>
+        </w:rPr>
+        <w:t>Descripción de Pantalla: Módulo de Gestión, Listado y Modificación de Usuarios</w:t>
+      </w:r>
     </w:p>
     <w:p>
       <w:pPr>
@@ -4813,11 +5521,22 @@
       <w:r>
         <w:rPr>
           <w:rFonts w:asciiTheme="majorHAnsi" w:eastAsiaTheme="majorEastAsia" w:hAnsiTheme="majorHAnsi" w:cstheme="majorBidi"/>
-          <w:sz w:val="24"/>
-          <w:szCs w:val="24"/>
-          <w:lang w:val="es-CL"/>
-        </w:rPr>
-        <w:t>Dashboard y Listado de Cursos</w:t>
+          <w:b/>
+          <w:bCs/>
+          <w:sz w:val="24"/>
+          <w:szCs w:val="24"/>
+          <w:lang w:val="es-CL"/>
+        </w:rPr>
+        <w:t>Objetivo de la interfaz</w:t>
+      </w:r>
+      <w:r>
+        <w:rPr>
+          <w:rFonts w:asciiTheme="majorHAnsi" w:eastAsiaTheme="majorEastAsia" w:hAnsiTheme="majorHAnsi" w:cstheme="majorBidi"/>
+          <w:sz w:val="24"/>
+          <w:szCs w:val="24"/>
+          <w:lang w:val="es-CL"/>
+        </w:rPr>
+        <w:t>: Mostrar el directorio completo de los usuarios registrados en el sistema, brindando herramientas de supervisión y control administrativo.</w:t>
       </w:r>
     </w:p>
     <w:p>
@@ -4833,67 +5552,23 @@
       <w:r>
         <w:rPr>
           <w:rFonts w:asciiTheme="majorHAnsi" w:eastAsiaTheme="majorEastAsia" w:hAnsiTheme="majorHAnsi" w:cstheme="majorBidi"/>
-          <w:sz w:val="24"/>
-          <w:szCs w:val="24"/>
-          <w:lang w:val="es-CL"/>
-        </w:rPr>
-        <w:t xml:space="preserve">Esta vista representa el panel principal de gestión de la plataforma </w:t>
-      </w:r>
-      <w:r>
-        <w:rPr>
-          <w:rFonts w:asciiTheme="majorHAnsi" w:eastAsiaTheme="majorEastAsia" w:hAnsiTheme="majorHAnsi" w:cstheme="majorBidi"/>
           <w:b/>
           <w:bCs/>
           <w:sz w:val="24"/>
           <w:szCs w:val="24"/>
           <w:lang w:val="es-CL"/>
         </w:rPr>
-        <w:t>"Educa para Todos"</w:t>
-      </w:r>
-      <w:r>
-        <w:rPr>
-          <w:rFonts w:asciiTheme="majorHAnsi" w:eastAsiaTheme="majorEastAsia" w:hAnsiTheme="majorHAnsi" w:cstheme="majorBidi"/>
-          <w:sz w:val="24"/>
-          <w:szCs w:val="24"/>
-          <w:lang w:val="es-CL"/>
-        </w:rPr>
-        <w:t xml:space="preserve">, diseñada bajo una arquitectura web basada en Servlets, JSP y el </w:t>
-      </w:r>
-      <w:proofErr w:type="spellStart"/>
-      <w:r>
-        <w:rPr>
-          <w:rFonts w:asciiTheme="majorHAnsi" w:eastAsiaTheme="majorEastAsia" w:hAnsiTheme="majorHAnsi" w:cstheme="majorBidi"/>
-          <w:sz w:val="24"/>
-          <w:szCs w:val="24"/>
-          <w:lang w:val="es-CL"/>
-        </w:rPr>
-        <w:t>framework</w:t>
-      </w:r>
-      <w:proofErr w:type="spellEnd"/>
-      <w:r>
-        <w:rPr>
-          <w:rFonts w:asciiTheme="majorHAnsi" w:eastAsiaTheme="majorEastAsia" w:hAnsiTheme="majorHAnsi" w:cstheme="majorBidi"/>
-          <w:sz w:val="24"/>
-          <w:szCs w:val="24"/>
-          <w:lang w:val="es-CL"/>
-        </w:rPr>
-        <w:t xml:space="preserve"> Bootstrap para el diseño responsivo:</w:t>
-      </w:r>
-    </w:p>
-    <w:p>
-      <w:pPr>
-        <w:pStyle w:val="Prrafodelista"/>
-        <w:numPr>
-          <w:ilvl w:val="0"/>
-          <w:numId w:val="37"/>
-        </w:numPr>
-        <w:rPr>
-          <w:rFonts w:asciiTheme="majorHAnsi" w:eastAsiaTheme="majorEastAsia" w:hAnsiTheme="majorHAnsi" w:cstheme="majorBidi"/>
-          <w:sz w:val="24"/>
-          <w:szCs w:val="24"/>
-          <w:lang w:val="es-CL"/>
-        </w:rPr>
-      </w:pPr>
+        <w:t>Estructura y Atributos de la Tabla</w:t>
+      </w:r>
+      <w:r>
+        <w:rPr>
+          <w:rFonts w:asciiTheme="majorHAnsi" w:eastAsiaTheme="majorEastAsia" w:hAnsiTheme="majorHAnsi" w:cstheme="majorBidi"/>
+          <w:sz w:val="24"/>
+          <w:szCs w:val="24"/>
+          <w:lang w:val="es-CL"/>
+        </w:rPr>
+        <w:t>: El panel despliega un listado estructurado por columnas que detallan el identificador (</w:t>
+      </w:r>
       <w:r>
         <w:rPr>
           <w:rFonts w:asciiTheme="majorHAnsi" w:eastAsiaTheme="majorEastAsia" w:hAnsiTheme="majorHAnsi" w:cstheme="majorBidi"/>
@@ -4903,92 +5578,17 @@
           <w:szCs w:val="24"/>
           <w:lang w:val="es-CL"/>
         </w:rPr>
-        <w:t>Cabecera y Navegación Institucional (Header):</w:t>
-      </w:r>
-      <w:r>
-        <w:rPr>
-          <w:rFonts w:asciiTheme="majorHAnsi" w:eastAsiaTheme="majorEastAsia" w:hAnsiTheme="majorHAnsi" w:cstheme="majorBidi"/>
-          <w:sz w:val="24"/>
-          <w:szCs w:val="24"/>
-          <w:lang w:val="es-CL"/>
-        </w:rPr>
-        <w:t xml:space="preserve"> Presenta el título de la plataforma y un menú superior interactivo con accesos directos (</w:t>
-      </w:r>
-      <w:r>
-        <w:rPr>
-          <w:rFonts w:asciiTheme="majorHAnsi" w:eastAsiaTheme="majorEastAsia" w:hAnsiTheme="majorHAnsi" w:cstheme="majorBidi"/>
-          <w:i/>
-          <w:iCs/>
-          <w:sz w:val="24"/>
-          <w:szCs w:val="24"/>
-          <w:lang w:val="es-CL"/>
-        </w:rPr>
-        <w:t>Dashboard</w:t>
-      </w:r>
-      <w:r>
-        <w:rPr>
-          <w:rFonts w:asciiTheme="majorHAnsi" w:eastAsiaTheme="majorEastAsia" w:hAnsiTheme="majorHAnsi" w:cstheme="majorBidi"/>
-          <w:sz w:val="24"/>
-          <w:szCs w:val="24"/>
-          <w:lang w:val="es-CL"/>
-        </w:rPr>
-        <w:t xml:space="preserve">, </w:t>
-      </w:r>
-      <w:r>
-        <w:rPr>
-          <w:rFonts w:asciiTheme="majorHAnsi" w:eastAsiaTheme="majorEastAsia" w:hAnsiTheme="majorHAnsi" w:cstheme="majorBidi"/>
-          <w:i/>
-          <w:iCs/>
-          <w:sz w:val="24"/>
-          <w:szCs w:val="24"/>
-          <w:lang w:val="es-CL"/>
-        </w:rPr>
-        <w:t>Registrar Curso</w:t>
-      </w:r>
-      <w:r>
-        <w:rPr>
-          <w:rFonts w:asciiTheme="majorHAnsi" w:eastAsiaTheme="majorEastAsia" w:hAnsiTheme="majorHAnsi" w:cstheme="majorBidi"/>
-          <w:sz w:val="24"/>
-          <w:szCs w:val="24"/>
-          <w:lang w:val="es-CL"/>
-        </w:rPr>
-        <w:t xml:space="preserve">, </w:t>
-      </w:r>
-      <w:r>
-        <w:rPr>
-          <w:rFonts w:asciiTheme="majorHAnsi" w:eastAsiaTheme="majorEastAsia" w:hAnsiTheme="majorHAnsi" w:cstheme="majorBidi"/>
-          <w:i/>
-          <w:iCs/>
-          <w:sz w:val="24"/>
-          <w:szCs w:val="24"/>
-          <w:lang w:val="es-CL"/>
-        </w:rPr>
-        <w:t>Acciones Masivas</w:t>
-      </w:r>
-      <w:r>
-        <w:rPr>
-          <w:rFonts w:asciiTheme="majorHAnsi" w:eastAsiaTheme="majorEastAsia" w:hAnsiTheme="majorHAnsi" w:cstheme="majorBidi"/>
-          <w:sz w:val="24"/>
-          <w:szCs w:val="24"/>
-          <w:lang w:val="es-CL"/>
-        </w:rPr>
-        <w:t>), facilitando la navegación rápida por los módulos del sistema.</w:t>
-      </w:r>
-    </w:p>
-    <w:p>
-      <w:pPr>
-        <w:pStyle w:val="Prrafodelista"/>
-        <w:numPr>
-          <w:ilvl w:val="0"/>
-          <w:numId w:val="37"/>
-        </w:numPr>
-        <w:rPr>
-          <w:rFonts w:asciiTheme="majorHAnsi" w:eastAsiaTheme="majorEastAsia" w:hAnsiTheme="majorHAnsi" w:cstheme="majorBidi"/>
-          <w:sz w:val="24"/>
-          <w:szCs w:val="24"/>
-          <w:lang w:val="es-CL"/>
-        </w:rPr>
-      </w:pPr>
+        <w:t>ID</w:t>
+      </w:r>
+      <w:r>
+        <w:rPr>
+          <w:rFonts w:asciiTheme="majorHAnsi" w:eastAsiaTheme="majorEastAsia" w:hAnsiTheme="majorHAnsi" w:cstheme="majorBidi"/>
+          <w:sz w:val="24"/>
+          <w:szCs w:val="24"/>
+          <w:lang w:val="es-CL"/>
+        </w:rPr>
+        <w:t xml:space="preserve">), el </w:t>
+      </w:r>
       <w:r>
         <w:rPr>
           <w:rFonts w:asciiTheme="majorHAnsi" w:eastAsiaTheme="majorEastAsia" w:hAnsiTheme="majorHAnsi" w:cstheme="majorBidi"/>
@@ -4998,16 +5598,16 @@
           <w:szCs w:val="24"/>
           <w:lang w:val="es-CL"/>
         </w:rPr>
-        <w:t>Panel de Métricas en Tiempo Real (Tarjetas KPI):</w:t>
-      </w:r>
-      <w:r>
-        <w:rPr>
-          <w:rFonts w:asciiTheme="majorHAnsi" w:eastAsiaTheme="majorEastAsia" w:hAnsiTheme="majorHAnsi" w:cstheme="majorBidi"/>
-          <w:sz w:val="24"/>
-          <w:szCs w:val="24"/>
-          <w:lang w:val="es-CL"/>
-        </w:rPr>
-        <w:t xml:space="preserve"> Muestra indicadores estadísticos clave de la plataforma —como </w:t>
+        <w:t>Nombre</w:t>
+      </w:r>
+      <w:r>
+        <w:rPr>
+          <w:rFonts w:asciiTheme="majorHAnsi" w:eastAsiaTheme="majorEastAsia" w:hAnsiTheme="majorHAnsi" w:cstheme="majorBidi"/>
+          <w:sz w:val="24"/>
+          <w:szCs w:val="24"/>
+          <w:lang w:val="es-CL"/>
+        </w:rPr>
+        <w:t xml:space="preserve">, el </w:t>
       </w:r>
       <w:r>
         <w:rPr>
@@ -5018,16 +5618,16 @@
           <w:szCs w:val="24"/>
           <w:lang w:val="es-CL"/>
         </w:rPr>
-        <w:t>15 Cursos Activos</w:t>
-      </w:r>
-      <w:r>
-        <w:rPr>
-          <w:rFonts w:asciiTheme="majorHAnsi" w:eastAsiaTheme="majorEastAsia" w:hAnsiTheme="majorHAnsi" w:cstheme="majorBidi"/>
-          <w:sz w:val="24"/>
-          <w:szCs w:val="24"/>
-          <w:lang w:val="es-CL"/>
-        </w:rPr>
-        <w:t xml:space="preserve">, </w:t>
+        <w:t>Email</w:t>
+      </w:r>
+      <w:r>
+        <w:rPr>
+          <w:rFonts w:asciiTheme="majorHAnsi" w:eastAsiaTheme="majorEastAsia" w:hAnsiTheme="majorHAnsi" w:cstheme="majorBidi"/>
+          <w:sz w:val="24"/>
+          <w:szCs w:val="24"/>
+          <w:lang w:val="es-CL"/>
+        </w:rPr>
+        <w:t xml:space="preserve">, el </w:t>
       </w:r>
       <w:r>
         <w:rPr>
@@ -5038,16 +5638,16 @@
           <w:szCs w:val="24"/>
           <w:lang w:val="es-CL"/>
         </w:rPr>
-        <w:t>120 Usuarios Registrados</w:t>
-      </w:r>
-      <w:r>
-        <w:rPr>
-          <w:rFonts w:asciiTheme="majorHAnsi" w:eastAsiaTheme="majorEastAsia" w:hAnsiTheme="majorHAnsi" w:cstheme="majorBidi"/>
-          <w:sz w:val="24"/>
-          <w:szCs w:val="24"/>
-          <w:lang w:val="es-CL"/>
-        </w:rPr>
-        <w:t xml:space="preserve"> y </w:t>
+        <w:t>Rol</w:t>
+      </w:r>
+      <w:r>
+        <w:rPr>
+          <w:rFonts w:asciiTheme="majorHAnsi" w:eastAsiaTheme="majorEastAsia" w:hAnsiTheme="majorHAnsi" w:cstheme="majorBidi"/>
+          <w:sz w:val="24"/>
+          <w:szCs w:val="24"/>
+          <w:lang w:val="es-CL"/>
+        </w:rPr>
+        <w:t xml:space="preserve"> asignado (ej. ESTUDIANTE) y el </w:t>
       </w:r>
       <w:r>
         <w:rPr>
@@ -5058,16 +5658,16 @@
           <w:szCs w:val="24"/>
           <w:lang w:val="es-CL"/>
         </w:rPr>
-        <w:t>45 Lecciones Publicadas</w:t>
-      </w:r>
-      <w:r>
-        <w:rPr>
-          <w:rFonts w:asciiTheme="majorHAnsi" w:eastAsiaTheme="majorEastAsia" w:hAnsiTheme="majorHAnsi" w:cstheme="majorBidi"/>
-          <w:sz w:val="24"/>
-          <w:szCs w:val="24"/>
-          <w:lang w:val="es-CL"/>
-        </w:rPr>
-        <w:t>—, los cuales resumen de un vistazo el estado operativo del sistema educativo.</w:t>
+        <w:t>Estado</w:t>
+      </w:r>
+      <w:r>
+        <w:rPr>
+          <w:rFonts w:asciiTheme="majorHAnsi" w:eastAsiaTheme="majorEastAsia" w:hAnsiTheme="majorHAnsi" w:cstheme="majorBidi"/>
+          <w:sz w:val="24"/>
+          <w:szCs w:val="24"/>
+          <w:lang w:val="es-CL"/>
+        </w:rPr>
+        <w:t xml:space="preserve"> actual de la cuenta (ej. ACTIVO).</w:t>
       </w:r>
     </w:p>
     <w:p>
@@ -5083,96 +5683,85 @@
       <w:r>
         <w:rPr>
           <w:rFonts w:asciiTheme="majorHAnsi" w:eastAsiaTheme="majorEastAsia" w:hAnsiTheme="majorHAnsi" w:cstheme="majorBidi"/>
-          <w:sz w:val="24"/>
-          <w:szCs w:val="24"/>
-          <w:lang w:val="es-CL"/>
-        </w:rPr>
-        <w:t>Listado General de Cursos (</w:t>
-      </w:r>
-      <w:r>
-        <w:rPr>
-          <w:rFonts w:asciiTheme="majorHAnsi" w:eastAsiaTheme="majorEastAsia" w:hAnsiTheme="majorHAnsi" w:cstheme="majorBidi"/>
-          <w:i/>
-          <w:iCs/>
-          <w:sz w:val="24"/>
-          <w:szCs w:val="24"/>
-          <w:lang w:val="es-CL"/>
-        </w:rPr>
-        <w:t>JPQL View</w:t>
-      </w:r>
-      <w:r>
-        <w:rPr>
-          <w:rFonts w:asciiTheme="majorHAnsi" w:eastAsiaTheme="majorEastAsia" w:hAnsiTheme="majorHAnsi" w:cstheme="majorBidi"/>
-          <w:sz w:val="24"/>
-          <w:szCs w:val="24"/>
-          <w:lang w:val="es-CL"/>
-        </w:rPr>
-        <w:t>):</w:t>
-      </w:r>
-    </w:p>
-    <w:p>
-      <w:pPr>
-        <w:pStyle w:val="Prrafodelista"/>
-        <w:numPr>
-          <w:ilvl w:val="0"/>
-          <w:numId w:val="38"/>
-        </w:numPr>
-        <w:rPr>
-          <w:rFonts w:asciiTheme="majorHAnsi" w:eastAsiaTheme="majorEastAsia" w:hAnsiTheme="majorHAnsi" w:cstheme="majorBidi"/>
-          <w:sz w:val="24"/>
-          <w:szCs w:val="24"/>
-          <w:lang w:val="es-CL"/>
-        </w:rPr>
-      </w:pPr>
-      <w:r>
-        <w:rPr>
-          <w:rFonts w:asciiTheme="majorHAnsi" w:eastAsiaTheme="majorEastAsia" w:hAnsiTheme="majorHAnsi" w:cstheme="majorBidi"/>
-          <w:sz w:val="24"/>
-          <w:szCs w:val="24"/>
-          <w:lang w:val="es-CL"/>
-        </w:rPr>
-        <w:t xml:space="preserve">Corresponde a la tabla principal que renderiza los resultados obtenidos mediante consultas </w:t>
-      </w:r>
-      <w:r>
-        <w:rPr>
-          <w:rFonts w:asciiTheme="majorHAnsi" w:eastAsiaTheme="majorEastAsia" w:hAnsiTheme="majorHAnsi" w:cstheme="majorBidi"/>
           <w:b/>
           <w:bCs/>
           <w:sz w:val="24"/>
           <w:szCs w:val="24"/>
           <w:lang w:val="es-CL"/>
         </w:rPr>
-        <w:t>JPQL</w:t>
-      </w:r>
-      <w:r>
-        <w:rPr>
-          <w:rFonts w:asciiTheme="majorHAnsi" w:eastAsiaTheme="majorEastAsia" w:hAnsiTheme="majorHAnsi" w:cstheme="majorBidi"/>
-          <w:sz w:val="24"/>
-          <w:szCs w:val="24"/>
-          <w:lang w:val="es-CL"/>
-        </w:rPr>
-        <w:t xml:space="preserve"> desde la capa de persistencia (</w:t>
-      </w:r>
-      <w:r>
-        <w:rPr>
-          <w:rFonts w:asciiTheme="majorHAnsi" w:eastAsiaTheme="majorEastAsia" w:hAnsiTheme="majorHAnsi" w:cstheme="majorBidi"/>
-          <w:i/>
-          <w:iCs/>
-          <w:sz w:val="24"/>
-          <w:szCs w:val="24"/>
-          <w:lang w:val="es-CL"/>
-        </w:rPr>
-        <w:t>DAO</w:t>
-      </w:r>
-      <w:r>
-        <w:rPr>
-          <w:rFonts w:asciiTheme="majorHAnsi" w:eastAsiaTheme="majorEastAsia" w:hAnsiTheme="majorHAnsi" w:cstheme="majorBidi"/>
-          <w:sz w:val="24"/>
-          <w:szCs w:val="24"/>
-          <w:lang w:val="es-CL"/>
-        </w:rPr>
-        <w:t xml:space="preserve">), filtrando de </w:t>
-      </w:r>
+        <w:t>Panel de Operaciones</w:t>
+      </w:r>
+      <w:r>
+        <w:rPr>
+          <w:rFonts w:asciiTheme="majorHAnsi" w:eastAsiaTheme="majorEastAsia" w:hAnsiTheme="majorHAnsi" w:cstheme="majorBidi"/>
+          <w:sz w:val="24"/>
+          <w:szCs w:val="24"/>
+          <w:lang w:val="es-CL"/>
+        </w:rPr>
+        <w:t xml:space="preserve">: Cada fila dispone de botones de acción rápida para </w:t>
+      </w:r>
+      <w:r>
+        <w:rPr>
+          <w:rFonts w:asciiTheme="majorHAnsi" w:eastAsiaTheme="majorEastAsia" w:hAnsiTheme="majorHAnsi" w:cstheme="majorBidi"/>
+          <w:b/>
+          <w:bCs/>
+          <w:sz w:val="24"/>
+          <w:szCs w:val="24"/>
+          <w:lang w:val="es-CL"/>
+        </w:rPr>
+        <w:t>Modificar</w:t>
+      </w:r>
+      <w:r>
+        <w:rPr>
+          <w:rFonts w:asciiTheme="majorHAnsi" w:eastAsiaTheme="majorEastAsia" w:hAnsiTheme="majorHAnsi" w:cstheme="majorBidi"/>
+          <w:sz w:val="24"/>
+          <w:szCs w:val="24"/>
+          <w:lang w:val="es-CL"/>
+        </w:rPr>
+        <w:t xml:space="preserve"> o </w:t>
+      </w:r>
+      <w:r>
+        <w:rPr>
+          <w:rFonts w:asciiTheme="majorHAnsi" w:eastAsiaTheme="majorEastAsia" w:hAnsiTheme="majorHAnsi" w:cstheme="majorBidi"/>
+          <w:b/>
+          <w:bCs/>
+          <w:sz w:val="24"/>
+          <w:szCs w:val="24"/>
+          <w:lang w:val="es-CL"/>
+        </w:rPr>
+        <w:t>Eliminar</w:t>
+      </w:r>
+      <w:r>
+        <w:rPr>
+          <w:rFonts w:asciiTheme="majorHAnsi" w:eastAsiaTheme="majorEastAsia" w:hAnsiTheme="majorHAnsi" w:cstheme="majorBidi"/>
+          <w:sz w:val="24"/>
+          <w:szCs w:val="24"/>
+          <w:lang w:val="es-CL"/>
+        </w:rPr>
+        <w:t xml:space="preserve"> la información del usuario correspondiente, permitiendo una administración directa y eficiente.</w:t>
+      </w:r>
+    </w:p>
+    <w:p>
+      <w:pPr>
+        <w:ind w:left="720"/>
+        <w:rPr>
+          <w:rFonts w:asciiTheme="majorHAnsi" w:eastAsiaTheme="majorEastAsia" w:hAnsiTheme="majorHAnsi" w:cstheme="majorBidi"/>
+          <w:sz w:val="24"/>
+          <w:szCs w:val="24"/>
+          <w:lang w:val="es-CL"/>
+        </w:rPr>
+      </w:pPr>
+    </w:p>
+    <w:p>
+      <w:pPr>
+        <w:ind w:left="720"/>
+        <w:rPr>
+          <w:rFonts w:asciiTheme="majorHAnsi" w:eastAsiaTheme="majorEastAsia" w:hAnsiTheme="majorHAnsi" w:cstheme="majorBidi"/>
+          <w:sz w:val="24"/>
+          <w:szCs w:val="24"/>
+          <w:lang w:val="es-CL"/>
+        </w:rPr>
+      </w:pPr>
       <w:r>
         <w:rPr>
           <w:rFonts w:asciiTheme="majorHAnsi" w:eastAsiaTheme="majorEastAsia" w:hAnsiTheme="majorHAnsi" w:cstheme="majorBidi"/>
@@ -5181,146 +5770,11 @@
           <w:lang w:val="es-CL"/>
         </w:rPr>
         <w:lastRenderedPageBreak/>
-        <w:t>manera automática aquellos registros con el atributo de eliminación lógica activo (activo = true).</w:t>
-      </w:r>
-    </w:p>
-    <w:p>
-      <w:pPr>
-        <w:pStyle w:val="Prrafodelista"/>
-        <w:ind w:left="1440"/>
-        <w:rPr>
-          <w:rFonts w:asciiTheme="majorHAnsi" w:eastAsiaTheme="majorEastAsia" w:hAnsiTheme="majorHAnsi" w:cstheme="majorBidi"/>
-          <w:sz w:val="24"/>
-          <w:szCs w:val="24"/>
-          <w:lang w:val="es-CL"/>
-        </w:rPr>
-      </w:pPr>
-    </w:p>
-    <w:p>
-      <w:pPr>
-        <w:pStyle w:val="Prrafodelista"/>
-        <w:numPr>
-          <w:ilvl w:val="0"/>
-          <w:numId w:val="38"/>
-        </w:numPr>
-        <w:rPr>
-          <w:rFonts w:asciiTheme="majorHAnsi" w:eastAsiaTheme="majorEastAsia" w:hAnsiTheme="majorHAnsi" w:cstheme="majorBidi"/>
-          <w:sz w:val="24"/>
-          <w:szCs w:val="24"/>
-          <w:lang w:val="es-CL"/>
-        </w:rPr>
-      </w:pPr>
-      <w:r>
-        <w:rPr>
-          <w:rFonts w:asciiTheme="majorHAnsi" w:eastAsiaTheme="majorEastAsia" w:hAnsiTheme="majorHAnsi" w:cstheme="majorBidi"/>
-          <w:sz w:val="24"/>
-          <w:szCs w:val="24"/>
-          <w:lang w:val="es-CL"/>
-        </w:rPr>
-        <w:t>Cada fila expone los atributos esenciales del modelo: identificador único (ID), título descriptivo, categoría o tema, nivel de dificultad y una barra de popularidad cuantificada en puntos.</w:t>
-      </w:r>
-    </w:p>
-    <w:p>
-      <w:pPr>
-        <w:ind w:left="720"/>
-        <w:rPr>
-          <w:rFonts w:asciiTheme="majorHAnsi" w:eastAsiaTheme="majorEastAsia" w:hAnsiTheme="majorHAnsi" w:cstheme="majorBidi"/>
-          <w:sz w:val="24"/>
-          <w:szCs w:val="24"/>
-          <w:lang w:val="es-CL"/>
-        </w:rPr>
-      </w:pPr>
-      <w:r>
-        <w:rPr>
-          <w:rFonts w:asciiTheme="majorHAnsi" w:eastAsiaTheme="majorEastAsia" w:hAnsiTheme="majorHAnsi" w:cstheme="majorBidi"/>
-          <w:b/>
-          <w:bCs/>
-          <w:sz w:val="24"/>
-          <w:szCs w:val="24"/>
-          <w:lang w:val="es-CL"/>
-        </w:rPr>
-        <w:t>Panel de Acciones Operativas:</w:t>
-      </w:r>
-      <w:r>
-        <w:rPr>
-          <w:rFonts w:asciiTheme="majorHAnsi" w:eastAsiaTheme="majorEastAsia" w:hAnsiTheme="majorHAnsi" w:cstheme="majorBidi"/>
-          <w:sz w:val="24"/>
-          <w:szCs w:val="24"/>
-          <w:lang w:val="es-CL"/>
-        </w:rPr>
-        <w:t xml:space="preserve"> Cada fila incorpora botones interactivos (como el botón </w:t>
-      </w:r>
-      <w:r>
-        <w:rPr>
-          <w:rFonts w:asciiTheme="majorHAnsi" w:eastAsiaTheme="majorEastAsia" w:hAnsiTheme="majorHAnsi" w:cstheme="majorBidi"/>
-          <w:b/>
-          <w:bCs/>
-          <w:sz w:val="24"/>
-          <w:szCs w:val="24"/>
-          <w:lang w:val="es-CL"/>
-        </w:rPr>
-        <w:t>"Eliminar"</w:t>
-      </w:r>
-      <w:r>
-        <w:rPr>
-          <w:rFonts w:asciiTheme="majorHAnsi" w:eastAsiaTheme="majorEastAsia" w:hAnsiTheme="majorHAnsi" w:cstheme="majorBidi"/>
-          <w:sz w:val="24"/>
-          <w:szCs w:val="24"/>
-          <w:lang w:val="es-CL"/>
-        </w:rPr>
-        <w:t xml:space="preserve"> en color rojo), vinculados a la lógica de negocio para gestionar el estado de los cursos (aplicando la baja lógica sin perder la integridad referencial en la base de datos).</w:t>
-      </w:r>
-    </w:p>
-    <w:p>
-      <w:pPr>
-        <w:ind w:left="720"/>
-        <w:rPr>
-          <w:rFonts w:asciiTheme="majorHAnsi" w:eastAsiaTheme="majorEastAsia" w:hAnsiTheme="majorHAnsi" w:cstheme="majorBidi"/>
-          <w:sz w:val="24"/>
-          <w:szCs w:val="24"/>
-          <w:lang w:val="es-CL"/>
-        </w:rPr>
-      </w:pPr>
-      <w:r>
-        <w:rPr>
-          <w:rFonts w:asciiTheme="majorHAnsi" w:eastAsiaTheme="majorEastAsia" w:hAnsiTheme="majorHAnsi" w:cstheme="majorBidi"/>
-          <w:sz w:val="24"/>
-          <w:szCs w:val="24"/>
-        </w:rPr>
-        <w:t xml:space="preserve">Formulario de Registro de </w:t>
-      </w:r>
-      <w:proofErr w:type="spellStart"/>
-      <w:r>
-        <w:rPr>
-          <w:rFonts w:asciiTheme="majorHAnsi" w:eastAsiaTheme="majorEastAsia" w:hAnsiTheme="majorHAnsi" w:cstheme="majorBidi"/>
-          <w:sz w:val="24"/>
-          <w:szCs w:val="24"/>
-        </w:rPr>
-        <w:t>Cursos</w:t>
-      </w:r>
-      <w:proofErr w:type="spellEnd"/>
-    </w:p>
-    <w:p>
-      <w:pPr>
-        <w:ind w:left="720"/>
-        <w:rPr>
-          <w:b/>
-          <w:bCs/>
-          <w:lang w:val="es-CL"/>
-        </w:rPr>
-      </w:pPr>
-      <w:r>
-        <w:rPr>
-          <w:rFonts w:asciiTheme="majorHAnsi" w:eastAsiaTheme="majorEastAsia" w:hAnsiTheme="majorHAnsi" w:cstheme="majorBidi"/>
-          <w:sz w:val="24"/>
-          <w:szCs w:val="24"/>
-          <w:lang w:val="es-CL"/>
-        </w:rPr>
         <w:drawing>
-          <wp:inline distT="0" distB="0" distL="0" distR="0" wp14:anchorId="5A7B0356" wp14:editId="0F0AB79F">
-            <wp:extent cx="5612130" cy="3387090"/>
-            <wp:effectExtent l="0" t="0" r="7620" b="3810"/>
-            <wp:docPr id="2069452357" name="Imagen 1"/>
+          <wp:inline distT="0" distB="0" distL="0" distR="0" wp14:anchorId="718FE256" wp14:editId="5F8F216E">
+            <wp:extent cx="5612130" cy="2669540"/>
+            <wp:effectExtent l="0" t="0" r="7620" b="0"/>
+            <wp:docPr id="1149204736" name="Imagen 1"/>
             <wp:cNvGraphicFramePr>
               <a:graphicFrameLocks xmlns:a="http://schemas.openxmlformats.org/drawingml/2006/main" noChangeAspect="1"/>
             </wp:cNvGraphicFramePr>
@@ -5328,7 +5782,7 @@
               <a:graphicData uri="http://schemas.openxmlformats.org/drawingml/2006/picture">
                 <pic:pic xmlns:pic="http://schemas.openxmlformats.org/drawingml/2006/picture">
                   <pic:nvPicPr>
-                    <pic:cNvPr id="2069452357" name=""/>
+                    <pic:cNvPr id="1149204736" name=""/>
                     <pic:cNvPicPr/>
                   </pic:nvPicPr>
                   <pic:blipFill>
@@ -5340,7 +5794,7 @@
                   <pic:spPr>
                     <a:xfrm>
                       <a:off x="0" y="0"/>
-                      <a:ext cx="5612130" cy="3387090"/>
+                      <a:ext cx="5612130" cy="2669540"/>
                     </a:xfrm>
                     <a:prstGeom prst="rect">
                       <a:avLst/>
@@ -5352,21 +5806,37 @@
           </wp:inline>
         </w:drawing>
       </w:r>
-      <w:r>
-        <w:rPr>
-          <w:lang w:val="es-CL"/>
-        </w:rPr>
-        <w:t xml:space="preserve"> </w:t>
-      </w:r>
-      <w:r>
-        <w:rPr>
-          <w:rFonts w:asciiTheme="majorHAnsi" w:eastAsiaTheme="majorEastAsia" w:hAnsiTheme="majorHAnsi" w:cstheme="majorBidi"/>
-          <w:sz w:val="24"/>
-          <w:szCs w:val="24"/>
-          <w:lang w:val="es-CL"/>
-        </w:rPr>
-        <w:t xml:space="preserve">Esta vista muestra el formulario web orientado a la creación e incorporación de nuevas unidades de aprendizaje dentro de la plataforma </w:t>
-      </w:r>
+    </w:p>
+    <w:p>
+      <w:pPr>
+        <w:ind w:left="720"/>
+        <w:rPr>
+          <w:rFonts w:asciiTheme="majorHAnsi" w:eastAsiaTheme="majorEastAsia" w:hAnsiTheme="majorHAnsi" w:cstheme="majorBidi"/>
+          <w:sz w:val="24"/>
+          <w:szCs w:val="24"/>
+          <w:lang w:val="es-CL"/>
+        </w:rPr>
+      </w:pPr>
+      <w:r>
+        <w:rPr>
+          <w:rFonts w:asciiTheme="majorHAnsi" w:eastAsiaTheme="majorEastAsia" w:hAnsiTheme="majorHAnsi" w:cstheme="majorBidi"/>
+          <w:sz w:val="24"/>
+          <w:szCs w:val="24"/>
+          <w:lang w:val="es-CL"/>
+        </w:rPr>
+        <w:t>Descripción de Pantalla: Módulo de Asignación de Cursos a Usuarios (Inscripción)</w:t>
+      </w:r>
+    </w:p>
+    <w:p>
+      <w:pPr>
+        <w:ind w:left="720"/>
+        <w:rPr>
+          <w:rFonts w:asciiTheme="majorHAnsi" w:eastAsiaTheme="majorEastAsia" w:hAnsiTheme="majorHAnsi" w:cstheme="majorBidi"/>
+          <w:sz w:val="24"/>
+          <w:szCs w:val="24"/>
+          <w:lang w:val="es-CL"/>
+        </w:rPr>
+      </w:pPr>
       <w:r>
         <w:rPr>
           <w:rFonts w:asciiTheme="majorHAnsi" w:eastAsiaTheme="majorEastAsia" w:hAnsiTheme="majorHAnsi" w:cstheme="majorBidi"/>
@@ -5376,24 +5846,87 @@
           <w:szCs w:val="24"/>
           <w:lang w:val="es-CL"/>
         </w:rPr>
-        <w:t>"Educa para Todos"</w:t>
-      </w:r>
-      <w:r>
-        <w:rPr>
-          <w:rFonts w:asciiTheme="majorHAnsi" w:eastAsiaTheme="majorEastAsia" w:hAnsiTheme="majorHAnsi" w:cstheme="majorBidi"/>
-          <w:sz w:val="24"/>
-          <w:szCs w:val="24"/>
-          <w:lang w:val="es-CL"/>
-        </w:rPr>
-        <w:t>:</w:t>
-      </w:r>
-      <w:r>
-        <w:rPr>
+        <w:t>Objetivo de la interfaz</w:t>
+      </w:r>
+      <w:r>
+        <w:rPr>
+          <w:rFonts w:asciiTheme="majorHAnsi" w:eastAsiaTheme="majorEastAsia" w:hAnsiTheme="majorHAnsi" w:cstheme="majorBidi"/>
+          <w:sz w:val="24"/>
+          <w:szCs w:val="24"/>
+          <w:lang w:val="es-CL"/>
+        </w:rPr>
+        <w:t>: Facilitar el proceso de matriculación vinculando a un usuario registrado con un curso activo disponible en la plataforma.</w:t>
+      </w:r>
+    </w:p>
+    <w:p>
+      <w:pPr>
+        <w:ind w:left="720"/>
+        <w:rPr>
+          <w:rFonts w:asciiTheme="majorHAnsi" w:eastAsiaTheme="majorEastAsia" w:hAnsiTheme="majorHAnsi" w:cstheme="majorBidi"/>
+          <w:sz w:val="24"/>
+          <w:szCs w:val="24"/>
+          <w:lang w:val="es-CL"/>
+        </w:rPr>
+      </w:pPr>
+      <w:r>
+        <w:rPr>
+          <w:rFonts w:asciiTheme="majorHAnsi" w:eastAsiaTheme="majorEastAsia" w:hAnsiTheme="majorHAnsi" w:cstheme="majorBidi"/>
           <w:b/>
           <w:bCs/>
-          <w:lang w:val="es-CL"/>
-        </w:rPr>
-        <w:t xml:space="preserve"> </w:t>
+          <w:sz w:val="24"/>
+          <w:szCs w:val="24"/>
+          <w:lang w:val="es-CL"/>
+        </w:rPr>
+        <w:t>Campos de Selección</w:t>
+      </w:r>
+      <w:r>
+        <w:rPr>
+          <w:rFonts w:asciiTheme="majorHAnsi" w:eastAsiaTheme="majorEastAsia" w:hAnsiTheme="majorHAnsi" w:cstheme="majorBidi"/>
+          <w:sz w:val="24"/>
+          <w:szCs w:val="24"/>
+          <w:lang w:val="es-CL"/>
+        </w:rPr>
+        <w:t xml:space="preserve">: Cuenta con menús desplegables para </w:t>
+      </w:r>
+      <w:r>
+        <w:rPr>
+          <w:rFonts w:asciiTheme="majorHAnsi" w:eastAsiaTheme="majorEastAsia" w:hAnsiTheme="majorHAnsi" w:cstheme="majorBidi"/>
+          <w:b/>
+          <w:bCs/>
+          <w:sz w:val="24"/>
+          <w:szCs w:val="24"/>
+          <w:lang w:val="es-CL"/>
+        </w:rPr>
+        <w:t>Seleccionar Usuario</w:t>
+      </w:r>
+      <w:r>
+        <w:rPr>
+          <w:rFonts w:asciiTheme="majorHAnsi" w:eastAsiaTheme="majorEastAsia" w:hAnsiTheme="majorHAnsi" w:cstheme="majorBidi"/>
+          <w:sz w:val="24"/>
+          <w:szCs w:val="24"/>
+          <w:lang w:val="es-CL"/>
+        </w:rPr>
+        <w:t xml:space="preserve"> (con la opción de "Elige un usuario...") y </w:t>
+      </w:r>
+      <w:r>
+        <w:rPr>
+          <w:rFonts w:asciiTheme="majorHAnsi" w:eastAsiaTheme="majorEastAsia" w:hAnsiTheme="majorHAnsi" w:cstheme="majorBidi"/>
+          <w:b/>
+          <w:bCs/>
+          <w:sz w:val="24"/>
+          <w:szCs w:val="24"/>
+          <w:lang w:val="es-CL"/>
+        </w:rPr>
+        <w:t>Seleccionar Curso</w:t>
+      </w:r>
+      <w:r>
+        <w:rPr>
+          <w:rFonts w:asciiTheme="majorHAnsi" w:eastAsiaTheme="majorEastAsia" w:hAnsiTheme="majorHAnsi" w:cstheme="majorBidi"/>
+          <w:sz w:val="24"/>
+          <w:szCs w:val="24"/>
+          <w:lang w:val="es-CL"/>
+        </w:rPr>
+        <w:t xml:space="preserve"> (con la opción de "Elige un curso activo...").</w:t>
       </w:r>
     </w:p>
     <w:p>
@@ -5415,16 +5948,16 @@
           <w:szCs w:val="24"/>
           <w:lang w:val="es-CL"/>
         </w:rPr>
-        <w:t>Navegación Activa:</w:t>
-      </w:r>
-      <w:r>
-        <w:rPr>
-          <w:rFonts w:asciiTheme="majorHAnsi" w:eastAsiaTheme="majorEastAsia" w:hAnsiTheme="majorHAnsi" w:cstheme="majorBidi"/>
-          <w:sz w:val="24"/>
-          <w:szCs w:val="24"/>
-          <w:lang w:val="es-CL"/>
-        </w:rPr>
-        <w:t xml:space="preserve"> En la barra superior se observa claramente el cambio de estado, destacándose el botón </w:t>
+        <w:t>Control Temporal y Registro</w:t>
+      </w:r>
+      <w:r>
+        <w:rPr>
+          <w:rFonts w:asciiTheme="majorHAnsi" w:eastAsiaTheme="majorEastAsia" w:hAnsiTheme="majorHAnsi" w:cstheme="majorBidi"/>
+          <w:sz w:val="24"/>
+          <w:szCs w:val="24"/>
+          <w:lang w:val="es-CL"/>
+        </w:rPr>
+        <w:t xml:space="preserve">: Incluye un campo para definir la </w:t>
       </w:r>
       <w:r>
         <w:rPr>
@@ -5435,35 +5968,36 @@
           <w:szCs w:val="24"/>
           <w:lang w:val="es-CL"/>
         </w:rPr>
-        <w:t>"Registrar Curso"</w:t>
-      </w:r>
-      <w:r>
-        <w:rPr>
-          <w:rFonts w:asciiTheme="majorHAnsi" w:eastAsiaTheme="majorEastAsia" w:hAnsiTheme="majorHAnsi" w:cstheme="majorBidi"/>
-          <w:sz w:val="24"/>
-          <w:szCs w:val="24"/>
-          <w:lang w:val="es-CL"/>
-        </w:rPr>
-        <w:t xml:space="preserve"> en color azul, lo que indica visualmente al usuario el módulo en el que se encuentra operando actualmente.</w:t>
-      </w:r>
-    </w:p>
-    <w:p>
-      <w:pPr>
-        <w:rPr>
-          <w:rFonts w:asciiTheme="majorHAnsi" w:eastAsiaTheme="majorEastAsia" w:hAnsiTheme="majorHAnsi" w:cstheme="majorBidi"/>
-          <w:sz w:val="24"/>
-          <w:szCs w:val="24"/>
-          <w:lang w:val="es-CL"/>
-        </w:rPr>
-      </w:pPr>
-      <w:r>
-        <w:rPr>
-          <w:rFonts w:asciiTheme="majorHAnsi" w:eastAsiaTheme="majorEastAsia" w:hAnsiTheme="majorHAnsi" w:cstheme="majorBidi"/>
-          <w:sz w:val="24"/>
-          <w:szCs w:val="24"/>
-          <w:lang w:val="es-CL"/>
-        </w:rPr>
-        <w:br w:type="page"/>
+        <w:t>Fecha de Inscripción</w:t>
+      </w:r>
+      <w:r>
+        <w:rPr>
+          <w:rFonts w:asciiTheme="majorHAnsi" w:eastAsiaTheme="majorEastAsia" w:hAnsiTheme="majorHAnsi" w:cstheme="majorBidi"/>
+          <w:sz w:val="24"/>
+          <w:szCs w:val="24"/>
+          <w:lang w:val="es-CL"/>
+        </w:rPr>
+        <w:t xml:space="preserve"> mediante un selector de fecha estructurado con formato de día, mes y año (dd-mm-aaaa), junto con un botón principal de acción verde denominado </w:t>
+      </w:r>
+      <w:r>
+        <w:rPr>
+          <w:rFonts w:asciiTheme="majorHAnsi" w:eastAsiaTheme="majorEastAsia" w:hAnsiTheme="majorHAnsi" w:cstheme="majorBidi"/>
+          <w:b/>
+          <w:bCs/>
+          <w:sz w:val="24"/>
+          <w:szCs w:val="24"/>
+          <w:lang w:val="es-CL"/>
+        </w:rPr>
+        <w:t>Registrar Inscripción</w:t>
+      </w:r>
+      <w:r>
+        <w:rPr>
+          <w:rFonts w:asciiTheme="majorHAnsi" w:eastAsiaTheme="majorEastAsia" w:hAnsiTheme="majorHAnsi" w:cstheme="majorBidi"/>
+          <w:sz w:val="24"/>
+          <w:szCs w:val="24"/>
+          <w:lang w:val="es-CL"/>
+        </w:rPr>
+        <w:t>.</w:t>
       </w:r>
     </w:p>
     <w:p>
@@ -5476,6 +6010,17 @@
           <w:lang w:val="es-CL"/>
         </w:rPr>
       </w:pPr>
+    </w:p>
+    <w:p>
+      <w:pPr>
+        <w:ind w:left="720"/>
+        <w:rPr>
+          <w:rFonts w:asciiTheme="majorHAnsi" w:eastAsiaTheme="majorEastAsia" w:hAnsiTheme="majorHAnsi" w:cstheme="majorBidi"/>
+          <w:sz w:val="24"/>
+          <w:szCs w:val="24"/>
+          <w:lang w:val="es-CL"/>
+        </w:rPr>
+      </w:pPr>
       <w:r>
         <w:rPr>
           <w:rFonts w:asciiTheme="majorHAnsi" w:eastAsiaTheme="majorEastAsia" w:hAnsiTheme="majorHAnsi" w:cstheme="majorBidi"/>
@@ -5484,426 +6029,11 @@
           <w:lang w:val="es-CL"/>
         </w:rPr>
         <w:lastRenderedPageBreak/>
-        <w:t>Estructura del Formulario de Ingreso:</w:t>
-      </w:r>
-    </w:p>
-    <w:p>
-      <w:pPr>
-        <w:ind w:left="720"/>
-        <w:rPr>
-          <w:rFonts w:asciiTheme="majorHAnsi" w:eastAsiaTheme="majorEastAsia" w:hAnsiTheme="majorHAnsi" w:cstheme="majorBidi"/>
-          <w:sz w:val="24"/>
-          <w:szCs w:val="24"/>
-          <w:lang w:val="es-CL"/>
-        </w:rPr>
-      </w:pPr>
-      <w:r>
-        <w:rPr>
-          <w:rFonts w:asciiTheme="majorHAnsi" w:eastAsiaTheme="majorEastAsia" w:hAnsiTheme="majorHAnsi" w:cstheme="majorBidi"/>
-          <w:b/>
-          <w:bCs/>
-          <w:sz w:val="24"/>
-          <w:szCs w:val="24"/>
-          <w:lang w:val="es-CL"/>
-        </w:rPr>
-        <w:t>Título del Curso:</w:t>
-      </w:r>
-      <w:r>
-        <w:rPr>
-          <w:rFonts w:asciiTheme="majorHAnsi" w:eastAsiaTheme="majorEastAsia" w:hAnsiTheme="majorHAnsi" w:cstheme="majorBidi"/>
-          <w:sz w:val="24"/>
-          <w:szCs w:val="24"/>
-          <w:lang w:val="es-CL"/>
-        </w:rPr>
-        <w:t xml:space="preserve"> Campo de texto con un marcador de posición (</w:t>
-      </w:r>
-      <w:proofErr w:type="spellStart"/>
-      <w:r>
-        <w:rPr>
-          <w:rFonts w:asciiTheme="majorHAnsi" w:eastAsiaTheme="majorEastAsia" w:hAnsiTheme="majorHAnsi" w:cstheme="majorBidi"/>
-          <w:i/>
-          <w:iCs/>
-          <w:sz w:val="24"/>
-          <w:szCs w:val="24"/>
-          <w:lang w:val="es-CL"/>
-        </w:rPr>
-        <w:t>placeholder</w:t>
-      </w:r>
-      <w:proofErr w:type="spellEnd"/>
-      <w:r>
-        <w:rPr>
-          <w:rFonts w:asciiTheme="majorHAnsi" w:eastAsiaTheme="majorEastAsia" w:hAnsiTheme="majorHAnsi" w:cstheme="majorBidi"/>
-          <w:sz w:val="24"/>
-          <w:szCs w:val="24"/>
-          <w:lang w:val="es-CL"/>
-        </w:rPr>
-        <w:t>) descriptivo (</w:t>
-      </w:r>
-      <w:r>
-        <w:rPr>
-          <w:rFonts w:asciiTheme="majorHAnsi" w:eastAsiaTheme="majorEastAsia" w:hAnsiTheme="majorHAnsi" w:cstheme="majorBidi"/>
-          <w:i/>
-          <w:iCs/>
-          <w:sz w:val="24"/>
-          <w:szCs w:val="24"/>
-          <w:lang w:val="es-CL"/>
-        </w:rPr>
-        <w:t>Ej. Hibernate 6 Avanzado</w:t>
-      </w:r>
-      <w:r>
-        <w:rPr>
-          <w:rFonts w:asciiTheme="majorHAnsi" w:eastAsiaTheme="majorEastAsia" w:hAnsiTheme="majorHAnsi" w:cstheme="majorBidi"/>
-          <w:sz w:val="24"/>
-          <w:szCs w:val="24"/>
-          <w:lang w:val="es-CL"/>
-        </w:rPr>
-        <w:t>), diseñado para capturar la denominación formal de la capacitación.</w:t>
-      </w:r>
-    </w:p>
-    <w:p>
-      <w:pPr>
-        <w:ind w:left="720"/>
-        <w:rPr>
-          <w:rFonts w:asciiTheme="majorHAnsi" w:eastAsiaTheme="majorEastAsia" w:hAnsiTheme="majorHAnsi" w:cstheme="majorBidi"/>
-          <w:sz w:val="24"/>
-          <w:szCs w:val="24"/>
-        </w:rPr>
-      </w:pPr>
-      <w:r>
-        <w:rPr>
-          <w:rFonts w:asciiTheme="majorHAnsi" w:eastAsiaTheme="majorEastAsia" w:hAnsiTheme="majorHAnsi" w:cstheme="majorBidi"/>
-          <w:b/>
-          <w:bCs/>
-          <w:sz w:val="24"/>
-          <w:szCs w:val="24"/>
-          <w:lang w:val="es-CL"/>
-        </w:rPr>
-        <w:t>Tema:</w:t>
-      </w:r>
-      <w:r>
-        <w:rPr>
-          <w:rFonts w:asciiTheme="majorHAnsi" w:eastAsiaTheme="majorEastAsia" w:hAnsiTheme="majorHAnsi" w:cstheme="majorBidi"/>
-          <w:sz w:val="24"/>
-          <w:szCs w:val="24"/>
-          <w:lang w:val="es-CL"/>
-        </w:rPr>
-        <w:t xml:space="preserve"> Campo destinado a clasificar el área de conocimiento o categoría del curso (</w:t>
-      </w:r>
-      <w:r>
-        <w:rPr>
-          <w:rFonts w:asciiTheme="majorHAnsi" w:eastAsiaTheme="majorEastAsia" w:hAnsiTheme="majorHAnsi" w:cstheme="majorBidi"/>
-          <w:i/>
-          <w:iCs/>
-          <w:sz w:val="24"/>
-          <w:szCs w:val="24"/>
-          <w:lang w:val="es-CL"/>
-        </w:rPr>
-        <w:t xml:space="preserve">Ej. </w:t>
-      </w:r>
-      <w:r>
-        <w:rPr>
-          <w:rFonts w:asciiTheme="majorHAnsi" w:eastAsiaTheme="majorEastAsia" w:hAnsiTheme="majorHAnsi" w:cstheme="majorBidi"/>
-          <w:i/>
-          <w:iCs/>
-          <w:sz w:val="24"/>
-          <w:szCs w:val="24"/>
-        </w:rPr>
-        <w:t>Base de Datos</w:t>
-      </w:r>
-      <w:r>
-        <w:rPr>
-          <w:rFonts w:asciiTheme="majorHAnsi" w:eastAsiaTheme="majorEastAsia" w:hAnsiTheme="majorHAnsi" w:cstheme="majorBidi"/>
-          <w:sz w:val="24"/>
-          <w:szCs w:val="24"/>
-        </w:rPr>
-        <w:t>).</w:t>
-      </w:r>
-    </w:p>
-    <w:p>
-      <w:pPr>
-        <w:ind w:left="720"/>
-        <w:rPr>
-          <w:rFonts w:asciiTheme="majorHAnsi" w:eastAsiaTheme="majorEastAsia" w:hAnsiTheme="majorHAnsi" w:cstheme="majorBidi"/>
-          <w:sz w:val="24"/>
-          <w:szCs w:val="24"/>
-          <w:lang w:val="es-CL"/>
-        </w:rPr>
-      </w:pPr>
-      <w:r>
-        <w:rPr>
-          <w:rFonts w:asciiTheme="majorHAnsi" w:eastAsiaTheme="majorEastAsia" w:hAnsiTheme="majorHAnsi" w:cstheme="majorBidi"/>
-          <w:b/>
-          <w:bCs/>
-          <w:sz w:val="24"/>
-          <w:szCs w:val="24"/>
-          <w:lang w:val="es-CL"/>
-        </w:rPr>
-        <w:t>Nivel de Dificultad:</w:t>
-      </w:r>
-      <w:r>
-        <w:rPr>
-          <w:rFonts w:asciiTheme="majorHAnsi" w:eastAsiaTheme="majorEastAsia" w:hAnsiTheme="majorHAnsi" w:cstheme="majorBidi"/>
-          <w:sz w:val="24"/>
-          <w:szCs w:val="24"/>
-          <w:lang w:val="es-CL"/>
-        </w:rPr>
-        <w:t xml:space="preserve"> Componente de selección desplegable (</w:t>
-      </w:r>
-      <w:r>
-        <w:rPr>
-          <w:rFonts w:asciiTheme="majorHAnsi" w:eastAsiaTheme="majorEastAsia" w:hAnsiTheme="majorHAnsi" w:cstheme="majorBidi"/>
-          <w:i/>
-          <w:iCs/>
-          <w:sz w:val="24"/>
-          <w:szCs w:val="24"/>
-          <w:lang w:val="es-CL"/>
-        </w:rPr>
-        <w:t>select</w:t>
-      </w:r>
-      <w:r>
-        <w:rPr>
-          <w:rFonts w:asciiTheme="majorHAnsi" w:eastAsiaTheme="majorEastAsia" w:hAnsiTheme="majorHAnsi" w:cstheme="majorBidi"/>
-          <w:sz w:val="24"/>
-          <w:szCs w:val="24"/>
-          <w:lang w:val="es-CL"/>
-        </w:rPr>
-        <w:t>) parametrizado con los niveles académicos (</w:t>
-      </w:r>
-      <w:r>
-        <w:rPr>
-          <w:rFonts w:asciiTheme="majorHAnsi" w:eastAsiaTheme="majorEastAsia" w:hAnsiTheme="majorHAnsi" w:cstheme="majorBidi"/>
-          <w:i/>
-          <w:iCs/>
-          <w:sz w:val="24"/>
-          <w:szCs w:val="24"/>
-          <w:lang w:val="es-CL"/>
-        </w:rPr>
-        <w:t>Básico</w:t>
-      </w:r>
-      <w:r>
-        <w:rPr>
-          <w:rFonts w:asciiTheme="majorHAnsi" w:eastAsiaTheme="majorEastAsia" w:hAnsiTheme="majorHAnsi" w:cstheme="majorBidi"/>
-          <w:sz w:val="24"/>
-          <w:szCs w:val="24"/>
-          <w:lang w:val="es-CL"/>
-        </w:rPr>
-        <w:t xml:space="preserve">, </w:t>
-      </w:r>
-      <w:r>
-        <w:rPr>
-          <w:rFonts w:asciiTheme="majorHAnsi" w:eastAsiaTheme="majorEastAsia" w:hAnsiTheme="majorHAnsi" w:cstheme="majorBidi"/>
-          <w:i/>
-          <w:iCs/>
-          <w:sz w:val="24"/>
-          <w:szCs w:val="24"/>
-          <w:lang w:val="es-CL"/>
-        </w:rPr>
-        <w:t>Intermedio</w:t>
-      </w:r>
-      <w:r>
-        <w:rPr>
-          <w:rFonts w:asciiTheme="majorHAnsi" w:eastAsiaTheme="majorEastAsia" w:hAnsiTheme="majorHAnsi" w:cstheme="majorBidi"/>
-          <w:sz w:val="24"/>
-          <w:szCs w:val="24"/>
-          <w:lang w:val="es-CL"/>
-        </w:rPr>
-        <w:t xml:space="preserve">, </w:t>
-      </w:r>
-      <w:r>
-        <w:rPr>
-          <w:rFonts w:asciiTheme="majorHAnsi" w:eastAsiaTheme="majorEastAsia" w:hAnsiTheme="majorHAnsi" w:cstheme="majorBidi"/>
-          <w:i/>
-          <w:iCs/>
-          <w:sz w:val="24"/>
-          <w:szCs w:val="24"/>
-          <w:lang w:val="es-CL"/>
-        </w:rPr>
-        <w:t>Avanzado</w:t>
-      </w:r>
-      <w:r>
-        <w:rPr>
-          <w:rFonts w:asciiTheme="majorHAnsi" w:eastAsiaTheme="majorEastAsia" w:hAnsiTheme="majorHAnsi" w:cstheme="majorBidi"/>
-          <w:sz w:val="24"/>
-          <w:szCs w:val="24"/>
-          <w:lang w:val="es-CL"/>
-        </w:rPr>
-        <w:t>), asegurando la consistencia de los datos ingresados en la base de datos.</w:t>
-      </w:r>
-    </w:p>
-    <w:p>
-      <w:pPr>
-        <w:ind w:left="720"/>
-        <w:rPr>
-          <w:rFonts w:asciiTheme="majorHAnsi" w:eastAsiaTheme="majorEastAsia" w:hAnsiTheme="majorHAnsi" w:cstheme="majorBidi"/>
-          <w:sz w:val="24"/>
-          <w:szCs w:val="24"/>
-          <w:lang w:val="es-CL"/>
-        </w:rPr>
-      </w:pPr>
-      <w:r>
-        <w:rPr>
-          <w:rFonts w:asciiTheme="majorHAnsi" w:eastAsiaTheme="majorEastAsia" w:hAnsiTheme="majorHAnsi" w:cstheme="majorBidi"/>
-          <w:b/>
-          <w:bCs/>
-          <w:sz w:val="24"/>
-          <w:szCs w:val="24"/>
-          <w:lang w:val="es-CL"/>
-        </w:rPr>
-        <w:t>Botón de Persistencia:</w:t>
-      </w:r>
-      <w:r>
-        <w:rPr>
-          <w:rFonts w:asciiTheme="majorHAnsi" w:eastAsiaTheme="majorEastAsia" w:hAnsiTheme="majorHAnsi" w:cstheme="majorBidi"/>
-          <w:sz w:val="24"/>
-          <w:szCs w:val="24"/>
-          <w:lang w:val="es-CL"/>
-        </w:rPr>
-        <w:t xml:space="preserve"> Cuenta con un botón destacado en color verde con la leyenda </w:t>
-      </w:r>
-      <w:r>
-        <w:rPr>
-          <w:rFonts w:asciiTheme="majorHAnsi" w:eastAsiaTheme="majorEastAsia" w:hAnsiTheme="majorHAnsi" w:cstheme="majorBidi"/>
-          <w:b/>
-          <w:bCs/>
-          <w:sz w:val="24"/>
-          <w:szCs w:val="24"/>
-          <w:lang w:val="es-CL"/>
-        </w:rPr>
-        <w:t>"Guardar Curso en BD"</w:t>
-      </w:r>
-      <w:r>
-        <w:rPr>
-          <w:rFonts w:asciiTheme="majorHAnsi" w:eastAsiaTheme="majorEastAsia" w:hAnsiTheme="majorHAnsi" w:cstheme="majorBidi"/>
-          <w:sz w:val="24"/>
-          <w:szCs w:val="24"/>
-          <w:lang w:val="es-CL"/>
-        </w:rPr>
-        <w:t>, el cual se encarga de enviar los parámetros mediante una petición HTTP POST hacia el controlador (</w:t>
-      </w:r>
-      <w:r>
-        <w:rPr>
-          <w:rFonts w:asciiTheme="majorHAnsi" w:eastAsiaTheme="majorEastAsia" w:hAnsiTheme="majorHAnsi" w:cstheme="majorBidi"/>
-          <w:i/>
-          <w:iCs/>
-          <w:sz w:val="24"/>
-          <w:szCs w:val="24"/>
-          <w:lang w:val="es-CL"/>
-        </w:rPr>
-        <w:t>Servlet</w:t>
-      </w:r>
-      <w:r>
-        <w:rPr>
-          <w:rFonts w:asciiTheme="majorHAnsi" w:eastAsiaTheme="majorEastAsia" w:hAnsiTheme="majorHAnsi" w:cstheme="majorBidi"/>
-          <w:sz w:val="24"/>
-          <w:szCs w:val="24"/>
-          <w:lang w:val="es-CL"/>
-        </w:rPr>
-        <w:t xml:space="preserve">), invocando al método </w:t>
-      </w:r>
-      <w:proofErr w:type="gramStart"/>
-      <w:r>
-        <w:rPr>
-          <w:rFonts w:asciiTheme="majorHAnsi" w:eastAsiaTheme="majorEastAsia" w:hAnsiTheme="majorHAnsi" w:cstheme="majorBidi"/>
-          <w:sz w:val="24"/>
-          <w:szCs w:val="24"/>
-          <w:lang w:val="es-CL"/>
-        </w:rPr>
-        <w:t>guardar(</w:t>
-      </w:r>
-      <w:proofErr w:type="gramEnd"/>
-      <w:r>
-        <w:rPr>
-          <w:rFonts w:asciiTheme="majorHAnsi" w:eastAsiaTheme="majorEastAsia" w:hAnsiTheme="majorHAnsi" w:cstheme="majorBidi"/>
-          <w:sz w:val="24"/>
-          <w:szCs w:val="24"/>
-          <w:lang w:val="es-CL"/>
-        </w:rPr>
-        <w:t xml:space="preserve">) de la capa DAO para realizar el mapeo de persistencia a través de JPA </w:t>
-      </w:r>
-      <w:proofErr w:type="spellStart"/>
-      <w:r>
-        <w:rPr>
-          <w:rFonts w:asciiTheme="majorHAnsi" w:eastAsiaTheme="majorEastAsia" w:hAnsiTheme="majorHAnsi" w:cstheme="majorBidi"/>
-          <w:sz w:val="24"/>
-          <w:szCs w:val="24"/>
-          <w:lang w:val="es-CL"/>
-        </w:rPr>
-        <w:t>y</w:t>
-      </w:r>
-      <w:proofErr w:type="spellEnd"/>
-      <w:r>
-        <w:rPr>
-          <w:rFonts w:asciiTheme="majorHAnsi" w:eastAsiaTheme="majorEastAsia" w:hAnsiTheme="majorHAnsi" w:cstheme="majorBidi"/>
-          <w:sz w:val="24"/>
-          <w:szCs w:val="24"/>
-          <w:lang w:val="es-CL"/>
-        </w:rPr>
-        <w:t xml:space="preserve"> Hibernate.</w:t>
-      </w:r>
-    </w:p>
-    <w:p>
-      <w:pPr>
-        <w:rPr>
-          <w:rFonts w:asciiTheme="majorHAnsi" w:eastAsiaTheme="majorEastAsia" w:hAnsiTheme="majorHAnsi" w:cstheme="majorBidi"/>
-          <w:sz w:val="24"/>
-          <w:szCs w:val="24"/>
-          <w:lang w:val="es-CL"/>
-        </w:rPr>
-      </w:pPr>
-      <w:r>
-        <w:rPr>
-          <w:rFonts w:asciiTheme="majorHAnsi" w:eastAsiaTheme="majorEastAsia" w:hAnsiTheme="majorHAnsi" w:cstheme="majorBidi"/>
-          <w:sz w:val="24"/>
-          <w:szCs w:val="24"/>
-          <w:lang w:val="es-CL"/>
-        </w:rPr>
-        <w:br w:type="page"/>
-      </w:r>
-    </w:p>
-    <w:p>
-      <w:pPr>
-        <w:ind w:left="720"/>
-        <w:rPr>
-          <w:rFonts w:asciiTheme="majorHAnsi" w:eastAsiaTheme="majorEastAsia" w:hAnsiTheme="majorHAnsi" w:cstheme="majorBidi"/>
-          <w:sz w:val="24"/>
-          <w:szCs w:val="24"/>
-          <w:lang w:val="es-CL"/>
-        </w:rPr>
-      </w:pPr>
-      <w:r>
-        <w:rPr>
-          <w:rFonts w:asciiTheme="majorHAnsi" w:eastAsiaTheme="majorEastAsia" w:hAnsiTheme="majorHAnsi" w:cstheme="majorBidi"/>
-          <w:sz w:val="24"/>
-          <w:szCs w:val="24"/>
-        </w:rPr>
-        <w:lastRenderedPageBreak/>
-        <w:t>Panel de Operaciones Masivas - JPQL</w:t>
-      </w:r>
-    </w:p>
-    <w:p>
-      <w:pPr>
-        <w:ind w:left="720"/>
-        <w:rPr>
-          <w:rFonts w:asciiTheme="majorHAnsi" w:eastAsiaTheme="majorEastAsia" w:hAnsiTheme="majorHAnsi" w:cstheme="majorBidi"/>
-          <w:sz w:val="24"/>
-          <w:szCs w:val="24"/>
-          <w:u w:val="single"/>
-          <w:lang w:val="es-CL"/>
-        </w:rPr>
-      </w:pPr>
-      <w:r>
-        <w:rPr>
-          <w:rFonts w:asciiTheme="majorHAnsi" w:eastAsiaTheme="majorEastAsia" w:hAnsiTheme="majorHAnsi" w:cstheme="majorBidi"/>
-          <w:sz w:val="24"/>
-          <w:szCs w:val="24"/>
-          <w:u w:val="single"/>
-          <w:lang w:val="es-CL"/>
-        </w:rPr>
         <w:drawing>
-          <wp:inline distT="0" distB="0" distL="0" distR="0" wp14:anchorId="3A6D9856" wp14:editId="4D54D2F9">
-            <wp:extent cx="5612130" cy="1855470"/>
-            <wp:effectExtent l="0" t="0" r="7620" b="0"/>
-            <wp:docPr id="435410292" name="Imagen 1"/>
+          <wp:inline distT="0" distB="0" distL="0" distR="0" wp14:anchorId="4E266967" wp14:editId="32C45A0E">
+            <wp:extent cx="5612130" cy="2684780"/>
+            <wp:effectExtent l="0" t="0" r="7620" b="1270"/>
+            <wp:docPr id="198350007" name="Imagen 1"/>
             <wp:cNvGraphicFramePr>
               <a:graphicFrameLocks xmlns:a="http://schemas.openxmlformats.org/drawingml/2006/main" noChangeAspect="1"/>
             </wp:cNvGraphicFramePr>
@@ -5911,7 +6041,7 @@
               <a:graphicData uri="http://schemas.openxmlformats.org/drawingml/2006/picture">
                 <pic:pic xmlns:pic="http://schemas.openxmlformats.org/drawingml/2006/picture">
                   <pic:nvPicPr>
-                    <pic:cNvPr id="435410292" name=""/>
+                    <pic:cNvPr id="198350007" name=""/>
                     <pic:cNvPicPr/>
                   </pic:nvPicPr>
                   <pic:blipFill>
@@ -5923,7 +6053,7 @@
                   <pic:spPr>
                     <a:xfrm>
                       <a:off x="0" y="0"/>
-                      <a:ext cx="5612130" cy="1855470"/>
+                      <a:ext cx="5612130" cy="2684780"/>
                     </a:xfrm>
                     <a:prstGeom prst="rect">
                       <a:avLst/>
@@ -5953,8 +6083,19 @@
           <w:szCs w:val="24"/>
           <w:lang w:val="es-CL"/>
         </w:rPr>
-        <w:t xml:space="preserve">Esta vista representa el módulo de administración avanzada de la plataforma </w:t>
-      </w:r>
+        <w:t>Descripción de Pantalla: Módulo de Gestión y Modificación de Inscripciones</w:t>
+      </w:r>
+    </w:p>
+    <w:p>
+      <w:pPr>
+        <w:ind w:left="720"/>
+        <w:rPr>
+          <w:rFonts w:asciiTheme="majorHAnsi" w:eastAsiaTheme="majorEastAsia" w:hAnsiTheme="majorHAnsi" w:cstheme="majorBidi"/>
+          <w:sz w:val="24"/>
+          <w:szCs w:val="24"/>
+          <w:lang w:val="es-CL"/>
+        </w:rPr>
+      </w:pPr>
       <w:r>
         <w:rPr>
           <w:rFonts w:asciiTheme="majorHAnsi" w:eastAsiaTheme="majorEastAsia" w:hAnsiTheme="majorHAnsi" w:cstheme="majorBidi"/>
@@ -5964,16 +6105,16 @@
           <w:szCs w:val="24"/>
           <w:lang w:val="es-CL"/>
         </w:rPr>
-        <w:t>"Educa para Todos"</w:t>
-      </w:r>
-      <w:r>
-        <w:rPr>
-          <w:rFonts w:asciiTheme="majorHAnsi" w:eastAsiaTheme="majorEastAsia" w:hAnsiTheme="majorHAnsi" w:cstheme="majorBidi"/>
-          <w:sz w:val="24"/>
-          <w:szCs w:val="24"/>
-          <w:lang w:val="es-CL"/>
-        </w:rPr>
-        <w:t>, enfocado en la ejecución de tareas críticas directamente a nivel de persistencia:</w:t>
+        <w:t>Objetivo de la interfaz</w:t>
+      </w:r>
+      <w:r>
+        <w:rPr>
+          <w:rFonts w:asciiTheme="majorHAnsi" w:eastAsiaTheme="majorEastAsia" w:hAnsiTheme="majorHAnsi" w:cstheme="majorBidi"/>
+          <w:sz w:val="24"/>
+          <w:szCs w:val="24"/>
+          <w:lang w:val="es-CL"/>
+        </w:rPr>
+        <w:t>: Permitir al administrador actualizar los detalles de una matriculación existente, cambiar el curso asignado o modificar el estado de la matrícula.</w:t>
       </w:r>
     </w:p>
     <w:p>
@@ -5995,16 +6136,16 @@
           <w:szCs w:val="24"/>
           <w:lang w:val="es-CL"/>
         </w:rPr>
-        <w:t>Navegación Activa:</w:t>
-      </w:r>
-      <w:r>
-        <w:rPr>
-          <w:rFonts w:asciiTheme="majorHAnsi" w:eastAsiaTheme="majorEastAsia" w:hAnsiTheme="majorHAnsi" w:cstheme="majorBidi"/>
-          <w:sz w:val="24"/>
-          <w:szCs w:val="24"/>
-          <w:lang w:val="es-CL"/>
-        </w:rPr>
-        <w:t xml:space="preserve"> En el menú superior se resalta en tono azul la opción </w:t>
+        <w:t>Formulario de Actualización</w:t>
+      </w:r>
+      <w:r>
+        <w:rPr>
+          <w:rFonts w:asciiTheme="majorHAnsi" w:eastAsiaTheme="majorEastAsia" w:hAnsiTheme="majorHAnsi" w:cstheme="majorBidi"/>
+          <w:sz w:val="24"/>
+          <w:szCs w:val="24"/>
+          <w:lang w:val="es-CL"/>
+        </w:rPr>
+        <w:t xml:space="preserve">: La sección superior cuenta con campos para ingresar el </w:t>
       </w:r>
       <w:r>
         <w:rPr>
@@ -6015,16 +6156,76 @@
           <w:szCs w:val="24"/>
           <w:lang w:val="es-CL"/>
         </w:rPr>
-        <w:t>"Acciones Masivas"</w:t>
-      </w:r>
-      <w:r>
-        <w:rPr>
-          <w:rFonts w:asciiTheme="majorHAnsi" w:eastAsiaTheme="majorEastAsia" w:hAnsiTheme="majorHAnsi" w:cstheme="majorBidi"/>
-          <w:sz w:val="24"/>
-          <w:szCs w:val="24"/>
-          <w:lang w:val="es-CL"/>
-        </w:rPr>
-        <w:t>, indicando que el usuario se encuentra operando dentro de las herramientas de gestión global de la base de datos.</w:t>
+        <w:t>ID de Inscripción a Modificar</w:t>
+      </w:r>
+      <w:r>
+        <w:rPr>
+          <w:rFonts w:asciiTheme="majorHAnsi" w:eastAsiaTheme="majorEastAsia" w:hAnsiTheme="majorHAnsi" w:cstheme="majorBidi"/>
+          <w:sz w:val="24"/>
+          <w:szCs w:val="24"/>
+          <w:lang w:val="es-CL"/>
+        </w:rPr>
+        <w:t xml:space="preserve">, un selector para elegir el </w:t>
+      </w:r>
+      <w:r>
+        <w:rPr>
+          <w:rFonts w:asciiTheme="majorHAnsi" w:eastAsiaTheme="majorEastAsia" w:hAnsiTheme="majorHAnsi" w:cstheme="majorBidi"/>
+          <w:b/>
+          <w:bCs/>
+          <w:sz w:val="24"/>
+          <w:szCs w:val="24"/>
+          <w:lang w:val="es-CL"/>
+        </w:rPr>
+        <w:t>Nuevo Curso Asignado</w:t>
+      </w:r>
+      <w:r>
+        <w:rPr>
+          <w:rFonts w:asciiTheme="majorHAnsi" w:eastAsiaTheme="majorEastAsia" w:hAnsiTheme="majorHAnsi" w:cstheme="majorBidi"/>
+          <w:sz w:val="24"/>
+          <w:szCs w:val="24"/>
+          <w:lang w:val="es-CL"/>
+        </w:rPr>
+        <w:t xml:space="preserve"> y un menú desplegable para alternar el </w:t>
+      </w:r>
+      <w:r>
+        <w:rPr>
+          <w:rFonts w:asciiTheme="majorHAnsi" w:eastAsiaTheme="majorEastAsia" w:hAnsiTheme="majorHAnsi" w:cstheme="majorBidi"/>
+          <w:b/>
+          <w:bCs/>
+          <w:sz w:val="24"/>
+          <w:szCs w:val="24"/>
+          <w:lang w:val="es-CL"/>
+        </w:rPr>
+        <w:t>Estado de la Matrícula</w:t>
+      </w:r>
+      <w:r>
+        <w:rPr>
+          <w:rFonts w:asciiTheme="majorHAnsi" w:eastAsiaTheme="majorEastAsia" w:hAnsiTheme="majorHAnsi" w:cstheme="majorBidi"/>
+          <w:sz w:val="24"/>
+          <w:szCs w:val="24"/>
+          <w:lang w:val="es-CL"/>
+        </w:rPr>
+        <w:t xml:space="preserve"> (ej. ACTIVO), respaldado por un botón verde de acción </w:t>
+      </w:r>
+      <w:r>
+        <w:rPr>
+          <w:rFonts w:asciiTheme="majorHAnsi" w:eastAsiaTheme="majorEastAsia" w:hAnsiTheme="majorHAnsi" w:cstheme="majorBidi"/>
+          <w:b/>
+          <w:bCs/>
+          <w:sz w:val="24"/>
+          <w:szCs w:val="24"/>
+          <w:lang w:val="es-CL"/>
+        </w:rPr>
+        <w:t>Actualizar Inscripción</w:t>
+      </w:r>
+      <w:r>
+        <w:rPr>
+          <w:rFonts w:asciiTheme="majorHAnsi" w:eastAsiaTheme="majorEastAsia" w:hAnsiTheme="majorHAnsi" w:cstheme="majorBidi"/>
+          <w:sz w:val="24"/>
+          <w:szCs w:val="24"/>
+          <w:lang w:val="es-CL"/>
+        </w:rPr>
+        <w:t>.</w:t>
       </w:r>
     </w:p>
     <w:p>
@@ -6040,11 +6241,82 @@
       <w:r>
         <w:rPr>
           <w:rFonts w:asciiTheme="majorHAnsi" w:eastAsiaTheme="majorEastAsia" w:hAnsiTheme="majorHAnsi" w:cstheme="majorBidi"/>
-          <w:sz w:val="24"/>
-          <w:szCs w:val="24"/>
-          <w:lang w:val="es-CL"/>
-        </w:rPr>
-        <w:t>Panel de Operaciones Masivas (JPQL):</w:t>
+          <w:b/>
+          <w:bCs/>
+          <w:sz w:val="24"/>
+          <w:szCs w:val="24"/>
+          <w:lang w:val="es-CL"/>
+        </w:rPr>
+        <w:t>Listado de Control</w:t>
+      </w:r>
+      <w:r>
+        <w:rPr>
+          <w:rFonts w:asciiTheme="majorHAnsi" w:eastAsiaTheme="majorEastAsia" w:hAnsiTheme="majorHAnsi" w:cstheme="majorBidi"/>
+          <w:sz w:val="24"/>
+          <w:szCs w:val="24"/>
+          <w:lang w:val="es-CL"/>
+        </w:rPr>
+        <w:t xml:space="preserve">: En la parte inferior se integra una tabla de control denominada </w:t>
+      </w:r>
+      <w:r>
+        <w:rPr>
+          <w:rFonts w:asciiTheme="majorHAnsi" w:eastAsiaTheme="majorEastAsia" w:hAnsiTheme="majorHAnsi" w:cstheme="majorBidi"/>
+          <w:b/>
+          <w:bCs/>
+          <w:sz w:val="24"/>
+          <w:szCs w:val="24"/>
+          <w:lang w:val="es-CL"/>
+        </w:rPr>
+        <w:t>Listado de Inscripciones Registradas</w:t>
+      </w:r>
+      <w:r>
+        <w:rPr>
+          <w:rFonts w:asciiTheme="majorHAnsi" w:eastAsiaTheme="majorEastAsia" w:hAnsiTheme="majorHAnsi" w:cstheme="majorBidi"/>
+          <w:sz w:val="24"/>
+          <w:szCs w:val="24"/>
+          <w:lang w:val="es-CL"/>
+        </w:rPr>
+        <w:t xml:space="preserve">, la cual muestra los datos esenciales de cada registro (ID, Usuario / Estudiante, Curso Asignado y Estado) junto con botones dedicados de </w:t>
+      </w:r>
+      <w:r>
+        <w:rPr>
+          <w:rFonts w:asciiTheme="majorHAnsi" w:eastAsiaTheme="majorEastAsia" w:hAnsiTheme="majorHAnsi" w:cstheme="majorBidi"/>
+          <w:b/>
+          <w:bCs/>
+          <w:sz w:val="24"/>
+          <w:szCs w:val="24"/>
+          <w:lang w:val="es-CL"/>
+        </w:rPr>
+        <w:t>Modificar</w:t>
+      </w:r>
+      <w:r>
+        <w:rPr>
+          <w:rFonts w:asciiTheme="majorHAnsi" w:eastAsiaTheme="majorEastAsia" w:hAnsiTheme="majorHAnsi" w:cstheme="majorBidi"/>
+          <w:sz w:val="24"/>
+          <w:szCs w:val="24"/>
+          <w:lang w:val="es-CL"/>
+        </w:rPr>
+        <w:t xml:space="preserve"> y </w:t>
+      </w:r>
+      <w:r>
+        <w:rPr>
+          <w:rFonts w:asciiTheme="majorHAnsi" w:eastAsiaTheme="majorEastAsia" w:hAnsiTheme="majorHAnsi" w:cstheme="majorBidi"/>
+          <w:b/>
+          <w:bCs/>
+          <w:sz w:val="24"/>
+          <w:szCs w:val="24"/>
+          <w:lang w:val="es-CL"/>
+        </w:rPr>
+        <w:t>Eliminar</w:t>
+      </w:r>
+      <w:r>
+        <w:rPr>
+          <w:rFonts w:asciiTheme="majorHAnsi" w:eastAsiaTheme="majorEastAsia" w:hAnsiTheme="majorHAnsi" w:cstheme="majorBidi"/>
+          <w:sz w:val="24"/>
+          <w:szCs w:val="24"/>
+          <w:lang w:val="es-CL"/>
+        </w:rPr>
+        <w:t xml:space="preserve"> para la gestión directa de cada asignación.</w:t>
       </w:r>
     </w:p>
     <w:p>
@@ -6057,15 +6329,6 @@
           <w:lang w:val="es-CL"/>
         </w:rPr>
       </w:pPr>
-      <w:r>
-        <w:rPr>
-          <w:rFonts w:asciiTheme="majorHAnsi" w:eastAsiaTheme="majorEastAsia" w:hAnsiTheme="majorHAnsi" w:cstheme="majorBidi"/>
-          <w:sz w:val="24"/>
-          <w:szCs w:val="24"/>
-          <w:lang w:val="es-CL"/>
-        </w:rPr>
-        <w:t>Proporciona una interfaz dedicada para la ejecución de consultas de actualización (UPDATE) e instrucciones masivas optimizadas mediante la capa DAO, respetando los estándares de Jakarta EE 10 y JPA.</w:t>
-      </w:r>
     </w:p>
     <w:p>
       <w:pPr>
@@ -6074,123 +6337,6 @@
           <w:rFonts w:asciiTheme="majorHAnsi" w:eastAsiaTheme="majorEastAsia" w:hAnsiTheme="majorHAnsi" w:cstheme="majorBidi"/>
           <w:sz w:val="24"/>
           <w:szCs w:val="24"/>
-        </w:rPr>
-      </w:pPr>
-      <w:r>
-        <w:rPr>
-          <w:rFonts w:asciiTheme="majorHAnsi" w:eastAsiaTheme="majorEastAsia" w:hAnsiTheme="majorHAnsi" w:cstheme="majorBidi"/>
-          <w:sz w:val="24"/>
-          <w:szCs w:val="24"/>
-        </w:rPr>
-        <w:t xml:space="preserve">Botones de Control </w:t>
-      </w:r>
-      <w:proofErr w:type="spellStart"/>
-      <w:r>
-        <w:rPr>
-          <w:rFonts w:asciiTheme="majorHAnsi" w:eastAsiaTheme="majorEastAsia" w:hAnsiTheme="majorHAnsi" w:cstheme="majorBidi"/>
-          <w:sz w:val="24"/>
-          <w:szCs w:val="24"/>
-        </w:rPr>
-        <w:t>Operativo</w:t>
-      </w:r>
-      <w:proofErr w:type="spellEnd"/>
-      <w:r>
-        <w:rPr>
-          <w:rFonts w:asciiTheme="majorHAnsi" w:eastAsiaTheme="majorEastAsia" w:hAnsiTheme="majorHAnsi" w:cstheme="majorBidi"/>
-          <w:sz w:val="24"/>
-          <w:szCs w:val="24"/>
-        </w:rPr>
-        <w:t>:</w:t>
-      </w:r>
-    </w:p>
-    <w:p>
-      <w:pPr>
-        <w:ind w:left="720"/>
-        <w:rPr>
-          <w:rFonts w:asciiTheme="majorHAnsi" w:eastAsiaTheme="majorEastAsia" w:hAnsiTheme="majorHAnsi" w:cstheme="majorBidi"/>
-          <w:sz w:val="24"/>
-          <w:szCs w:val="24"/>
-          <w:lang w:val="es-CL"/>
-        </w:rPr>
-      </w:pPr>
-      <w:r>
-        <w:rPr>
-          <w:rFonts w:asciiTheme="majorHAnsi" w:eastAsiaTheme="majorEastAsia" w:hAnsiTheme="majorHAnsi" w:cstheme="majorBidi"/>
-          <w:b/>
-          <w:bCs/>
-          <w:sz w:val="24"/>
-          <w:szCs w:val="24"/>
-          <w:lang w:val="es-CL"/>
-        </w:rPr>
-        <w:t>Ejecutar Aumento de Popularidad Masivo (Naranja):</w:t>
-      </w:r>
-      <w:r>
-        <w:rPr>
-          <w:rFonts w:asciiTheme="majorHAnsi" w:eastAsiaTheme="majorEastAsia" w:hAnsiTheme="majorHAnsi" w:cstheme="majorBidi"/>
-          <w:sz w:val="24"/>
-          <w:szCs w:val="24"/>
-          <w:lang w:val="es-CL"/>
-        </w:rPr>
-        <w:t xml:space="preserve"> Vinculado directamente al método de negocio que incrementa los puntos de popularidad de los cursos recientes de forma automatizada.</w:t>
-      </w:r>
-    </w:p>
-    <w:p>
-      <w:pPr>
-        <w:ind w:left="720"/>
-        <w:rPr>
-          <w:rFonts w:asciiTheme="majorHAnsi" w:eastAsiaTheme="majorEastAsia" w:hAnsiTheme="majorHAnsi" w:cstheme="majorBidi"/>
-          <w:sz w:val="24"/>
-          <w:szCs w:val="24"/>
-          <w:lang w:val="es-CL"/>
-        </w:rPr>
-      </w:pPr>
-      <w:r>
-        <w:rPr>
-          <w:rFonts w:asciiTheme="majorHAnsi" w:eastAsiaTheme="majorEastAsia" w:hAnsiTheme="majorHAnsi" w:cstheme="majorBidi"/>
-          <w:b/>
-          <w:bCs/>
-          <w:sz w:val="24"/>
-          <w:szCs w:val="24"/>
-          <w:lang w:val="es-CL"/>
-        </w:rPr>
-        <w:t>Depurar Cursos Inactivos / Baja Popularidad (Rojo):</w:t>
-      </w:r>
-      <w:r>
-        <w:rPr>
-          <w:rFonts w:asciiTheme="majorHAnsi" w:eastAsiaTheme="majorEastAsia" w:hAnsiTheme="majorHAnsi" w:cstheme="majorBidi"/>
-          <w:sz w:val="24"/>
-          <w:szCs w:val="24"/>
-          <w:lang w:val="es-CL"/>
-        </w:rPr>
-        <w:t xml:space="preserve"> Acciona la lógica de actualización del indicador de eliminación lógica (activo = false) para los registros que cumplen con los criterios de depuración, manteniendo la integridad referencial sin borrar físicamente los datos históricos.</w:t>
-      </w:r>
-    </w:p>
-    <w:p>
-      <w:pPr>
-        <w:rPr>
-          <w:rFonts w:asciiTheme="majorHAnsi" w:eastAsiaTheme="majorEastAsia" w:hAnsiTheme="majorHAnsi" w:cstheme="majorBidi"/>
-          <w:sz w:val="24"/>
-          <w:szCs w:val="24"/>
-          <w:lang w:val="es-CL"/>
-        </w:rPr>
-      </w:pPr>
-      <w:r>
-        <w:rPr>
-          <w:rFonts w:asciiTheme="majorHAnsi" w:eastAsiaTheme="majorEastAsia" w:hAnsiTheme="majorHAnsi" w:cstheme="majorBidi"/>
-          <w:sz w:val="24"/>
-          <w:szCs w:val="24"/>
-          <w:lang w:val="es-CL"/>
-        </w:rPr>
-        <w:br w:type="page"/>
-      </w:r>
-    </w:p>
-    <w:p>
-      <w:pPr>
-        <w:ind w:left="720"/>
-        <w:rPr>
-          <w:rFonts w:asciiTheme="majorHAnsi" w:eastAsiaTheme="majorEastAsia" w:hAnsiTheme="majorHAnsi" w:cstheme="majorBidi"/>
-          <w:sz w:val="24"/>
-          <w:szCs w:val="24"/>
           <w:lang w:val="es-CL"/>
         </w:rPr>
       </w:pPr>
@@ -6202,51 +6348,11 @@
           <w:lang w:val="es-CL"/>
         </w:rPr>
         <w:lastRenderedPageBreak/>
-        <w:t>Evidencia de Persistencia y Datos en MySQL</w:t>
-      </w:r>
-    </w:p>
-    <w:p>
-      <w:pPr>
-        <w:ind w:left="720"/>
-        <w:rPr>
-          <w:rFonts w:asciiTheme="majorHAnsi" w:eastAsiaTheme="majorEastAsia" w:hAnsiTheme="majorHAnsi" w:cstheme="majorBidi"/>
-          <w:sz w:val="24"/>
-          <w:szCs w:val="24"/>
-          <w:lang w:val="es-CL"/>
-        </w:rPr>
-      </w:pPr>
-      <w:r>
-        <w:rPr>
-          <w:rFonts w:asciiTheme="majorHAnsi" w:eastAsiaTheme="majorEastAsia" w:hAnsiTheme="majorHAnsi" w:cstheme="majorBidi"/>
-          <w:sz w:val="24"/>
-          <w:szCs w:val="24"/>
-          <w:lang w:val="es-CL"/>
-        </w:rPr>
-        <w:t>Cursos:</w:t>
-      </w:r>
-    </w:p>
-    <w:p>
-      <w:pPr>
-        <w:ind w:left="720"/>
-        <w:rPr>
-          <w:rFonts w:asciiTheme="majorHAnsi" w:eastAsiaTheme="majorEastAsia" w:hAnsiTheme="majorHAnsi" w:cstheme="majorBidi"/>
-          <w:sz w:val="24"/>
-          <w:szCs w:val="24"/>
-          <w:lang w:val="es-CL"/>
-        </w:rPr>
-      </w:pPr>
-      <w:r>
-        <w:rPr>
-          <w:rFonts w:asciiTheme="majorHAnsi" w:eastAsiaTheme="majorEastAsia" w:hAnsiTheme="majorHAnsi" w:cstheme="majorBidi"/>
-          <w:sz w:val="24"/>
-          <w:szCs w:val="24"/>
-          <w:lang w:val="es-CL"/>
-        </w:rPr>
         <w:drawing>
-          <wp:inline distT="0" distB="0" distL="0" distR="0" wp14:anchorId="74966F02" wp14:editId="52175B67">
-            <wp:extent cx="5612130" cy="1579880"/>
-            <wp:effectExtent l="0" t="0" r="7620" b="1270"/>
-            <wp:docPr id="97213573" name="Imagen 1"/>
+          <wp:inline distT="0" distB="0" distL="0" distR="0" wp14:anchorId="51EEC34F" wp14:editId="31A1B506">
+            <wp:extent cx="5612130" cy="2673350"/>
+            <wp:effectExtent l="0" t="0" r="7620" b="0"/>
+            <wp:docPr id="358814871" name="Imagen 1"/>
             <wp:cNvGraphicFramePr>
               <a:graphicFrameLocks xmlns:a="http://schemas.openxmlformats.org/drawingml/2006/main" noChangeAspect="1"/>
             </wp:cNvGraphicFramePr>
@@ -6254,7 +6360,7 @@
               <a:graphicData uri="http://schemas.openxmlformats.org/drawingml/2006/picture">
                 <pic:pic xmlns:pic="http://schemas.openxmlformats.org/drawingml/2006/picture">
                   <pic:nvPicPr>
-                    <pic:cNvPr id="97213573" name=""/>
+                    <pic:cNvPr id="358814871" name=""/>
                     <pic:cNvPicPr/>
                   </pic:nvPicPr>
                   <pic:blipFill>
@@ -6266,7 +6372,7 @@
                   <pic:spPr>
                     <a:xfrm>
                       <a:off x="0" y="0"/>
-                      <a:ext cx="5612130" cy="1579880"/>
+                      <a:ext cx="5612130" cy="2673350"/>
                     </a:xfrm>
                     <a:prstGeom prst="rect">
                       <a:avLst/>
@@ -6296,7 +6402,7 @@
           <w:szCs w:val="24"/>
           <w:lang w:val="es-CL"/>
         </w:rPr>
-        <w:t>Inscripciones:</w:t>
+        <w:t>Descripción de Pantalla: Módulo de Búsqueda de Cursos por Filtros</w:t>
       </w:r>
     </w:p>
     <w:p>
@@ -6312,15 +6418,359 @@
       <w:r>
         <w:rPr>
           <w:rFonts w:asciiTheme="majorHAnsi" w:eastAsiaTheme="majorEastAsia" w:hAnsiTheme="majorHAnsi" w:cstheme="majorBidi"/>
-          <w:sz w:val="24"/>
-          <w:szCs w:val="24"/>
-          <w:lang w:val="es-CL"/>
-        </w:rPr>
+          <w:b/>
+          <w:bCs/>
+          <w:sz w:val="24"/>
+          <w:szCs w:val="24"/>
+          <w:lang w:val="es-CL"/>
+        </w:rPr>
+        <w:t>Objetivo de la interfaz</w:t>
+      </w:r>
+      <w:r>
+        <w:rPr>
+          <w:rFonts w:asciiTheme="majorHAnsi" w:eastAsiaTheme="majorEastAsia" w:hAnsiTheme="majorHAnsi" w:cstheme="majorBidi"/>
+          <w:sz w:val="24"/>
+          <w:szCs w:val="24"/>
+          <w:lang w:val="es-CL"/>
+        </w:rPr>
+        <w:t>: Proveer herramientas de filtrado avanzado para que los usuarios o administradores puedan localizar cursos específicos de acuerdo con criterios personalizados.</w:t>
+      </w:r>
+    </w:p>
+    <w:p>
+      <w:pPr>
+        <w:ind w:left="720"/>
+        <w:rPr>
+          <w:rFonts w:asciiTheme="majorHAnsi" w:eastAsiaTheme="majorEastAsia" w:hAnsiTheme="majorHAnsi" w:cstheme="majorBidi"/>
+          <w:sz w:val="24"/>
+          <w:szCs w:val="24"/>
+          <w:lang w:val="es-CL"/>
+        </w:rPr>
+      </w:pPr>
+      <w:r>
+        <w:rPr>
+          <w:rFonts w:asciiTheme="majorHAnsi" w:eastAsiaTheme="majorEastAsia" w:hAnsiTheme="majorHAnsi" w:cstheme="majorBidi"/>
+          <w:b/>
+          <w:bCs/>
+          <w:sz w:val="24"/>
+          <w:szCs w:val="24"/>
+          <w:lang w:val="es-CL"/>
+        </w:rPr>
+        <w:t>Criterios de Filtrado</w:t>
+      </w:r>
+      <w:r>
+        <w:rPr>
+          <w:rFonts w:asciiTheme="majorHAnsi" w:eastAsiaTheme="majorEastAsia" w:hAnsiTheme="majorHAnsi" w:cstheme="majorBidi"/>
+          <w:sz w:val="24"/>
+          <w:szCs w:val="24"/>
+          <w:lang w:val="es-CL"/>
+        </w:rPr>
+        <w:t xml:space="preserve">: La sección superior dispone de menús desplegables para seleccionar el </w:t>
+      </w:r>
+      <w:r>
+        <w:rPr>
+          <w:rFonts w:asciiTheme="majorHAnsi" w:eastAsiaTheme="majorEastAsia" w:hAnsiTheme="majorHAnsi" w:cstheme="majorBidi"/>
+          <w:b/>
+          <w:bCs/>
+          <w:sz w:val="24"/>
+          <w:szCs w:val="24"/>
+          <w:lang w:val="es-CL"/>
+        </w:rPr>
+        <w:t>Tema del Curso</w:t>
+      </w:r>
+      <w:r>
+        <w:rPr>
+          <w:rFonts w:asciiTheme="majorHAnsi" w:eastAsiaTheme="majorEastAsia" w:hAnsiTheme="majorHAnsi" w:cstheme="majorBidi"/>
+          <w:sz w:val="24"/>
+          <w:szCs w:val="24"/>
+          <w:lang w:val="es-CL"/>
+        </w:rPr>
+        <w:t xml:space="preserve"> (con la opción predeterminada de "-- Todos los temas --") y el </w:t>
+      </w:r>
+      <w:r>
+        <w:rPr>
+          <w:rFonts w:asciiTheme="majorHAnsi" w:eastAsiaTheme="majorEastAsia" w:hAnsiTheme="majorHAnsi" w:cstheme="majorBidi"/>
+          <w:b/>
+          <w:bCs/>
+          <w:sz w:val="24"/>
+          <w:szCs w:val="24"/>
+          <w:lang w:val="es-CL"/>
+        </w:rPr>
+        <w:t>Nivel de Dificultad</w:t>
+      </w:r>
+      <w:r>
+        <w:rPr>
+          <w:rFonts w:asciiTheme="majorHAnsi" w:eastAsiaTheme="majorEastAsia" w:hAnsiTheme="majorHAnsi" w:cstheme="majorBidi"/>
+          <w:sz w:val="24"/>
+          <w:szCs w:val="24"/>
+          <w:lang w:val="es-CL"/>
+        </w:rPr>
+        <w:t xml:space="preserve"> (con "-- Todos los niveles --"), además de un campo de entrada para definir la </w:t>
+      </w:r>
+      <w:r>
+        <w:rPr>
+          <w:rFonts w:asciiTheme="majorHAnsi" w:eastAsiaTheme="majorEastAsia" w:hAnsiTheme="majorHAnsi" w:cstheme="majorBidi"/>
+          <w:b/>
+          <w:bCs/>
+          <w:sz w:val="24"/>
+          <w:szCs w:val="24"/>
+          <w:lang w:val="es-CL"/>
+        </w:rPr>
+        <w:t>Popularidad Mínima (</w:t>
+      </w:r>
+      <w:proofErr w:type="spellStart"/>
+      <w:r>
+        <w:rPr>
+          <w:rFonts w:asciiTheme="majorHAnsi" w:eastAsiaTheme="majorEastAsia" w:hAnsiTheme="majorHAnsi" w:cstheme="majorBidi"/>
+          <w:b/>
+          <w:bCs/>
+          <w:sz w:val="24"/>
+          <w:szCs w:val="24"/>
+          <w:lang w:val="es-CL"/>
+        </w:rPr>
+        <w:t>Ptos</w:t>
+      </w:r>
+      <w:proofErr w:type="spellEnd"/>
+      <w:r>
+        <w:rPr>
+          <w:rFonts w:asciiTheme="majorHAnsi" w:eastAsiaTheme="majorEastAsia" w:hAnsiTheme="majorHAnsi" w:cstheme="majorBidi"/>
+          <w:b/>
+          <w:bCs/>
+          <w:sz w:val="24"/>
+          <w:szCs w:val="24"/>
+          <w:lang w:val="es-CL"/>
+        </w:rPr>
+        <w:t>)</w:t>
+      </w:r>
+      <w:r>
+        <w:rPr>
+          <w:rFonts w:asciiTheme="majorHAnsi" w:eastAsiaTheme="majorEastAsia" w:hAnsiTheme="majorHAnsi" w:cstheme="majorBidi"/>
+          <w:sz w:val="24"/>
+          <w:szCs w:val="24"/>
+          <w:lang w:val="es-CL"/>
+        </w:rPr>
+        <w:t xml:space="preserve"> y un botón verde de acción </w:t>
+      </w:r>
+      <w:r>
+        <w:rPr>
+          <w:rFonts w:asciiTheme="majorHAnsi" w:eastAsiaTheme="majorEastAsia" w:hAnsiTheme="majorHAnsi" w:cstheme="majorBidi"/>
+          <w:b/>
+          <w:bCs/>
+          <w:sz w:val="24"/>
+          <w:szCs w:val="24"/>
+          <w:lang w:val="es-CL"/>
+        </w:rPr>
+        <w:t>Filtrar Cursos</w:t>
+      </w:r>
+      <w:r>
+        <w:rPr>
+          <w:rFonts w:asciiTheme="majorHAnsi" w:eastAsiaTheme="majorEastAsia" w:hAnsiTheme="majorHAnsi" w:cstheme="majorBidi"/>
+          <w:sz w:val="24"/>
+          <w:szCs w:val="24"/>
+          <w:lang w:val="es-CL"/>
+        </w:rPr>
+        <w:t>.</w:t>
+      </w:r>
+    </w:p>
+    <w:p>
+      <w:pPr>
+        <w:ind w:left="720"/>
+        <w:rPr>
+          <w:rFonts w:asciiTheme="majorHAnsi" w:eastAsiaTheme="majorEastAsia" w:hAnsiTheme="majorHAnsi" w:cstheme="majorBidi"/>
+          <w:b/>
+          <w:bCs/>
+          <w:sz w:val="24"/>
+          <w:szCs w:val="24"/>
+          <w:lang w:val="es-CL"/>
+        </w:rPr>
+      </w:pPr>
+      <w:r>
+        <w:rPr>
+          <w:rFonts w:asciiTheme="majorHAnsi" w:eastAsiaTheme="majorEastAsia" w:hAnsiTheme="majorHAnsi" w:cstheme="majorBidi"/>
+          <w:b/>
+          <w:bCs/>
+          <w:sz w:val="24"/>
+          <w:szCs w:val="24"/>
+          <w:lang w:val="es-CL"/>
+        </w:rPr>
+        <w:t>Visualización de Resultados</w:t>
+      </w:r>
+      <w:r>
+        <w:rPr>
+          <w:rFonts w:asciiTheme="majorHAnsi" w:eastAsiaTheme="majorEastAsia" w:hAnsiTheme="majorHAnsi" w:cstheme="majorBidi"/>
+          <w:sz w:val="24"/>
+          <w:szCs w:val="24"/>
+          <w:lang w:val="es-CL"/>
+        </w:rPr>
+        <w:t xml:space="preserve">: Cuenta con una sección inferior titulada </w:t>
+      </w:r>
+      <w:r>
+        <w:rPr>
+          <w:rFonts w:asciiTheme="majorHAnsi" w:eastAsiaTheme="majorEastAsia" w:hAnsiTheme="majorHAnsi" w:cstheme="majorBidi"/>
+          <w:b/>
+          <w:bCs/>
+          <w:sz w:val="24"/>
+          <w:szCs w:val="24"/>
+          <w:lang w:val="es-CL"/>
+        </w:rPr>
+        <w:t>Resultados de la Búsqueda</w:t>
+      </w:r>
+      <w:r>
+        <w:rPr>
+          <w:rFonts w:asciiTheme="majorHAnsi" w:eastAsiaTheme="majorEastAsia" w:hAnsiTheme="majorHAnsi" w:cstheme="majorBidi"/>
+          <w:sz w:val="24"/>
+          <w:szCs w:val="24"/>
+          <w:lang w:val="es-CL"/>
+        </w:rPr>
+        <w:t xml:space="preserve">, la cual incorpora una estructura tabular para desplegar de forma ordenada los cursos que coincidan con los parámetros especificados, mostrando columnas como </w:t>
+      </w:r>
+      <w:r>
+        <w:rPr>
+          <w:rFonts w:asciiTheme="majorHAnsi" w:eastAsiaTheme="majorEastAsia" w:hAnsiTheme="majorHAnsi" w:cstheme="majorBidi"/>
+          <w:b/>
+          <w:bCs/>
+          <w:sz w:val="24"/>
+          <w:szCs w:val="24"/>
+          <w:lang w:val="es-CL"/>
+        </w:rPr>
+        <w:t>ID</w:t>
+      </w:r>
+      <w:r>
+        <w:rPr>
+          <w:rFonts w:asciiTheme="majorHAnsi" w:eastAsiaTheme="majorEastAsia" w:hAnsiTheme="majorHAnsi" w:cstheme="majorBidi"/>
+          <w:sz w:val="24"/>
+          <w:szCs w:val="24"/>
+          <w:lang w:val="es-CL"/>
+        </w:rPr>
+        <w:t xml:space="preserve">, </w:t>
+      </w:r>
+      <w:r>
+        <w:rPr>
+          <w:rFonts w:asciiTheme="majorHAnsi" w:eastAsiaTheme="majorEastAsia" w:hAnsiTheme="majorHAnsi" w:cstheme="majorBidi"/>
+          <w:b/>
+          <w:bCs/>
+          <w:sz w:val="24"/>
+          <w:szCs w:val="24"/>
+          <w:lang w:val="es-CL"/>
+        </w:rPr>
+        <w:t>Título del Curso</w:t>
+      </w:r>
+      <w:r>
+        <w:rPr>
+          <w:rFonts w:asciiTheme="majorHAnsi" w:eastAsiaTheme="majorEastAsia" w:hAnsiTheme="majorHAnsi" w:cstheme="majorBidi"/>
+          <w:sz w:val="24"/>
+          <w:szCs w:val="24"/>
+          <w:lang w:val="es-CL"/>
+        </w:rPr>
+        <w:t xml:space="preserve">, </w:t>
+      </w:r>
+      <w:r>
+        <w:rPr>
+          <w:rFonts w:asciiTheme="majorHAnsi" w:eastAsiaTheme="majorEastAsia" w:hAnsiTheme="majorHAnsi" w:cstheme="majorBidi"/>
+          <w:b/>
+          <w:bCs/>
+          <w:sz w:val="24"/>
+          <w:szCs w:val="24"/>
+          <w:lang w:val="es-CL"/>
+        </w:rPr>
+        <w:t>Tema</w:t>
+      </w:r>
+      <w:r>
+        <w:rPr>
+          <w:rFonts w:asciiTheme="majorHAnsi" w:eastAsiaTheme="majorEastAsia" w:hAnsiTheme="majorHAnsi" w:cstheme="majorBidi"/>
+          <w:sz w:val="24"/>
+          <w:szCs w:val="24"/>
+          <w:lang w:val="es-CL"/>
+        </w:rPr>
+        <w:t xml:space="preserve">, </w:t>
+      </w:r>
+      <w:r>
+        <w:rPr>
+          <w:rFonts w:asciiTheme="majorHAnsi" w:eastAsiaTheme="majorEastAsia" w:hAnsiTheme="majorHAnsi" w:cstheme="majorBidi"/>
+          <w:b/>
+          <w:bCs/>
+          <w:sz w:val="24"/>
+          <w:szCs w:val="24"/>
+          <w:lang w:val="es-CL"/>
+        </w:rPr>
+        <w:t>Nivel Dificultad</w:t>
+      </w:r>
+      <w:r>
+        <w:rPr>
+          <w:rFonts w:asciiTheme="majorHAnsi" w:eastAsiaTheme="majorEastAsia" w:hAnsiTheme="majorHAnsi" w:cstheme="majorBidi"/>
+          <w:sz w:val="24"/>
+          <w:szCs w:val="24"/>
+          <w:lang w:val="es-CL"/>
+        </w:rPr>
+        <w:t xml:space="preserve">, </w:t>
+      </w:r>
+      <w:r>
+        <w:rPr>
+          <w:rFonts w:asciiTheme="majorHAnsi" w:eastAsiaTheme="majorEastAsia" w:hAnsiTheme="majorHAnsi" w:cstheme="majorBidi"/>
+          <w:b/>
+          <w:bCs/>
+          <w:sz w:val="24"/>
+          <w:szCs w:val="24"/>
+          <w:lang w:val="es-CL"/>
+        </w:rPr>
+        <w:t>Popularidad</w:t>
+      </w:r>
+      <w:r>
+        <w:rPr>
+          <w:rFonts w:asciiTheme="majorHAnsi" w:eastAsiaTheme="majorEastAsia" w:hAnsiTheme="majorHAnsi" w:cstheme="majorBidi"/>
+          <w:sz w:val="24"/>
+          <w:szCs w:val="24"/>
+          <w:lang w:val="es-CL"/>
+        </w:rPr>
+        <w:t xml:space="preserve"> y </w:t>
+      </w:r>
+      <w:r>
+        <w:rPr>
+          <w:rFonts w:asciiTheme="majorHAnsi" w:eastAsiaTheme="majorEastAsia" w:hAnsiTheme="majorHAnsi" w:cstheme="majorBidi"/>
+          <w:b/>
+          <w:bCs/>
+          <w:sz w:val="24"/>
+          <w:szCs w:val="24"/>
+          <w:lang w:val="es-CL"/>
+        </w:rPr>
+        <w:t>Estado</w:t>
+      </w:r>
+    </w:p>
+    <w:p>
+      <w:pPr>
+        <w:ind w:left="720"/>
+        <w:rPr>
+          <w:rFonts w:asciiTheme="majorHAnsi" w:eastAsiaTheme="majorEastAsia" w:hAnsiTheme="majorHAnsi" w:cstheme="majorBidi"/>
+          <w:b/>
+          <w:bCs/>
+          <w:sz w:val="24"/>
+          <w:szCs w:val="24"/>
+          <w:lang w:val="es-CL"/>
+        </w:rPr>
+      </w:pPr>
+    </w:p>
+    <w:p>
+      <w:pPr>
+        <w:ind w:left="720"/>
+        <w:rPr>
+          <w:rFonts w:asciiTheme="majorHAnsi" w:eastAsiaTheme="majorEastAsia" w:hAnsiTheme="majorHAnsi" w:cstheme="majorBidi"/>
+          <w:sz w:val="24"/>
+          <w:szCs w:val="24"/>
+          <w:lang w:val="es-CL"/>
+        </w:rPr>
+      </w:pPr>
+      <w:r>
+        <w:rPr>
+          <w:rFonts w:asciiTheme="majorHAnsi" w:eastAsiaTheme="majorEastAsia" w:hAnsiTheme="majorHAnsi" w:cstheme="majorBidi"/>
+          <w:sz w:val="24"/>
+          <w:szCs w:val="24"/>
+          <w:lang w:val="es-CL"/>
+        </w:rPr>
+        <w:lastRenderedPageBreak/>
         <w:drawing>
-          <wp:inline distT="0" distB="0" distL="0" distR="0" wp14:anchorId="0FD24F50" wp14:editId="12397A78">
-            <wp:extent cx="2377646" cy="1120237"/>
-            <wp:effectExtent l="0" t="0" r="3810" b="3810"/>
-            <wp:docPr id="397196125" name="Imagen 1"/>
+          <wp:inline distT="0" distB="0" distL="0" distR="0" wp14:anchorId="3CB57B6C" wp14:editId="5E107B87">
+            <wp:extent cx="5612130" cy="2655570"/>
+            <wp:effectExtent l="0" t="0" r="7620" b="0"/>
+            <wp:docPr id="1838753444" name="Imagen 1"/>
             <wp:cNvGraphicFramePr>
               <a:graphicFrameLocks xmlns:a="http://schemas.openxmlformats.org/drawingml/2006/main" noChangeAspect="1"/>
             </wp:cNvGraphicFramePr>
@@ -6328,7 +6778,7 @@
               <a:graphicData uri="http://schemas.openxmlformats.org/drawingml/2006/picture">
                 <pic:pic xmlns:pic="http://schemas.openxmlformats.org/drawingml/2006/picture">
                   <pic:nvPicPr>
-                    <pic:cNvPr id="397196125" name=""/>
+                    <pic:cNvPr id="1838753444" name=""/>
                     <pic:cNvPicPr/>
                   </pic:nvPicPr>
                   <pic:blipFill>
@@ -6340,7 +6790,7 @@
                   <pic:spPr>
                     <a:xfrm>
                       <a:off x="0" y="0"/>
-                      <a:ext cx="2377646" cy="1120237"/>
+                      <a:ext cx="5612130" cy="2655570"/>
                     </a:xfrm>
                     <a:prstGeom prst="rect">
                       <a:avLst/>
@@ -6363,6 +6813,15 @@
           <w:lang w:val="es-CL"/>
         </w:rPr>
       </w:pPr>
+      <w:r>
+        <w:rPr>
+          <w:rFonts w:asciiTheme="majorHAnsi" w:eastAsiaTheme="majorEastAsia" w:hAnsiTheme="majorHAnsi" w:cstheme="majorBidi"/>
+          <w:sz w:val="24"/>
+          <w:szCs w:val="24"/>
+          <w:lang w:val="es-CL"/>
+        </w:rPr>
+        <w:t>Descripción de Pantalla: Módulo de Gestión Avanzada y Masiva</w:t>
+      </w:r>
     </w:p>
     <w:p>
       <w:pPr>
@@ -6377,6 +6836,388 @@
       <w:r>
         <w:rPr>
           <w:rFonts w:asciiTheme="majorHAnsi" w:eastAsiaTheme="majorEastAsia" w:hAnsiTheme="majorHAnsi" w:cstheme="majorBidi"/>
+          <w:b/>
+          <w:bCs/>
+          <w:sz w:val="24"/>
+          <w:szCs w:val="24"/>
+          <w:lang w:val="es-CL"/>
+        </w:rPr>
+        <w:t>Objetivo de la interfaz</w:t>
+      </w:r>
+      <w:r>
+        <w:rPr>
+          <w:rFonts w:asciiTheme="majorHAnsi" w:eastAsiaTheme="majorEastAsia" w:hAnsiTheme="majorHAnsi" w:cstheme="majorBidi"/>
+          <w:sz w:val="24"/>
+          <w:szCs w:val="24"/>
+          <w:lang w:val="es-CL"/>
+        </w:rPr>
+        <w:t>: Proveer herramientas de administración por lotes para ejecutar actualizaciones globales sobre los estados de usuarios y cursos de la plataforma.</w:t>
+      </w:r>
+    </w:p>
+    <w:p>
+      <w:pPr>
+        <w:ind w:left="720"/>
+        <w:rPr>
+          <w:rFonts w:asciiTheme="majorHAnsi" w:eastAsiaTheme="majorEastAsia" w:hAnsiTheme="majorHAnsi" w:cstheme="majorBidi"/>
+          <w:sz w:val="24"/>
+          <w:szCs w:val="24"/>
+          <w:lang w:val="es-CL"/>
+        </w:rPr>
+      </w:pPr>
+      <w:r>
+        <w:rPr>
+          <w:rFonts w:asciiTheme="majorHAnsi" w:eastAsiaTheme="majorEastAsia" w:hAnsiTheme="majorHAnsi" w:cstheme="majorBidi"/>
+          <w:b/>
+          <w:bCs/>
+          <w:sz w:val="24"/>
+          <w:szCs w:val="24"/>
+          <w:lang w:val="es-CL"/>
+        </w:rPr>
+        <w:t>Actualización Masiva de Usuarios</w:t>
+      </w:r>
+      <w:r>
+        <w:rPr>
+          <w:rFonts w:asciiTheme="majorHAnsi" w:eastAsiaTheme="majorEastAsia" w:hAnsiTheme="majorHAnsi" w:cstheme="majorBidi"/>
+          <w:sz w:val="24"/>
+          <w:szCs w:val="24"/>
+          <w:lang w:val="es-CL"/>
+        </w:rPr>
+        <w:t xml:space="preserve">: Cuenta con un selector de fecha para filtrar a los usuarios "Registrados antes de:" (dd-mm-aaaa), un menú desplegable para definir el "Nuevo Estado:" (ej. INACTIVO) y un botón verde de acción denominado </w:t>
+      </w:r>
+      <w:r>
+        <w:rPr>
+          <w:rFonts w:asciiTheme="majorHAnsi" w:eastAsiaTheme="majorEastAsia" w:hAnsiTheme="majorHAnsi" w:cstheme="majorBidi"/>
+          <w:b/>
+          <w:bCs/>
+          <w:sz w:val="24"/>
+          <w:szCs w:val="24"/>
+          <w:lang w:val="es-CL"/>
+        </w:rPr>
+        <w:t>Ejecutar Update Masivo Usuarios</w:t>
+      </w:r>
+      <w:r>
+        <w:rPr>
+          <w:rFonts w:asciiTheme="majorHAnsi" w:eastAsiaTheme="majorEastAsia" w:hAnsiTheme="majorHAnsi" w:cstheme="majorBidi"/>
+          <w:sz w:val="24"/>
+          <w:szCs w:val="24"/>
+          <w:lang w:val="es-CL"/>
+        </w:rPr>
+        <w:t>.</w:t>
+      </w:r>
+    </w:p>
+    <w:p>
+      <w:pPr>
+        <w:ind w:left="720"/>
+        <w:rPr>
+          <w:rFonts w:asciiTheme="majorHAnsi" w:eastAsiaTheme="majorEastAsia" w:hAnsiTheme="majorHAnsi" w:cstheme="majorBidi"/>
+          <w:sz w:val="24"/>
+          <w:szCs w:val="24"/>
+          <w:lang w:val="es-CL"/>
+        </w:rPr>
+      </w:pPr>
+      <w:r>
+        <w:rPr>
+          <w:rFonts w:asciiTheme="majorHAnsi" w:eastAsiaTheme="majorEastAsia" w:hAnsiTheme="majorHAnsi" w:cstheme="majorBidi"/>
+          <w:b/>
+          <w:bCs/>
+          <w:sz w:val="24"/>
+          <w:szCs w:val="24"/>
+          <w:lang w:val="es-CL"/>
+        </w:rPr>
+        <w:t>Inactivación Masiva de Cursos</w:t>
+      </w:r>
+      <w:r>
+        <w:rPr>
+          <w:rFonts w:asciiTheme="majorHAnsi" w:eastAsiaTheme="majorEastAsia" w:hAnsiTheme="majorHAnsi" w:cstheme="majorBidi"/>
+          <w:sz w:val="24"/>
+          <w:szCs w:val="24"/>
+          <w:lang w:val="es-CL"/>
+        </w:rPr>
+        <w:t xml:space="preserve">: Integra una sección de control por criterios de rendimiento, permitiendo establecer un límite de "Popularidad menor o igual a:" (ej. 5), seleccionar el "Nuevo Estado del Curso:" y ejecutar el proceso mediante el botón de acción naranja </w:t>
+      </w:r>
+      <w:r>
+        <w:rPr>
+          <w:rFonts w:asciiTheme="majorHAnsi" w:eastAsiaTheme="majorEastAsia" w:hAnsiTheme="majorHAnsi" w:cstheme="majorBidi"/>
+          <w:b/>
+          <w:bCs/>
+          <w:sz w:val="24"/>
+          <w:szCs w:val="24"/>
+          <w:lang w:val="es-CL"/>
+        </w:rPr>
+        <w:t>Ejecutar Inactivación Masiva de Cursos</w:t>
+      </w:r>
+      <w:r>
+        <w:rPr>
+          <w:rFonts w:asciiTheme="majorHAnsi" w:eastAsiaTheme="majorEastAsia" w:hAnsiTheme="majorHAnsi" w:cstheme="majorBidi"/>
+          <w:sz w:val="24"/>
+          <w:szCs w:val="24"/>
+          <w:lang w:val="es-CL"/>
+        </w:rPr>
+        <w:t>.</w:t>
+      </w:r>
+    </w:p>
+    <w:p>
+      <w:pPr>
+        <w:rPr>
+          <w:rFonts w:asciiTheme="majorHAnsi" w:eastAsiaTheme="majorEastAsia" w:hAnsiTheme="majorHAnsi" w:cstheme="majorBidi"/>
+          <w:sz w:val="24"/>
+          <w:szCs w:val="24"/>
+          <w:lang w:val="es-CL"/>
+        </w:rPr>
+      </w:pPr>
+      <w:r>
+        <w:rPr>
+          <w:rFonts w:asciiTheme="majorHAnsi" w:eastAsiaTheme="majorEastAsia" w:hAnsiTheme="majorHAnsi" w:cstheme="majorBidi"/>
+          <w:sz w:val="24"/>
+          <w:szCs w:val="24"/>
+          <w:lang w:val="es-CL"/>
+        </w:rPr>
+        <w:br w:type="page"/>
+      </w:r>
+    </w:p>
+    <w:p>
+      <w:pPr>
+        <w:ind w:left="720"/>
+        <w:rPr>
+          <w:rFonts w:asciiTheme="majorHAnsi" w:eastAsiaTheme="majorEastAsia" w:hAnsiTheme="majorHAnsi" w:cstheme="majorBidi"/>
+          <w:sz w:val="24"/>
+          <w:szCs w:val="24"/>
+          <w:lang w:val="es-CL"/>
+        </w:rPr>
+      </w:pPr>
+      <w:r>
+        <w:rPr>
+          <w:rFonts w:asciiTheme="majorHAnsi" w:eastAsiaTheme="majorEastAsia" w:hAnsiTheme="majorHAnsi" w:cstheme="majorBidi"/>
+          <w:sz w:val="24"/>
+          <w:szCs w:val="24"/>
+          <w:lang w:val="es-CL"/>
+        </w:rPr>
+        <w:lastRenderedPageBreak/>
+        <w:t>Evidencia de Persistencia y Datos en MySQL</w:t>
+      </w:r>
+    </w:p>
+    <w:p>
+      <w:pPr>
+        <w:ind w:left="720"/>
+        <w:rPr>
+          <w:rFonts w:asciiTheme="majorHAnsi" w:eastAsiaTheme="majorEastAsia" w:hAnsiTheme="majorHAnsi" w:cstheme="majorBidi"/>
+          <w:sz w:val="24"/>
+          <w:szCs w:val="24"/>
+          <w:lang w:val="es-CL"/>
+        </w:rPr>
+      </w:pPr>
+      <w:r>
+        <w:rPr>
+          <w:rFonts w:asciiTheme="majorHAnsi" w:eastAsiaTheme="majorEastAsia" w:hAnsiTheme="majorHAnsi" w:cstheme="majorBidi"/>
+          <w:sz w:val="24"/>
+          <w:szCs w:val="24"/>
+          <w:lang w:val="es-CL"/>
+        </w:rPr>
+        <w:t>Cursos:</w:t>
+      </w:r>
+    </w:p>
+    <w:p>
+      <w:pPr>
+        <w:ind w:left="720"/>
+        <w:rPr>
+          <w:rFonts w:asciiTheme="majorHAnsi" w:eastAsiaTheme="majorEastAsia" w:hAnsiTheme="majorHAnsi" w:cstheme="majorBidi"/>
+          <w:sz w:val="24"/>
+          <w:szCs w:val="24"/>
+          <w:lang w:val="es-CL"/>
+        </w:rPr>
+      </w:pPr>
+      <w:r>
+        <w:rPr>
+          <w:rFonts w:asciiTheme="majorHAnsi" w:eastAsiaTheme="majorEastAsia" w:hAnsiTheme="majorHAnsi" w:cstheme="majorBidi"/>
+          <w:b/>
+          <w:bCs/>
+          <w:sz w:val="24"/>
+          <w:szCs w:val="24"/>
+          <w:lang w:val="es-CL"/>
+        </w:rPr>
+        <w:t>Objetivo de la sección</w:t>
+      </w:r>
+      <w:r>
+        <w:rPr>
+          <w:rFonts w:asciiTheme="majorHAnsi" w:eastAsiaTheme="majorEastAsia" w:hAnsiTheme="majorHAnsi" w:cstheme="majorBidi"/>
+          <w:sz w:val="24"/>
+          <w:szCs w:val="24"/>
+          <w:lang w:val="es-CL"/>
+        </w:rPr>
+        <w:t>: Demostrar el correcto almacenamiento y la persistencia transaccional de la información gestionada desde la plataforma hacia la base de datos relacional.</w:t>
+      </w:r>
+    </w:p>
+    <w:p>
+      <w:pPr>
+        <w:ind w:left="720"/>
+        <w:rPr>
+          <w:rFonts w:asciiTheme="majorHAnsi" w:eastAsiaTheme="majorEastAsia" w:hAnsiTheme="majorHAnsi" w:cstheme="majorBidi"/>
+          <w:sz w:val="24"/>
+          <w:szCs w:val="24"/>
+          <w:lang w:val="es-CL"/>
+        </w:rPr>
+      </w:pPr>
+      <w:r>
+        <w:rPr>
+          <w:rFonts w:asciiTheme="majorHAnsi" w:eastAsiaTheme="majorEastAsia" w:hAnsiTheme="majorHAnsi" w:cstheme="majorBidi"/>
+          <w:b/>
+          <w:bCs/>
+          <w:sz w:val="24"/>
+          <w:szCs w:val="24"/>
+          <w:lang w:val="es-CL"/>
+        </w:rPr>
+        <w:t>Estructura de la Tabla (curso)</w:t>
+      </w:r>
+      <w:r>
+        <w:rPr>
+          <w:rFonts w:asciiTheme="majorHAnsi" w:eastAsiaTheme="majorEastAsia" w:hAnsiTheme="majorHAnsi" w:cstheme="majorBidi"/>
+          <w:sz w:val="24"/>
+          <w:szCs w:val="24"/>
+          <w:lang w:val="es-CL"/>
+        </w:rPr>
+        <w:t>: La consulta directa sobre la base de datos muestra el registro estructurado de los programas de formación, contemplando las columnas de identificador único (id_curso), titulo, tema, nivel_dificultad, puntaje de popularidad, fecha_creacion y el indicador de estado operativo (activo).</w:t>
+      </w:r>
+    </w:p>
+    <w:p>
+      <w:pPr>
+        <w:ind w:left="720"/>
+        <w:rPr>
+          <w:rFonts w:asciiTheme="majorHAnsi" w:eastAsiaTheme="majorEastAsia" w:hAnsiTheme="majorHAnsi" w:cstheme="majorBidi"/>
+          <w:sz w:val="24"/>
+          <w:szCs w:val="24"/>
+          <w:lang w:val="es-CL"/>
+        </w:rPr>
+      </w:pPr>
+      <w:r>
+        <w:rPr>
+          <w:rFonts w:asciiTheme="majorHAnsi" w:eastAsiaTheme="majorEastAsia" w:hAnsiTheme="majorHAnsi" w:cstheme="majorBidi"/>
+          <w:b/>
+          <w:bCs/>
+          <w:sz w:val="24"/>
+          <w:szCs w:val="24"/>
+          <w:lang w:val="es-CL"/>
+        </w:rPr>
+        <w:t>Validación de Integridad</w:t>
+      </w:r>
+      <w:r>
+        <w:rPr>
+          <w:rFonts w:asciiTheme="majorHAnsi" w:eastAsiaTheme="majorEastAsia" w:hAnsiTheme="majorHAnsi" w:cstheme="majorBidi"/>
+          <w:sz w:val="24"/>
+          <w:szCs w:val="24"/>
+          <w:lang w:val="es-CL"/>
+        </w:rPr>
+        <w:t>: Los datos reflejan la persistencia exitosa de los cursos dados de alta en la interfaz web (tales como "Introducción a Java 17", "Jakarta EE 10 Avanzado", "Python 3.4", entre otros), confirmando la sincronía total entre el backend en Tomcat/Hibernate y el motor de base de datos MySQL.</w:t>
+      </w:r>
+    </w:p>
+    <w:p>
+      <w:pPr>
+        <w:ind w:left="720"/>
+        <w:rPr>
+          <w:rFonts w:asciiTheme="majorHAnsi" w:eastAsiaTheme="majorEastAsia" w:hAnsiTheme="majorHAnsi" w:cstheme="majorBidi"/>
+          <w:sz w:val="24"/>
+          <w:szCs w:val="24"/>
+          <w:lang w:val="es-CL"/>
+        </w:rPr>
+      </w:pPr>
+      <w:r>
+        <w:rPr>
+          <w:rFonts w:asciiTheme="majorHAnsi" w:eastAsiaTheme="majorEastAsia" w:hAnsiTheme="majorHAnsi" w:cstheme="majorBidi"/>
+          <w:sz w:val="24"/>
+          <w:szCs w:val="24"/>
+          <w:lang w:val="es-CL"/>
+        </w:rPr>
+        <w:drawing>
+          <wp:inline distT="0" distB="0" distL="0" distR="0" wp14:anchorId="1DE2AF9D" wp14:editId="71FC944A">
+            <wp:extent cx="5612130" cy="1268095"/>
+            <wp:effectExtent l="0" t="0" r="7620" b="8255"/>
+            <wp:docPr id="1493558598" name="Imagen 1"/>
+            <wp:cNvGraphicFramePr>
+              <a:graphicFrameLocks xmlns:a="http://schemas.openxmlformats.org/drawingml/2006/main" noChangeAspect="1"/>
+            </wp:cNvGraphicFramePr>
+            <a:graphic xmlns:a="http://schemas.openxmlformats.org/drawingml/2006/main">
+              <a:graphicData uri="http://schemas.openxmlformats.org/drawingml/2006/picture">
+                <pic:pic xmlns:pic="http://schemas.openxmlformats.org/drawingml/2006/picture">
+                  <pic:nvPicPr>
+                    <pic:cNvPr id="1493558598" name=""/>
+                    <pic:cNvPicPr/>
+                  </pic:nvPicPr>
+                  <pic:blipFill>
+                    <a:blip r:embed="rId40"/>
+                    <a:stretch>
+                      <a:fillRect/>
+                    </a:stretch>
+                  </pic:blipFill>
+                  <pic:spPr>
+                    <a:xfrm>
+                      <a:off x="0" y="0"/>
+                      <a:ext cx="5612130" cy="1268095"/>
+                    </a:xfrm>
+                    <a:prstGeom prst="rect">
+                      <a:avLst/>
+                    </a:prstGeom>
+                  </pic:spPr>
+                </pic:pic>
+              </a:graphicData>
+            </a:graphic>
+          </wp:inline>
+        </w:drawing>
+      </w:r>
+    </w:p>
+    <w:p>
+      <w:pPr>
+        <w:ind w:left="720"/>
+        <w:rPr>
+          <w:rFonts w:asciiTheme="majorHAnsi" w:eastAsiaTheme="majorEastAsia" w:hAnsiTheme="majorHAnsi" w:cstheme="majorBidi"/>
+          <w:sz w:val="24"/>
+          <w:szCs w:val="24"/>
+          <w:lang w:val="es-CL"/>
+        </w:rPr>
+      </w:pPr>
+      <w:r>
+        <w:rPr>
+          <w:rFonts w:asciiTheme="majorHAnsi" w:eastAsiaTheme="majorEastAsia" w:hAnsiTheme="majorHAnsi" w:cstheme="majorBidi"/>
+          <w:sz w:val="24"/>
+          <w:szCs w:val="24"/>
+          <w:lang w:val="es-CL"/>
+        </w:rPr>
+        <w:t>Inscripciones:</w:t>
+      </w:r>
+    </w:p>
+    <w:p>
+      <w:pPr>
+        <w:ind w:left="720"/>
+        <w:rPr>
+          <w:rFonts w:asciiTheme="majorHAnsi" w:eastAsiaTheme="majorEastAsia" w:hAnsiTheme="majorHAnsi" w:cstheme="majorBidi"/>
+          <w:sz w:val="24"/>
+          <w:szCs w:val="24"/>
+          <w:lang w:val="es-CL"/>
+        </w:rPr>
+      </w:pPr>
+    </w:p>
+    <w:p>
+      <w:pPr>
+        <w:ind w:left="720"/>
+        <w:rPr>
+          <w:rFonts w:asciiTheme="majorHAnsi" w:eastAsiaTheme="majorEastAsia" w:hAnsiTheme="majorHAnsi" w:cstheme="majorBidi"/>
+          <w:sz w:val="24"/>
+          <w:szCs w:val="24"/>
+          <w:lang w:val="es-CL"/>
+        </w:rPr>
+      </w:pPr>
+    </w:p>
+    <w:p>
+      <w:pPr>
+        <w:ind w:left="720"/>
+        <w:rPr>
+          <w:rFonts w:asciiTheme="majorHAnsi" w:eastAsiaTheme="majorEastAsia" w:hAnsiTheme="majorHAnsi" w:cstheme="majorBidi"/>
+          <w:sz w:val="24"/>
+          <w:szCs w:val="24"/>
+          <w:lang w:val="es-CL"/>
+        </w:rPr>
+      </w:pPr>
+      <w:r>
+        <w:rPr>
+          <w:rFonts w:asciiTheme="majorHAnsi" w:eastAsiaTheme="majorEastAsia" w:hAnsiTheme="majorHAnsi" w:cstheme="majorBidi"/>
           <w:sz w:val="24"/>
           <w:szCs w:val="24"/>
           <w:lang w:val="es-CL"/>
@@ -6406,6 +7247,7 @@
       <w:r>
         <w:rPr>
           <w:rFonts w:asciiTheme="majorHAnsi" w:eastAsiaTheme="majorEastAsia" w:hAnsiTheme="majorHAnsi" w:cstheme="majorBidi"/>
+          <w:noProof/>
           <w:sz w:val="24"/>
           <w:szCs w:val="24"/>
           <w:lang w:val="es-CL"/>
@@ -6426,7 +7268,7 @@
                     <pic:cNvPicPr/>
                   </pic:nvPicPr>
                   <pic:blipFill>
-                    <a:blip r:embed="rId40"/>
+                    <a:blip r:embed="rId41"/>
                     <a:stretch>
                       <a:fillRect/>
                     </a:stretch>
@@ -6524,11 +7366,11 @@
       <w:r>
         <w:rPr>
           <w:rFonts w:asciiTheme="majorHAnsi" w:eastAsiaTheme="majorEastAsia" w:hAnsiTheme="majorHAnsi" w:cstheme="majorBidi"/>
-          <w:sz w:val="24"/>
-          <w:szCs w:val="24"/>
-          <w:lang w:val="es-CL"/>
-        </w:rPr>
-        <w:lastRenderedPageBreak/>
+          <w:noProof/>
+          <w:sz w:val="24"/>
+          <w:szCs w:val="24"/>
+          <w:lang w:val="es-CL"/>
+        </w:rPr>
         <w:drawing>
           <wp:inline distT="0" distB="0" distL="0" distR="0" wp14:anchorId="4D7CBEB1" wp14:editId="017CD19B">
             <wp:extent cx="5612130" cy="1242695"/>
@@ -6545,7 +7387,7 @@
                     <pic:cNvPicPr/>
                   </pic:nvPicPr>
                   <pic:blipFill>
-                    <a:blip r:embed="rId41"/>
+                    <a:blip r:embed="rId42"/>
                     <a:stretch>
                       <a:fillRect/>
                     </a:stretch>
@@ -6709,7 +7551,7 @@
       </w:r>
     </w:p>
     <w:sectPr>
-      <w:headerReference w:type="default" r:id="rId42"/>
+      <w:headerReference w:type="default" r:id="rId43"/>
       <w:pgSz w:w="12240" w:h="15840"/>
       <w:pgMar w:top="1701" w:right="1701" w:bottom="1418" w:left="1701" w:header="709" w:footer="709" w:gutter="0"/>
       <w:pgNumType w:start="1"/>

--- a/Informe_Final/Act_Epe1 M3_Hugo Ramirez Desarrollo Web_2.docx
+++ b/Informe_Final/Act_Epe1 M3_Hugo Ramirez Desarrollo Web_2.docx
@@ -2600,7 +2600,27 @@
           <w:szCs w:val="24"/>
           <w:lang w:val="es-CL"/>
         </w:rPr>
-        <w:t xml:space="preserve"> @ManyToOne junto a @JoinColumn(name = "id_curso"), creando la llave foránea en la base de datos que apunta directamente al curso correspondiente.</w:t>
+        <w:t xml:space="preserve"> @ManyToOne junto a @</w:t>
+      </w:r>
+      <w:proofErr w:type="gramStart"/>
+      <w:r>
+        <w:rPr>
+          <w:rFonts w:eastAsiaTheme="majorEastAsia" w:cstheme="minorHAnsi"/>
+          <w:sz w:val="24"/>
+          <w:szCs w:val="24"/>
+          <w:lang w:val="es-CL"/>
+        </w:rPr>
+        <w:t>JoinColumn(</w:t>
+      </w:r>
+      <w:proofErr w:type="gramEnd"/>
+      <w:r>
+        <w:rPr>
+          <w:rFonts w:eastAsiaTheme="majorEastAsia" w:cstheme="minorHAnsi"/>
+          <w:sz w:val="24"/>
+          <w:szCs w:val="24"/>
+          <w:lang w:val="es-CL"/>
+        </w:rPr>
+        <w:t>name = "id_curso"), creando la llave foránea en la base de datos que apunta directamente al curso correspondiente.</w:t>
       </w:r>
     </w:p>
     <w:p>
@@ -3302,7 +3322,17 @@
           <w:szCs w:val="24"/>
           <w:lang w:val="es-CL"/>
         </w:rPr>
-        <w:t>4.1. Estructura de la Vista de Cursos y Búsqueda</w:t>
+        <w:t xml:space="preserve">4.1. Estructura de la Vista de Cursos y </w:t>
+      </w:r>
+      <w:proofErr w:type="gramStart"/>
+      <w:r>
+        <w:rPr>
+          <w:rFonts w:asciiTheme="majorHAnsi" w:eastAsiaTheme="majorEastAsia" w:hAnsiTheme="majorHAnsi" w:cstheme="majorBidi"/>
+          <w:sz w:val="24"/>
+          <w:szCs w:val="24"/>
+          <w:lang w:val="es-CL"/>
+        </w:rPr>
+        <w:t>Búsqueda</w:t>
       </w:r>
       <w:r>
         <w:rPr>
@@ -3322,6 +3352,7 @@
         </w:rPr>
         <w:t>}</w:t>
       </w:r>
+      <w:proofErr w:type="gramEnd"/>
       <w:r>
         <w:rPr>
           <w:rFonts w:asciiTheme="majorHAnsi" w:eastAsiaTheme="majorEastAsia" w:hAnsiTheme="majorHAnsi" w:cstheme="majorBidi"/>
@@ -3436,7 +3467,27 @@
           <w:szCs w:val="24"/>
           <w:lang w:val="es-CL"/>
         </w:rPr>
-        <w:t>(&lt;c:forEach&gt;), las vistas se renderizan dinámicamente según</w:t>
+        <w:t>(&lt;</w:t>
+      </w:r>
+      <w:proofErr w:type="gramStart"/>
+      <w:r>
+        <w:rPr>
+          <w:rFonts w:asciiTheme="majorHAnsi" w:eastAsiaTheme="majorEastAsia" w:hAnsiTheme="majorHAnsi" w:cstheme="majorBidi"/>
+          <w:sz w:val="24"/>
+          <w:szCs w:val="24"/>
+          <w:lang w:val="es-CL"/>
+        </w:rPr>
+        <w:t>c:forEach</w:t>
+      </w:r>
+      <w:proofErr w:type="gramEnd"/>
+      <w:r>
+        <w:rPr>
+          <w:rFonts w:asciiTheme="majorHAnsi" w:eastAsiaTheme="majorEastAsia" w:hAnsiTheme="majorHAnsi" w:cstheme="majorBidi"/>
+          <w:sz w:val="24"/>
+          <w:szCs w:val="24"/>
+          <w:lang w:val="es-CL"/>
+        </w:rPr>
+        <w:t>&gt;), las vistas se renderizan dinámicamente según</w:t>
       </w:r>
       <w:r>
         <w:rPr>
@@ -4140,6 +4191,7 @@
         <w:t xml:space="preserve"> = "SELECT c FROM Curso c WHERE </w:t>
       </w:r>
       <w:proofErr w:type="spellStart"/>
+      <w:proofErr w:type="gramStart"/>
       <w:r>
         <w:rPr>
           <w:rFonts w:asciiTheme="majorHAnsi" w:eastAsiaTheme="majorEastAsia" w:hAnsiTheme="majorHAnsi" w:cstheme="majorBidi"/>
@@ -4149,15 +4201,35 @@
         <w:t>c.tema</w:t>
       </w:r>
       <w:proofErr w:type="spellEnd"/>
-      <w:r>
-        <w:rPr>
-          <w:rFonts w:asciiTheme="majorHAnsi" w:eastAsiaTheme="majorEastAsia" w:hAnsiTheme="majorHAnsi" w:cstheme="majorBidi"/>
-          <w:sz w:val="24"/>
-          <w:szCs w:val="24"/>
-        </w:rPr>
-        <w:t xml:space="preserve"> LIKE :tema AND </w:t>
+      <w:proofErr w:type="gramEnd"/>
+      <w:r>
+        <w:rPr>
+          <w:rFonts w:asciiTheme="majorHAnsi" w:eastAsiaTheme="majorEastAsia" w:hAnsiTheme="majorHAnsi" w:cstheme="majorBidi"/>
+          <w:sz w:val="24"/>
+          <w:szCs w:val="24"/>
+        </w:rPr>
+        <w:t xml:space="preserve"> </w:t>
+      </w:r>
+      <w:proofErr w:type="gramStart"/>
+      <w:r>
+        <w:rPr>
+          <w:rFonts w:asciiTheme="majorHAnsi" w:eastAsiaTheme="majorEastAsia" w:hAnsiTheme="majorHAnsi" w:cstheme="majorBidi"/>
+          <w:sz w:val="24"/>
+          <w:szCs w:val="24"/>
+        </w:rPr>
+        <w:t>LIKE :tema</w:t>
+      </w:r>
+      <w:proofErr w:type="gramEnd"/>
+      <w:r>
+        <w:rPr>
+          <w:rFonts w:asciiTheme="majorHAnsi" w:eastAsiaTheme="majorEastAsia" w:hAnsiTheme="majorHAnsi" w:cstheme="majorBidi"/>
+          <w:sz w:val="24"/>
+          <w:szCs w:val="24"/>
+        </w:rPr>
+        <w:t xml:space="preserve"> AND </w:t>
       </w:r>
       <w:proofErr w:type="spellStart"/>
+      <w:proofErr w:type="gramStart"/>
       <w:r>
         <w:rPr>
           <w:rFonts w:asciiTheme="majorHAnsi" w:eastAsiaTheme="majorEastAsia" w:hAnsiTheme="majorHAnsi" w:cstheme="majorBidi"/>
@@ -4167,13 +4239,32 @@
         <w:t>c.nivelDificultad</w:t>
       </w:r>
       <w:proofErr w:type="spellEnd"/>
-      <w:r>
-        <w:rPr>
-          <w:rFonts w:asciiTheme="majorHAnsi" w:eastAsiaTheme="majorEastAsia" w:hAnsiTheme="majorHAnsi" w:cstheme="majorBidi"/>
-          <w:sz w:val="24"/>
-          <w:szCs w:val="24"/>
-        </w:rPr>
-        <w:t xml:space="preserve"> = :nivel";</w:t>
+      <w:proofErr w:type="gramEnd"/>
+      <w:r>
+        <w:rPr>
+          <w:rFonts w:asciiTheme="majorHAnsi" w:eastAsiaTheme="majorEastAsia" w:hAnsiTheme="majorHAnsi" w:cstheme="majorBidi"/>
+          <w:sz w:val="24"/>
+          <w:szCs w:val="24"/>
+        </w:rPr>
+        <w:t xml:space="preserve"> </w:t>
+      </w:r>
+      <w:proofErr w:type="gramStart"/>
+      <w:r>
+        <w:rPr>
+          <w:rFonts w:asciiTheme="majorHAnsi" w:eastAsiaTheme="majorEastAsia" w:hAnsiTheme="majorHAnsi" w:cstheme="majorBidi"/>
+          <w:sz w:val="24"/>
+          <w:szCs w:val="24"/>
+        </w:rPr>
+        <w:t>= :nivel</w:t>
+      </w:r>
+      <w:proofErr w:type="gramEnd"/>
+      <w:r>
+        <w:rPr>
+          <w:rFonts w:asciiTheme="majorHAnsi" w:eastAsiaTheme="majorEastAsia" w:hAnsiTheme="majorHAnsi" w:cstheme="majorBidi"/>
+          <w:sz w:val="24"/>
+          <w:szCs w:val="24"/>
+        </w:rPr>
+        <w:t>";</w:t>
       </w:r>
     </w:p>
     <w:p>
@@ -4304,7 +4395,87 @@
           <w:szCs w:val="24"/>
           <w:lang w:val="es-CL"/>
         </w:rPr>
-        <w:t xml:space="preserve"> = "UPDATE Curso c SET c.popularidad = :nuevaPop WHERE c.popularidad &lt; :umbral";</w:t>
+        <w:t xml:space="preserve"> = "UPDATE Curso c SET </w:t>
+      </w:r>
+      <w:proofErr w:type="gramStart"/>
+      <w:r>
+        <w:rPr>
+          <w:rFonts w:asciiTheme="majorHAnsi" w:eastAsiaTheme="majorEastAsia" w:hAnsiTheme="majorHAnsi" w:cstheme="majorBidi"/>
+          <w:sz w:val="24"/>
+          <w:szCs w:val="24"/>
+          <w:lang w:val="es-CL"/>
+        </w:rPr>
+        <w:t>c.popularidad</w:t>
+      </w:r>
+      <w:proofErr w:type="gramEnd"/>
+      <w:r>
+        <w:rPr>
+          <w:rFonts w:asciiTheme="majorHAnsi" w:eastAsiaTheme="majorEastAsia" w:hAnsiTheme="majorHAnsi" w:cstheme="majorBidi"/>
+          <w:sz w:val="24"/>
+          <w:szCs w:val="24"/>
+          <w:lang w:val="es-CL"/>
+        </w:rPr>
+        <w:t xml:space="preserve"> </w:t>
+      </w:r>
+      <w:proofErr w:type="gramStart"/>
+      <w:r>
+        <w:rPr>
+          <w:rFonts w:asciiTheme="majorHAnsi" w:eastAsiaTheme="majorEastAsia" w:hAnsiTheme="majorHAnsi" w:cstheme="majorBidi"/>
+          <w:sz w:val="24"/>
+          <w:szCs w:val="24"/>
+          <w:lang w:val="es-CL"/>
+        </w:rPr>
+        <w:t>= :nuevaPop</w:t>
+      </w:r>
+      <w:proofErr w:type="gramEnd"/>
+      <w:r>
+        <w:rPr>
+          <w:rFonts w:asciiTheme="majorHAnsi" w:eastAsiaTheme="majorEastAsia" w:hAnsiTheme="majorHAnsi" w:cstheme="majorBidi"/>
+          <w:sz w:val="24"/>
+          <w:szCs w:val="24"/>
+          <w:lang w:val="es-CL"/>
+        </w:rPr>
+        <w:t xml:space="preserve"> WHERE </w:t>
+      </w:r>
+      <w:proofErr w:type="gramStart"/>
+      <w:r>
+        <w:rPr>
+          <w:rFonts w:asciiTheme="majorHAnsi" w:eastAsiaTheme="majorEastAsia" w:hAnsiTheme="majorHAnsi" w:cstheme="majorBidi"/>
+          <w:sz w:val="24"/>
+          <w:szCs w:val="24"/>
+          <w:lang w:val="es-CL"/>
+        </w:rPr>
+        <w:t>c.popularidad</w:t>
+      </w:r>
+      <w:proofErr w:type="gramEnd"/>
+      <w:r>
+        <w:rPr>
+          <w:rFonts w:asciiTheme="majorHAnsi" w:eastAsiaTheme="majorEastAsia" w:hAnsiTheme="majorHAnsi" w:cstheme="majorBidi"/>
+          <w:sz w:val="24"/>
+          <w:szCs w:val="24"/>
+          <w:lang w:val="es-CL"/>
+        </w:rPr>
+        <w:t xml:space="preserve"> </w:t>
+      </w:r>
+      <w:proofErr w:type="gramStart"/>
+      <w:r>
+        <w:rPr>
+          <w:rFonts w:asciiTheme="majorHAnsi" w:eastAsiaTheme="majorEastAsia" w:hAnsiTheme="majorHAnsi" w:cstheme="majorBidi"/>
+          <w:sz w:val="24"/>
+          <w:szCs w:val="24"/>
+          <w:lang w:val="es-CL"/>
+        </w:rPr>
+        <w:t>&lt; :umbral</w:t>
+      </w:r>
+      <w:proofErr w:type="gramEnd"/>
+      <w:r>
+        <w:rPr>
+          <w:rFonts w:asciiTheme="majorHAnsi" w:eastAsiaTheme="majorEastAsia" w:hAnsiTheme="majorHAnsi" w:cstheme="majorBidi"/>
+          <w:sz w:val="24"/>
+          <w:szCs w:val="24"/>
+          <w:lang w:val="es-CL"/>
+        </w:rPr>
+        <w:t>";</w:t>
       </w:r>
     </w:p>
     <w:p>
@@ -7009,11 +7180,22 @@
       <w:r>
         <w:rPr>
           <w:rFonts w:asciiTheme="majorHAnsi" w:eastAsiaTheme="majorEastAsia" w:hAnsiTheme="majorHAnsi" w:cstheme="majorBidi"/>
-          <w:sz w:val="24"/>
-          <w:szCs w:val="24"/>
-          <w:lang w:val="es-CL"/>
-        </w:rPr>
-        <w:t>Cursos:</w:t>
+          <w:b/>
+          <w:bCs/>
+          <w:sz w:val="24"/>
+          <w:szCs w:val="24"/>
+          <w:lang w:val="es-CL"/>
+        </w:rPr>
+        <w:t>Cursos</w:t>
+      </w:r>
+      <w:r>
+        <w:rPr>
+          <w:rFonts w:asciiTheme="majorHAnsi" w:eastAsiaTheme="majorEastAsia" w:hAnsiTheme="majorHAnsi" w:cstheme="majorBidi"/>
+          <w:sz w:val="24"/>
+          <w:szCs w:val="24"/>
+          <w:lang w:val="es-CL"/>
+        </w:rPr>
+        <w:t>:</w:t>
       </w:r>
     </w:p>
     <w:p>
@@ -7176,11 +7358,22 @@
       <w:r>
         <w:rPr>
           <w:rFonts w:asciiTheme="majorHAnsi" w:eastAsiaTheme="majorEastAsia" w:hAnsiTheme="majorHAnsi" w:cstheme="majorBidi"/>
-          <w:sz w:val="24"/>
-          <w:szCs w:val="24"/>
-          <w:lang w:val="es-CL"/>
-        </w:rPr>
-        <w:t>Inscripciones:</w:t>
+          <w:b/>
+          <w:bCs/>
+          <w:sz w:val="24"/>
+          <w:szCs w:val="24"/>
+          <w:lang w:val="es-CL"/>
+        </w:rPr>
+        <w:t>Inscripciones</w:t>
+      </w:r>
+      <w:r>
+        <w:rPr>
+          <w:rFonts w:asciiTheme="majorHAnsi" w:eastAsiaTheme="majorEastAsia" w:hAnsiTheme="majorHAnsi" w:cstheme="majorBidi"/>
+          <w:sz w:val="24"/>
+          <w:szCs w:val="24"/>
+          <w:lang w:val="es-CL"/>
+        </w:rPr>
+        <w:t>:</w:t>
       </w:r>
     </w:p>
     <w:p>
@@ -7193,6 +7386,26 @@
           <w:lang w:val="es-CL"/>
         </w:rPr>
       </w:pPr>
+      <w:r>
+        <w:rPr>
+          <w:rFonts w:asciiTheme="majorHAnsi" w:eastAsiaTheme="majorEastAsia" w:hAnsiTheme="majorHAnsi" w:cstheme="majorBidi"/>
+          <w:b/>
+          <w:bCs/>
+          <w:sz w:val="24"/>
+          <w:szCs w:val="24"/>
+          <w:lang w:val="es-CL"/>
+        </w:rPr>
+        <w:t>Objetivo de la sección</w:t>
+      </w:r>
+      <w:r>
+        <w:rPr>
+          <w:rFonts w:asciiTheme="majorHAnsi" w:eastAsiaTheme="majorEastAsia" w:hAnsiTheme="majorHAnsi" w:cstheme="majorBidi"/>
+          <w:sz w:val="24"/>
+          <w:szCs w:val="24"/>
+          <w:lang w:val="es-CL"/>
+        </w:rPr>
+        <w:t>: Validar el almacenamiento relacional de las matrículas y la correcta asociación entre los usuarios y los cursos dentro de la base de datos.</w:t>
+      </w:r>
     </w:p>
     <w:p>
       <w:pPr>
@@ -7204,6 +7417,26 @@
           <w:lang w:val="es-CL"/>
         </w:rPr>
       </w:pPr>
+      <w:r>
+        <w:rPr>
+          <w:rFonts w:asciiTheme="majorHAnsi" w:eastAsiaTheme="majorEastAsia" w:hAnsiTheme="majorHAnsi" w:cstheme="majorBidi"/>
+          <w:b/>
+          <w:bCs/>
+          <w:sz w:val="24"/>
+          <w:szCs w:val="24"/>
+          <w:lang w:val="es-CL"/>
+        </w:rPr>
+        <w:t>Estructura de la Tabla (inscripcion)</w:t>
+      </w:r>
+      <w:r>
+        <w:rPr>
+          <w:rFonts w:asciiTheme="majorHAnsi" w:eastAsiaTheme="majorEastAsia" w:hAnsiTheme="majorHAnsi" w:cstheme="majorBidi"/>
+          <w:sz w:val="24"/>
+          <w:szCs w:val="24"/>
+          <w:lang w:val="es-CL"/>
+        </w:rPr>
+        <w:t>: La consulta muestra de forma organizada los campos clave del proceso de matriculación, incluyendo el identificador único de inscripción (id_inscripcion), la relación con el usuario (id_usuario), la referencia al programa de formación (id_curso), la fecha_inscripcion y el estado operativo actual de la matrícula (estado)</w:t>
+      </w:r>
     </w:p>
     <w:p>
       <w:pPr>
@@ -7218,10 +7451,64 @@
       <w:r>
         <w:rPr>
           <w:rFonts w:asciiTheme="majorHAnsi" w:eastAsiaTheme="majorEastAsia" w:hAnsiTheme="majorHAnsi" w:cstheme="majorBidi"/>
-          <w:sz w:val="24"/>
-          <w:szCs w:val="24"/>
-          <w:lang w:val="es-CL"/>
-        </w:rPr>
+          <w:b/>
+          <w:bCs/>
+          <w:sz w:val="24"/>
+          <w:szCs w:val="24"/>
+          <w:lang w:val="es-CL"/>
+        </w:rPr>
+        <w:t>Integridad de Datos</w:t>
+      </w:r>
+      <w:r>
+        <w:rPr>
+          <w:rFonts w:asciiTheme="majorHAnsi" w:eastAsiaTheme="majorEastAsia" w:hAnsiTheme="majorHAnsi" w:cstheme="majorBidi"/>
+          <w:sz w:val="24"/>
+          <w:szCs w:val="24"/>
+          <w:lang w:val="es-CL"/>
+        </w:rPr>
+        <w:t xml:space="preserve">: Los registros almacenados (como la inscripción con ID 1 </w:t>
+      </w:r>
+      <w:proofErr w:type="spellStart"/>
+      <w:r>
+        <w:rPr>
+          <w:rFonts w:asciiTheme="majorHAnsi" w:eastAsiaTheme="majorEastAsia" w:hAnsiTheme="majorHAnsi" w:cstheme="majorBidi"/>
+          <w:sz w:val="24"/>
+          <w:szCs w:val="24"/>
+          <w:lang w:val="es-CL"/>
+        </w:rPr>
+        <w:t>y</w:t>
+      </w:r>
+      <w:proofErr w:type="spellEnd"/>
+      <w:r>
+        <w:rPr>
+          <w:rFonts w:asciiTheme="majorHAnsi" w:eastAsiaTheme="majorEastAsia" w:hAnsiTheme="majorHAnsi" w:cstheme="majorBidi"/>
+          <w:sz w:val="24"/>
+          <w:szCs w:val="24"/>
+          <w:lang w:val="es-CL"/>
+        </w:rPr>
+        <w:t xml:space="preserve"> ID 3) confirman la correcta sincronización transaccional entre las operaciones realizadas desde la interfaz web y el motor de base de datos MySQL.</w:t>
+      </w:r>
+    </w:p>
+    <w:p>
+      <w:pPr>
+        <w:ind w:left="720"/>
+        <w:rPr>
+          <w:rFonts w:asciiTheme="majorHAnsi" w:eastAsiaTheme="majorEastAsia" w:hAnsiTheme="majorHAnsi" w:cstheme="majorBidi"/>
+          <w:sz w:val="24"/>
+          <w:szCs w:val="24"/>
+          <w:lang w:val="es-CL"/>
+        </w:rPr>
+      </w:pPr>
+      <w:r>
+        <w:rPr>
+          <w:rFonts w:asciiTheme="majorHAnsi" w:eastAsiaTheme="majorEastAsia" w:hAnsiTheme="majorHAnsi" w:cstheme="majorBidi"/>
+          <w:b/>
+          <w:bCs/>
+          <w:sz w:val="24"/>
+          <w:szCs w:val="24"/>
+          <w:lang w:val="es-CL"/>
+        </w:rPr>
+        <w:lastRenderedPageBreak/>
         <w:t>Lecciones</w:t>
       </w:r>
       <w:r>
@@ -7232,6 +7519,99 @@
           <w:lang w:val="es-CL"/>
         </w:rPr>
         <w:t>:</w:t>
+      </w:r>
+    </w:p>
+    <w:p>
+      <w:pPr>
+        <w:ind w:left="720"/>
+        <w:rPr>
+          <w:rFonts w:asciiTheme="majorHAnsi" w:eastAsiaTheme="majorEastAsia" w:hAnsiTheme="majorHAnsi" w:cstheme="majorBidi"/>
+          <w:sz w:val="24"/>
+          <w:szCs w:val="24"/>
+          <w:lang w:val="es-CL"/>
+        </w:rPr>
+      </w:pPr>
+      <w:r>
+        <w:rPr>
+          <w:rFonts w:asciiTheme="majorHAnsi" w:eastAsiaTheme="majorEastAsia" w:hAnsiTheme="majorHAnsi" w:cstheme="majorBidi"/>
+          <w:b/>
+          <w:bCs/>
+          <w:sz w:val="24"/>
+          <w:szCs w:val="24"/>
+          <w:lang w:val="es-CL"/>
+        </w:rPr>
+        <w:t>Objetivo de la sección</w:t>
+      </w:r>
+      <w:r>
+        <w:rPr>
+          <w:rFonts w:asciiTheme="majorHAnsi" w:eastAsiaTheme="majorEastAsia" w:hAnsiTheme="majorHAnsi" w:cstheme="majorBidi"/>
+          <w:sz w:val="24"/>
+          <w:szCs w:val="24"/>
+          <w:lang w:val="es-CL"/>
+        </w:rPr>
+        <w:t>: Demostrar el almacenamiento estructurado y la jerarquía de los contenidos educativos asociados a cada programa de formación dentro de la base de datos.</w:t>
+      </w:r>
+    </w:p>
+    <w:p>
+      <w:pPr>
+        <w:ind w:left="720"/>
+        <w:rPr>
+          <w:rFonts w:asciiTheme="majorHAnsi" w:eastAsiaTheme="majorEastAsia" w:hAnsiTheme="majorHAnsi" w:cstheme="majorBidi"/>
+          <w:sz w:val="24"/>
+          <w:szCs w:val="24"/>
+          <w:lang w:val="es-CL"/>
+        </w:rPr>
+      </w:pPr>
+      <w:r>
+        <w:rPr>
+          <w:rFonts w:asciiTheme="majorHAnsi" w:eastAsiaTheme="majorEastAsia" w:hAnsiTheme="majorHAnsi" w:cstheme="majorBidi"/>
+          <w:b/>
+          <w:bCs/>
+          <w:sz w:val="24"/>
+          <w:szCs w:val="24"/>
+          <w:lang w:val="es-CL"/>
+        </w:rPr>
+        <w:t>Estructura de la Tabla (lecciones)</w:t>
+      </w:r>
+      <w:r>
+        <w:rPr>
+          <w:rFonts w:asciiTheme="majorHAnsi" w:eastAsiaTheme="majorEastAsia" w:hAnsiTheme="majorHAnsi" w:cstheme="majorBidi"/>
+          <w:sz w:val="24"/>
+          <w:szCs w:val="24"/>
+          <w:lang w:val="es-CL"/>
+        </w:rPr>
+        <w:t>: La consulta muestra de manera organizada los campos clave que componen los módulos didácticos, incluyendo el identificador único de la lección (id_leccion), el titulo descriptivo del contenido, el número de orden de secuencia dentro del curso y la clave foránea de asociación al curso correspondiente (id_curso).</w:t>
+      </w:r>
+    </w:p>
+    <w:p>
+      <w:pPr>
+        <w:ind w:left="720"/>
+        <w:rPr>
+          <w:rFonts w:asciiTheme="majorHAnsi" w:eastAsiaTheme="majorEastAsia" w:hAnsiTheme="majorHAnsi" w:cstheme="majorBidi"/>
+          <w:sz w:val="24"/>
+          <w:szCs w:val="24"/>
+          <w:lang w:val="es-CL"/>
+        </w:rPr>
+      </w:pPr>
+      <w:r>
+        <w:rPr>
+          <w:rFonts w:asciiTheme="majorHAnsi" w:eastAsiaTheme="majorEastAsia" w:hAnsiTheme="majorHAnsi" w:cstheme="majorBidi"/>
+          <w:b/>
+          <w:bCs/>
+          <w:sz w:val="24"/>
+          <w:szCs w:val="24"/>
+          <w:lang w:val="es-CL"/>
+        </w:rPr>
+        <w:t>Integridad y Relación Académica</w:t>
+      </w:r>
+      <w:r>
+        <w:rPr>
+          <w:rFonts w:asciiTheme="majorHAnsi" w:eastAsiaTheme="majorEastAsia" w:hAnsiTheme="majorHAnsi" w:cstheme="majorBidi"/>
+          <w:sz w:val="24"/>
+          <w:szCs w:val="24"/>
+          <w:lang w:val="es-CL"/>
+        </w:rPr>
+        <w:t>: Los registros almacenados reflejan la distribución estructurada de las unidades (por ejemplo, "Configuración del Entorno JDK 17", "Estructura de un Servlet", "Consultas JPQL Avanzadas" y "Normalización de Tablas"), validando la correcta relación relacional entre la lógica de negocio y el motor MySQL.</w:t>
       </w:r>
     </w:p>
     <w:p>
@@ -7291,6 +7671,25 @@
     </w:p>
     <w:p>
       <w:pPr>
+        <w:rPr>
+          <w:rFonts w:asciiTheme="majorHAnsi" w:eastAsiaTheme="majorEastAsia" w:hAnsiTheme="majorHAnsi" w:cstheme="majorBidi"/>
+          <w:sz w:val="24"/>
+          <w:szCs w:val="24"/>
+          <w:lang w:val="es-CL"/>
+        </w:rPr>
+      </w:pPr>
+      <w:r>
+        <w:rPr>
+          <w:rFonts w:asciiTheme="majorHAnsi" w:eastAsiaTheme="majorEastAsia" w:hAnsiTheme="majorHAnsi" w:cstheme="majorBidi"/>
+          <w:sz w:val="24"/>
+          <w:szCs w:val="24"/>
+          <w:lang w:val="es-CL"/>
+        </w:rPr>
+        <w:br w:type="page"/>
+      </w:r>
+    </w:p>
+    <w:p>
+      <w:pPr>
         <w:ind w:left="720"/>
         <w:rPr>
           <w:rFonts w:asciiTheme="majorHAnsi" w:eastAsiaTheme="majorEastAsia" w:hAnsiTheme="majorHAnsi" w:cstheme="majorBidi"/>
@@ -7299,6 +7698,16 @@
           <w:lang w:val="es-CL"/>
         </w:rPr>
       </w:pPr>
+      <w:r>
+        <w:rPr>
+          <w:rFonts w:asciiTheme="majorHAnsi" w:eastAsiaTheme="majorEastAsia" w:hAnsiTheme="majorHAnsi" w:cstheme="majorBidi"/>
+          <w:sz w:val="24"/>
+          <w:szCs w:val="24"/>
+          <w:lang w:val="es-CL"/>
+        </w:rPr>
+        <w:lastRenderedPageBreak/>
+        <w:t>Usuarios:</w:t>
+      </w:r>
     </w:p>
     <w:p>
       <w:pPr>
@@ -7310,6 +7719,44 @@
           <w:lang w:val="es-CL"/>
         </w:rPr>
       </w:pPr>
+      <w:r>
+        <w:rPr>
+          <w:rFonts w:asciiTheme="majorHAnsi" w:eastAsiaTheme="majorEastAsia" w:hAnsiTheme="majorHAnsi" w:cstheme="majorBidi"/>
+          <w:b/>
+          <w:bCs/>
+          <w:sz w:val="24"/>
+          <w:szCs w:val="24"/>
+          <w:lang w:val="es-CL"/>
+        </w:rPr>
+        <w:t>Objetivo de la sección</w:t>
+      </w:r>
+      <w:r>
+        <w:rPr>
+          <w:rFonts w:asciiTheme="majorHAnsi" w:eastAsiaTheme="majorEastAsia" w:hAnsiTheme="majorHAnsi" w:cstheme="majorBidi"/>
+          <w:sz w:val="24"/>
+          <w:szCs w:val="24"/>
+          <w:lang w:val="es-CL"/>
+        </w:rPr>
+        <w:t>: Validar el almacenamiento seguro y persistente de las cuentas de usuario</w:t>
+      </w:r>
+      <w:r>
+        <w:rPr>
+          <w:rFonts w:asciiTheme="majorHAnsi" w:eastAsiaTheme="majorEastAsia" w:hAnsiTheme="majorHAnsi" w:cstheme="majorBidi"/>
+          <w:sz w:val="24"/>
+          <w:szCs w:val="24"/>
+          <w:lang w:val="es-CL"/>
+        </w:rPr>
+        <w:t>s</w:t>
+      </w:r>
+      <w:r>
+        <w:rPr>
+          <w:rFonts w:asciiTheme="majorHAnsi" w:eastAsiaTheme="majorEastAsia" w:hAnsiTheme="majorHAnsi" w:cstheme="majorBidi"/>
+          <w:sz w:val="24"/>
+          <w:szCs w:val="24"/>
+          <w:lang w:val="es-CL"/>
+        </w:rPr>
+        <w:t xml:space="preserve"> y sus roles dentro de la base de datos relacional de la plataforma.</w:t>
+      </w:r>
     </w:p>
     <w:p>
       <w:pPr>
@@ -7321,6 +7768,66 @@
           <w:lang w:val="es-CL"/>
         </w:rPr>
       </w:pPr>
+      <w:r>
+        <w:rPr>
+          <w:rFonts w:asciiTheme="majorHAnsi" w:eastAsiaTheme="majorEastAsia" w:hAnsiTheme="majorHAnsi" w:cstheme="majorBidi"/>
+          <w:b/>
+          <w:bCs/>
+          <w:sz w:val="24"/>
+          <w:szCs w:val="24"/>
+          <w:lang w:val="es-CL"/>
+        </w:rPr>
+        <w:t>Estructura de la Tabla (usuario</w:t>
+      </w:r>
+      <w:r>
+        <w:rPr>
+          <w:rFonts w:asciiTheme="majorHAnsi" w:eastAsiaTheme="majorEastAsia" w:hAnsiTheme="majorHAnsi" w:cstheme="majorBidi"/>
+          <w:b/>
+          <w:bCs/>
+          <w:sz w:val="24"/>
+          <w:szCs w:val="24"/>
+          <w:lang w:val="es-CL"/>
+        </w:rPr>
+        <w:t>s</w:t>
+      </w:r>
+      <w:r>
+        <w:rPr>
+          <w:rFonts w:asciiTheme="majorHAnsi" w:eastAsiaTheme="majorEastAsia" w:hAnsiTheme="majorHAnsi" w:cstheme="majorBidi"/>
+          <w:b/>
+          <w:bCs/>
+          <w:sz w:val="24"/>
+          <w:szCs w:val="24"/>
+          <w:lang w:val="es-CL"/>
+        </w:rPr>
+        <w:t>)</w:t>
+      </w:r>
+      <w:r>
+        <w:rPr>
+          <w:rFonts w:asciiTheme="majorHAnsi" w:eastAsiaTheme="majorEastAsia" w:hAnsiTheme="majorHAnsi" w:cstheme="majorBidi"/>
+          <w:sz w:val="24"/>
+          <w:szCs w:val="24"/>
+          <w:lang w:val="es-CL"/>
+        </w:rPr>
+        <w:t>: La consulta muestra de manera organizada los campos principales que conforman el perfil de cada cuenta, incluyendo el identificador único (id_usuario), el nombre completo (nombre), el correo electrónico de acceso (email), la contraseña cifrada o de acceso (contrase</w:t>
+      </w:r>
+      <w:r>
+        <w:rPr>
+          <w:rFonts w:asciiTheme="majorHAnsi" w:eastAsiaTheme="majorEastAsia" w:hAnsiTheme="majorHAnsi" w:cstheme="majorBidi"/>
+          <w:sz w:val="24"/>
+          <w:szCs w:val="24"/>
+          <w:lang w:val="es-CL"/>
+        </w:rPr>
+        <w:t>ñ</w:t>
+      </w:r>
+      <w:r>
+        <w:rPr>
+          <w:rFonts w:asciiTheme="majorHAnsi" w:eastAsiaTheme="majorEastAsia" w:hAnsiTheme="majorHAnsi" w:cstheme="majorBidi"/>
+          <w:sz w:val="24"/>
+          <w:szCs w:val="24"/>
+          <w:lang w:val="es-CL"/>
+        </w:rPr>
+        <w:t>a), el rol asignado (ej. ESTUDIANTE) y el estado operativo del registro (activo).</w:t>
+      </w:r>
     </w:p>
     <w:p>
       <w:pPr>
@@ -7332,6 +7839,26 @@
           <w:lang w:val="es-CL"/>
         </w:rPr>
       </w:pPr>
+      <w:r>
+        <w:rPr>
+          <w:rFonts w:asciiTheme="majorHAnsi" w:eastAsiaTheme="majorEastAsia" w:hAnsiTheme="majorHAnsi" w:cstheme="majorBidi"/>
+          <w:b/>
+          <w:bCs/>
+          <w:sz w:val="24"/>
+          <w:szCs w:val="24"/>
+          <w:lang w:val="es-CL"/>
+        </w:rPr>
+        <w:t>Integridad y Gestión de Cuentas</w:t>
+      </w:r>
+      <w:r>
+        <w:rPr>
+          <w:rFonts w:asciiTheme="majorHAnsi" w:eastAsiaTheme="majorEastAsia" w:hAnsiTheme="majorHAnsi" w:cstheme="majorBidi"/>
+          <w:sz w:val="24"/>
+          <w:szCs w:val="24"/>
+          <w:lang w:val="es-CL"/>
+        </w:rPr>
+        <w:t>: Los registros almacenados reflejan la sincronización exitosa entre las altas de usuarios procesadas desde la interfaz web y el motor MySQL, asegurando la consistencia de los datos para la autenticación y la gestión de permisos en la plataforma.</w:t>
+      </w:r>
     </w:p>
     <w:p>
       <w:pPr>
@@ -7350,32 +7877,11 @@
           <w:szCs w:val="24"/>
           <w:lang w:val="es-CL"/>
         </w:rPr>
-        <w:t>Usuarios:</w:t>
-      </w:r>
-    </w:p>
-    <w:p>
-      <w:pPr>
-        <w:ind w:left="720"/>
-        <w:rPr>
-          <w:rFonts w:asciiTheme="majorHAnsi" w:eastAsiaTheme="majorEastAsia" w:hAnsiTheme="majorHAnsi" w:cstheme="majorBidi"/>
-          <w:sz w:val="24"/>
-          <w:szCs w:val="24"/>
-          <w:lang w:val="es-CL"/>
-        </w:rPr>
-      </w:pPr>
-      <w:r>
-        <w:rPr>
-          <w:rFonts w:asciiTheme="majorHAnsi" w:eastAsiaTheme="majorEastAsia" w:hAnsiTheme="majorHAnsi" w:cstheme="majorBidi"/>
-          <w:noProof/>
-          <w:sz w:val="24"/>
-          <w:szCs w:val="24"/>
-          <w:lang w:val="es-CL"/>
-        </w:rPr>
         <w:drawing>
-          <wp:inline distT="0" distB="0" distL="0" distR="0" wp14:anchorId="4D7CBEB1" wp14:editId="017CD19B">
-            <wp:extent cx="5612130" cy="1242695"/>
+          <wp:inline distT="0" distB="0" distL="0" distR="0" wp14:anchorId="6D4EF3B3" wp14:editId="7EF437BC">
+            <wp:extent cx="5612130" cy="1071880"/>
             <wp:effectExtent l="0" t="0" r="7620" b="0"/>
-            <wp:docPr id="1658629208" name="Imagen 1"/>
+            <wp:docPr id="2079521530" name="Imagen 1"/>
             <wp:cNvGraphicFramePr>
               <a:graphicFrameLocks xmlns:a="http://schemas.openxmlformats.org/drawingml/2006/main" noChangeAspect="1"/>
             </wp:cNvGraphicFramePr>
@@ -7383,7 +7889,7 @@
               <a:graphicData uri="http://schemas.openxmlformats.org/drawingml/2006/picture">
                 <pic:pic xmlns:pic="http://schemas.openxmlformats.org/drawingml/2006/picture">
                   <pic:nvPicPr>
-                    <pic:cNvPr id="1658629208" name=""/>
+                    <pic:cNvPr id="2079521530" name=""/>
                     <pic:cNvPicPr/>
                   </pic:nvPicPr>
                   <pic:blipFill>
@@ -7395,7 +7901,7 @@
                   <pic:spPr>
                     <a:xfrm>
                       <a:off x="0" y="0"/>
-                      <a:ext cx="5612130" cy="1242695"/>
+                      <a:ext cx="5612130" cy="1071880"/>
                     </a:xfrm>
                     <a:prstGeom prst="rect">
                       <a:avLst/>
@@ -7410,6 +7916,167 @@
     </w:p>
     <w:p>
       <w:pPr>
+        <w:ind w:left="720"/>
+        <w:rPr>
+          <w:rFonts w:asciiTheme="majorHAnsi" w:eastAsiaTheme="majorEastAsia" w:hAnsiTheme="majorHAnsi" w:cstheme="majorBidi"/>
+          <w:sz w:val="24"/>
+          <w:szCs w:val="24"/>
+          <w:lang w:val="es-CL"/>
+        </w:rPr>
+      </w:pPr>
+    </w:p>
+    <w:p>
+      <w:pPr>
+        <w:ind w:left="720"/>
+        <w:rPr>
+          <w:rFonts w:asciiTheme="majorHAnsi" w:eastAsiaTheme="majorEastAsia" w:hAnsiTheme="majorHAnsi" w:cstheme="majorBidi"/>
+          <w:b/>
+          <w:bCs/>
+          <w:sz w:val="24"/>
+          <w:szCs w:val="24"/>
+          <w:lang w:val="es-CL"/>
+          <w14:shadow w14:blurRad="50800" w14:dist="584200" w14:dir="1200000" w14:sx="34000" w14:sy="34000" w14:kx="0" w14:ky="0" w14:algn="ctr">
+            <w14:srgbClr w14:val="000000">
+              <w14:alpha w14:val="56870"/>
+            </w14:srgbClr>
+          </w14:shadow>
+          <w14:reflection w14:blurRad="0" w14:stA="0" w14:stPos="0" w14:endA="0" w14:endPos="9000" w14:dist="0" w14:dir="0" w14:fadeDir="0" w14:sx="0" w14:sy="0" w14:kx="0" w14:ky="0" w14:algn="b"/>
+        </w:rPr>
+      </w:pPr>
+      <w:r>
+        <w:rPr>
+          <w:noProof/>
+        </w:rPr>
+        <w:drawing>
+          <wp:inline distT="0" distB="0" distL="0" distR="0" wp14:anchorId="052BD91A" wp14:editId="5F0D8F6E">
+            <wp:extent cx="746760" cy="498094"/>
+            <wp:effectExtent l="19050" t="0" r="15240" b="54610"/>
+            <wp:docPr id="18057987" name="Imagen 5" descr="Qué es GitHub y por qué es útil en la actualidad 💻 | HACK A BOSS"/>
+            <wp:cNvGraphicFramePr>
+              <a:graphicFrameLocks xmlns:a="http://schemas.openxmlformats.org/drawingml/2006/main" noChangeAspect="1"/>
+            </wp:cNvGraphicFramePr>
+            <a:graphic xmlns:a="http://schemas.openxmlformats.org/drawingml/2006/main">
+              <a:graphicData uri="http://schemas.openxmlformats.org/drawingml/2006/picture">
+                <pic:pic xmlns:pic="http://schemas.openxmlformats.org/drawingml/2006/picture">
+                  <pic:nvPicPr>
+                    <pic:cNvPr id="0" name="Picture 1" descr="Qué es GitHub y por qué es útil en la actualidad 💻 | HACK A BOSS"/>
+                    <pic:cNvPicPr>
+                      <a:picLocks noChangeAspect="1" noChangeArrowheads="1"/>
+                    </pic:cNvPicPr>
+                  </pic:nvPicPr>
+                  <pic:blipFill>
+                    <a:blip r:embed="rId43" cstate="print">
+                      <a:extLst>
+                        <a:ext uri="{28A0092B-C50C-407E-A947-70E740481C1C}">
+                          <a14:useLocalDpi xmlns:a14="http://schemas.microsoft.com/office/drawing/2010/main" val="0"/>
+                        </a:ext>
+                      </a:extLst>
+                    </a:blip>
+                    <a:srcRect/>
+                    <a:stretch>
+                      <a:fillRect/>
+                    </a:stretch>
+                  </pic:blipFill>
+                  <pic:spPr bwMode="auto">
+                    <a:xfrm>
+                      <a:off x="0" y="0"/>
+                      <a:ext cx="757767" cy="505436"/>
+                    </a:xfrm>
+                    <a:prstGeom prst="rect">
+                      <a:avLst/>
+                    </a:prstGeom>
+                    <a:noFill/>
+                    <a:ln>
+                      <a:noFill/>
+                    </a:ln>
+                    <a:effectLst>
+                      <a:outerShdw blurRad="12700" dist="38100" dir="5400000" algn="ctr" rotWithShape="0">
+                        <a:srgbClr val="000000">
+                          <a:alpha val="43137"/>
+                        </a:srgbClr>
+                      </a:outerShdw>
+                      <a:reflection blurRad="292100" stA="45000" endPos="0" dist="279400" dir="5400000" sy="-100000" algn="bl" rotWithShape="0"/>
+                    </a:effectLst>
+                  </pic:spPr>
+                </pic:pic>
+              </a:graphicData>
+            </a:graphic>
+          </wp:inline>
+        </w:drawing>
+      </w:r>
+    </w:p>
+    <w:p>
+      <w:pPr>
+        <w:ind w:left="720"/>
+        <w:rPr>
+          <w:rFonts w:asciiTheme="majorHAnsi" w:eastAsiaTheme="majorEastAsia" w:hAnsiTheme="majorHAnsi" w:cstheme="majorBidi"/>
+          <w:b/>
+          <w:bCs/>
+          <w:sz w:val="24"/>
+          <w:szCs w:val="24"/>
+          <w:lang w:val="es-CL"/>
+        </w:rPr>
+      </w:pPr>
+      <w:r>
+        <w:rPr>
+          <w:rFonts w:asciiTheme="majorHAnsi" w:eastAsiaTheme="majorEastAsia" w:hAnsiTheme="majorHAnsi" w:cstheme="majorBidi"/>
+          <w:b/>
+          <w:bCs/>
+          <w:sz w:val="24"/>
+          <w:szCs w:val="24"/>
+          <w:lang w:val="es-CL"/>
+        </w:rPr>
+        <w:t>Repositorio en GitHub</w:t>
+      </w:r>
+      <w:r>
+        <w:t xml:space="preserve"> </w:t>
+      </w:r>
+    </w:p>
+    <w:p>
+      <w:pPr>
+        <w:ind w:left="720"/>
+        <w:rPr>
+          <w:rFonts w:asciiTheme="majorHAnsi" w:eastAsiaTheme="majorEastAsia" w:hAnsiTheme="majorHAnsi" w:cstheme="majorBidi"/>
+          <w:sz w:val="24"/>
+          <w:szCs w:val="24"/>
+          <w:lang w:val="es-CL"/>
+        </w:rPr>
+      </w:pPr>
+      <w:hyperlink r:id="rId44" w:history="1">
+        <w:r>
+          <w:rPr>
+            <w:rStyle w:val="Hipervnculo"/>
+            <w:rFonts w:asciiTheme="majorHAnsi" w:eastAsiaTheme="majorEastAsia" w:hAnsiTheme="majorHAnsi" w:cstheme="majorBidi"/>
+            <w:sz w:val="24"/>
+            <w:szCs w:val="24"/>
+            <w:lang w:val="es-CL"/>
+          </w:rPr>
+          <w:t>https://github.co</w:t>
+        </w:r>
+        <w:r>
+          <w:rPr>
+            <w:rStyle w:val="Hipervnculo"/>
+            <w:rFonts w:asciiTheme="majorHAnsi" w:eastAsiaTheme="majorEastAsia" w:hAnsiTheme="majorHAnsi" w:cstheme="majorBidi"/>
+            <w:sz w:val="24"/>
+            <w:szCs w:val="24"/>
+            <w:lang w:val="es-CL"/>
+          </w:rPr>
+          <w:t>m</w:t>
+        </w:r>
+        <w:r>
+          <w:rPr>
+            <w:rStyle w:val="Hipervnculo"/>
+            <w:rFonts w:asciiTheme="majorHAnsi" w:eastAsiaTheme="majorEastAsia" w:hAnsiTheme="majorHAnsi" w:cstheme="majorBidi"/>
+            <w:sz w:val="24"/>
+            <w:szCs w:val="24"/>
+            <w:lang w:val="es-CL"/>
+          </w:rPr>
+          <w:t>/hramirezmontano/Educa_para_Todos</w:t>
+        </w:r>
+      </w:hyperlink>
+    </w:p>
+    <w:p>
+      <w:pPr>
         <w:rPr>
           <w:rFonts w:asciiTheme="majorHAnsi" w:eastAsiaTheme="majorEastAsia" w:hAnsiTheme="majorHAnsi" w:cstheme="majorBidi"/>
           <w:sz w:val="24"/>
@@ -7551,7 +8218,7 @@
       </w:r>
     </w:p>
     <w:sectPr>
-      <w:headerReference w:type="default" r:id="rId43"/>
+      <w:headerReference w:type="default" r:id="rId45"/>
       <w:pgSz w:w="12240" w:h="15840"/>
       <w:pgMar w:top="1701" w:right="1701" w:bottom="1418" w:left="1701" w:header="709" w:footer="709" w:gutter="0"/>
       <w:pgNumType w:start="1"/>
